--- a/submission_files/Liu_2026_CCLM_manuscript.docx
+++ b/submission_files/Liu_2026_CCLM_manuscript.docx
@@ -4,16 +4,17 @@
   <w:body>
     <w:p>
       <w:pPr>
-        <w:spacing w:before="240" w:after="240" w:lineRule="auto" w:line="300"/>
+        <w:spacing w:before="240" w:after="240" w:lineRule="auto" w:line="360"/>
         <w:jc w:val="center"/>
       </w:pPr>
       <w:r>
         <w:rPr>
-          <w:rFonts w:ascii="Arial" w:hAnsi="Arial" w:eastAsia="黑体"/>
+          <w:rFonts w:ascii="Times New Roman" w:hAnsi="Times New Roman" w:eastAsia="宋体"/>
           <w:b/>
-          <w:sz w:val="32"/>
+          <w:i w:val="0"/>
+          <w:sz w:val="30"/>
         </w:rPr>
-        <w:t>ISO 15189 Compliance of LLM-Generated Medical Laboratory QMS Documents: Claude Opus 4.6 vs. GPT-5.4 Across Prompting Configurations</w:t>
+        <w:t>Evaluating LLM-Assisted Drafting of ISO 15189 Quality Management Documents: Prompt Configuration, LLM-as-Judge Bias, and Exploratory Expert Validation</w:t>
       </w:r>
     </w:p>
     <w:p>
@@ -26,17 +27,105 @@
         <w:rPr>
           <w:rFonts w:ascii="Times New Roman" w:hAnsi="Times New Roman" w:eastAsia="宋体"/>
           <w:b/>
-          <w:sz w:val="22"/>
+          <w:i w:val="0"/>
+          <w:sz w:val="24"/>
         </w:rPr>
-        <w:t>Author</w:t>
+        <w:t xml:space="preserve">Authors: </w:t>
       </w:r>
       <w:r>
         <w:rPr>
           <w:rFonts w:ascii="Times New Roman" w:hAnsi="Times New Roman" w:eastAsia="宋体"/>
           <w:b w:val="0"/>
-          <w:sz w:val="22"/>
+          <w:i w:val="0"/>
+          <w:sz w:val="24"/>
         </w:rPr>
-        <w:t>: Sidi Liu¹</w:t>
+        <w:t>Sidi Liu</w:t>
+      </w:r>
+      <w:r>
+        <w:rPr>
+          <w:rFonts w:ascii="Times New Roman" w:hAnsi="Times New Roman" w:eastAsia="宋体"/>
+          <w:b w:val="0"/>
+          <w:i w:val="0"/>
+          <w:sz w:val="24"/>
+          <w:vertAlign w:val="superscript"/>
+        </w:rPr>
+        <w:t>1</w:t>
+      </w:r>
+      <w:r>
+        <w:rPr>
+          <w:rFonts w:ascii="Times New Roman" w:hAnsi="Times New Roman" w:eastAsia="宋体"/>
+          <w:b w:val="0"/>
+          <w:i w:val="0"/>
+          <w:sz w:val="24"/>
+        </w:rPr>
+        <w:t>, Lan Yang</w:t>
+      </w:r>
+      <w:r>
+        <w:rPr>
+          <w:rFonts w:ascii="Times New Roman" w:hAnsi="Times New Roman" w:eastAsia="宋体"/>
+          <w:b w:val="0"/>
+          <w:i w:val="0"/>
+          <w:sz w:val="24"/>
+          <w:vertAlign w:val="superscript"/>
+        </w:rPr>
+        <w:t>1</w:t>
+      </w:r>
+      <w:r>
+        <w:rPr>
+          <w:rFonts w:ascii="Times New Roman" w:hAnsi="Times New Roman" w:eastAsia="宋体"/>
+          <w:b w:val="0"/>
+          <w:i w:val="0"/>
+          <w:sz w:val="24"/>
+        </w:rPr>
+        <w:t>, Xinying Chen</w:t>
+      </w:r>
+      <w:r>
+        <w:rPr>
+          <w:rFonts w:ascii="Times New Roman" w:hAnsi="Times New Roman" w:eastAsia="宋体"/>
+          <w:b w:val="0"/>
+          <w:i w:val="0"/>
+          <w:sz w:val="24"/>
+          <w:vertAlign w:val="superscript"/>
+        </w:rPr>
+        <w:t>1</w:t>
+      </w:r>
+      <w:r>
+        <w:rPr>
+          <w:rFonts w:ascii="Times New Roman" w:hAnsi="Times New Roman" w:eastAsia="宋体"/>
+          <w:b w:val="0"/>
+          <w:i w:val="0"/>
+          <w:sz w:val="24"/>
+        </w:rPr>
+        <w:t>, Dan Wu</w:t>
+      </w:r>
+      <w:r>
+        <w:rPr>
+          <w:rFonts w:ascii="Times New Roman" w:hAnsi="Times New Roman" w:eastAsia="宋体"/>
+          <w:b w:val="0"/>
+          <w:i w:val="0"/>
+          <w:sz w:val="24"/>
+          <w:vertAlign w:val="superscript"/>
+        </w:rPr>
+        <w:t>1</w:t>
+      </w:r>
+      <w:r>
+        <w:rPr>
+          <w:rFonts w:ascii="Times New Roman" w:hAnsi="Times New Roman" w:eastAsia="宋体"/>
+          <w:b w:val="0"/>
+          <w:i w:val="0"/>
+          <w:sz w:val="24"/>
+        </w:rPr>
+        <w:t>, Dongdong Li</w:t>
+      </w:r>
+      <w:r>
+        <w:rPr>
+          <w:rFonts w:ascii="Times New Roman" w:hAnsi="Times New Roman" w:eastAsia="宋体"/>
+          <w:b w:val="0"/>
+          <w:i w:val="0"/>
+          <w:sz w:val="24"/>
+          <w:vertAlign w:val="superscript"/>
+        </w:rPr>
+        <w:t>2,3,*</w:t>
       </w:r>
     </w:p>
     <w:p>
@@ -49,17 +138,19 @@
         <w:rPr>
           <w:rFonts w:ascii="Times New Roman" w:hAnsi="Times New Roman" w:eastAsia="宋体"/>
           <w:b/>
-          <w:sz w:val="22"/>
+          <w:i w:val="0"/>
+          <w:sz w:val="24"/>
         </w:rPr>
-        <w:t>Affiliation</w:t>
+        <w:t>Affiliations</w:t>
       </w:r>
       <w:r>
         <w:rPr>
           <w:rFonts w:ascii="Times New Roman" w:hAnsi="Times New Roman" w:eastAsia="宋体"/>
           <w:b w:val="0"/>
-          <w:sz w:val="22"/>
+          <w:i w:val="0"/>
+          <w:sz w:val="24"/>
         </w:rPr>
-        <w:t>: ¹ Department of Laboratory Medicine, West China Hospital Xiamen, Sichuan University, Xiamen, Fujian 361024, China</w:t>
+        <w:t>: ¹ Department of Laboratory Medicine, West China Hospital Xiamen, Sichuan University, Xiamen, Fujian 361024, China; ² Department of Laboratory Medicine, West China Hospital, Sichuan University, Chengdu, Sichuan 610041, China; ³ Sichuan Clinical Research Center for Laboratory Medicine, Chengdu 610041, Sichuan, PR China</w:t>
       </w:r>
     </w:p>
     <w:p>
@@ -72,7 +163,8 @@
         <w:rPr>
           <w:rFonts w:ascii="Times New Roman" w:hAnsi="Times New Roman" w:eastAsia="宋体"/>
           <w:b/>
-          <w:sz w:val="22"/>
+          <w:i w:val="0"/>
+          <w:sz w:val="24"/>
         </w:rPr>
         <w:t>Corresponding author</w:t>
       </w:r>
@@ -80,9 +172,10 @@
         <w:rPr>
           <w:rFonts w:ascii="Times New Roman" w:hAnsi="Times New Roman" w:eastAsia="宋体"/>
           <w:b w:val="0"/>
-          <w:sz w:val="22"/>
+          <w:i w:val="0"/>
+          <w:sz w:val="24"/>
         </w:rPr>
-        <w:t>: Sidi Liu, lllsssddd@icloud.com, ORCID: 0009-0006-1695-5372</w:t>
+        <w:t>: * Dongdong Li, Department of Laboratory Medicine, West China Hospital, Sichuan University, and Sichuan Clinical Research Center for Laboratory Medicine, Chengdu, Sichuan, PR China; email jiangxili1219@163.com; ORCID https://orcid.org/0000-0002-0290-6485</w:t>
       </w:r>
     </w:p>
     <w:p>
@@ -95,17 +188,19 @@
         <w:rPr>
           <w:rFonts w:ascii="Times New Roman" w:hAnsi="Times New Roman" w:eastAsia="宋体"/>
           <w:b/>
-          <w:sz w:val="22"/>
+          <w:i w:val="0"/>
+          <w:sz w:val="24"/>
         </w:rPr>
-        <w:t>Short title</w:t>
+        <w:t>ORCID</w:t>
       </w:r>
       <w:r>
         <w:rPr>
           <w:rFonts w:ascii="Times New Roman" w:hAnsi="Times New Roman" w:eastAsia="宋体"/>
           <w:b w:val="0"/>
-          <w:sz w:val="22"/>
+          <w:i w:val="0"/>
+          <w:sz w:val="24"/>
         </w:rPr>
-        <w:t>: Prompting strategies for ISO 15189 document compliance</w:t>
+        <w:t>: Sidi Liu 0009-0006-1695-5372; Dongdong Li 0000-0002-0290-6485</w:t>
       </w:r>
     </w:p>
     <w:p>
@@ -118,29 +213,32 @@
         <w:rPr>
           <w:rFonts w:ascii="Times New Roman" w:hAnsi="Times New Roman" w:eastAsia="宋体"/>
           <w:b/>
-          <w:sz w:val="22"/>
+          <w:i w:val="0"/>
+          <w:sz w:val="24"/>
         </w:rPr>
-        <w:t>Keywords</w:t>
+        <w:t>Short title</w:t>
       </w:r>
       <w:r>
         <w:rPr>
           <w:rFonts w:ascii="Times New Roman" w:hAnsi="Times New Roman" w:eastAsia="宋体"/>
           <w:b w:val="0"/>
-          <w:sz w:val="22"/>
+          <w:i w:val="0"/>
+          <w:sz w:val="24"/>
         </w:rPr>
-        <w:t>: ISO 15189; medical laboratory; quality management system; large language model; prompt engineering; LLM-as-judge; expert validation</w:t>
+        <w:t>: Prompt configuration and LLM-as-judge bias in ISO 15189 drafting</w:t>
       </w:r>
     </w:p>
     <w:p>
       <w:pPr>
-        <w:spacing w:before="280" w:after="120" w:lineRule="auto" w:line="300"/>
+        <w:spacing w:before="280" w:after="120" w:lineRule="auto" w:line="360"/>
         <w:jc w:val="left"/>
       </w:pPr>
       <w:r>
         <w:rPr>
-          <w:rFonts w:ascii="Arial" w:hAnsi="Arial" w:eastAsia="黑体"/>
+          <w:rFonts w:ascii="Times New Roman" w:hAnsi="Times New Roman" w:eastAsia="宋体"/>
           <w:b/>
-          <w:sz w:val="28"/>
+          <w:i w:val="0"/>
+          <w:sz w:val="24"/>
         </w:rPr>
         <w:t>Abstract</w:t>
       </w:r>
@@ -155,7 +253,8 @@
         <w:rPr>
           <w:rFonts w:ascii="Times New Roman" w:hAnsi="Times New Roman" w:eastAsia="宋体"/>
           <w:b/>
-          <w:sz w:val="22"/>
+          <w:i w:val="0"/>
+          <w:sz w:val="24"/>
         </w:rPr>
         <w:t>Objectives</w:t>
       </w:r>
@@ -163,9 +262,10 @@
         <w:rPr>
           <w:rFonts w:ascii="Times New Roman" w:hAnsi="Times New Roman" w:eastAsia="宋体"/>
           <w:b w:val="0"/>
-          <w:sz w:val="22"/>
+          <w:i w:val="0"/>
+          <w:sz w:val="24"/>
         </w:rPr>
-        <w:t>: To compare ISO 15189:2022 compliance of LLM-generated QMS documents across prompting configurations and characterise LLM-as-judge biases.</w:t>
+        <w:t>: To evaluate the ISO 15189:2022 compliance of quality management system (QMS) documents drafted with large language model (LLM) assistance.</w:t>
       </w:r>
     </w:p>
     <w:p>
@@ -178,7 +278,8 @@
         <w:rPr>
           <w:rFonts w:ascii="Times New Roman" w:hAnsi="Times New Roman" w:eastAsia="宋体"/>
           <w:b/>
-          <w:sz w:val="22"/>
+          <w:i w:val="0"/>
+          <w:sz w:val="24"/>
         </w:rPr>
         <w:t>Methods</w:t>
       </w:r>
@@ -186,9 +287,10 @@
         <w:rPr>
           <w:rFonts w:ascii="Times New Roman" w:hAnsi="Times New Roman" w:eastAsia="宋体"/>
           <w:b w:val="0"/>
-          <w:sz w:val="22"/>
+          <w:i w:val="0"/>
+          <w:sz w:val="24"/>
         </w:rPr>
-        <w:t>: We generated 486 QMS documents using Claude Opus 4.6 (9 configurations × 15 tasks × 3 replicates = 405) and GPT-5.4 (81 for cross-model validation), spanning four prompt-content dimensions (rules, document skeleton, detailed content, worked examples; 0–56,000 tokens). Compliance was rated on a 0–5 Likert scale via three tiers: an automated rule-based scorer, dual LLM-as-judge review (864 ratings), and blinded review of 10 stratified-sampled documents by three qualified ISO 15189 internal auditors. Ablation effects used Mann–Whitney U with BH correction and bootstrap 95% CIs; inter-rater reliability used ICC variants.</w:t>
+        <w:t>: We generated 486 QMS documents with Claude Opus 4.6 (405) and GPT-5.4 (81) across nine prompt configurations varying four components (rules, document skeleton, detailed content, worked examples; 0–56,000 tokens). Compliance was rated on a 0–5 scale at three tiers: an automated scorer, two LLM judges (864 ratings), and blinded review of 10 sampled documents by three ISO 15189 internal auditors. Ablation used Mann–Whitney U tests with BH correction and bootstrap 95% CIs; reliability used ICCs.</w:t>
       </w:r>
     </w:p>
     <w:p>
@@ -201,7 +303,8 @@
         <w:rPr>
           <w:rFonts w:ascii="Times New Roman" w:hAnsi="Times New Roman" w:eastAsia="宋体"/>
           <w:b/>
-          <w:sz w:val="22"/>
+          <w:i w:val="0"/>
+          <w:sz w:val="24"/>
         </w:rPr>
         <w:t>Results</w:t>
       </w:r>
@@ -209,9 +312,10 @@
         <w:rPr>
           <w:rFonts w:ascii="Times New Roman" w:hAnsi="Times New Roman" w:eastAsia="宋体"/>
           <w:b w:val="0"/>
-          <w:sz w:val="22"/>
+          <w:i w:val="0"/>
+          <w:sz w:val="24"/>
         </w:rPr>
-        <w:t>: At the LLM-judge tier, only the rules component produced a significant compliance gain (Δ = +0.511; BH-adjusted p &lt; 0.001). C_full (~56,000 tokens) scored 3.22–4.56 with Claude vs. 1.40–1.84 with GPT-5.4. Both LLM judges rated Claude-generated outputs ~0.30 points higher (Panickssery: +0.29 Claude, −0.30 GPT), concentrated at C_full and incompatible with classical self-preference. Expert inter-rater agreement was excellent [ICC(2,k) = 0.982]; Claude–expert agreement was moderate [ICC(3,1) = 0.548] and GPT–expert poor [ICC(3,1) = 0.217]; LLM judges overestimated experts by 0.52–0.90 points. The LLM-favoured H4_sop_only (~2,000 tokens) fell to fifth of seven under expert review (3.20), whereas template-anchored F_template, H2_keep_examples, and G_template_rules ranked highest (4.06–4.24).</w:t>
+        <w:t>: Only the rules component significantly improved compliance at the LLM-judge tier [Δ = 0.511, 95% CI (0.28, 0.75); BH-adjusted p &lt; 0.001]. C_full (~56,000 tokens) scored 3.22–4.56 with Claude but only 1.40–1.84 with GPT-5.4. Both judges rated Claude outputs ~0.3 points higher, driven by C_full and incompatible with classical self-preference. Expert agreement was excellent [ICC(2,k) = 0.982]; judge–expert agreement was at best moderate with wide CIs crossing zero, and judges overestimated experts by 0.52–0.90 points. H4_sop_only fell to fifth under expert review; template-anchored configurations ranked highest (4.06–4.24).</w:t>
       </w:r>
     </w:p>
     <w:p>
@@ -224,7 +328,8 @@
         <w:rPr>
           <w:rFonts w:ascii="Times New Roman" w:hAnsi="Times New Roman" w:eastAsia="宋体"/>
           <w:b/>
-          <w:sz w:val="22"/>
+          <w:i w:val="0"/>
+          <w:sz w:val="24"/>
         </w:rPr>
         <w:t>Conclusions</w:t>
       </w:r>
@@ -232,21 +337,23 @@
         <w:rPr>
           <w:rFonts w:ascii="Times New Roman" w:hAnsi="Times New Roman" w:eastAsia="宋体"/>
           <w:b w:val="0"/>
-          <w:sz w:val="22"/>
+          <w:i w:val="0"/>
+          <w:sz w:val="24"/>
         </w:rPr>
-        <w:t>: Optimal configuration depends on evaluation tier: minimal prompts (~1,000–2,000 tokens) for exploratory drafts; template-anchored prompts (~15,000–16,000 tokens) for accreditation submission; C_full (~56,000 tokens) avoided with GPT-5.4. LLM-as-judge may support first-pass screening; expert final review remains indispensable.</w:t>
+        <w:t>: The optimal configuration varied with the evaluation tier: minimal prompts (~1,000–2,000 tokens) suit exploratory drafts requiring subsequent human review; template-anchored prompts (~15,000–16,000 tokens) tended to perform best for accreditation submission; and C_full performed markedly worse with GPT-5.4 and should be used with caution – a preliminary observation based on three tasks and not corroborated at the expert tier. LLM-as-judge can support first-pass screening, but expert final review remains indispensable.</w:t>
       </w:r>
     </w:p>
     <w:p>
       <w:pPr>
-        <w:spacing w:before="280" w:after="120" w:lineRule="auto" w:line="300"/>
+        <w:spacing w:before="280" w:after="120" w:lineRule="auto" w:line="360"/>
         <w:jc w:val="left"/>
       </w:pPr>
       <w:r>
         <w:rPr>
-          <w:rFonts w:ascii="Arial" w:hAnsi="Arial" w:eastAsia="黑体"/>
+          <w:rFonts w:ascii="Times New Roman" w:hAnsi="Times New Roman" w:eastAsia="宋体"/>
           <w:b/>
-          <w:sz w:val="28"/>
+          <w:i w:val="0"/>
+          <w:sz w:val="24"/>
         </w:rPr>
         <w:t>1. Introduction</w:t>
       </w:r>
@@ -261,9 +368,28 @@
         <w:rPr>
           <w:rFonts w:ascii="Times New Roman" w:hAnsi="Times New Roman" w:eastAsia="宋体"/>
           <w:b w:val="0"/>
-          <w:sz w:val="22"/>
+          <w:i w:val="0"/>
+          <w:sz w:val="24"/>
         </w:rPr>
-        <w:t>ISO 15189:2022 *Medical laboratories — Requirements for quality and competence* [7] is the international standard for medical laboratory accreditation, and its adoption by Chinese medical laboratories has continued to expand under the China National Accreditation Service for Conformity Assessment (CNAS) framework [14]. The corresponding national implementation document, CNAS-CL02:2023, was issued in parallel. Such standards prescribe what laboratories must achieve, not how to achieve it, requiring each laboratory to construct an independent quality management system (QMS) documentation set comprising a quality manual, procedure documents, and standard operating instructions. Based on the corresponding author's experience as an ISO 15189 internal auditor, such a system in a typical tertiary-level hospital clinical laboratory contains on the order of 100–300 controlled documents and spans structural organisation, clause-to-document mapping, form numbering, and responsibility assignment; manual drafting by an in-house quality team typically takes several months, followed by multiple rounds of internal audit before finalisation. Laboratories pursuing CNAS accreditation typically engage external technical experts or trainers to guide this process.</w:t>
+        <w:t xml:space="preserve">ISO 15189:2022 </w:t>
+      </w:r>
+      <w:r>
+        <w:rPr>
+          <w:rFonts w:ascii="Times New Roman" w:hAnsi="Times New Roman" w:eastAsia="宋体"/>
+          <w:b w:val="0"/>
+          <w:i/>
+          <w:sz w:val="24"/>
+        </w:rPr>
+        <w:t>Medical laboratories — Requirements for quality and competence</w:t>
+      </w:r>
+      <w:r>
+        <w:rPr>
+          <w:rFonts w:ascii="Times New Roman" w:hAnsi="Times New Roman" w:eastAsia="宋体"/>
+          <w:b w:val="0"/>
+          <w:i w:val="0"/>
+          <w:sz w:val="24"/>
+        </w:rPr>
+        <w:t xml:space="preserve"> [1] is the international standard for medical laboratory accreditation. In China, its adoption by medical laboratories continues to expand [2]. The corresponding national implementation document is CNAS-CL02:2023, issued by the China National Accreditation Service for Conformity Assessment (CNAS). These standards define what laboratories must achieve but do not prescribe in detail how each laboratory should implement the required processes. As a result, each laboratory must establish its own quality management system (QMS) documentation, including a quality manual, procedure documents, standard operating procedures, and associated records and forms. Based on the first author's experience as an ISO 15189 internal auditor, such a system in a tertiary hospital clinical laboratory contains on the order of 100–300 controlled documents and spans structural organization, clause-to-document mapping, form numbering, and responsibility assignment; drafting by an in-house quality team typically takes several months, followed by multiple rounds of internal audit before finalization. Laboratories pursuing CNAS accreditation typically engage external technical experts or trainers to guide this process.</w:t>
       </w:r>
     </w:p>
     <w:p>
@@ -276,9 +402,10 @@
         <w:rPr>
           <w:rFonts w:ascii="Times New Roman" w:hAnsi="Times New Roman" w:eastAsia="宋体"/>
           <w:b w:val="0"/>
-          <w:sz w:val="22"/>
+          <w:i w:val="0"/>
+          <w:sz w:val="24"/>
         </w:rPr>
-        <w:t>The advancement of large language models (LLMs) has raised the possibility of automating substantial portions of this workload. State-of-the-art models such as Claude Opus 4.6 and GPT-5.4 have demonstrated competence in long-document generation, structured output, and the use of domain-specific terminology [1, 2], and LLMs have been applied to scientific research [8] and medical question answering [9]. However, the optimal system-prompt design for producing compliant and operationally usable QMS documents has not been systematically investigated. Two contrasting approaches have emerged in practice: a full-context approach that loads all potentially relevant material—the ISO standard text, CNAS criteria, an existing document library, and worked examples—into the system prompt, often exceeding 50,000–100,000 tokens; and a minimal-prompt approach that supplies only rule constraints and section skeletons, relying on the model's internalised knowledge for content generation, with prompts limited to a few thousand tokens. Empirical evidence supporting either approach remains limited, as existing surveys of LLM behaviour and prompting [4, 12] have focused on general-purpose tasks and have not systematically compared specialised regulatory-document scenarios such as QMS authoring.</w:t>
+        <w:t>Large language models (LLMs) have the potential to reduce this workload by generating structured first drafts of quality management documents. State-of-the-art models such as Claude Opus 4.6 and GPT-5.4 have shown increasing competence in long-document generation, structured output, and the use of domain-specific terminology [3, 4]. However, the optimal prompt design for generating compliant and operationally usable ISO 15189 quality management documents remains unclear. In practice, two broad prompting strategies are commonly used. The first is a full-context strategy, in which all potentially relevant materials, such as ISO and CNAS standards, existing standard operating procedures, templates, and worked examples, are loaded into the system prompt. This approach may result in prompts exceeding 50,000 to 100,000 tokens. The second is a minimal-prompt strategy, in which only distilled rules, formatting constraints, or document skeletons are provided, leaving the model to generate most content from its pretrained knowledge. Empirical evidence supporting either approach remains limited, as existing surveys of LLM behavior and prompting [5, 6] have largely addressed general-purpose tasks and have not specifically examined specialized regulatory-document scenarios such as QMS authoring.</w:t>
       </w:r>
     </w:p>
     <w:p>
@@ -291,9 +418,10 @@
         <w:rPr>
           <w:rFonts w:ascii="Times New Roman" w:hAnsi="Times New Roman" w:eastAsia="宋体"/>
           <w:b w:val="0"/>
-          <w:sz w:val="22"/>
+          <w:i w:val="0"/>
+          <w:sz w:val="24"/>
         </w:rPr>
-        <w:t>A second, more fundamental concern relates to the evaluation methodology itself. LLM-generated outputs are now most commonly assessed using the LLM-as-judge paradigm, in which a separate LLM serves as the rater [5]. Long-form text generation evaluation [10] and large-scale human-preference benchmarking [11] have emerged as the principal evaluation paradigms in this literature. Prior work has documented that LLM judges tend to exhibit a self-preference bias, favouring outputs produced by models within their own family [6]. However, whether and how this bias manifests in specialised regulatory domains such as medical laboratory QMS, and how it propagates into configuration-comparison conclusions, has not been empirically characterised.</w:t>
+        <w:t>A second methodological challenge concerns evaluation. LLM-generated outputs are currently most often assessed by the LLM-as-judge approach, in which a separate LLM assigns the scores [7]. In addition, methods for assessing long-form generation quality [8] and preference benchmarks built from large-scale human voting [9] are two other principal approaches. Studies have found that LLM judges tend to favor outputs from models in their own family (self-preference bias) [10]. However, whether and how this bias arises in specialized, regulated settings such as medical-laboratory QMS, and how it affects comparisons between configurations, has not been empirically characterized.</w:t>
       </w:r>
     </w:p>
     <w:p>
@@ -306,34 +434,37 @@
         <w:rPr>
           <w:rFonts w:ascii="Times New Roman" w:hAnsi="Times New Roman" w:eastAsia="宋体"/>
           <w:b w:val="0"/>
-          <w:sz w:val="22"/>
+          <w:i w:val="0"/>
+          <w:sz w:val="24"/>
         </w:rPr>
-        <w:t>To address these gaps, the present study generated 486 QMS documents, collected 864 LLM-judge ratings, and obtained 30 blinded expert ratings to investigate the following research questions: (i) Which components of a system-prompt configuration—rules, document skeleton, detailed content, or worked examples—contribute most to the compliance of LLM-generated QMS documents? (ii) What is the minimum effective token budget? (iii) Does the optimal configuration generalise across generation models (Claude Opus 4.6 vs GPT-5.4)? (iv) What is the magnitude of LLM-judge self-preference bias in this domain? (v) Across a multi-tier evaluation framework combining automated scoring, LLM judges, and expert ratings, which configuration is the most robust?</w:t>
+        <w:t>To address these gaps, the present study generated 486 QMS documents, collected 864 LLM-judge ratings, and obtained 30 blinded expert ratings, addressing the following five questions: (i) Which of the four prompt components – rules, document skeleton, detailed content, and worked examples – contributes most to compliance? (ii) What is the minimum number of tokens needed? (iii) Is the optimal configuration consistent between Claude Opus 4.6 and GPT-5.4? (iv) How large is the LLM-judge self-preference bias in this domain? (v) Which configuration performs robustly across all three tiers – automated scoring, LLM judges, and expert ratings? This study treats LLMs as drafting and screening tools rather than autonomous authors of controlled quality management documents. ISO 15189 documentation must reflect the laboratory's validated processes, instruments, responsibilities, workflows, and records, and must be reviewed and approved by competent personnel. An LLM-generated document may provide a useful first draft, but it is not itself a controlled document. It has no institutional accountability, has not been verified against local practice, and cannot replace expert review. Accordingly, our analysis focuses not on whether LLMs can independently produce accreditation-ready documents, but on how different prompt configurations affect the quality of drafts and how reliably LLM-based evaluation reflects expert judgment.</w:t>
       </w:r>
     </w:p>
     <w:p>
       <w:pPr>
-        <w:spacing w:before="280" w:after="120" w:lineRule="auto" w:line="300"/>
+        <w:spacing w:before="280" w:after="120" w:lineRule="auto" w:line="360"/>
         <w:jc w:val="left"/>
       </w:pPr>
       <w:r>
         <w:rPr>
-          <w:rFonts w:ascii="Arial" w:hAnsi="Arial" w:eastAsia="黑体"/>
+          <w:rFonts w:ascii="Times New Roman" w:hAnsi="Times New Roman" w:eastAsia="宋体"/>
           <w:b/>
-          <w:sz w:val="28"/>
+          <w:i w:val="0"/>
+          <w:sz w:val="24"/>
         </w:rPr>
         <w:t>2. Materials and methods</w:t>
       </w:r>
     </w:p>
     <w:p>
       <w:pPr>
-        <w:spacing w:before="200" w:after="80" w:lineRule="auto" w:line="300"/>
+        <w:spacing w:before="200" w:after="80" w:lineRule="auto" w:line="360"/>
         <w:jc w:val="left"/>
       </w:pPr>
       <w:r>
         <w:rPr>
-          <w:rFonts w:ascii="Arial" w:hAnsi="Arial" w:eastAsia="黑体"/>
+          <w:rFonts w:ascii="Times New Roman" w:hAnsi="Times New Roman" w:eastAsia="宋体"/>
           <w:b/>
+          <w:i w:val="0"/>
           <w:sz w:val="24"/>
         </w:rPr>
         <w:t>2.1 Configuration design</w:t>
@@ -349,9 +480,82 @@
         <w:rPr>
           <w:rFonts w:ascii="Times New Roman" w:hAnsi="Times New Roman" w:eastAsia="宋体"/>
           <w:b w:val="0"/>
-          <w:sz w:val="22"/>
+          <w:i w:val="0"/>
+          <w:sz w:val="24"/>
         </w:rPr>
-        <w:t>Nine prompt configurations were designed by systematic substitution along four prompt-content dimensions—rules, document skeleton, detailed content, and worked examples—varied across operationally relevant levels: three levels (absent / partial / full) for rules and document skeleton, and binary (absent / present) for detailed content and worked examples (Figure 1). Two minimal configurations served as baselines: A_bare (0 tokens; no system prompt) and B_simple (~300 tokens; a brief task instruction containing six numbered constraints—language, file structure, standard citations, terminology, expression style, and numbering—coded as the partial level of the rules dimension). C_full (~56,000 tokens) represented the full-context input strategy, comprising the laboratory profile and the full set of SOPs concatenated into a single context block; because no standalone enforcement-oriented rule block was supplied, C_full was also coded as the partial level of the rules dimension. E_rules_v2 (~1,200 tokens) contained only the rules component; F_template (~15,000 tokens) contained the complete document template without rules; G_template_rules (~16,000 tokens) combined the rules component with the template; H2_keep_examples (~25,000 tokens) extended G_template_rules with worked examples; H3_skeleton (~5,000 tokens) preserved the module skeleton while removing detailed content; and H4_sop_only (~2,000 tokens) retained only the single SOP skeleton most relevant to the requested task. The letter D is intentionally skipped in the alphabetic sequence: an earlier D_rules variant was deprecated after expert validation identified terminology errors and was replaced by E_rules_v2; the gap is retained to preserve the chronological identifier scheme.</w:t>
+        <w:t>We designed nine system-prompt configurations differing in four content categories: rules, document skeleton, detailed content, and worked examples. The composition and token size of each configuration are given in Figure 1; each pair used for comparison differs in only one category, isolating that category's effect (Section 2.4.2). The letter D was skipped in the numbering: the early D_rules variant was discarded after expert review during configuration development identified terminology errors and was replaced by E_rules_v2.</w:t>
+      </w:r>
+    </w:p>
+    <w:p>
+      <w:pPr>
+        <w:spacing w:before="200" w:after="80" w:lineRule="auto" w:line="240"/>
+        <w:jc w:val="center"/>
+      </w:pPr>
+      <w:r>
+        <w:drawing>
+          <wp:inline xmlns:a="http://schemas.openxmlformats.org/drawingml/2006/main" xmlns:pic="http://schemas.openxmlformats.org/drawingml/2006/picture">
+            <wp:extent cx="5040000" cy="2821117"/>
+            <wp:docPr id="1" name="Picture 1"/>
+            <wp:cNvGraphicFramePr>
+              <a:graphicFrameLocks noChangeAspect="1"/>
+            </wp:cNvGraphicFramePr>
+            <a:graphic>
+              <a:graphicData uri="http://schemas.openxmlformats.org/drawingml/2006/picture">
+                <pic:pic>
+                  <pic:nvPicPr>
+                    <pic:cNvPr id="0" name="fig1_config_composition.png"/>
+                    <pic:cNvPicPr/>
+                  </pic:nvPicPr>
+                  <pic:blipFill>
+                    <a:blip r:embed="rId9"/>
+                    <a:stretch>
+                      <a:fillRect/>
+                    </a:stretch>
+                  </pic:blipFill>
+                  <pic:spPr>
+                    <a:xfrm>
+                      <a:off x="0" y="0"/>
+                      <a:ext cx="5040000" cy="2821117"/>
+                    </a:xfrm>
+                    <a:prstGeom prst="rect"/>
+                  </pic:spPr>
+                </pic:pic>
+              </a:graphicData>
+            </a:graphic>
+          </wp:inline>
+        </w:drawing>
+      </w:r>
+    </w:p>
+    <w:p>
+      <w:pPr>
+        <w:spacing w:before="80" w:after="40" w:lineRule="auto" w:line="360"/>
+        <w:ind w:firstLine="0"/>
+        <w:jc w:val="center"/>
+      </w:pPr>
+      <w:r>
+        <w:rPr>
+          <w:rFonts w:ascii="Segoe UI Symbol" w:hAnsi="Segoe UI Symbol" w:eastAsia="宋体"/>
+          <w:b/>
+          <w:i w:val="0"/>
+          <w:sz w:val="21"/>
+        </w:rPr>
+        <w:t>Figure 1. The nine prompt configurations evaluated in the study.</w:t>
+      </w:r>
+    </w:p>
+    <w:p>
+      <w:pPr>
+        <w:spacing w:before="40" w:after="120" w:lineRule="auto" w:line="240"/>
+        <w:ind w:firstLine="0"/>
+        <w:jc w:val="both"/>
+      </w:pPr>
+      <w:r>
+        <w:rPr>
+          <w:rFonts w:ascii="Segoe UI Symbol" w:hAnsi="Segoe UI Symbol" w:eastAsia="宋体"/>
+          <w:b w:val="0"/>
+          <w:i w:val="0"/>
+          <w:sz w:val="21"/>
+        </w:rPr>
+        <w:t>For each configuration (rows, ordered by prompt size), the four left columns show whether each prompt component is included (✓, dark), partially included (◑, light), or absent (—, pale); the right column shows the total system-prompt size in thousands of tokens (cl100k_base tokenizer). The two encodings are not proportional: the component marks index the presence of distilled, structured prompt content, whereas bar length reflects the total volume of loaded text. C_full reaches the largest token count by loading the full raw reference corpus (the complete ISO 15189 and CNAS standard texts plus an existing document library), yet its rules component is only partial (◑), because explicit rules are embedded within that raw text rather than supplied as a distilled rule set.</w:t>
       </w:r>
     </w:p>
     <w:p>
@@ -364,35 +568,40 @@
         <w:rPr>
           <w:rFonts w:ascii="Times New Roman" w:hAnsi="Times New Roman" w:eastAsia="宋体"/>
           <w:b w:val="0"/>
-          <w:sz w:val="22"/>
+          <w:i w:val="0"/>
+          <w:sz w:val="24"/>
         </w:rPr>
-        <w:t>The rules component was derived from a curated rules.md file (~1,200 tokens) and refined through domain-expert review. Three incorrect terminology mappings were removed (instrument → equipment; calibrator product → calibrator; inter-laboratory comparison → proficiency testing) and three target terms were corrected (specimen → sample; test item → measurand; linear range → reportable range); arrows denote the non-preferred → ISO 15189-preferred direction. The final rule set retained 10 verified terminology mappings and seven categories of prohibited vague expressions. The document skeleton was extracted from the institutional template library using a custom *strip_to_skeleton* algorithm, which preserved section headings, each section's introductory paragraph, and form-numbering schemes, while removing verbatim clause excerpts, detailed tabular content, worked examples, step-by-step procedures, and fenced code blocks (markdown ... constructs enclosing process diagrams, JSON snippets, or pseudocode).</w:t>
+        <w:t>The rules component is a rules.md file (~1,200 tokens) retaining, after domain-expert review, 10 terminology mappings (e.g., normalizing "specimen" to "sample" and "inter-laboratory comparison" to "proficiency testing"; English glosses shown here for presentation, as the deployed rules file was written in Chinese) and seven categories of prohibited vague expressions. The document skeleton was extracted from institutional templates by a custom script (</w:t>
+      </w:r>
+      <w:r>
+        <w:rPr>
+          <w:rFonts w:ascii="Times New Roman" w:hAnsi="Times New Roman" w:eastAsia="宋体"/>
+          <w:b w:val="0"/>
+          <w:i/>
+          <w:sz w:val="24"/>
+        </w:rPr>
+        <w:t>strip_to_skeleton</w:t>
+      </w:r>
+      <w:r>
+        <w:rPr>
+          <w:rFonts w:ascii="Times New Roman" w:hAnsi="Times New Roman" w:eastAsia="宋体"/>
+          <w:b w:val="0"/>
+          <w:i w:val="0"/>
+          <w:sz w:val="24"/>
+        </w:rPr>
+        <w:t>), keeping section headings, each section's introductory paragraph, and form numbers. All token counts were computed with the public cl100k_base tokenizer (OpenAI tiktoken); Claude's own tokenizer is not public but differs by less than 10% on mixed Chinese–English text.</w:t>
       </w:r>
     </w:p>
     <w:p>
       <w:pPr>
-        <w:spacing w:before="80" w:after="80" w:lineRule="auto" w:line="360"/>
-        <w:ind w:firstLine="0"/>
-        <w:jc w:val="both"/>
+        <w:spacing w:before="200" w:after="80" w:lineRule="auto" w:line="360"/>
+        <w:jc w:val="left"/>
       </w:pPr>
       <w:r>
         <w:rPr>
           <w:rFonts w:ascii="Times New Roman" w:hAnsi="Times New Roman" w:eastAsia="宋体"/>
-          <w:b w:val="0"/>
-          <w:sz w:val="22"/>
-        </w:rPr>
-        <w:t>All token counts reported in this study were computed using the cl100k_base tokenizer (OpenAI tiktoken library); for mixed Chinese–English medical text, this tokenizer typically differs from the Anthropic-native tokenizer by ≤10% and was used as a reproducible approximation.</w:t>
-      </w:r>
-    </w:p>
-    <w:p>
-      <w:pPr>
-        <w:spacing w:before="200" w:after="80" w:lineRule="auto" w:line="300"/>
-        <w:jc w:val="left"/>
-      </w:pPr>
-      <w:r>
-        <w:rPr>
-          <w:rFonts w:ascii="Arial" w:hAnsi="Arial" w:eastAsia="黑体"/>
           <w:b/>
+          <w:i w:val="0"/>
           <w:sz w:val="24"/>
         </w:rPr>
         <w:t>2.2 Generation models and tasks</w:t>
@@ -408,20 +617,54 @@
         <w:rPr>
           <w:rFonts w:ascii="Times New Roman" w:hAnsi="Times New Roman" w:eastAsia="宋体"/>
           <w:b w:val="0"/>
-          <w:sz w:val="22"/>
+          <w:i w:val="0"/>
+          <w:sz w:val="24"/>
         </w:rPr>
-        <w:t>The primary experiment used Claude Opus 4.6 (Anthropic, San Francisco, CA, USA), accessed through the Claude Code Agent interface (Anthropic's command-line agent framework) operated in text-generation mode: sub-agents returned text-only responses and no agentic tool calls (file system, web access, code execution) were performed during document generation, although the Claude Code framework's tool definitions remain present in the framework-level system prompt (see §4.5 limitation xiii). The model was evaluated across 9 prompting configurations, 15 QMS authoring tasks, and 3 independent replicates per cell, yielding 405 documents. The 15 tasks were stratified by CNAS audit scenarios into three classes of five tasks each: Class A (document drafting; e.g., personnel-training and competence-evaluation control procedures), Class B (system operation; e.g., annual internal-audit checklists), and Class C (audit simulation; e.g., review reports for internal quality-control procedure documents). The full task list and the original prompts are openly archived in the GitHub repository under task_messages/ and configs/. For cross-model validation, GPT-5.4 (OpenAI, San Francisco, CA, USA) was accessed through the official openai Python SDK (v2.30.0) configured with the AIHubMix endpoint (https://aihubmix.com) as the base URL; this routing was used because direct access to the OpenAI API was unavailable from the authors' geographic region during the study period. (Output directories use a legacy gpt4o_* prefix carried over from an earlier scripting iteration; the actual runtime model in all calls was GPT-5.4 as supplied to the SDK model parameter.) GPT-5.4 was evaluated on the same 9 configurations across one representative task from each class (A1, B1, and C1, defined as the first task in each class by index) with 3 replicates, yielding 81 documents. Both models received identical system-prompt configurations within each experimental cell and were run with identical generation parameters: temperature = 1.0 and max_tokens = 12,000; all other generation parameters used model defaults. The relatively high sampling temperature was chosen to reflect realistic interactive use, and three independent replicates per cell were included to capture the resulting stochastic variability. All API calls were executed between 2 April 2026 and 14 April 2026.</w:t>
+        <w:t>The primary experiment used Claude Opus 4.6 (Anthropic, San Francisco, CA, USA) through the Claude Code Agent in text-only mode, with no tool calls during generation, although the framework's built-in tool definitions remain in the system prompt (Section 4.6). Nine configurations × 15 tasks × 3 replicates yielded 405 documents. The 15 tasks were grouped by CNAS audit scenario into three classes of five: Class A, document drafting; Class B, system operation; and Class C, audit simulation. The full task list with the corresponding ISO 15189:2022 clauses is given in Supplementary Table S1 and the original prompts in the GitHub repository. These tasks cover system-level documents concerned with document control, internal audit, and management review; they include no technical documents such as method validation reports or measurement-uncertainty procedures (Section 4.6).</w:t>
       </w:r>
     </w:p>
     <w:p>
       <w:pPr>
-        <w:spacing w:before="200" w:after="80" w:lineRule="auto" w:line="300"/>
+        <w:spacing w:before="80" w:after="80" w:lineRule="auto" w:line="360"/>
+        <w:ind w:firstLine="0"/>
+        <w:jc w:val="both"/>
+      </w:pPr>
+      <w:r>
+        <w:rPr>
+          <w:rFonts w:ascii="Times New Roman" w:hAnsi="Times New Roman" w:eastAsia="宋体"/>
+          <w:b w:val="0"/>
+          <w:i w:val="0"/>
+          <w:sz w:val="24"/>
+        </w:rPr>
+        <w:t>For cross-model validation, GPT-5.4 (OpenAI, San Francisco, CA, USA) was accessed through the official openai Python SDK (v2.30.0), with the base URL pointed to the AIHubMix endpoint because direct access to the OpenAI API was unavailable from the authors' region. To limit API cost, GPT-5.4 generation covered only the first task of each class (A1, B1, and C1; these were not randomly sampled), run on the same nine configurations with three replicates, yielding 81 documents.</w:t>
+      </w:r>
+    </w:p>
+    <w:p>
+      <w:pPr>
+        <w:spacing w:before="80" w:after="80" w:lineRule="auto" w:line="360"/>
+        <w:ind w:firstLine="0"/>
+        <w:jc w:val="both"/>
+      </w:pPr>
+      <w:r>
+        <w:rPr>
+          <w:rFonts w:ascii="Times New Roman" w:hAnsi="Times New Roman" w:eastAsia="宋体"/>
+          <w:b w:val="0"/>
+          <w:i w:val="0"/>
+          <w:sz w:val="24"/>
+        </w:rPr>
+        <w:t>Both models received identical system prompts but not identical generation parameters. Claude ran through the Claude Code Agent, which does not expose temperature or max_tokens, so neither was set explicitly; GPT-5.4 was called with temperature = 0.7 and max_completion_tokens = 16,000. Both settings are stochastic, hence the three replicates per combination; the consequences of this mismatch for cross-model comparison are discussed in Section 4.6. All API calls were made between 2 and 14 April 2026.</w:t>
+      </w:r>
+    </w:p>
+    <w:p>
+      <w:pPr>
+        <w:spacing w:before="200" w:after="80" w:lineRule="auto" w:line="360"/>
         <w:jc w:val="left"/>
       </w:pPr>
       <w:r>
         <w:rPr>
-          <w:rFonts w:ascii="Arial" w:hAnsi="Arial" w:eastAsia="黑体"/>
+          <w:rFonts w:ascii="Times New Roman" w:hAnsi="Times New Roman" w:eastAsia="宋体"/>
           <w:b/>
+          <w:i w:val="0"/>
           <w:sz w:val="24"/>
         </w:rPr>
         <w:t>2.3 Three-tier evaluation framework</w:t>
@@ -437,23 +680,25 @@
         <w:rPr>
           <w:rFonts w:ascii="Times New Roman" w:hAnsi="Times New Roman" w:eastAsia="宋体"/>
           <w:b w:val="0"/>
-          <w:sz w:val="22"/>
+          <w:i w:val="0"/>
+          <w:sz w:val="24"/>
         </w:rPr>
-        <w:t>Compliance was evaluated through a complementary three-tier framework: an automated rule-based scorer (Tier 1), dual LLM-as-judge review (Tiers 2a and 2b), and independent blinded expert review (Tier 3). All three tiers reported scores on a common 0–5 integer scale; Tier 1 used an algorithmic rubric tailored to features that can be reliably detected by rule-based code, whereas Tiers 2 and 3 shared the descriptive five-dimensional rubric defined in Table 1.</w:t>
+        <w:t>Compliance was evaluated with three complementary tiers, all scoring on a common 0–5 integer scale: an automated rule-based scorer (Tier 1), two LLM judges (Tiers 2a and 2b), and an independent blinded expert review (Tier 3). Tier 1 covered only structural features that code can detect objectively; Tiers 2 and 3 shared the five-dimensional rubric of Table 1 – clause coverage, operability, internal consistency, PDCA closure, and professional depth.</w:t>
       </w:r>
     </w:p>
     <w:p>
       <w:pPr>
-        <w:spacing w:before="160" w:after="40" w:lineRule="auto" w:line="300"/>
+        <w:spacing w:before="160" w:after="40" w:lineRule="auto" w:line="360"/>
         <w:jc w:val="left"/>
       </w:pPr>
       <w:r>
         <w:rPr>
-          <w:rFonts w:ascii="Arial" w:hAnsi="Arial" w:eastAsia="黑体"/>
+          <w:rFonts w:ascii="Times New Roman" w:hAnsi="Times New Roman" w:eastAsia="宋体"/>
           <w:b/>
-          <w:sz w:val="22"/>
+          <w:i w:val="0"/>
+          <w:sz w:val="24"/>
         </w:rPr>
-        <w:t>2.3.1 Tier 1 — Automated compliance scoring</w:t>
+        <w:t>2.3.1 Tier 1 – Automated scoring of structural compliance</w:t>
       </w:r>
     </w:p>
     <w:p>
@@ -466,131 +711,10 @@
         <w:rPr>
           <w:rFonts w:ascii="Times New Roman" w:hAnsi="Times New Roman" w:eastAsia="宋体"/>
           <w:b w:val="0"/>
-          <w:sz w:val="22"/>
+          <w:i w:val="0"/>
+          <w:sz w:val="24"/>
         </w:rPr>
-        <w:t xml:space="preserve">A Python automated compliance scorer (auto_scorer.py, openly released; see Data availability) rated all 486 documents on </w:t>
-      </w:r>
-      <w:r>
-        <w:rPr>
-          <w:rFonts w:ascii="Times New Roman" w:hAnsi="Times New Roman" w:eastAsia="宋体"/>
-          <w:b/>
-          <w:sz w:val="22"/>
-        </w:rPr>
-        <w:t>three primary dimensions</w:t>
-      </w:r>
-      <w:r>
-        <w:rPr>
-          <w:rFonts w:ascii="Times New Roman" w:hAnsi="Times New Roman" w:eastAsia="宋体"/>
-          <w:b w:val="0"/>
-          <w:sz w:val="22"/>
-        </w:rPr>
-        <w:t>, which were combined into a weighted composite score.</w:t>
-      </w:r>
-    </w:p>
-    <w:p>
-      <w:pPr>
-        <w:spacing w:before="80" w:after="80" w:lineRule="auto" w:line="360"/>
-        <w:ind w:firstLine="0"/>
-        <w:jc w:val="both"/>
-      </w:pPr>
-      <w:r>
-        <w:rPr>
-          <w:rFonts w:ascii="Times New Roman" w:hAnsi="Times New Roman" w:eastAsia="宋体"/>
-          <w:b/>
-          <w:sz w:val="22"/>
-        </w:rPr>
-        <w:t>Format.</w:t>
-      </w:r>
-      <w:r>
-        <w:rPr>
-          <w:rFonts w:ascii="Times New Roman" w:hAnsi="Times New Roman" w:eastAsia="宋体"/>
-          <w:b w:val="0"/>
-          <w:sz w:val="22"/>
-        </w:rPr>
-        <w:t xml:space="preserve"> Required section headings were matched against task-class-specific lists (Class A procedure documents: 8 sections; Class B checklists/reports: 6 sections; Class C audit reports: 7 sections; common synonyms accepted), with additional checks for numbering depth and empty sections. Documents missing ≥3 required sections scored 1; those missing exactly one section scored 3.</w:t>
-      </w:r>
-    </w:p>
-    <w:p>
-      <w:pPr>
-        <w:spacing w:before="80" w:after="80" w:lineRule="auto" w:line="360"/>
-        <w:ind w:firstLine="0"/>
-        <w:jc w:val="both"/>
-      </w:pPr>
-      <w:r>
-        <w:rPr>
-          <w:rFonts w:ascii="Times New Roman" w:hAnsi="Times New Roman" w:eastAsia="宋体"/>
-          <w:b/>
-          <w:sz w:val="22"/>
-        </w:rPr>
-        <w:t>Clause coverage.</w:t>
-      </w:r>
-      <w:r>
-        <w:rPr>
-          <w:rFonts w:ascii="Times New Roman" w:hAnsi="Times New Roman" w:eastAsia="宋体"/>
-          <w:b w:val="0"/>
-          <w:sz w:val="22"/>
-        </w:rPr>
-        <w:t xml:space="preserve"> Regular-expression matching identified ISO 15189:2022 clause identifiers from chapters 4–8 (e.g., 5.4.1), filtered by a ±40-character context window to suppress spurious matches. Documents citing ≥10 unique clauses with at least one CNAS-CL02:2023 reference scored 5; documents containing no standard reference scored 1.</w:t>
-      </w:r>
-    </w:p>
-    <w:p>
-      <w:pPr>
-        <w:spacing w:before="80" w:after="80" w:lineRule="auto" w:line="360"/>
-        <w:ind w:firstLine="0"/>
-        <w:jc w:val="both"/>
-      </w:pPr>
-      <w:r>
-        <w:rPr>
-          <w:rFonts w:ascii="Times New Roman" w:hAnsi="Times New Roman" w:eastAsia="宋体"/>
-          <w:b/>
-          <w:sz w:val="22"/>
-        </w:rPr>
-        <w:t>Terminology compliance.</w:t>
-      </w:r>
-      <w:r>
-        <w:rPr>
-          <w:rFonts w:ascii="Times New Roman" w:hAnsi="Times New Roman" w:eastAsia="宋体"/>
-          <w:b w:val="0"/>
-          <w:sz w:val="22"/>
-        </w:rPr>
-        <w:t xml:space="preserve"> This dimension internally aggregates two complementary checks. (i) *Terminology mapping*: a 14-term mapping table aligned with the ISO 15189:2022 / CNAS-CL02:2023 vocabulary was applied; for example, 分析前过程 ("pre-analytical process") → 检验前过程 ("pre-examination process"), 标本 ("specimen") → 样品 ("sample"), and 不确定度 ("uncertainty") → 测量不确定度 ("measurement uncertainty"). Context-exclusion rules were applied to avoid false positives — for instance, 不确定度 occurring within the longer phrase 测量不确定度 was not flagged. (ii) *Vague-expression detection*: stock vague expressions characteristic of low-quality QMS drafts—including 及时 ("in a timely manner"), 相关人员 ("relevant personnel"), and 定期 ("periodically")—were detected using two complementary filters: a compound-word whitelist and a 30-character trailing window for explicit frequency quantifiers (e.g., a phrase anchored to "weekly" or "annually" was not flagged).</w:t>
-      </w:r>
-    </w:p>
-    <w:p>
-      <w:pPr>
-        <w:spacing w:before="80" w:after="80" w:lineRule="auto" w:line="360"/>
-        <w:ind w:firstLine="0"/>
-        <w:jc w:val="both"/>
-      </w:pPr>
-      <w:r>
-        <w:rPr>
-          <w:rFonts w:ascii="Times New Roman" w:hAnsi="Times New Roman" w:eastAsia="宋体"/>
-          <w:b/>
-          <w:sz w:val="22"/>
-        </w:rPr>
-        <w:t>Composite score.</w:t>
-      </w:r>
-      <w:r>
-        <w:rPr>
-          <w:rFonts w:ascii="Times New Roman" w:hAnsi="Times New Roman" w:eastAsia="宋体"/>
-          <w:b w:val="0"/>
-          <w:sz w:val="22"/>
-        </w:rPr>
-        <w:t xml:space="preserve"> The three measured dimensions were combined into a weighted aggregate (auto_weighted) using format = 0.18, clause coverage = 0.22, and terminology = 0.13 — three of the seven weights defined in the WEIGHTS dictionary of auto_scorer.py. The remaining four entries of the dictionary (logical consistency = 0.18, operability = 0.10, safety compliance = 0.09, and manual-revision burden = 0.10; sum = 0.47) are vestigial entries from an earlier seven-dimension scoring plan that was superseded by the three-tier framework described in §2.3; they are not part of auto_weighted and therefore do not contribute to the Tier 1 ranking. The three implemented weights sum to 0.53, so auto_weighted has a theoretical range of [0, 2.65] on the 0–5 score scale. This sub-unit weight sum is a purely cosmetic feature of the scoring scale: rescaling every weight by 1/0.53 to renormalise to unit sum (≈ 0.34, 0.42, and 0.25 for format, clause coverage, and terminology, respectively) is a positive linear transformation of auto_weighted and therefore preserves both the per-configuration mean ordering and the min-max normalisation used to construct the composite ranking in §3.1 (Spearman ρ = 1.00 by construction). All Tier 1 rankings reported in §3 are consequently invariant to the choice between the original and the unit-sum weighting schemes.</w:t>
-      </w:r>
-    </w:p>
-    <w:p>
-      <w:pPr>
-        <w:spacing w:before="160" w:after="40" w:lineRule="auto" w:line="300"/>
-        <w:jc w:val="left"/>
-      </w:pPr>
-      <w:r>
-        <w:rPr>
-          <w:rFonts w:ascii="Arial" w:hAnsi="Arial" w:eastAsia="黑体"/>
-          <w:b/>
-          <w:sz w:val="22"/>
-        </w:rPr>
-        <w:t>2.3.2 Tier 2 — LLM-as-judge</w:t>
+        <w:t>The auto-scorer (auto_scorer.py, open source) rated all 486 documents on three dimensions: format (whether the document includes the section headings, numbering depth, and non-empty content required by its task class), clause coverage (regex matching of ISO 15189:2022 chapters 4–8 and CNAS-CL02:2023 clause identifiers), and terminology compliance (non-preferred terms flagged against an ISO 15189/CNAS-validated vocabulary table, together with detection of vague expressions such as "in a timely manner" and "relevant personnel"). These were combined into a weighted composite (auto_weighted; format 0.18, clause coverage 0.22, terminology 0.13), on which the Tier 1 rankings in Section 3 are based. These three weights are the corresponding entries of a seven-dimension a priori weighting scheme (summing to 1) defined in the released scorer, of which only the three rule-checkable dimensions are computed at this tier; because the composite is min-max normalized and used only for relative ranking (Section 3.1), the retained weight sum of 0.53 does not affect any result.</w:t>
       </w:r>
     </w:p>
     <w:p>
@@ -603,55 +727,25 @@
         <w:rPr>
           <w:rFonts w:ascii="Times New Roman" w:hAnsi="Times New Roman" w:eastAsia="宋体"/>
           <w:b w:val="0"/>
-          <w:sz w:val="22"/>
+          <w:i w:val="0"/>
+          <w:sz w:val="24"/>
         </w:rPr>
-        <w:t>Two LLM judges were deployed in a 2 × 2 symmetric cross-model design—Claude-generated × Claude-judge, Claude-generated × GPT-judge, GPT-generated × Claude-judge, and GPT-generated × GPT-judge—enabling orthogonal decomposition of self-preference bias.</w:t>
+        <w:t>This tier measures structural compliance only. Clause coverage in particular records how many clauses a document cites, not whether those clauses are implemented: a document stating merely that "internal quality control shall be performed in accordance with 7.3.1", without specifying an actual QC scheme, still counts as covering that clause. Tiers 2 and 3 fill this gap – the clause-coverage dimension of Table 1 assigns a score of 1 when many clauses are cited but left unimplemented – so a high Tier 1 score does not mean a document is ready to be submitted for accreditation.</w:t>
       </w:r>
     </w:p>
     <w:p>
       <w:pPr>
-        <w:spacing w:before="80" w:after="80" w:lineRule="auto" w:line="360"/>
-        <w:ind w:firstLine="0"/>
-        <w:jc w:val="both"/>
+        <w:spacing w:before="160" w:after="40" w:lineRule="auto" w:line="360"/>
+        <w:jc w:val="left"/>
       </w:pPr>
       <w:r>
         <w:rPr>
           <w:rFonts w:ascii="Times New Roman" w:hAnsi="Times New Roman" w:eastAsia="宋体"/>
           <w:b/>
-          <w:sz w:val="22"/>
+          <w:i w:val="0"/>
+          <w:sz w:val="24"/>
         </w:rPr>
-        <w:t>Tier 2a (Claude-as-judge).</w:t>
-      </w:r>
-      <w:r>
-        <w:rPr>
-          <w:rFonts w:ascii="Times New Roman" w:hAnsi="Times New Roman" w:eastAsia="宋体"/>
-          <w:b w:val="0"/>
-          <w:sz w:val="22"/>
-        </w:rPr>
-        <w:t xml:space="preserve"> Claude Opus 4.6 served as judge under a "CNAS chief assessor" role prompt (the JUDGE_PROMPT_TEMPLATE defined in gpt_cnas_judge.py, identical to the prompt used in Tier 2b), scoring each document on the five-dimensional rubric (Table 1) on a 0–5 scale. Generation parameters were temperature = 1.0 and max_tokens = 4,096; one rating was produced per document via a single API call. A total of 378 Claude-judge ratings were obtained, distributed as: 270 ratings covering the six core configurations (A_bare, B_simple, C_full, E_rules_v2, F_template, G_template_rules) × 15 tasks × 3 replicates of Claude-generated documents (per-document raw JSON fully released); 81 ratings covering all 9 configurations × A1/B1/C1 × 3 replicates of GPT-generated documents (archived as aggregated means; see §4.5, Limitation x); and 27 ratings covering the H-group configurations (H2_keep_examples, H3_skeleton, H4_sop_only) × A1/B1/C1 × 3 replicates of Claude-generated documents (also archived as aggregated means).</w:t>
-      </w:r>
-    </w:p>
-    <w:p>
-      <w:pPr>
-        <w:spacing w:before="80" w:after="80" w:lineRule="auto" w:line="360"/>
-        <w:ind w:firstLine="0"/>
-        <w:jc w:val="both"/>
-      </w:pPr>
-      <w:r>
-        <w:rPr>
-          <w:rFonts w:ascii="Times New Roman" w:hAnsi="Times New Roman" w:eastAsia="宋体"/>
-          <w:b/>
-          <w:sz w:val="22"/>
-        </w:rPr>
-        <w:t>Tier 2b (GPT-as-judge).</w:t>
-      </w:r>
-      <w:r>
-        <w:rPr>
-          <w:rFonts w:ascii="Times New Roman" w:hAnsi="Times New Roman" w:eastAsia="宋体"/>
-          <w:b w:val="0"/>
-          <w:sz w:val="22"/>
-        </w:rPr>
-        <w:t xml:space="preserve"> GPT-5.4, accessed through the AIHubMix endpoint as described in §2.2, served as judge using exactly the same prompt, rubric, and 0–5 scale as Tier 2a, with identical generation parameters (temperature = 1.0, max_tokens = 4,096). All 486 generated documents were rated (405 Claude-generated + 81 GPT-generated), with one rating per document; per-document raw JSON files are fully retained and openly released. We verified that no judge output was truncated by the max_tokens cap: all 486 GPT-judge per-paper JSON files parsed successfully (zero parse errors), and the longest per-dimension reason string observed across both judges was 43 characters, well within the prompt-imposed 40-character soft cap and far below the 4,096-token output budget.</w:t>
+        <w:t>2.3.2 Tier 2 – LLM-as-judge</w:t>
       </w:r>
     </w:p>
     <w:p>
@@ -664,55 +758,26 @@
         <w:rPr>
           <w:rFonts w:ascii="Times New Roman" w:hAnsi="Times New Roman" w:eastAsia="宋体"/>
           <w:b w:val="0"/>
-          <w:sz w:val="22"/>
+          <w:i w:val="0"/>
+          <w:sz w:val="24"/>
         </w:rPr>
-        <w:t>Combined, Tiers 2a and 2b yielded 864 LLM-judge ratings (378 Claude-judge + 486 GPT-judge). The asymmetric counts reflect that the Claude judge was not run on the H-group × full-15-task subset or on the complete GPT-generated set (see §4.5, Limitation x); critically, all four 2 × 2 cells were populated, although some at aggregated-mean level only (see §4.5, Limitation x), ensuring that the self-preference bias decomposition could be performed at the cell-mean level.</w:t>
+        <w:t>The two judges (Claude and GPT) each scored documents from both models, forming a 2 × 2 cross design that separates a judge's self-preference from genuine differences in quality. Claude Opus 4.6, in the role of a "CNAS chief assessor", scored each covered document once on the five dimensions of Table 1, run through Claude Code Agent sub-agents with temperature and max_tokens not set explicitly. The Claude judging was run in successive batches as the configuration set expanded, and for some batches only group-level means rather than document-level files were retained (Section 4.6), leaving 378 document-level ratings covering 77.8% of the 486 documents. GPT-5.4 used the same prompt, rubric, and 0–5 scale to rate all 486 documents once each (405 Claude-generated + 81 GPT-generated), with temperature = 0 and max_completion_tokens = 2,000, which differ from Tier 2a (Section 4.6); no output was truncated by the max_tokens cap (all 486 JSON files parsed successfully), and the per-document raw JSON is openly released. Together the two judges produced 864 ratings; the counts are unequal for the reason above, but all four 2 × 2 cells contained data, so the self-preference decomposition could still be performed. Table 1 defines the 5-, 3-, and 1-point anchors (fully, partially, and severely non-compliant); the intermediate scores 4 and 2 fall between adjacent anchors, and 0 means the dimension could not be evaluated. These anchor descriptions were identical for all judges and experts.</w:t>
       </w:r>
     </w:p>
     <w:p>
       <w:pPr>
-        <w:spacing w:before="80" w:after="80" w:lineRule="auto" w:line="360"/>
+        <w:spacing w:before="120" w:after="40" w:lineRule="auto" w:line="360"/>
         <w:ind w:firstLine="0"/>
-        <w:jc w:val="both"/>
+        <w:jc w:val="center"/>
       </w:pPr>
       <w:r>
         <w:rPr>
           <w:rFonts w:ascii="Times New Roman" w:hAnsi="Times New Roman" w:eastAsia="宋体"/>
           <w:b/>
-          <w:sz w:val="22"/>
+          <w:i w:val="0"/>
+          <w:sz w:val="24"/>
         </w:rPr>
-        <w:t>Scoring scale.</w:t>
-      </w:r>
-      <w:r>
-        <w:rPr>
-          <w:rFonts w:ascii="Times New Roman" w:hAnsi="Times New Roman" w:eastAsia="宋体"/>
-          <w:b w:val="0"/>
-          <w:sz w:val="22"/>
-        </w:rPr>
-        <w:t xml:space="preserve"> Each dimension was scored on a 0–5 integer scale: 5 = fully compliant (5-point anchor in Table 1); 4 = mostly compliant (between the 5- and 3-point anchors, minor issues only); 3 = partially compliant (3-point anchor); 2 = noticeably non-compliant (between the 3- and 1-point anchors); 1 = severely non-compliant (1-point anchor); and 0 = the dimension could not be evaluated because the document was essentially absent or non-substantive (e.g., the model returned only a planning query rather than the requested document). The 5/3/1 anchor descriptors were issued in identical wording to all judges (LLM and human); the intermediate scores 2 and 4 were assigned when the document fell between two adjacent anchors.</w:t>
-      </w:r>
-    </w:p>
-    <w:p>
-      <w:pPr>
-        <w:spacing w:before="80" w:after="80" w:lineRule="auto" w:line="360"/>
-        <w:ind w:firstLine="0"/>
-        <w:jc w:val="both"/>
-      </w:pPr>
-      <w:r>
-        <w:rPr>
-          <w:rFonts w:ascii="Times New Roman" w:hAnsi="Times New Roman" w:eastAsia="宋体"/>
-          <w:b/>
-          <w:sz w:val="22"/>
-        </w:rPr>
-        <w:t>Table 1.</w:t>
-      </w:r>
-      <w:r>
-        <w:rPr>
-          <w:rFonts w:ascii="Times New Roman" w:hAnsi="Times New Roman" w:eastAsia="宋体"/>
-          <w:b w:val="0"/>
-          <w:sz w:val="22"/>
-        </w:rPr>
-        <w:t xml:space="preserve"> Five-dimensional descriptive rubric shared by Tiers 2a, 2b, and 3.</w:t>
+        <w:t>Table 1. Five-dimensional descriptive rubric shared by Tiers 2a, 2b, and 3.</w:t>
       </w:r>
     </w:p>
     <w:tbl>
@@ -742,6 +807,7 @@
           </w:tcPr>
           <w:p>
             <w:pPr>
+              <w:spacing w:before="60" w:after="60" w:lineRule="auto" w:line="276"/>
               <w:jc w:val="center"/>
             </w:pPr>
             <w:r/>
@@ -749,7 +815,8 @@
               <w:rPr>
                 <w:rFonts w:ascii="Times New Roman" w:hAnsi="Times New Roman" w:eastAsia="宋体"/>
                 <w:b/>
-                <w:sz w:val="20"/>
+                <w:i w:val="0"/>
+                <w:sz w:val="18"/>
               </w:rPr>
               <w:t>Dimension</w:t>
             </w:r>
@@ -768,6 +835,7 @@
           </w:tcPr>
           <w:p>
             <w:pPr>
+              <w:spacing w:before="60" w:after="60" w:lineRule="auto" w:line="276"/>
               <w:jc w:val="center"/>
             </w:pPr>
             <w:r/>
@@ -775,7 +843,8 @@
               <w:rPr>
                 <w:rFonts w:ascii="Times New Roman" w:hAnsi="Times New Roman" w:eastAsia="宋体"/>
                 <w:b/>
-                <w:sz w:val="20"/>
+                <w:i w:val="0"/>
+                <w:sz w:val="18"/>
               </w:rPr>
               <w:t>Anchor at 5</w:t>
             </w:r>
@@ -794,6 +863,7 @@
           </w:tcPr>
           <w:p>
             <w:pPr>
+              <w:spacing w:before="60" w:after="60" w:lineRule="auto" w:line="276"/>
               <w:jc w:val="center"/>
             </w:pPr>
             <w:r/>
@@ -801,7 +871,8 @@
               <w:rPr>
                 <w:rFonts w:ascii="Times New Roman" w:hAnsi="Times New Roman" w:eastAsia="宋体"/>
                 <w:b/>
-                <w:sz w:val="20"/>
+                <w:i w:val="0"/>
+                <w:sz w:val="18"/>
               </w:rPr>
               <w:t>Anchor at 3</w:t>
             </w:r>
@@ -820,6 +891,7 @@
           </w:tcPr>
           <w:p>
             <w:pPr>
+              <w:spacing w:before="60" w:after="60" w:lineRule="auto" w:line="276"/>
               <w:jc w:val="center"/>
             </w:pPr>
             <w:r/>
@@ -827,7 +899,8 @@
               <w:rPr>
                 <w:rFonts w:ascii="Times New Roman" w:hAnsi="Times New Roman" w:eastAsia="宋体"/>
                 <w:b/>
-                <w:sz w:val="20"/>
+                <w:i w:val="0"/>
+                <w:sz w:val="18"/>
               </w:rPr>
               <w:t>Anchor at 1</w:t>
             </w:r>
@@ -848,14 +921,16 @@
           </w:tcPr>
           <w:p>
             <w:pPr>
-              <w:jc w:val="left"/>
+              <w:spacing w:before="60" w:after="60" w:lineRule="auto" w:line="276"/>
+              <w:jc w:val="center"/>
             </w:pPr>
             <w:r/>
             <w:r>
               <w:rPr>
                 <w:rFonts w:ascii="Times New Roman" w:hAnsi="Times New Roman" w:eastAsia="宋体"/>
                 <w:b w:val="0"/>
-                <w:sz w:val="20"/>
+                <w:i w:val="0"/>
+                <w:sz w:val="18"/>
               </w:rPr>
               <w:t>Clause coverage</w:t>
             </w:r>
@@ -874,16 +949,18 @@
           </w:tcPr>
           <w:p>
             <w:pPr>
-              <w:jc w:val="left"/>
+              <w:spacing w:before="60" w:after="60" w:lineRule="auto" w:line="276"/>
+              <w:jc w:val="center"/>
             </w:pPr>
             <w:r/>
             <w:r>
               <w:rPr>
                 <w:rFonts w:ascii="Times New Roman" w:hAnsi="Times New Roman" w:eastAsia="宋体"/>
                 <w:b w:val="0"/>
-                <w:sz w:val="20"/>
+                <w:i w:val="0"/>
+                <w:sz w:val="18"/>
               </w:rPr>
-              <w:t>All "shall" requirements of the relevant clauses are operationalised through concrete measures</w:t>
+              <w:t>All "shall" requirements of the relevant clauses are operationalized through concrete measures</w:t>
             </w:r>
           </w:p>
         </w:tc>
@@ -900,14 +977,16 @@
           </w:tcPr>
           <w:p>
             <w:pPr>
-              <w:jc w:val="left"/>
+              <w:spacing w:before="60" w:after="60" w:lineRule="auto" w:line="276"/>
+              <w:jc w:val="center"/>
             </w:pPr>
             <w:r/>
             <w:r>
               <w:rPr>
                 <w:rFonts w:ascii="Times New Roman" w:hAnsi="Times New Roman" w:eastAsia="宋体"/>
                 <w:b w:val="0"/>
-                <w:sz w:val="20"/>
+                <w:i w:val="0"/>
+                <w:sz w:val="18"/>
               </w:rPr>
               <w:t>Major clauses are covered but with omissions or surface-level treatment</w:t>
             </w:r>
@@ -926,14 +1005,16 @@
           </w:tcPr>
           <w:p>
             <w:pPr>
-              <w:jc w:val="left"/>
+              <w:spacing w:before="60" w:after="60" w:lineRule="auto" w:line="276"/>
+              <w:jc w:val="center"/>
             </w:pPr>
             <w:r/>
             <w:r>
               <w:rPr>
                 <w:rFonts w:ascii="Times New Roman" w:hAnsi="Times New Roman" w:eastAsia="宋体"/>
                 <w:b w:val="0"/>
-                <w:sz w:val="20"/>
+                <w:i w:val="0"/>
+                <w:sz w:val="18"/>
               </w:rPr>
               <w:t>Most clauses are merely cited without implementation, or major omissions are evident</w:t>
             </w:r>
@@ -954,14 +1035,16 @@
           </w:tcPr>
           <w:p>
             <w:pPr>
-              <w:jc w:val="left"/>
+              <w:spacing w:before="60" w:after="60" w:lineRule="auto" w:line="276"/>
+              <w:jc w:val="center"/>
             </w:pPr>
             <w:r/>
             <w:r>
               <w:rPr>
                 <w:rFonts w:ascii="Times New Roman" w:hAnsi="Times New Roman" w:eastAsia="宋体"/>
                 <w:b w:val="0"/>
-                <w:sz w:val="20"/>
+                <w:i w:val="0"/>
+                <w:sz w:val="18"/>
               </w:rPr>
               <w:t>Operability</w:t>
             </w:r>
@@ -980,14 +1063,16 @@
           </w:tcPr>
           <w:p>
             <w:pPr>
-              <w:jc w:val="left"/>
+              <w:spacing w:before="60" w:after="60" w:lineRule="auto" w:line="276"/>
+              <w:jc w:val="center"/>
             </w:pPr>
             <w:r/>
             <w:r>
               <w:rPr>
                 <w:rFonts w:ascii="Times New Roman" w:hAnsi="Times New Roman" w:eastAsia="宋体"/>
                 <w:b w:val="0"/>
-                <w:sz w:val="20"/>
+                <w:i w:val="0"/>
+                <w:sz w:val="18"/>
               </w:rPr>
               <w:t>Every step has a named role (job title), a quantified deadline, and an explicit output (form ID)</w:t>
             </w:r>
@@ -1006,14 +1091,16 @@
           </w:tcPr>
           <w:p>
             <w:pPr>
-              <w:jc w:val="left"/>
+              <w:spacing w:before="60" w:after="60" w:lineRule="auto" w:line="276"/>
+              <w:jc w:val="center"/>
             </w:pPr>
             <w:r/>
             <w:r>
               <w:rPr>
                 <w:rFonts w:ascii="Times New Roman" w:hAnsi="Times New Roman" w:eastAsia="宋体"/>
                 <w:b w:val="0"/>
-                <w:sz w:val="20"/>
+                <w:i w:val="0"/>
+                <w:sz w:val="18"/>
               </w:rPr>
               <w:t>Most steps are actionable; a few remain vague</w:t>
             </w:r>
@@ -1032,14 +1119,16 @@
           </w:tcPr>
           <w:p>
             <w:pPr>
-              <w:jc w:val="left"/>
+              <w:spacing w:before="60" w:after="60" w:lineRule="auto" w:line="276"/>
+              <w:jc w:val="center"/>
             </w:pPr>
             <w:r/>
             <w:r>
               <w:rPr>
                 <w:rFonts w:ascii="Times New Roman" w:hAnsi="Times New Roman" w:eastAsia="宋体"/>
                 <w:b w:val="0"/>
-                <w:sz w:val="20"/>
+                <w:i w:val="0"/>
+                <w:sz w:val="18"/>
               </w:rPr>
               <w:t>Pervasive use of "in a timely manner", "relevant personnel", and "periodically" without operational detail</w:t>
             </w:r>
@@ -1060,14 +1149,16 @@
           </w:tcPr>
           <w:p>
             <w:pPr>
-              <w:jc w:val="left"/>
+              <w:spacing w:before="60" w:after="60" w:lineRule="auto" w:line="276"/>
+              <w:jc w:val="center"/>
             </w:pPr>
             <w:r/>
             <w:r>
               <w:rPr>
                 <w:rFonts w:ascii="Times New Roman" w:hAnsi="Times New Roman" w:eastAsia="宋体"/>
                 <w:b w:val="0"/>
-                <w:sz w:val="20"/>
+                <w:i w:val="0"/>
+                <w:sz w:val="18"/>
               </w:rPr>
               <w:t>Internal consistency</w:t>
             </w:r>
@@ -1086,14 +1177,16 @@
           </w:tcPr>
           <w:p>
             <w:pPr>
-              <w:jc w:val="left"/>
+              <w:spacing w:before="60" w:after="60" w:lineRule="auto" w:line="276"/>
+              <w:jc w:val="center"/>
             </w:pPr>
             <w:r/>
             <w:r>
               <w:rPr>
                 <w:rFonts w:ascii="Times New Roman" w:hAnsi="Times New Roman" w:eastAsia="宋体"/>
                 <w:b w:val="0"/>
-                <w:sz w:val="20"/>
+                <w:i w:val="0"/>
+                <w:sz w:val="18"/>
               </w:rPr>
               <w:t>All referenced documents and forms appear in the corresponding sections; responsibilities are cleanly assigned</w:t>
             </w:r>
@@ -1112,14 +1205,16 @@
           </w:tcPr>
           <w:p>
             <w:pPr>
-              <w:jc w:val="left"/>
+              <w:spacing w:before="60" w:after="60" w:lineRule="auto" w:line="276"/>
+              <w:jc w:val="center"/>
             </w:pPr>
             <w:r/>
             <w:r>
               <w:rPr>
                 <w:rFonts w:ascii="Times New Roman" w:hAnsi="Times New Roman" w:eastAsia="宋体"/>
                 <w:b w:val="0"/>
-                <w:sz w:val="20"/>
+                <w:i w:val="0"/>
+                <w:sz w:val="18"/>
               </w:rPr>
               <w:t>A few dangling references or minor textual contradictions</w:t>
             </w:r>
@@ -1138,14 +1233,16 @@
           </w:tcPr>
           <w:p>
             <w:pPr>
-              <w:jc w:val="left"/>
+              <w:spacing w:before="60" w:after="60" w:lineRule="auto" w:line="276"/>
+              <w:jc w:val="center"/>
             </w:pPr>
             <w:r/>
             <w:r>
               <w:rPr>
                 <w:rFonts w:ascii="Times New Roman" w:hAnsi="Times New Roman" w:eastAsia="宋体"/>
                 <w:b w:val="0"/>
-                <w:sz w:val="20"/>
+                <w:i w:val="0"/>
+                <w:sz w:val="18"/>
               </w:rPr>
               <w:t>Many dangling references or conflicting responsibility assignments</w:t>
             </w:r>
@@ -1166,14 +1263,16 @@
           </w:tcPr>
           <w:p>
             <w:pPr>
-              <w:jc w:val="left"/>
+              <w:spacing w:before="60" w:after="60" w:lineRule="auto" w:line="276"/>
+              <w:jc w:val="center"/>
             </w:pPr>
             <w:r/>
             <w:r>
               <w:rPr>
                 <w:rFonts w:ascii="Times New Roman" w:hAnsi="Times New Roman" w:eastAsia="宋体"/>
                 <w:b w:val="0"/>
-                <w:sz w:val="20"/>
+                <w:i w:val="0"/>
+                <w:sz w:val="18"/>
               </w:rPr>
               <w:t>PDCA closure</w:t>
             </w:r>
@@ -1192,14 +1291,16 @@
           </w:tcPr>
           <w:p>
             <w:pPr>
-              <w:jc w:val="left"/>
+              <w:spacing w:before="60" w:after="60" w:lineRule="auto" w:line="276"/>
+              <w:jc w:val="center"/>
             </w:pPr>
             <w:r/>
             <w:r>
               <w:rPr>
                 <w:rFonts w:ascii="Times New Roman" w:hAnsi="Times New Roman" w:eastAsia="宋体"/>
                 <w:b w:val="0"/>
-                <w:sz w:val="20"/>
+                <w:i w:val="0"/>
+                <w:sz w:val="18"/>
               </w:rPr>
               <w:t>An explicit Plan–Do–Check–Act chain with execution records, effectiveness evaluation, non-conformity handling, and improvement</w:t>
             </w:r>
@@ -1218,14 +1319,16 @@
           </w:tcPr>
           <w:p>
             <w:pPr>
-              <w:jc w:val="left"/>
+              <w:spacing w:before="60" w:after="60" w:lineRule="auto" w:line="276"/>
+              <w:jc w:val="center"/>
             </w:pPr>
             <w:r/>
             <w:r>
               <w:rPr>
                 <w:rFonts w:ascii="Times New Roman" w:hAnsi="Times New Roman" w:eastAsia="宋体"/>
                 <w:b w:val="0"/>
-                <w:sz w:val="20"/>
+                <w:i w:val="0"/>
+                <w:sz w:val="18"/>
               </w:rPr>
               <w:t>P–D–C are present but A (improvement/feedback) is missing</w:t>
             </w:r>
@@ -1244,14 +1347,16 @@
           </w:tcPr>
           <w:p>
             <w:pPr>
-              <w:jc w:val="left"/>
+              <w:spacing w:before="60" w:after="60" w:lineRule="auto" w:line="276"/>
+              <w:jc w:val="center"/>
             </w:pPr>
             <w:r/>
             <w:r>
               <w:rPr>
                 <w:rFonts w:ascii="Times New Roman" w:hAnsi="Times New Roman" w:eastAsia="宋体"/>
                 <w:b w:val="0"/>
-                <w:sz w:val="20"/>
+                <w:i w:val="0"/>
+                <w:sz w:val="18"/>
               </w:rPr>
               <w:t>Execution steps only; no checking or improvement</w:t>
             </w:r>
@@ -1272,14 +1377,16 @@
           </w:tcPr>
           <w:p>
             <w:pPr>
-              <w:jc w:val="left"/>
+              <w:spacing w:before="60" w:after="60" w:lineRule="auto" w:line="276"/>
+              <w:jc w:val="center"/>
             </w:pPr>
             <w:r/>
             <w:r>
               <w:rPr>
                 <w:rFonts w:ascii="Times New Roman" w:hAnsi="Times New Roman" w:eastAsia="宋体"/>
                 <w:b w:val="0"/>
-                <w:sz w:val="20"/>
+                <w:i w:val="0"/>
+                <w:sz w:val="18"/>
               </w:rPr>
               <w:t>Professional depth</w:t>
             </w:r>
@@ -1298,14 +1405,16 @@
           </w:tcPr>
           <w:p>
             <w:pPr>
-              <w:jc w:val="left"/>
+              <w:spacing w:before="60" w:after="60" w:lineRule="auto" w:line="276"/>
+              <w:jc w:val="center"/>
             </w:pPr>
             <w:r/>
             <w:r>
               <w:rPr>
                 <w:rFonts w:ascii="Times New Roman" w:hAnsi="Times New Roman" w:eastAsia="宋体"/>
                 <w:b w:val="0"/>
-                <w:sz w:val="20"/>
+                <w:i w:val="0"/>
+                <w:sz w:val="18"/>
               </w:rPr>
               <w:t>Contains laboratory-specific detail (e.g., Westgard rules, measurement uncertainty, Sigma metrics, HIL indices, blind testing, PCR zoning, cold chain)</w:t>
             </w:r>
@@ -1324,16 +1433,18 @@
           </w:tcPr>
           <w:p>
             <w:pPr>
-              <w:jc w:val="left"/>
+              <w:spacing w:before="60" w:after="60" w:lineRule="auto" w:line="276"/>
+              <w:jc w:val="center"/>
             </w:pPr>
             <w:r/>
             <w:r>
               <w:rPr>
                 <w:rFonts w:ascii="Times New Roman" w:hAnsi="Times New Roman" w:eastAsia="宋体"/>
                 <w:b w:val="0"/>
-                <w:sz w:val="20"/>
+                <w:i w:val="0"/>
+                <w:sz w:val="18"/>
               </w:rPr>
-              <w:t>Some professional flavour, but largely generic</w:t>
+              <w:t>Some professional flavor, but largely generic</w:t>
             </w:r>
           </w:p>
         </w:tc>
@@ -1350,14 +1461,16 @@
           </w:tcPr>
           <w:p>
             <w:pPr>
-              <w:jc w:val="left"/>
+              <w:spacing w:before="60" w:after="60" w:lineRule="auto" w:line="276"/>
+              <w:jc w:val="center"/>
             </w:pPr>
             <w:r/>
             <w:r>
               <w:rPr>
                 <w:rFonts w:ascii="Times New Roman" w:hAnsi="Times New Roman" w:eastAsia="宋体"/>
                 <w:b w:val="0"/>
-                <w:sz w:val="20"/>
+                <w:i w:val="0"/>
+                <w:sz w:val="18"/>
               </w:rPr>
               <w:t>Generic content equally applicable to any laboratory</w:t>
             </w:r>
@@ -1368,16 +1481,17 @@
     <w:p/>
     <w:p>
       <w:pPr>
-        <w:spacing w:before="160" w:after="40" w:lineRule="auto" w:line="300"/>
+        <w:spacing w:before="160" w:after="40" w:lineRule="auto" w:line="360"/>
         <w:jc w:val="left"/>
       </w:pPr>
       <w:r>
         <w:rPr>
-          <w:rFonts w:ascii="Arial" w:hAnsi="Arial" w:eastAsia="黑体"/>
+          <w:rFonts w:ascii="Times New Roman" w:hAnsi="Times New Roman" w:eastAsia="宋体"/>
           <w:b/>
-          <w:sz w:val="22"/>
+          <w:i w:val="0"/>
+          <w:sz w:val="24"/>
         </w:rPr>
-        <w:t>2.3.3 Tier 3 — Expert review</w:t>
+        <w:t>2.3.3 Tier 3 – Expert review</w:t>
       </w:r>
     </w:p>
     <w:p>
@@ -1390,101 +1504,10 @@
         <w:rPr>
           <w:rFonts w:ascii="Times New Roman" w:hAnsi="Times New Roman" w:eastAsia="宋体"/>
           <w:b w:val="0"/>
-          <w:sz w:val="22"/>
+          <w:i w:val="0"/>
+          <w:sz w:val="24"/>
         </w:rPr>
-        <w:t>Three qualified ISO 15189 internal auditors independently scored 10 blinded, stratified-randomly sampled documents using the same five-dimensional rubric (Table 1) as the LLM judges. Rater 1 was the first author, a qualified ISO 15189 internal auditor; Raters 2 and 3 were qualified ISO 15189 internal auditors from the same institution. To minimise self-influence, Rater 1 completed scoring without inspecting any Tier 1 or Tier 2 outputs in advance; the Tier 1/2 outputs for the sampled papers were reviewed only after all three rater sheets had been submitted. The three raters scored independently and without communication; Raters 2 and 3 completed their scoring with no access to Rater 1's ratings, and the three rating sets were merged only after all submissions had been received. Written informed consent was obtained from Raters 2 and 3 before scoring. During scoring, the experts were free to consult the complete texts of ISO 15189:2022 and CNAS-CL02:2023, including their annexes.</w:t>
-      </w:r>
-    </w:p>
-    <w:p>
-      <w:pPr>
-        <w:spacing w:before="80" w:after="80" w:lineRule="auto" w:line="360"/>
-        <w:ind w:firstLine="0"/>
-        <w:jc w:val="both"/>
-      </w:pPr>
-      <w:r>
-        <w:rPr>
-          <w:rFonts w:ascii="Times New Roman" w:hAnsi="Times New Roman" w:eastAsia="宋体"/>
-          <w:b/>
-          <w:sz w:val="22"/>
-        </w:rPr>
-        <w:t>Sampling strategy.</w:t>
-      </w:r>
-      <w:r>
-        <w:rPr>
-          <w:rFonts w:ascii="Times New Roman" w:hAnsi="Times New Roman" w:eastAsia="宋体"/>
-          <w:b w:val="0"/>
-          <w:sz w:val="22"/>
-        </w:rPr>
-        <w:t xml:space="preserve"> Ten documents were drawn from the 486-document pool by stratified random sampling with a fixed Python random seed (seed = 42), stratified across seven configurations × Class A procedure-document tasks (A1, A2, A3) — yielding a 21-stratum frame. The seven configurations selected at this tier (A_bare, C_full, E_rules_v2, F_template, G_template_rules, H2_keep_examples, H4_sop_only) differ from the six-configuration set used at Tier 2a (§2.3.2): B_simple was excluded from the expert sample as a redundant low-quality baseline next to A_bare, H3_skeleton was excluded as a near-duplicate of H4_sop_only at the per-stratum sample size, and H2_keep_examples and H4_sop_only were added as informative endpoints of the H series. The sample size of 10 was chosen to balance expert workload against stratification coverage; not all 21 strata are represented in the final sample (one or two documents per realised stratum). Class A was chosen because it constitutes the most stable and audit-relevant document type in CNAS reviews; cross-class generalisation is acknowledged as a limitation in §4.5.</w:t>
-      </w:r>
-    </w:p>
-    <w:p>
-      <w:pPr>
-        <w:spacing w:before="80" w:after="80" w:lineRule="auto" w:line="360"/>
-        <w:ind w:firstLine="0"/>
-        <w:jc w:val="both"/>
-      </w:pPr>
-      <w:r>
-        <w:rPr>
-          <w:rFonts w:ascii="Times New Roman" w:hAnsi="Times New Roman" w:eastAsia="宋体"/>
-          <w:b/>
-          <w:sz w:val="22"/>
-        </w:rPr>
-        <w:t>Conflict-of-interest declaration.</w:t>
-      </w:r>
-      <w:r>
-        <w:rPr>
-          <w:rFonts w:ascii="Times New Roman" w:hAnsi="Times New Roman" w:eastAsia="宋体"/>
-          <w:b w:val="0"/>
-          <w:sz w:val="22"/>
-        </w:rPr>
-        <w:t xml:space="preserve"> None of the three raters has any commercial, research, or consulting relationship with Anthropic, OpenAI, or any other LLM provider; none received funding or in-kind support from these entities for this study.</w:t>
-      </w:r>
-    </w:p>
-    <w:p>
-      <w:pPr>
-        <w:spacing w:before="80" w:after="80" w:lineRule="auto" w:line="360"/>
-        <w:ind w:firstLine="0"/>
-        <w:jc w:val="both"/>
-      </w:pPr>
-      <w:r>
-        <w:rPr>
-          <w:rFonts w:ascii="Times New Roman" w:hAnsi="Times New Roman" w:eastAsia="宋体"/>
-          <w:b/>
-          <w:sz w:val="22"/>
-        </w:rPr>
-        <w:t>Pre-scoring calibration.</w:t>
-      </w:r>
-      <w:r>
-        <w:rPr>
-          <w:rFonts w:ascii="Times New Roman" w:hAnsi="Times New Roman" w:eastAsia="宋体"/>
-          <w:b w:val="0"/>
-          <w:sz w:val="22"/>
-        </w:rPr>
-        <w:t xml:space="preserve"> No formal pre-scoring calibration session was conducted; the three raters scored independently using only the published five-dimensional rubric (Table 1) and the ISO 15189:2022 / CNAS-CL02:2023 standards. The absence of formal calibration is acknowledged as a methodological limitation in §4.5 (xii).</w:t>
-      </w:r>
-    </w:p>
-    <w:p>
-      <w:pPr>
-        <w:spacing w:before="80" w:after="80" w:lineRule="auto" w:line="360"/>
-        <w:ind w:firstLine="0"/>
-        <w:jc w:val="both"/>
-      </w:pPr>
-      <w:r>
-        <w:rPr>
-          <w:rFonts w:ascii="Times New Roman" w:hAnsi="Times New Roman" w:eastAsia="宋体"/>
-          <w:b/>
-          <w:sz w:val="22"/>
-        </w:rPr>
-        <w:t>Blinding procedure.</w:t>
-      </w:r>
-      <w:r>
-        <w:rPr>
-          <w:rFonts w:ascii="Times New Roman" w:hAnsi="Times New Roman" w:eastAsia="宋体"/>
-          <w:b w:val="0"/>
-          <w:sz w:val="22"/>
-        </w:rPr>
-        <w:t xml:space="preserve"> Blinding was implemented at four levels (script: prepare_blind_review.py, openly released):</w:t>
+        <w:t>Three qualified ISO 15189 internal auditors independently scored 10 blinded, stratified-randomly sampled documents on the same five dimensions. All three raters are authors of this paper and work at the same institution: Rater 1 was the first author, Rater 2 was Lan Yang, and Rater 3 was Xinying Chen. They scored independently, without communicating and without seeing one another's ratings; to avoid self-influence, Rater 1 viewed the Tier 1/2 scores only after all three rater sheets had been submitted. Written informed consent was obtained from Raters 2 and 3 before scoring, and during scoring the experts could freely consult ISO 15189:2022 and CNAS-CL02:2023. No formal pre-scoring calibration session was held (Section 4.6).</w:t>
       </w:r>
     </w:p>
     <w:p>
@@ -1497,65 +1520,22 @@
         <w:rPr>
           <w:rFonts w:ascii="Times New Roman" w:hAnsi="Times New Roman" w:eastAsia="宋体"/>
           <w:b w:val="0"/>
-          <w:sz w:val="22"/>
+          <w:i w:val="0"/>
+          <w:sz w:val="24"/>
         </w:rPr>
-        <w:t>(i) *File renaming.* Each sampled document was copied from its original path outputs/{group}/{group}-{task}-{rep}.md to a flat anonymised series paper_01.md … paper_10.md, removing the configuration-group and replicate identifiers from both the filename and the directory structure presented to the experts.</w:t>
+        <w:t>The 10 documents were drawn from the 486-document pool by stratified random sampling with a fixed seed (seed = 42), stratified across seven configurations × the three Class A tasks (A1–A3), with one or two documents per realized stratum. Only Class A was sampled, as it is the most stable and representative document type in CNAS audits (Section 4.6); the seven configurations evaluated here are listed in Section 3.5. Blinding was performed with the open-source script prepare_blind_review.py: each document was renamed to an anonymous identifier, all model and configuration markers were removed from the text and verified, and the presentation order was randomized, identical for all three experts. The key linking documents to configurations was sealed until all rater sheets had been submitted.</w:t>
       </w:r>
     </w:p>
     <w:p>
       <w:pPr>
-        <w:spacing w:before="80" w:after="80" w:lineRule="auto" w:line="360"/>
-        <w:ind w:firstLine="0"/>
-        <w:jc w:val="both"/>
+        <w:spacing w:before="200" w:after="80" w:lineRule="auto" w:line="360"/>
+        <w:jc w:val="left"/>
       </w:pPr>
       <w:r>
         <w:rPr>
           <w:rFonts w:ascii="Times New Roman" w:hAnsi="Times New Roman" w:eastAsia="宋体"/>
-          <w:b w:val="0"/>
-          <w:sz w:val="22"/>
-        </w:rPr>
-        <w:t>(ii) *Content sanitisation.* An automated text scan of all 10 blinded files confirmed zero occurrences of any model identifier ("Claude", "GPT", "Opus") or configuration-group token ("H4", "C_full", "G_template", "F_template", "H2_keep", "E_rules_v2", "A_bare", "H3_skeleton") within the document body, ensuring that the model and configuration source could not be inferred from the text.</w:t>
-      </w:r>
-    </w:p>
-    <w:p>
-      <w:pPr>
-        <w:spacing w:before="80" w:after="80" w:lineRule="auto" w:line="360"/>
-        <w:ind w:firstLine="0"/>
-        <w:jc w:val="both"/>
-      </w:pPr>
-      <w:r>
-        <w:rPr>
-          <w:rFonts w:ascii="Times New Roman" w:hAnsi="Times New Roman" w:eastAsia="宋体"/>
-          <w:b w:val="0"/>
-          <w:sz w:val="22"/>
-        </w:rPr>
-        <w:t>(iii) *Order randomisation.* The assignment of (group, task, replicate) triples to paper_01–paper_10 was shuffled using a fixed Python random seed (seed = 42), producing an identical presentation order for all three experts. Only the task category (e.g., "Personnel training and competence-evaluation control procedure") was disclosed in the rating sheet, because this information is intrinsic to the document content and necessary for assessment; the underlying configuration group remained hidden.</w:t>
-      </w:r>
-    </w:p>
-    <w:p>
-      <w:pPr>
-        <w:spacing w:before="80" w:after="80" w:lineRule="auto" w:line="360"/>
-        <w:ind w:firstLine="0"/>
-        <w:jc w:val="both"/>
-      </w:pPr>
-      <w:r>
-        <w:rPr>
-          <w:rFonts w:ascii="Times New Roman" w:hAnsi="Times New Roman" w:eastAsia="宋体"/>
-          <w:b w:val="0"/>
-          <w:sz w:val="22"/>
-        </w:rPr>
-        <w:t>(iv) *Key isolation.* The (paper_id → group, task, replicate) mapping (blind_review/key.json) was sealed before scoring began and was unsealed only after all three expert rating sheets had been submitted.</w:t>
-      </w:r>
-    </w:p>
-    <w:p>
-      <w:pPr>
-        <w:spacing w:before="200" w:after="80" w:lineRule="auto" w:line="300"/>
-        <w:jc w:val="left"/>
-      </w:pPr>
-      <w:r>
-        <w:rPr>
-          <w:rFonts w:ascii="Arial" w:hAnsi="Arial" w:eastAsia="黑体"/>
           <w:b/>
+          <w:i w:val="0"/>
           <w:sz w:val="24"/>
         </w:rPr>
         <w:t>2.4 Statistical analysis</w:t>
@@ -1563,14 +1543,15 @@
     </w:p>
     <w:p>
       <w:pPr>
-        <w:spacing w:before="160" w:after="40" w:lineRule="auto" w:line="300"/>
+        <w:spacing w:before="160" w:after="40" w:lineRule="auto" w:line="360"/>
         <w:jc w:val="left"/>
       </w:pPr>
       <w:r>
         <w:rPr>
-          <w:rFonts w:ascii="Arial" w:hAnsi="Arial" w:eastAsia="黑体"/>
+          <w:rFonts w:ascii="Times New Roman" w:hAnsi="Times New Roman" w:eastAsia="宋体"/>
           <w:b/>
-          <w:sz w:val="22"/>
+          <w:i w:val="0"/>
+          <w:sz w:val="24"/>
         </w:rPr>
         <w:t>2.4.1 Pairwise group comparisons and multiplicity correction</w:t>
       </w:r>
@@ -1585,21 +1566,23 @@
         <w:rPr>
           <w:rFonts w:ascii="Times New Roman" w:hAnsi="Times New Roman" w:eastAsia="宋体"/>
           <w:b w:val="0"/>
-          <w:sz w:val="22"/>
+          <w:i w:val="0"/>
+          <w:sz w:val="24"/>
         </w:rPr>
-        <w:t>Pairwise between-configuration comparisons were performed using two-sided Mann–Whitney U tests (scipy.stats.mannwhitneyu, scipy v1.10.1) on per-document GPT-judge scores, with each configuration contributing n = 45 ratings (15 tasks × 3 replicates). Multiplicity within the four-component ablation was controlled by the Benjamini–Hochberg false-discovery-rate (FDR) procedure (statsmodels.stats.multitest.multipletests (statsmodels v0.14.6), method = fdr_bh; α = 0.05). FDR was preferred over Bonferroni correction because the four pre-specified contrasts share overlapping configurations (e.g., G_template_rules appears in both the *detailed content* and *worked examples* contrasts) and are therefore not statistically independent; under such structured testing, the Benjamini–Hochberg procedure provides a more powerful yet still rigorous control of the expected proportion of false discoveries. Bootstrap 95% confidence intervals for each Δ effect estimate were computed using the nonparametric percentile method with B = 10,000 resamples and a fixed seed (42), drawing each group's resamples independently with replacement (numpy random.choice); the lower and upper interval limits were taken as the 2.5th and 97.5th percentiles of the resampled Δ distribution. The bootstrap reference implementation is provided in bootstrap_ci.py of the released code repository.</w:t>
+        <w:t>Pairwise comparisons between configurations used two-sided Mann–Whitney U tests on the GPT-judge scores for each document (n = 45 per configuration; 15 tasks × 3 replicates). Observations within a configuration share the 15 underlying tasks and are therefore not fully independent; the tests treat replicates as independent, a simplification. The task-class-stratified estimates (Table 3), in which the rules effect is consistent in direction across all three classes, argue against a task-driven artifact. Because the four component contrasts share configurations and are therefore not independent, multiplicity was controlled with the Benjamini–Hochberg FDR procedure (α = 0.05) rather than the more conservative Bonferroni, retaining more power while controlling the false-discovery rate. A 95% confidence interval for each effect estimate (Δ) was obtained by bootstrap (nonparametric percentile method, fixed seed, B = 10,000 resamples).</w:t>
       </w:r>
     </w:p>
     <w:p>
       <w:pPr>
-        <w:spacing w:before="160" w:after="40" w:lineRule="auto" w:line="300"/>
+        <w:spacing w:before="160" w:after="40" w:lineRule="auto" w:line="360"/>
         <w:jc w:val="left"/>
       </w:pPr>
       <w:r>
         <w:rPr>
-          <w:rFonts w:ascii="Arial" w:hAnsi="Arial" w:eastAsia="黑体"/>
+          <w:rFonts w:ascii="Times New Roman" w:hAnsi="Times New Roman" w:eastAsia="宋体"/>
           <w:b/>
-          <w:sz w:val="22"/>
+          <w:i w:val="0"/>
+          <w:sz w:val="24"/>
         </w:rPr>
         <w:t>2.4.2 Quantification of configuration-component effects</w:t>
       </w:r>
@@ -1614,92 +1597,95 @@
         <w:rPr>
           <w:rFonts w:ascii="Times New Roman" w:hAnsi="Times New Roman" w:eastAsia="宋体"/>
           <w:b w:val="0"/>
-          <w:sz w:val="22"/>
+          <w:i w:val="0"/>
+          <w:sz w:val="24"/>
         </w:rPr>
-        <w:t>The four configuration-component effects were defined through targeted pairwise contrasts, each designed to isolate one dimension while holding the remaining three as constant as possible:</w:t>
+        <w:t xml:space="preserve">Four pairs of configurations measured the four content components, each pair differing mainly in one component: </w:t>
+      </w:r>
+      <w:r>
+        <w:rPr>
+          <w:rFonts w:ascii="Times New Roman" w:hAnsi="Times New Roman" w:eastAsia="宋体"/>
+          <w:b w:val="0"/>
+          <w:i/>
+          <w:sz w:val="24"/>
+        </w:rPr>
+        <w:t>rules</w:t>
+      </w:r>
+      <w:r>
+        <w:rPr>
+          <w:rFonts w:ascii="Times New Roman" w:hAnsi="Times New Roman" w:eastAsia="宋体"/>
+          <w:b w:val="0"/>
+          <w:i w:val="0"/>
+          <w:sz w:val="24"/>
+        </w:rPr>
+        <w:t xml:space="preserve"> (E_rules_v2 vs A_bare), </w:t>
+      </w:r>
+      <w:r>
+        <w:rPr>
+          <w:rFonts w:ascii="Times New Roman" w:hAnsi="Times New Roman" w:eastAsia="宋体"/>
+          <w:b w:val="0"/>
+          <w:i/>
+          <w:sz w:val="24"/>
+        </w:rPr>
+        <w:t>document skeleton</w:t>
+      </w:r>
+      <w:r>
+        <w:rPr>
+          <w:rFonts w:ascii="Times New Roman" w:hAnsi="Times New Roman" w:eastAsia="宋体"/>
+          <w:b w:val="0"/>
+          <w:i w:val="0"/>
+          <w:sz w:val="24"/>
+        </w:rPr>
+        <w:t xml:space="preserve"> (H4_sop_only vs E_rules_v2), </w:t>
+      </w:r>
+      <w:r>
+        <w:rPr>
+          <w:rFonts w:ascii="Times New Roman" w:hAnsi="Times New Roman" w:eastAsia="宋体"/>
+          <w:b w:val="0"/>
+          <w:i/>
+          <w:sz w:val="24"/>
+        </w:rPr>
+        <w:t>detailed content</w:t>
+      </w:r>
+      <w:r>
+        <w:rPr>
+          <w:rFonts w:ascii="Times New Roman" w:hAnsi="Times New Roman" w:eastAsia="宋体"/>
+          <w:b w:val="0"/>
+          <w:i w:val="0"/>
+          <w:sz w:val="24"/>
+        </w:rPr>
+        <w:t xml:space="preserve"> (G_template_rules vs H3_skeleton), and </w:t>
+      </w:r>
+      <w:r>
+        <w:rPr>
+          <w:rFonts w:ascii="Times New Roman" w:hAnsi="Times New Roman" w:eastAsia="宋体"/>
+          <w:b w:val="0"/>
+          <w:i/>
+          <w:sz w:val="24"/>
+        </w:rPr>
+        <w:t>worked examples</w:t>
+      </w:r>
+      <w:r>
+        <w:rPr>
+          <w:rFonts w:ascii="Times New Roman" w:hAnsi="Times New Roman" w:eastAsia="宋体"/>
+          <w:b w:val="0"/>
+          <w:i w:val="0"/>
+          <w:sz w:val="24"/>
+        </w:rPr>
+        <w:t xml:space="preserve"> (H2_keep_examples vs G_template_rules). The effect of each component (Δ) is the difference between the two configurations' mean scores, expressed on the raw 0–5 scale without standardization, with a bootstrap 95% CI (Table 3). We deliberately used this direct pairwise contrast rather than a more elaborate statistical model because it is the easiest to interpret. The nine configurations are not a Taguchi L9 orthogonal array but a structured subset of the four-dimensional configuration space, selected to isolate each dimension through these contrasts rather than to satisfy orthogonal-balance criteria; the Δ estimates therefore correspond only to those specific pairs.</w:t>
       </w:r>
     </w:p>
     <w:p>
       <w:pPr>
-        <w:pStyle w:val="ListBullet"/>
-        <w:spacing w:before="40" w:after="40" w:lineRule="auto" w:line="360"/>
+        <w:spacing w:before="160" w:after="40" w:lineRule="auto" w:line="360"/>
+        <w:jc w:val="left"/>
       </w:pPr>
       <w:r>
         <w:rPr>
           <w:rFonts w:ascii="Times New Roman" w:hAnsi="Times New Roman" w:eastAsia="宋体"/>
-          <w:b w:val="0"/>
-          <w:sz w:val="22"/>
-        </w:rPr>
-        <w:t>*rules*: E_rules_v2 vs A_bare</w:t>
-      </w:r>
-    </w:p>
-    <w:p>
-      <w:pPr>
-        <w:pStyle w:val="ListBullet"/>
-        <w:spacing w:before="40" w:after="40" w:lineRule="auto" w:line="360"/>
-      </w:pPr>
-      <w:r>
-        <w:rPr>
-          <w:rFonts w:ascii="Times New Roman" w:hAnsi="Times New Roman" w:eastAsia="宋体"/>
-          <w:b w:val="0"/>
-          <w:sz w:val="22"/>
-        </w:rPr>
-        <w:t>*document skeleton*: H4_sop_only vs E_rules_v2</w:t>
-      </w:r>
-    </w:p>
-    <w:p>
-      <w:pPr>
-        <w:pStyle w:val="ListBullet"/>
-        <w:spacing w:before="40" w:after="40" w:lineRule="auto" w:line="360"/>
-      </w:pPr>
-      <w:r>
-        <w:rPr>
-          <w:rFonts w:ascii="Times New Roman" w:hAnsi="Times New Roman" w:eastAsia="宋体"/>
-          <w:b w:val="0"/>
-          <w:sz w:val="22"/>
-        </w:rPr>
-        <w:t>*detailed content*: G_template_rules vs H3_skeleton</w:t>
-      </w:r>
-    </w:p>
-    <w:p>
-      <w:pPr>
-        <w:pStyle w:val="ListBullet"/>
-        <w:spacing w:before="40" w:after="40" w:lineRule="auto" w:line="360"/>
-      </w:pPr>
-      <w:r>
-        <w:rPr>
-          <w:rFonts w:ascii="Times New Roman" w:hAnsi="Times New Roman" w:eastAsia="宋体"/>
-          <w:b w:val="0"/>
-          <w:sz w:val="22"/>
-        </w:rPr>
-        <w:t>*worked examples*: H2_keep_examples vs G_template_rules</w:t>
-      </w:r>
-    </w:p>
-    <w:p>
-      <w:pPr>
-        <w:spacing w:before="80" w:after="80" w:lineRule="auto" w:line="360"/>
-        <w:ind w:firstLine="0"/>
-        <w:jc w:val="both"/>
-      </w:pPr>
-      <w:r>
-        <w:rPr>
-          <w:rFonts w:ascii="Times New Roman" w:hAnsi="Times New Roman" w:eastAsia="宋体"/>
-          <w:b w:val="0"/>
-          <w:sz w:val="22"/>
-        </w:rPr>
-        <w:t>For each contrast, the effect size Δ was defined as a simple arithmetic mean difference, Δ = mean(group_B) − mean(group_A), where each group mean was the unweighted average of the 45 per-document GPT-judge scores in the corresponding configuration. No covariates, random effects, weighting, or shrinkage were applied. The same 45-per-configuration sample served as input to the Mann–Whitney U test reported alongside each Δ. L9 orthogonal-array decomposition, least-squares-means estimation, and mixed-effects modelling were not used, as the targeted-contrast scheme provides a more transparent and directly interpretable estimate for the substitution contrasts of interest.</w:t>
-      </w:r>
-    </w:p>
-    <w:p>
-      <w:pPr>
-        <w:spacing w:before="160" w:after="40" w:lineRule="auto" w:line="300"/>
-        <w:jc w:val="left"/>
-      </w:pPr>
-      <w:r>
-        <w:rPr>
-          <w:rFonts w:ascii="Arial" w:hAnsi="Arial" w:eastAsia="黑体"/>
           <w:b/>
-          <w:sz w:val="22"/>
+          <w:i w:val="0"/>
+          <w:sz w:val="24"/>
         </w:rPr>
         <w:t>2.4.3 Inter-rater agreement</w:t>
       </w:r>
@@ -1714,124 +1700,23 @@
         <w:rPr>
           <w:rFonts w:ascii="Times New Roman" w:hAnsi="Times New Roman" w:eastAsia="宋体"/>
           <w:b w:val="0"/>
-          <w:sz w:val="22"/>
+          <w:i w:val="0"/>
+          <w:sz w:val="24"/>
         </w:rPr>
-        <w:t>Inter-rater agreement was characterised using three complementary measures, each reported in full because they capture distinct aspects of agreement: Pearson correlation captures linear association while tolerating systematic shifts between raters; Spearman correlation captures rank-order agreement without assuming linearity; and intraclass correlation coefficients (ICCs) quantify reliability under the standard framework of Shrout and Fleiss [13]. Four ICC variants were applied:</w:t>
+        <w:t>Inter-rater agreement was reported using Pearson correlation, Spearman correlation, and intraclass correlation coefficients (ICCs, following the Shrout–Fleiss framework [11]), all computed with the pingouin Python library. Pairwise comparisons (expert mean vs each LLM judge, and comparisons within the expert panel) used the single-rater variants ICC(2,1) and ICC(3,1), whereas the overall reliability of the three-expert panel used the averaged variants ICC(2,k) and ICC(3,k) (k = 3). The reasoning is that panel reliability asks whether the three experts' average score is dependable, hence the averaged variants, whereas judge–expert comparison asks whether a single judge can reproduce the experts' ranking, hence the single-rater consistency variant ICC(3,1). The consistency form tolerates a wholesale offset between the two sets of scores, and that offset – the LLM judges' systematic overestimation – is reported separately in Section 3.5.</w:t>
       </w:r>
     </w:p>
     <w:p>
       <w:pPr>
-        <w:pStyle w:val="ListBullet"/>
-        <w:spacing w:before="40" w:after="40" w:lineRule="auto" w:line="360"/>
+        <w:spacing w:before="160" w:after="40" w:lineRule="auto" w:line="360"/>
+        <w:jc w:val="left"/>
       </w:pPr>
       <w:r>
         <w:rPr>
           <w:rFonts w:ascii="Times New Roman" w:hAnsi="Times New Roman" w:eastAsia="宋体"/>
           <w:b/>
-          <w:sz w:val="22"/>
-        </w:rPr>
-        <w:t>ICC(2,1)</w:t>
-      </w:r>
-      <w:r>
-        <w:rPr>
-          <w:rFonts w:ascii="Times New Roman" w:hAnsi="Times New Roman" w:eastAsia="宋体"/>
-          <w:b w:val="0"/>
-          <w:sz w:val="22"/>
-        </w:rPr>
-        <w:t xml:space="preserve"> — single-rater absolute agreement, two-way random effects;</w:t>
-      </w:r>
-    </w:p>
-    <w:p>
-      <w:pPr>
-        <w:pStyle w:val="ListBullet"/>
-        <w:spacing w:before="40" w:after="40" w:lineRule="auto" w:line="360"/>
-      </w:pPr>
-      <w:r>
-        <w:rPr>
-          <w:rFonts w:ascii="Times New Roman" w:hAnsi="Times New Roman" w:eastAsia="宋体"/>
-          <w:b/>
-          <w:sz w:val="22"/>
-        </w:rPr>
-        <w:t>ICC(3,1)</w:t>
-      </w:r>
-      <w:r>
-        <w:rPr>
-          <w:rFonts w:ascii="Times New Roman" w:hAnsi="Times New Roman" w:eastAsia="宋体"/>
-          <w:b w:val="0"/>
-          <w:sz w:val="22"/>
-        </w:rPr>
-        <w:t xml:space="preserve"> — single-rater consistency, two-way mixed effects;</w:t>
-      </w:r>
-    </w:p>
-    <w:p>
-      <w:pPr>
-        <w:pStyle w:val="ListBullet"/>
-        <w:spacing w:before="40" w:after="40" w:lineRule="auto" w:line="360"/>
-      </w:pPr>
-      <w:r>
-        <w:rPr>
-          <w:rFonts w:ascii="Times New Roman" w:hAnsi="Times New Roman" w:eastAsia="宋体"/>
-          <w:b/>
-          <w:sz w:val="22"/>
-        </w:rPr>
-        <w:t>ICC(2,k)</w:t>
-      </w:r>
-      <w:r>
-        <w:rPr>
-          <w:rFonts w:ascii="Times New Roman" w:hAnsi="Times New Roman" w:eastAsia="宋体"/>
-          <w:b w:val="0"/>
-          <w:sz w:val="22"/>
-        </w:rPr>
-        <w:t xml:space="preserve"> — k-rater averaged absolute agreement;</w:t>
-      </w:r>
-    </w:p>
-    <w:p>
-      <w:pPr>
-        <w:pStyle w:val="ListBullet"/>
-        <w:spacing w:before="40" w:after="40" w:lineRule="auto" w:line="360"/>
-      </w:pPr>
-      <w:r>
-        <w:rPr>
-          <w:rFonts w:ascii="Times New Roman" w:hAnsi="Times New Roman" w:eastAsia="宋体"/>
-          <w:b/>
-          <w:sz w:val="22"/>
-        </w:rPr>
-        <w:t>ICC(3,k)</w:t>
-      </w:r>
-      <w:r>
-        <w:rPr>
-          <w:rFonts w:ascii="Times New Roman" w:hAnsi="Times New Roman" w:eastAsia="宋体"/>
-          <w:b w:val="0"/>
-          <w:sz w:val="22"/>
-        </w:rPr>
-        <w:t xml:space="preserve"> — k-rater averaged consistency.</w:t>
-      </w:r>
-    </w:p>
-    <w:p>
-      <w:pPr>
-        <w:spacing w:before="80" w:after="80" w:lineRule="auto" w:line="360"/>
-        <w:ind w:firstLine="0"/>
-        <w:jc w:val="both"/>
-      </w:pPr>
-      <w:r>
-        <w:rPr>
-          <w:rFonts w:ascii="Times New Roman" w:hAnsi="Times New Roman" w:eastAsia="宋体"/>
-          <w:b w:val="0"/>
-          <w:sz w:val="22"/>
-        </w:rPr>
-        <w:t>The single-rater variants ICC(2,1) and ICC(3,1) were used for pairwise comparisons (e.g., expert mean vs each LLM judge, and pairwise comparisons within the expert panel), whereas the k-rater averaged variants ICC(2,k) and ICC(3,k) (k = 3) were used to characterise the overall reliability of the three-expert panel. All ICCs were computed using the pingouin Python library (v0.6.1).</w:t>
-      </w:r>
-    </w:p>
-    <w:p>
-      <w:pPr>
-        <w:spacing w:before="160" w:after="40" w:lineRule="auto" w:line="300"/>
-        <w:jc w:val="left"/>
-      </w:pPr>
-      <w:r>
-        <w:rPr>
-          <w:rFonts w:ascii="Arial" w:hAnsi="Arial" w:eastAsia="黑体"/>
-          <w:b/>
-          <w:sz w:val="22"/>
+          <w:i w:val="0"/>
+          <w:sz w:val="24"/>
         </w:rPr>
         <w:t>2.4.4 Self-preference bias</w:t>
       </w:r>
@@ -1846,9 +1731,10 @@
         <w:rPr>
           <w:rFonts w:ascii="Times New Roman" w:hAnsi="Times New Roman" w:eastAsia="宋体"/>
           <w:b w:val="0"/>
-          <w:sz w:val="22"/>
+          <w:i w:val="0"/>
+          <w:sz w:val="24"/>
         </w:rPr>
-        <w:t>For each model M ∈ {Claude Opus 4.6, GPT-5.4} acting as judge, the self-preference bias was quantified following the classical convention of Panickssery et al. [6] — same judge, different generators:</w:t>
+        <w:t>For each model M (Claude or GPT) acting as judge, self-preference bias was computed following Panickssery et al. [10]:</w:t>
       </w:r>
     </w:p>
     <w:p>
@@ -1861,7 +1747,8 @@
         <w:rPr>
           <w:rFonts w:ascii="Times New Roman" w:hAnsi="Times New Roman" w:eastAsia="宋体"/>
           <w:b w:val="0"/>
-          <w:sz w:val="22"/>
+          <w:i w:val="0"/>
+          <w:sz w:val="24"/>
         </w:rPr>
         <w:t>bias_M = mean(judge = M, generator = M) − mean(judge = M, generator = M′),</w:t>
       </w:r>
@@ -1876,95 +1763,37 @@
         <w:rPr>
           <w:rFonts w:ascii="Times New Roman" w:hAnsi="Times New Roman" w:eastAsia="宋体"/>
           <w:b w:val="0"/>
-          <w:sz w:val="22"/>
+          <w:i w:val="0"/>
+          <w:sz w:val="24"/>
         </w:rPr>
-        <w:t>where M′ denotes the counterpart model. Positive values indicate that judge M rates outputs from its own generator family more favourably than outputs from the counterpart generator; negative values indicate the converse. As a sensitivity check, we additionally computed an alternative cross-judge formulation — same generator, different judges (bias_M = mean(judge = M, generator = M) − mean(judge = M′, generator = M)) — and obtained values of +0.464 (Claude) and −0.472 (GPT), preserving the sign and direction of the classical estimates (+0.294 and −0.301) reported in §3.4.</w:t>
+        <w:t>where M′ is the other model; positive values mean judge M scores its own documents higher. As a sensitivity check, we recomputed the bias using an alternative formulation (same generator, different judges), obtaining +0.464 (Claude) and −0.472 (GPT), which agree in sign and direction with the classical estimates (+0.294 and −0.301) reported in Section 3.4.</w:t>
       </w:r>
     </w:p>
     <w:p>
       <w:pPr>
-        <w:spacing w:before="160" w:after="40" w:lineRule="auto" w:line="300"/>
+        <w:spacing w:before="280" w:after="120" w:lineRule="auto" w:line="360"/>
         <w:jc w:val="left"/>
       </w:pPr>
       <w:r>
         <w:rPr>
-          <w:rFonts w:ascii="Arial" w:hAnsi="Arial" w:eastAsia="黑体"/>
-          <w:b/>
-          <w:sz w:val="22"/>
-        </w:rPr>
-        <w:t>2.4.5 Note on the experimental design</w:t>
-      </w:r>
-    </w:p>
-    <w:p>
-      <w:pPr>
-        <w:spacing w:before="80" w:after="80" w:lineRule="auto" w:line="360"/>
-        <w:ind w:firstLine="0"/>
-        <w:jc w:val="both"/>
-      </w:pPr>
-      <w:r>
-        <w:rPr>
-          <w:rFonts w:ascii="Times New Roman" w:hAnsi="Times New Roman" w:eastAsia="宋体"/>
-          <w:b w:val="0"/>
-          <w:sz w:val="22"/>
-        </w:rPr>
-        <w:t xml:space="preserve">The nine evaluated configurations do not constitute a Taguchi L9 orthogonal array. They were instead designed as a structured subset of the four-dimensional configuration space (rules, document skeleton, detailed content, worked examples), in which dimensions are varied across operationally relevant levels: </w:t>
-      </w:r>
-      <w:r>
-        <w:rPr>
           <w:rFonts w:ascii="Times New Roman" w:hAnsi="Times New Roman" w:eastAsia="宋体"/>
           <w:b/>
-          <w:sz w:val="22"/>
-        </w:rPr>
-        <w:t>three levels (absent / partial / full) for rules and document skeleton</w:t>
-      </w:r>
-      <w:r>
-        <w:rPr>
-          <w:rFonts w:ascii="Times New Roman" w:hAnsi="Times New Roman" w:eastAsia="宋体"/>
-          <w:b w:val="0"/>
-          <w:sz w:val="22"/>
-        </w:rPr>
-        <w:t xml:space="preserve">, and </w:t>
-      </w:r>
-      <w:r>
-        <w:rPr>
-          <w:rFonts w:ascii="Times New Roman" w:hAnsi="Times New Roman" w:eastAsia="宋体"/>
-          <w:b/>
-          <w:sz w:val="22"/>
-        </w:rPr>
-        <w:t>binary (absent / present) for detailed content and worked examples</w:t>
-      </w:r>
-      <w:r>
-        <w:rPr>
-          <w:rFonts w:ascii="Times New Roman" w:hAnsi="Times New Roman" w:eastAsia="宋体"/>
-          <w:b w:val="0"/>
-          <w:sz w:val="22"/>
-        </w:rPr>
-        <w:t>. Configurations were selected to isolate each dimension through the targeted pairwise contrasts described in §2.4.2 rather than to satisfy the balanced-orthogonality criteria of an L9 design. Δ effect estimates therefore correspond to the specific configuration pairs listed in §2.4.2 and are not reweighted to a balanced full-factorial reference.</w:t>
-      </w:r>
-    </w:p>
-    <w:p>
-      <w:pPr>
-        <w:spacing w:before="280" w:after="120" w:lineRule="auto" w:line="300"/>
-        <w:jc w:val="left"/>
-      </w:pPr>
-      <w:r>
-        <w:rPr>
-          <w:rFonts w:ascii="Arial" w:hAnsi="Arial" w:eastAsia="黑体"/>
-          <w:b/>
-          <w:sz w:val="28"/>
+          <w:i w:val="0"/>
+          <w:sz w:val="24"/>
         </w:rPr>
         <w:t>3. Results</w:t>
       </w:r>
     </w:p>
     <w:p>
       <w:pPr>
-        <w:spacing w:before="200" w:after="80" w:lineRule="auto" w:line="300"/>
+        <w:spacing w:before="200" w:after="80" w:lineRule="auto" w:line="360"/>
         <w:jc w:val="left"/>
       </w:pPr>
       <w:r>
         <w:rPr>
-          <w:rFonts w:ascii="Arial" w:hAnsi="Arial" w:eastAsia="黑体"/>
+          <w:rFonts w:ascii="Times New Roman" w:hAnsi="Times New Roman" w:eastAsia="宋体"/>
           <w:b/>
+          <w:i w:val="0"/>
           <w:sz w:val="24"/>
         </w:rPr>
         <w:t>3.1 Configuration ranking under the combined automated and LLM-judge evaluation</w:t>
@@ -1980,20 +1809,912 @@
         <w:rPr>
           <w:rFonts w:ascii="Times New Roman" w:hAnsi="Times New Roman" w:eastAsia="宋体"/>
           <w:b w:val="0"/>
-          <w:sz w:val="22"/>
+          <w:i w:val="0"/>
+          <w:sz w:val="24"/>
         </w:rPr>
-        <w:t>Across the 405 Claude Opus 4.6–generated documents, the nine configurations were ranked using a composite score that combined the Tier 1 automated scorer mean and the Tier 2 LLM-judge mean (averaged across the Claude and GPT judges); each component was min-max normalised to [0, 1] across the nine configurations and then averaged with equal weight. From highest to lowest composite score, the ranking was: H4_sop_only (~2,000 tokens; 0.994), H3_skeleton (~5,000 tokens; 0.869), G_template_rules (~16,000 tokens; 0.851), H2_keep_examples (~25,000 tokens; 0.759), E_rules_v2 (~1,200 tokens; 0.729), C_full (~56,000 tokens; 0.493), F_template (~15,000 tokens; 0.345), B_simple (~300 tokens; 0.227), and A_bare (0 tokens; 0.000). H4_sop_only therefore achieved the highest composite score at only ~2,000 tokens — well below the template-anchored configurations (G_template_rules ~16,000; H2_keep_examples ~25,000) and the full-context C_full (~56,000); as reported in §3.5, however, this ranking did not survive expert evaluation.</w:t>
+        <w:t>We ranked the nine configurations across the 405 Claude-generated documents using a composite score (Table 2). The composite score combines the Tier 1 automated mean and the Tier 2 LLM-judge mean (averaged across the Claude and GPT judges), each min-max normalized to [0, 1] across the nine configurations and then averaged with equal weight. H4_sop_only achieved the highest composite score at only ~2,000 tokens, far below the template-anchored configurations and C_full (~56,000 tokens); as Section 3.5 shows, however, this ranking does not survive expert evaluation.</w:t>
       </w:r>
     </w:p>
     <w:p>
       <w:pPr>
-        <w:spacing w:before="200" w:after="80" w:lineRule="auto" w:line="300"/>
+        <w:spacing w:before="120" w:after="40" w:lineRule="auto" w:line="360"/>
+        <w:ind w:firstLine="0"/>
+        <w:jc w:val="center"/>
+      </w:pPr>
+      <w:r>
+        <w:rPr>
+          <w:rFonts w:ascii="Times New Roman" w:hAnsi="Times New Roman" w:eastAsia="宋体"/>
+          <w:b/>
+          <w:i w:val="0"/>
+          <w:sz w:val="24"/>
+        </w:rPr>
+        <w:t>Table 2. Composite ranking of the nine configurations.</w:t>
+      </w:r>
+    </w:p>
+    <w:tbl>
+      <w:tblPr>
+        <w:tblW w:type="auto" w:w="0"/>
+        <w:jc w:val="center"/>
+        <w:tblLayout w:type="autofit"/>
+        <w:tblLook w:firstColumn="1" w:firstRow="1" w:lastColumn="0" w:lastRow="0" w:noHBand="0" w:noVBand="1" w:val="04A0"/>
+      </w:tblPr>
+      <w:tblGrid>
+        <w:gridCol w:w="2946"/>
+        <w:gridCol w:w="2946"/>
+        <w:gridCol w:w="2946"/>
+      </w:tblGrid>
+      <w:tr>
+        <w:tc>
+          <w:tcPr>
+            <w:tcW w:type="dxa" w:w="2946"/>
+            <w:vAlign w:val="center"/>
+            <w:tcBorders>
+              <w:top w:val="single" w:sz="4" w:color="000000"/>
+              <w:left w:val="single" w:sz="4" w:color="000000"/>
+              <w:bottom w:val="single" w:sz="4" w:color="000000"/>
+              <w:right w:val="single" w:sz="4" w:color="000000"/>
+            </w:tcBorders>
+          </w:tcPr>
+          <w:p>
+            <w:pPr>
+              <w:spacing w:before="60" w:after="60" w:lineRule="auto" w:line="276"/>
+              <w:jc w:val="center"/>
+            </w:pPr>
+            <w:r/>
+            <w:r>
+              <w:rPr>
+                <w:rFonts w:ascii="Times New Roman" w:hAnsi="Times New Roman" w:eastAsia="宋体"/>
+                <w:b/>
+                <w:i w:val="0"/>
+                <w:sz w:val="18"/>
+              </w:rPr>
+              <w:t>Configuration</w:t>
+            </w:r>
+          </w:p>
+        </w:tc>
+        <w:tc>
+          <w:tcPr>
+            <w:tcW w:type="dxa" w:w="2946"/>
+            <w:vAlign w:val="center"/>
+            <w:tcBorders>
+              <w:top w:val="single" w:sz="4" w:color="000000"/>
+              <w:left w:val="single" w:sz="4" w:color="000000"/>
+              <w:bottom w:val="single" w:sz="4" w:color="000000"/>
+              <w:right w:val="single" w:sz="4" w:color="000000"/>
+            </w:tcBorders>
+          </w:tcPr>
+          <w:p>
+            <w:pPr>
+              <w:spacing w:before="60" w:after="60" w:lineRule="auto" w:line="276"/>
+              <w:jc w:val="center"/>
+            </w:pPr>
+            <w:r/>
+            <w:r>
+              <w:rPr>
+                <w:rFonts w:ascii="Times New Roman" w:hAnsi="Times New Roman" w:eastAsia="宋体"/>
+                <w:b/>
+                <w:i w:val="0"/>
+                <w:sz w:val="18"/>
+              </w:rPr>
+              <w:t>System-prompt size</w:t>
+            </w:r>
+          </w:p>
+        </w:tc>
+        <w:tc>
+          <w:tcPr>
+            <w:tcW w:type="dxa" w:w="2946"/>
+            <w:vAlign w:val="center"/>
+            <w:tcBorders>
+              <w:top w:val="single" w:sz="4" w:color="000000"/>
+              <w:left w:val="single" w:sz="4" w:color="000000"/>
+              <w:bottom w:val="single" w:sz="4" w:color="000000"/>
+              <w:right w:val="single" w:sz="4" w:color="000000"/>
+            </w:tcBorders>
+          </w:tcPr>
+          <w:p>
+            <w:pPr>
+              <w:spacing w:before="60" w:after="60" w:lineRule="auto" w:line="276"/>
+              <w:jc w:val="center"/>
+            </w:pPr>
+            <w:r/>
+            <w:r>
+              <w:rPr>
+                <w:rFonts w:ascii="Times New Roman" w:hAnsi="Times New Roman" w:eastAsia="宋体"/>
+                <w:b/>
+                <w:i w:val="0"/>
+                <w:sz w:val="18"/>
+              </w:rPr>
+              <w:t>Composite score</w:t>
+            </w:r>
+          </w:p>
+        </w:tc>
+      </w:tr>
+      <w:tr>
+        <w:tc>
+          <w:tcPr>
+            <w:tcW w:type="dxa" w:w="2946"/>
+            <w:vAlign w:val="center"/>
+            <w:tcBorders>
+              <w:top w:val="single" w:sz="4" w:color="000000"/>
+              <w:left w:val="single" w:sz="4" w:color="000000"/>
+              <w:bottom w:val="single" w:sz="4" w:color="000000"/>
+              <w:right w:val="single" w:sz="4" w:color="000000"/>
+            </w:tcBorders>
+          </w:tcPr>
+          <w:p>
+            <w:pPr>
+              <w:spacing w:before="60" w:after="60" w:lineRule="auto" w:line="276"/>
+              <w:jc w:val="center"/>
+            </w:pPr>
+            <w:r/>
+            <w:r>
+              <w:rPr>
+                <w:rFonts w:ascii="Times New Roman" w:hAnsi="Times New Roman" w:eastAsia="宋体"/>
+                <w:b w:val="0"/>
+                <w:i w:val="0"/>
+                <w:sz w:val="18"/>
+              </w:rPr>
+              <w:t>H4_sop_only</w:t>
+            </w:r>
+          </w:p>
+        </w:tc>
+        <w:tc>
+          <w:tcPr>
+            <w:tcW w:type="dxa" w:w="2946"/>
+            <w:vAlign w:val="center"/>
+            <w:tcBorders>
+              <w:top w:val="single" w:sz="4" w:color="000000"/>
+              <w:left w:val="single" w:sz="4" w:color="000000"/>
+              <w:bottom w:val="single" w:sz="4" w:color="000000"/>
+              <w:right w:val="single" w:sz="4" w:color="000000"/>
+            </w:tcBorders>
+          </w:tcPr>
+          <w:p>
+            <w:pPr>
+              <w:spacing w:before="60" w:after="60" w:lineRule="auto" w:line="276"/>
+              <w:jc w:val="center"/>
+            </w:pPr>
+            <w:r/>
+            <w:r>
+              <w:rPr>
+                <w:rFonts w:ascii="Times New Roman" w:hAnsi="Times New Roman" w:eastAsia="宋体"/>
+                <w:b w:val="0"/>
+                <w:i w:val="0"/>
+                <w:sz w:val="18"/>
+              </w:rPr>
+              <w:t>~2,000 tokens</w:t>
+            </w:r>
+          </w:p>
+        </w:tc>
+        <w:tc>
+          <w:tcPr>
+            <w:tcW w:type="dxa" w:w="2946"/>
+            <w:vAlign w:val="center"/>
+            <w:tcBorders>
+              <w:top w:val="single" w:sz="4" w:color="000000"/>
+              <w:left w:val="single" w:sz="4" w:color="000000"/>
+              <w:bottom w:val="single" w:sz="4" w:color="000000"/>
+              <w:right w:val="single" w:sz="4" w:color="000000"/>
+            </w:tcBorders>
+          </w:tcPr>
+          <w:p>
+            <w:pPr>
+              <w:spacing w:before="60" w:after="60" w:lineRule="auto" w:line="276"/>
+              <w:jc w:val="center"/>
+            </w:pPr>
+            <w:r/>
+            <w:r>
+              <w:rPr>
+                <w:rFonts w:ascii="Times New Roman" w:hAnsi="Times New Roman" w:eastAsia="宋体"/>
+                <w:b w:val="0"/>
+                <w:i w:val="0"/>
+                <w:sz w:val="18"/>
+              </w:rPr>
+              <w:t>0.994</w:t>
+            </w:r>
+          </w:p>
+        </w:tc>
+      </w:tr>
+      <w:tr>
+        <w:tc>
+          <w:tcPr>
+            <w:tcW w:type="dxa" w:w="2946"/>
+            <w:vAlign w:val="center"/>
+            <w:tcBorders>
+              <w:top w:val="single" w:sz="4" w:color="000000"/>
+              <w:left w:val="single" w:sz="4" w:color="000000"/>
+              <w:bottom w:val="single" w:sz="4" w:color="000000"/>
+              <w:right w:val="single" w:sz="4" w:color="000000"/>
+            </w:tcBorders>
+          </w:tcPr>
+          <w:p>
+            <w:pPr>
+              <w:spacing w:before="60" w:after="60" w:lineRule="auto" w:line="276"/>
+              <w:jc w:val="center"/>
+            </w:pPr>
+            <w:r/>
+            <w:r>
+              <w:rPr>
+                <w:rFonts w:ascii="Times New Roman" w:hAnsi="Times New Roman" w:eastAsia="宋体"/>
+                <w:b w:val="0"/>
+                <w:i w:val="0"/>
+                <w:sz w:val="18"/>
+              </w:rPr>
+              <w:t>H3_skeleton</w:t>
+            </w:r>
+          </w:p>
+        </w:tc>
+        <w:tc>
+          <w:tcPr>
+            <w:tcW w:type="dxa" w:w="2946"/>
+            <w:vAlign w:val="center"/>
+            <w:tcBorders>
+              <w:top w:val="single" w:sz="4" w:color="000000"/>
+              <w:left w:val="single" w:sz="4" w:color="000000"/>
+              <w:bottom w:val="single" w:sz="4" w:color="000000"/>
+              <w:right w:val="single" w:sz="4" w:color="000000"/>
+            </w:tcBorders>
+          </w:tcPr>
+          <w:p>
+            <w:pPr>
+              <w:spacing w:before="60" w:after="60" w:lineRule="auto" w:line="276"/>
+              <w:jc w:val="center"/>
+            </w:pPr>
+            <w:r/>
+            <w:r>
+              <w:rPr>
+                <w:rFonts w:ascii="Times New Roman" w:hAnsi="Times New Roman" w:eastAsia="宋体"/>
+                <w:b w:val="0"/>
+                <w:i w:val="0"/>
+                <w:sz w:val="18"/>
+              </w:rPr>
+              <w:t>~5,000 tokens</w:t>
+            </w:r>
+          </w:p>
+        </w:tc>
+        <w:tc>
+          <w:tcPr>
+            <w:tcW w:type="dxa" w:w="2946"/>
+            <w:vAlign w:val="center"/>
+            <w:tcBorders>
+              <w:top w:val="single" w:sz="4" w:color="000000"/>
+              <w:left w:val="single" w:sz="4" w:color="000000"/>
+              <w:bottom w:val="single" w:sz="4" w:color="000000"/>
+              <w:right w:val="single" w:sz="4" w:color="000000"/>
+            </w:tcBorders>
+          </w:tcPr>
+          <w:p>
+            <w:pPr>
+              <w:spacing w:before="60" w:after="60" w:lineRule="auto" w:line="276"/>
+              <w:jc w:val="center"/>
+            </w:pPr>
+            <w:r/>
+            <w:r>
+              <w:rPr>
+                <w:rFonts w:ascii="Times New Roman" w:hAnsi="Times New Roman" w:eastAsia="宋体"/>
+                <w:b w:val="0"/>
+                <w:i w:val="0"/>
+                <w:sz w:val="18"/>
+              </w:rPr>
+              <w:t>0.869</w:t>
+            </w:r>
+          </w:p>
+        </w:tc>
+      </w:tr>
+      <w:tr>
+        <w:tc>
+          <w:tcPr>
+            <w:tcW w:type="dxa" w:w="2946"/>
+            <w:vAlign w:val="center"/>
+            <w:tcBorders>
+              <w:top w:val="single" w:sz="4" w:color="000000"/>
+              <w:left w:val="single" w:sz="4" w:color="000000"/>
+              <w:bottom w:val="single" w:sz="4" w:color="000000"/>
+              <w:right w:val="single" w:sz="4" w:color="000000"/>
+            </w:tcBorders>
+          </w:tcPr>
+          <w:p>
+            <w:pPr>
+              <w:spacing w:before="60" w:after="60" w:lineRule="auto" w:line="276"/>
+              <w:jc w:val="center"/>
+            </w:pPr>
+            <w:r/>
+            <w:r>
+              <w:rPr>
+                <w:rFonts w:ascii="Times New Roman" w:hAnsi="Times New Roman" w:eastAsia="宋体"/>
+                <w:b w:val="0"/>
+                <w:i w:val="0"/>
+                <w:sz w:val="18"/>
+              </w:rPr>
+              <w:t>G_template_rules</w:t>
+            </w:r>
+          </w:p>
+        </w:tc>
+        <w:tc>
+          <w:tcPr>
+            <w:tcW w:type="dxa" w:w="2946"/>
+            <w:vAlign w:val="center"/>
+            <w:tcBorders>
+              <w:top w:val="single" w:sz="4" w:color="000000"/>
+              <w:left w:val="single" w:sz="4" w:color="000000"/>
+              <w:bottom w:val="single" w:sz="4" w:color="000000"/>
+              <w:right w:val="single" w:sz="4" w:color="000000"/>
+            </w:tcBorders>
+          </w:tcPr>
+          <w:p>
+            <w:pPr>
+              <w:spacing w:before="60" w:after="60" w:lineRule="auto" w:line="276"/>
+              <w:jc w:val="center"/>
+            </w:pPr>
+            <w:r/>
+            <w:r>
+              <w:rPr>
+                <w:rFonts w:ascii="Times New Roman" w:hAnsi="Times New Roman" w:eastAsia="宋体"/>
+                <w:b w:val="0"/>
+                <w:i w:val="0"/>
+                <w:sz w:val="18"/>
+              </w:rPr>
+              <w:t>~16,000 tokens</w:t>
+            </w:r>
+          </w:p>
+        </w:tc>
+        <w:tc>
+          <w:tcPr>
+            <w:tcW w:type="dxa" w:w="2946"/>
+            <w:vAlign w:val="center"/>
+            <w:tcBorders>
+              <w:top w:val="single" w:sz="4" w:color="000000"/>
+              <w:left w:val="single" w:sz="4" w:color="000000"/>
+              <w:bottom w:val="single" w:sz="4" w:color="000000"/>
+              <w:right w:val="single" w:sz="4" w:color="000000"/>
+            </w:tcBorders>
+          </w:tcPr>
+          <w:p>
+            <w:pPr>
+              <w:spacing w:before="60" w:after="60" w:lineRule="auto" w:line="276"/>
+              <w:jc w:val="center"/>
+            </w:pPr>
+            <w:r/>
+            <w:r>
+              <w:rPr>
+                <w:rFonts w:ascii="Times New Roman" w:hAnsi="Times New Roman" w:eastAsia="宋体"/>
+                <w:b w:val="0"/>
+                <w:i w:val="0"/>
+                <w:sz w:val="18"/>
+              </w:rPr>
+              <w:t>0.851</w:t>
+            </w:r>
+          </w:p>
+        </w:tc>
+      </w:tr>
+      <w:tr>
+        <w:tc>
+          <w:tcPr>
+            <w:tcW w:type="dxa" w:w="2946"/>
+            <w:vAlign w:val="center"/>
+            <w:tcBorders>
+              <w:top w:val="single" w:sz="4" w:color="000000"/>
+              <w:left w:val="single" w:sz="4" w:color="000000"/>
+              <w:bottom w:val="single" w:sz="4" w:color="000000"/>
+              <w:right w:val="single" w:sz="4" w:color="000000"/>
+            </w:tcBorders>
+          </w:tcPr>
+          <w:p>
+            <w:pPr>
+              <w:spacing w:before="60" w:after="60" w:lineRule="auto" w:line="276"/>
+              <w:jc w:val="center"/>
+            </w:pPr>
+            <w:r/>
+            <w:r>
+              <w:rPr>
+                <w:rFonts w:ascii="Times New Roman" w:hAnsi="Times New Roman" w:eastAsia="宋体"/>
+                <w:b w:val="0"/>
+                <w:i w:val="0"/>
+                <w:sz w:val="18"/>
+              </w:rPr>
+              <w:t>H2_keep_examples</w:t>
+            </w:r>
+          </w:p>
+        </w:tc>
+        <w:tc>
+          <w:tcPr>
+            <w:tcW w:type="dxa" w:w="2946"/>
+            <w:vAlign w:val="center"/>
+            <w:tcBorders>
+              <w:top w:val="single" w:sz="4" w:color="000000"/>
+              <w:left w:val="single" w:sz="4" w:color="000000"/>
+              <w:bottom w:val="single" w:sz="4" w:color="000000"/>
+              <w:right w:val="single" w:sz="4" w:color="000000"/>
+            </w:tcBorders>
+          </w:tcPr>
+          <w:p>
+            <w:pPr>
+              <w:spacing w:before="60" w:after="60" w:lineRule="auto" w:line="276"/>
+              <w:jc w:val="center"/>
+            </w:pPr>
+            <w:r/>
+            <w:r>
+              <w:rPr>
+                <w:rFonts w:ascii="Times New Roman" w:hAnsi="Times New Roman" w:eastAsia="宋体"/>
+                <w:b w:val="0"/>
+                <w:i w:val="0"/>
+                <w:sz w:val="18"/>
+              </w:rPr>
+              <w:t>~25,000 tokens</w:t>
+            </w:r>
+          </w:p>
+        </w:tc>
+        <w:tc>
+          <w:tcPr>
+            <w:tcW w:type="dxa" w:w="2946"/>
+            <w:vAlign w:val="center"/>
+            <w:tcBorders>
+              <w:top w:val="single" w:sz="4" w:color="000000"/>
+              <w:left w:val="single" w:sz="4" w:color="000000"/>
+              <w:bottom w:val="single" w:sz="4" w:color="000000"/>
+              <w:right w:val="single" w:sz="4" w:color="000000"/>
+            </w:tcBorders>
+          </w:tcPr>
+          <w:p>
+            <w:pPr>
+              <w:spacing w:before="60" w:after="60" w:lineRule="auto" w:line="276"/>
+              <w:jc w:val="center"/>
+            </w:pPr>
+            <w:r/>
+            <w:r>
+              <w:rPr>
+                <w:rFonts w:ascii="Times New Roman" w:hAnsi="Times New Roman" w:eastAsia="宋体"/>
+                <w:b w:val="0"/>
+                <w:i w:val="0"/>
+                <w:sz w:val="18"/>
+              </w:rPr>
+              <w:t>0.759</w:t>
+            </w:r>
+          </w:p>
+        </w:tc>
+      </w:tr>
+      <w:tr>
+        <w:tc>
+          <w:tcPr>
+            <w:tcW w:type="dxa" w:w="2946"/>
+            <w:vAlign w:val="center"/>
+            <w:tcBorders>
+              <w:top w:val="single" w:sz="4" w:color="000000"/>
+              <w:left w:val="single" w:sz="4" w:color="000000"/>
+              <w:bottom w:val="single" w:sz="4" w:color="000000"/>
+              <w:right w:val="single" w:sz="4" w:color="000000"/>
+            </w:tcBorders>
+          </w:tcPr>
+          <w:p>
+            <w:pPr>
+              <w:spacing w:before="60" w:after="60" w:lineRule="auto" w:line="276"/>
+              <w:jc w:val="center"/>
+            </w:pPr>
+            <w:r/>
+            <w:r>
+              <w:rPr>
+                <w:rFonts w:ascii="Times New Roman" w:hAnsi="Times New Roman" w:eastAsia="宋体"/>
+                <w:b w:val="0"/>
+                <w:i w:val="0"/>
+                <w:sz w:val="18"/>
+              </w:rPr>
+              <w:t>E_rules_v2</w:t>
+            </w:r>
+          </w:p>
+        </w:tc>
+        <w:tc>
+          <w:tcPr>
+            <w:tcW w:type="dxa" w:w="2946"/>
+            <w:vAlign w:val="center"/>
+            <w:tcBorders>
+              <w:top w:val="single" w:sz="4" w:color="000000"/>
+              <w:left w:val="single" w:sz="4" w:color="000000"/>
+              <w:bottom w:val="single" w:sz="4" w:color="000000"/>
+              <w:right w:val="single" w:sz="4" w:color="000000"/>
+            </w:tcBorders>
+          </w:tcPr>
+          <w:p>
+            <w:pPr>
+              <w:spacing w:before="60" w:after="60" w:lineRule="auto" w:line="276"/>
+              <w:jc w:val="center"/>
+            </w:pPr>
+            <w:r/>
+            <w:r>
+              <w:rPr>
+                <w:rFonts w:ascii="Times New Roman" w:hAnsi="Times New Roman" w:eastAsia="宋体"/>
+                <w:b w:val="0"/>
+                <w:i w:val="0"/>
+                <w:sz w:val="18"/>
+              </w:rPr>
+              <w:t>~1,200 tokens</w:t>
+            </w:r>
+          </w:p>
+        </w:tc>
+        <w:tc>
+          <w:tcPr>
+            <w:tcW w:type="dxa" w:w="2946"/>
+            <w:vAlign w:val="center"/>
+            <w:tcBorders>
+              <w:top w:val="single" w:sz="4" w:color="000000"/>
+              <w:left w:val="single" w:sz="4" w:color="000000"/>
+              <w:bottom w:val="single" w:sz="4" w:color="000000"/>
+              <w:right w:val="single" w:sz="4" w:color="000000"/>
+            </w:tcBorders>
+          </w:tcPr>
+          <w:p>
+            <w:pPr>
+              <w:spacing w:before="60" w:after="60" w:lineRule="auto" w:line="276"/>
+              <w:jc w:val="center"/>
+            </w:pPr>
+            <w:r/>
+            <w:r>
+              <w:rPr>
+                <w:rFonts w:ascii="Times New Roman" w:hAnsi="Times New Roman" w:eastAsia="宋体"/>
+                <w:b w:val="0"/>
+                <w:i w:val="0"/>
+                <w:sz w:val="18"/>
+              </w:rPr>
+              <w:t>0.729</w:t>
+            </w:r>
+          </w:p>
+        </w:tc>
+      </w:tr>
+      <w:tr>
+        <w:tc>
+          <w:tcPr>
+            <w:tcW w:type="dxa" w:w="2946"/>
+            <w:vAlign w:val="center"/>
+            <w:tcBorders>
+              <w:top w:val="single" w:sz="4" w:color="000000"/>
+              <w:left w:val="single" w:sz="4" w:color="000000"/>
+              <w:bottom w:val="single" w:sz="4" w:color="000000"/>
+              <w:right w:val="single" w:sz="4" w:color="000000"/>
+            </w:tcBorders>
+          </w:tcPr>
+          <w:p>
+            <w:pPr>
+              <w:spacing w:before="60" w:after="60" w:lineRule="auto" w:line="276"/>
+              <w:jc w:val="center"/>
+            </w:pPr>
+            <w:r/>
+            <w:r>
+              <w:rPr>
+                <w:rFonts w:ascii="Times New Roman" w:hAnsi="Times New Roman" w:eastAsia="宋体"/>
+                <w:b w:val="0"/>
+                <w:i w:val="0"/>
+                <w:sz w:val="18"/>
+              </w:rPr>
+              <w:t>C_full</w:t>
+            </w:r>
+          </w:p>
+        </w:tc>
+        <w:tc>
+          <w:tcPr>
+            <w:tcW w:type="dxa" w:w="2946"/>
+            <w:vAlign w:val="center"/>
+            <w:tcBorders>
+              <w:top w:val="single" w:sz="4" w:color="000000"/>
+              <w:left w:val="single" w:sz="4" w:color="000000"/>
+              <w:bottom w:val="single" w:sz="4" w:color="000000"/>
+              <w:right w:val="single" w:sz="4" w:color="000000"/>
+            </w:tcBorders>
+          </w:tcPr>
+          <w:p>
+            <w:pPr>
+              <w:spacing w:before="60" w:after="60" w:lineRule="auto" w:line="276"/>
+              <w:jc w:val="center"/>
+            </w:pPr>
+            <w:r/>
+            <w:r>
+              <w:rPr>
+                <w:rFonts w:ascii="Times New Roman" w:hAnsi="Times New Roman" w:eastAsia="宋体"/>
+                <w:b w:val="0"/>
+                <w:i w:val="0"/>
+                <w:sz w:val="18"/>
+              </w:rPr>
+              <w:t>~56,000 tokens</w:t>
+            </w:r>
+          </w:p>
+        </w:tc>
+        <w:tc>
+          <w:tcPr>
+            <w:tcW w:type="dxa" w:w="2946"/>
+            <w:vAlign w:val="center"/>
+            <w:tcBorders>
+              <w:top w:val="single" w:sz="4" w:color="000000"/>
+              <w:left w:val="single" w:sz="4" w:color="000000"/>
+              <w:bottom w:val="single" w:sz="4" w:color="000000"/>
+              <w:right w:val="single" w:sz="4" w:color="000000"/>
+            </w:tcBorders>
+          </w:tcPr>
+          <w:p>
+            <w:pPr>
+              <w:spacing w:before="60" w:after="60" w:lineRule="auto" w:line="276"/>
+              <w:jc w:val="center"/>
+            </w:pPr>
+            <w:r/>
+            <w:r>
+              <w:rPr>
+                <w:rFonts w:ascii="Times New Roman" w:hAnsi="Times New Roman" w:eastAsia="宋体"/>
+                <w:b w:val="0"/>
+                <w:i w:val="0"/>
+                <w:sz w:val="18"/>
+              </w:rPr>
+              <w:t>0.493</w:t>
+            </w:r>
+          </w:p>
+        </w:tc>
+      </w:tr>
+      <w:tr>
+        <w:tc>
+          <w:tcPr>
+            <w:tcW w:type="dxa" w:w="2946"/>
+            <w:vAlign w:val="center"/>
+            <w:tcBorders>
+              <w:top w:val="single" w:sz="4" w:color="000000"/>
+              <w:left w:val="single" w:sz="4" w:color="000000"/>
+              <w:bottom w:val="single" w:sz="4" w:color="000000"/>
+              <w:right w:val="single" w:sz="4" w:color="000000"/>
+            </w:tcBorders>
+          </w:tcPr>
+          <w:p>
+            <w:pPr>
+              <w:spacing w:before="60" w:after="60" w:lineRule="auto" w:line="276"/>
+              <w:jc w:val="center"/>
+            </w:pPr>
+            <w:r/>
+            <w:r>
+              <w:rPr>
+                <w:rFonts w:ascii="Times New Roman" w:hAnsi="Times New Roman" w:eastAsia="宋体"/>
+                <w:b w:val="0"/>
+                <w:i w:val="0"/>
+                <w:sz w:val="18"/>
+              </w:rPr>
+              <w:t>F_template</w:t>
+            </w:r>
+          </w:p>
+        </w:tc>
+        <w:tc>
+          <w:tcPr>
+            <w:tcW w:type="dxa" w:w="2946"/>
+            <w:vAlign w:val="center"/>
+            <w:tcBorders>
+              <w:top w:val="single" w:sz="4" w:color="000000"/>
+              <w:left w:val="single" w:sz="4" w:color="000000"/>
+              <w:bottom w:val="single" w:sz="4" w:color="000000"/>
+              <w:right w:val="single" w:sz="4" w:color="000000"/>
+            </w:tcBorders>
+          </w:tcPr>
+          <w:p>
+            <w:pPr>
+              <w:spacing w:before="60" w:after="60" w:lineRule="auto" w:line="276"/>
+              <w:jc w:val="center"/>
+            </w:pPr>
+            <w:r/>
+            <w:r>
+              <w:rPr>
+                <w:rFonts w:ascii="Times New Roman" w:hAnsi="Times New Roman" w:eastAsia="宋体"/>
+                <w:b w:val="0"/>
+                <w:i w:val="0"/>
+                <w:sz w:val="18"/>
+              </w:rPr>
+              <w:t>~15,000 tokens</w:t>
+            </w:r>
+          </w:p>
+        </w:tc>
+        <w:tc>
+          <w:tcPr>
+            <w:tcW w:type="dxa" w:w="2946"/>
+            <w:vAlign w:val="center"/>
+            <w:tcBorders>
+              <w:top w:val="single" w:sz="4" w:color="000000"/>
+              <w:left w:val="single" w:sz="4" w:color="000000"/>
+              <w:bottom w:val="single" w:sz="4" w:color="000000"/>
+              <w:right w:val="single" w:sz="4" w:color="000000"/>
+            </w:tcBorders>
+          </w:tcPr>
+          <w:p>
+            <w:pPr>
+              <w:spacing w:before="60" w:after="60" w:lineRule="auto" w:line="276"/>
+              <w:jc w:val="center"/>
+            </w:pPr>
+            <w:r/>
+            <w:r>
+              <w:rPr>
+                <w:rFonts w:ascii="Times New Roman" w:hAnsi="Times New Roman" w:eastAsia="宋体"/>
+                <w:b w:val="0"/>
+                <w:i w:val="0"/>
+                <w:sz w:val="18"/>
+              </w:rPr>
+              <w:t>0.345</w:t>
+            </w:r>
+          </w:p>
+        </w:tc>
+      </w:tr>
+      <w:tr>
+        <w:tc>
+          <w:tcPr>
+            <w:tcW w:type="dxa" w:w="2946"/>
+            <w:vAlign w:val="center"/>
+            <w:tcBorders>
+              <w:top w:val="single" w:sz="4" w:color="000000"/>
+              <w:left w:val="single" w:sz="4" w:color="000000"/>
+              <w:bottom w:val="single" w:sz="4" w:color="000000"/>
+              <w:right w:val="single" w:sz="4" w:color="000000"/>
+            </w:tcBorders>
+          </w:tcPr>
+          <w:p>
+            <w:pPr>
+              <w:spacing w:before="60" w:after="60" w:lineRule="auto" w:line="276"/>
+              <w:jc w:val="center"/>
+            </w:pPr>
+            <w:r/>
+            <w:r>
+              <w:rPr>
+                <w:rFonts w:ascii="Times New Roman" w:hAnsi="Times New Roman" w:eastAsia="宋体"/>
+                <w:b w:val="0"/>
+                <w:i w:val="0"/>
+                <w:sz w:val="18"/>
+              </w:rPr>
+              <w:t>B_simple</w:t>
+            </w:r>
+          </w:p>
+        </w:tc>
+        <w:tc>
+          <w:tcPr>
+            <w:tcW w:type="dxa" w:w="2946"/>
+            <w:vAlign w:val="center"/>
+            <w:tcBorders>
+              <w:top w:val="single" w:sz="4" w:color="000000"/>
+              <w:left w:val="single" w:sz="4" w:color="000000"/>
+              <w:bottom w:val="single" w:sz="4" w:color="000000"/>
+              <w:right w:val="single" w:sz="4" w:color="000000"/>
+            </w:tcBorders>
+          </w:tcPr>
+          <w:p>
+            <w:pPr>
+              <w:spacing w:before="60" w:after="60" w:lineRule="auto" w:line="276"/>
+              <w:jc w:val="center"/>
+            </w:pPr>
+            <w:r/>
+            <w:r>
+              <w:rPr>
+                <w:rFonts w:ascii="Times New Roman" w:hAnsi="Times New Roman" w:eastAsia="宋体"/>
+                <w:b w:val="0"/>
+                <w:i w:val="0"/>
+                <w:sz w:val="18"/>
+              </w:rPr>
+              <w:t>~300 tokens</w:t>
+            </w:r>
+          </w:p>
+        </w:tc>
+        <w:tc>
+          <w:tcPr>
+            <w:tcW w:type="dxa" w:w="2946"/>
+            <w:vAlign w:val="center"/>
+            <w:tcBorders>
+              <w:top w:val="single" w:sz="4" w:color="000000"/>
+              <w:left w:val="single" w:sz="4" w:color="000000"/>
+              <w:bottom w:val="single" w:sz="4" w:color="000000"/>
+              <w:right w:val="single" w:sz="4" w:color="000000"/>
+            </w:tcBorders>
+          </w:tcPr>
+          <w:p>
+            <w:pPr>
+              <w:spacing w:before="60" w:after="60" w:lineRule="auto" w:line="276"/>
+              <w:jc w:val="center"/>
+            </w:pPr>
+            <w:r/>
+            <w:r>
+              <w:rPr>
+                <w:rFonts w:ascii="Times New Roman" w:hAnsi="Times New Roman" w:eastAsia="宋体"/>
+                <w:b w:val="0"/>
+                <w:i w:val="0"/>
+                <w:sz w:val="18"/>
+              </w:rPr>
+              <w:t>0.227</w:t>
+            </w:r>
+          </w:p>
+        </w:tc>
+      </w:tr>
+      <w:tr>
+        <w:tc>
+          <w:tcPr>
+            <w:tcW w:type="dxa" w:w="2946"/>
+            <w:vAlign w:val="center"/>
+            <w:tcBorders>
+              <w:top w:val="single" w:sz="4" w:color="000000"/>
+              <w:left w:val="single" w:sz="4" w:color="000000"/>
+              <w:bottom w:val="single" w:sz="4" w:color="000000"/>
+              <w:right w:val="single" w:sz="4" w:color="000000"/>
+            </w:tcBorders>
+          </w:tcPr>
+          <w:p>
+            <w:pPr>
+              <w:spacing w:before="60" w:after="60" w:lineRule="auto" w:line="276"/>
+              <w:jc w:val="center"/>
+            </w:pPr>
+            <w:r/>
+            <w:r>
+              <w:rPr>
+                <w:rFonts w:ascii="Times New Roman" w:hAnsi="Times New Roman" w:eastAsia="宋体"/>
+                <w:b w:val="0"/>
+                <w:i w:val="0"/>
+                <w:sz w:val="18"/>
+              </w:rPr>
+              <w:t>A_bare</w:t>
+            </w:r>
+          </w:p>
+        </w:tc>
+        <w:tc>
+          <w:tcPr>
+            <w:tcW w:type="dxa" w:w="2946"/>
+            <w:vAlign w:val="center"/>
+            <w:tcBorders>
+              <w:top w:val="single" w:sz="4" w:color="000000"/>
+              <w:left w:val="single" w:sz="4" w:color="000000"/>
+              <w:bottom w:val="single" w:sz="4" w:color="000000"/>
+              <w:right w:val="single" w:sz="4" w:color="000000"/>
+            </w:tcBorders>
+          </w:tcPr>
+          <w:p>
+            <w:pPr>
+              <w:spacing w:before="60" w:after="60" w:lineRule="auto" w:line="276"/>
+              <w:jc w:val="center"/>
+            </w:pPr>
+            <w:r/>
+            <w:r>
+              <w:rPr>
+                <w:rFonts w:ascii="Times New Roman" w:hAnsi="Times New Roman" w:eastAsia="宋体"/>
+                <w:b w:val="0"/>
+                <w:i w:val="0"/>
+                <w:sz w:val="18"/>
+              </w:rPr>
+              <w:t>0 tokens</w:t>
+            </w:r>
+          </w:p>
+        </w:tc>
+        <w:tc>
+          <w:tcPr>
+            <w:tcW w:type="dxa" w:w="2946"/>
+            <w:vAlign w:val="center"/>
+            <w:tcBorders>
+              <w:top w:val="single" w:sz="4" w:color="000000"/>
+              <w:left w:val="single" w:sz="4" w:color="000000"/>
+              <w:bottom w:val="single" w:sz="4" w:color="000000"/>
+              <w:right w:val="single" w:sz="4" w:color="000000"/>
+            </w:tcBorders>
+          </w:tcPr>
+          <w:p>
+            <w:pPr>
+              <w:spacing w:before="60" w:after="60" w:lineRule="auto" w:line="276"/>
+              <w:jc w:val="center"/>
+            </w:pPr>
+            <w:r/>
+            <w:r>
+              <w:rPr>
+                <w:rFonts w:ascii="Times New Roman" w:hAnsi="Times New Roman" w:eastAsia="宋体"/>
+                <w:b w:val="0"/>
+                <w:i w:val="0"/>
+                <w:sz w:val="18"/>
+              </w:rPr>
+              <w:t>0.000</w:t>
+            </w:r>
+          </w:p>
+        </w:tc>
+      </w:tr>
+    </w:tbl>
+    <w:p/>
+    <w:p>
+      <w:pPr>
+        <w:spacing w:before="200" w:after="80" w:lineRule="auto" w:line="360"/>
         <w:jc w:val="left"/>
       </w:pPr>
       <w:r>
         <w:rPr>
-          <w:rFonts w:ascii="Arial" w:hAnsi="Arial" w:eastAsia="黑体"/>
+          <w:rFonts w:ascii="Times New Roman" w:hAnsi="Times New Roman" w:eastAsia="宋体"/>
           <w:b/>
+          <w:i w:val="0"/>
           <w:sz w:val="24"/>
         </w:rPr>
         <w:t>3.2 Four-component substitution-contrast ablation</w:t>
@@ -2009,20 +2730,1094 @@
         <w:rPr>
           <w:rFonts w:ascii="Times New Roman" w:hAnsi="Times New Roman" w:eastAsia="宋体"/>
           <w:b w:val="0"/>
-          <w:sz w:val="22"/>
+          <w:i w:val="0"/>
+          <w:sz w:val="24"/>
         </w:rPr>
-        <w:t>All four ablation effects are reported with raw p-values, Benjamini–Hochberg–adjusted p-values, and 95% bootstrap confidence intervals (B = 10,000 resamples; seed = 42). The rules component was the only factor reaching significance after correction (Δ = +0.511; 95% CI [+0.28, +0.75]; raw p &lt; 0.001; BH-adjusted p &lt; 0.001). The document-skeleton component (Δ = +0.213; 95% CI [+0.05, +0.39]; raw p = 0.055; BH-adjusted p = 0.11) showed a directionally positive effect; although the bootstrap CI excludes zero, the BH-adjusted p does not reach the 0.05 threshold. This discrepancy reflects that the CI was computed on the simple mean difference whereas inference used the rank-based Mann–Whitney U test; we therefore interpret the skeleton effect as suggestive evidence requiring independent replication. Detailed content (G_template_rules vs H3_skeleton: Δ = −0.031; 95% CI [−0.19, +0.12]; raw p = 0.79; BH-adjusted p = 0.79) and worked examples (H2_keep_examples vs G_template_rules: Δ = −0.053; 95% CI [−0.21, +0.11]; raw p = 0.46; BH-adjusted p = 0.61) showed no detectable contribution. As a descriptive supplementary contrast outside the four-component BH set, H4_sop_only and H3_skeleton did not differ (Δ = −0.009; raw p = 0.80; reported uncorrected), suggesting that, at the LLM-judge tier, the task-specific SOP skeleton (~2,000 tokens) and the full module skeleton (~5,000 tokens) are functionally equivalent. The ablation results reported in this section pertain to the LLM-judge tier (specifically the Tier 2b GPT-judge ratings, per §2.4.1); the corresponding expert-tier comparisons are presented in §3.5.</w:t>
+        <w:t>The ablation effects of the four components are summarized in Table 3.</w:t>
       </w:r>
     </w:p>
     <w:p>
       <w:pPr>
-        <w:spacing w:before="200" w:after="80" w:lineRule="auto" w:line="300"/>
+        <w:spacing w:before="120" w:after="40" w:lineRule="auto" w:line="360"/>
+        <w:ind w:firstLine="0"/>
+        <w:jc w:val="center"/>
+      </w:pPr>
+      <w:r>
+        <w:rPr>
+          <w:rFonts w:ascii="Times New Roman" w:hAnsi="Times New Roman" w:eastAsia="宋体"/>
+          <w:b/>
+          <w:i w:val="0"/>
+          <w:sz w:val="24"/>
+        </w:rPr>
+        <w:t>Table 3. Ablation effects of the four prompt components (Tier 2b GPT-judge ratings; the two configurations in each contrast are given in Section 2.4.2).</w:t>
+      </w:r>
+    </w:p>
+    <w:tbl>
+      <w:tblPr>
+        <w:tblW w:type="auto" w:w="0"/>
+        <w:jc w:val="center"/>
+        <w:tblLayout w:type="autofit"/>
+        <w:tblLook w:firstColumn="1" w:firstRow="1" w:lastColumn="0" w:lastRow="0" w:noHBand="0" w:noVBand="1" w:val="04A0"/>
+      </w:tblPr>
+      <w:tblGrid>
+        <w:gridCol w:w="1263"/>
+        <w:gridCol w:w="1263"/>
+        <w:gridCol w:w="1263"/>
+        <w:gridCol w:w="1263"/>
+        <w:gridCol w:w="1263"/>
+        <w:gridCol w:w="1263"/>
+        <w:gridCol w:w="1263"/>
+      </w:tblGrid>
+      <w:tr>
+        <w:tc>
+          <w:tcPr>
+            <w:tcW w:type="dxa" w:w="1263"/>
+            <w:vAlign w:val="center"/>
+            <w:tcBorders>
+              <w:top w:val="single" w:sz="4" w:color="000000"/>
+              <w:left w:val="single" w:sz="4" w:color="000000"/>
+              <w:bottom w:val="single" w:sz="4" w:color="000000"/>
+              <w:right w:val="single" w:sz="4" w:color="000000"/>
+            </w:tcBorders>
+          </w:tcPr>
+          <w:p>
+            <w:pPr>
+              <w:spacing w:before="60" w:after="60" w:lineRule="auto" w:line="276"/>
+              <w:jc w:val="center"/>
+            </w:pPr>
+            <w:r/>
+            <w:r>
+              <w:rPr>
+                <w:rFonts w:ascii="Times New Roman" w:hAnsi="Times New Roman" w:eastAsia="宋体"/>
+                <w:b/>
+                <w:i w:val="0"/>
+                <w:sz w:val="18"/>
+              </w:rPr>
+              <w:t>Component</w:t>
+            </w:r>
+          </w:p>
+        </w:tc>
+        <w:tc>
+          <w:tcPr>
+            <w:tcW w:type="dxa" w:w="1263"/>
+            <w:vAlign w:val="center"/>
+            <w:tcBorders>
+              <w:top w:val="single" w:sz="4" w:color="000000"/>
+              <w:left w:val="single" w:sz="4" w:color="000000"/>
+              <w:bottom w:val="single" w:sz="4" w:color="000000"/>
+              <w:right w:val="single" w:sz="4" w:color="000000"/>
+            </w:tcBorders>
+          </w:tcPr>
+          <w:p>
+            <w:pPr>
+              <w:spacing w:before="60" w:after="60" w:lineRule="auto" w:line="276"/>
+              <w:jc w:val="center"/>
+            </w:pPr>
+            <w:r/>
+            <w:r>
+              <w:rPr>
+                <w:rFonts w:ascii="Times New Roman" w:hAnsi="Times New Roman" w:eastAsia="宋体"/>
+                <w:b/>
+                <w:i w:val="0"/>
+                <w:sz w:val="18"/>
+              </w:rPr>
+              <w:t>Δ (all tasks)</w:t>
+            </w:r>
+          </w:p>
+        </w:tc>
+        <w:tc>
+          <w:tcPr>
+            <w:tcW w:type="dxa" w:w="1263"/>
+            <w:vAlign w:val="center"/>
+            <w:tcBorders>
+              <w:top w:val="single" w:sz="4" w:color="000000"/>
+              <w:left w:val="single" w:sz="4" w:color="000000"/>
+              <w:bottom w:val="single" w:sz="4" w:color="000000"/>
+              <w:right w:val="single" w:sz="4" w:color="000000"/>
+            </w:tcBorders>
+          </w:tcPr>
+          <w:p>
+            <w:pPr>
+              <w:spacing w:before="60" w:after="60" w:lineRule="auto" w:line="276"/>
+              <w:jc w:val="center"/>
+            </w:pPr>
+            <w:r/>
+            <w:r>
+              <w:rPr>
+                <w:rFonts w:ascii="Times New Roman" w:hAnsi="Times New Roman" w:eastAsia="宋体"/>
+                <w:b/>
+                <w:i w:val="0"/>
+                <w:sz w:val="18"/>
+              </w:rPr>
+              <w:t>95% CI</w:t>
+            </w:r>
+          </w:p>
+        </w:tc>
+        <w:tc>
+          <w:tcPr>
+            <w:tcW w:type="dxa" w:w="1263"/>
+            <w:vAlign w:val="center"/>
+            <w:tcBorders>
+              <w:top w:val="single" w:sz="4" w:color="000000"/>
+              <w:left w:val="single" w:sz="4" w:color="000000"/>
+              <w:bottom w:val="single" w:sz="4" w:color="000000"/>
+              <w:right w:val="single" w:sz="4" w:color="000000"/>
+            </w:tcBorders>
+          </w:tcPr>
+          <w:p>
+            <w:pPr>
+              <w:spacing w:before="60" w:after="60" w:lineRule="auto" w:line="276"/>
+              <w:jc w:val="center"/>
+            </w:pPr>
+            <w:r/>
+            <w:r>
+              <w:rPr>
+                <w:rFonts w:ascii="Times New Roman" w:hAnsi="Times New Roman" w:eastAsia="宋体"/>
+                <w:b/>
+                <w:i w:val="0"/>
+                <w:sz w:val="18"/>
+              </w:rPr>
+              <w:t>BH-adjusted p</w:t>
+            </w:r>
+          </w:p>
+        </w:tc>
+        <w:tc>
+          <w:tcPr>
+            <w:tcW w:type="dxa" w:w="1263"/>
+            <w:vAlign w:val="center"/>
+            <w:tcBorders>
+              <w:top w:val="single" w:sz="4" w:color="000000"/>
+              <w:left w:val="single" w:sz="4" w:color="000000"/>
+              <w:bottom w:val="single" w:sz="4" w:color="000000"/>
+              <w:right w:val="single" w:sz="4" w:color="000000"/>
+            </w:tcBorders>
+          </w:tcPr>
+          <w:p>
+            <w:pPr>
+              <w:spacing w:before="60" w:after="60" w:lineRule="auto" w:line="276"/>
+              <w:jc w:val="center"/>
+            </w:pPr>
+            <w:r/>
+            <w:r>
+              <w:rPr>
+                <w:rFonts w:ascii="Times New Roman" w:hAnsi="Times New Roman" w:eastAsia="宋体"/>
+                <w:b/>
+                <w:i w:val="0"/>
+                <w:sz w:val="18"/>
+              </w:rPr>
+              <w:t>Δ_A Authoring</w:t>
+            </w:r>
+          </w:p>
+        </w:tc>
+        <w:tc>
+          <w:tcPr>
+            <w:tcW w:type="dxa" w:w="1263"/>
+            <w:vAlign w:val="center"/>
+            <w:tcBorders>
+              <w:top w:val="single" w:sz="4" w:color="000000"/>
+              <w:left w:val="single" w:sz="4" w:color="000000"/>
+              <w:bottom w:val="single" w:sz="4" w:color="000000"/>
+              <w:right w:val="single" w:sz="4" w:color="000000"/>
+            </w:tcBorders>
+          </w:tcPr>
+          <w:p>
+            <w:pPr>
+              <w:spacing w:before="60" w:after="60" w:lineRule="auto" w:line="276"/>
+              <w:jc w:val="center"/>
+            </w:pPr>
+            <w:r/>
+            <w:r>
+              <w:rPr>
+                <w:rFonts w:ascii="Times New Roman" w:hAnsi="Times New Roman" w:eastAsia="宋体"/>
+                <w:b/>
+                <w:i w:val="0"/>
+                <w:sz w:val="18"/>
+              </w:rPr>
+              <w:t>Δ_B Operation</w:t>
+            </w:r>
+          </w:p>
+        </w:tc>
+        <w:tc>
+          <w:tcPr>
+            <w:tcW w:type="dxa" w:w="1263"/>
+            <w:vAlign w:val="center"/>
+            <w:tcBorders>
+              <w:top w:val="single" w:sz="4" w:color="000000"/>
+              <w:left w:val="single" w:sz="4" w:color="000000"/>
+              <w:bottom w:val="single" w:sz="4" w:color="000000"/>
+              <w:right w:val="single" w:sz="4" w:color="000000"/>
+            </w:tcBorders>
+          </w:tcPr>
+          <w:p>
+            <w:pPr>
+              <w:spacing w:before="60" w:after="60" w:lineRule="auto" w:line="276"/>
+              <w:jc w:val="center"/>
+            </w:pPr>
+            <w:r/>
+            <w:r>
+              <w:rPr>
+                <w:rFonts w:ascii="Times New Roman" w:hAnsi="Times New Roman" w:eastAsia="宋体"/>
+                <w:b/>
+                <w:i w:val="0"/>
+                <w:sz w:val="18"/>
+              </w:rPr>
+              <w:t>Δ_C Audit</w:t>
+            </w:r>
+          </w:p>
+        </w:tc>
+      </w:tr>
+      <w:tr>
+        <w:tc>
+          <w:tcPr>
+            <w:tcW w:type="dxa" w:w="1263"/>
+            <w:vAlign w:val="center"/>
+            <w:tcBorders>
+              <w:top w:val="single" w:sz="4" w:color="000000"/>
+              <w:left w:val="single" w:sz="4" w:color="000000"/>
+              <w:bottom w:val="single" w:sz="4" w:color="000000"/>
+              <w:right w:val="single" w:sz="4" w:color="000000"/>
+            </w:tcBorders>
+          </w:tcPr>
+          <w:p>
+            <w:pPr>
+              <w:spacing w:before="60" w:after="60" w:lineRule="auto" w:line="276"/>
+              <w:jc w:val="center"/>
+            </w:pPr>
+            <w:r/>
+            <w:r>
+              <w:rPr>
+                <w:rFonts w:ascii="Times New Roman" w:hAnsi="Times New Roman" w:eastAsia="宋体"/>
+                <w:b w:val="0"/>
+                <w:i w:val="0"/>
+                <w:sz w:val="18"/>
+              </w:rPr>
+              <w:t>rules</w:t>
+            </w:r>
+          </w:p>
+        </w:tc>
+        <w:tc>
+          <w:tcPr>
+            <w:tcW w:type="dxa" w:w="1263"/>
+            <w:vAlign w:val="center"/>
+            <w:tcBorders>
+              <w:top w:val="single" w:sz="4" w:color="000000"/>
+              <w:left w:val="single" w:sz="4" w:color="000000"/>
+              <w:bottom w:val="single" w:sz="4" w:color="000000"/>
+              <w:right w:val="single" w:sz="4" w:color="000000"/>
+            </w:tcBorders>
+          </w:tcPr>
+          <w:p>
+            <w:pPr>
+              <w:spacing w:before="60" w:after="60" w:lineRule="auto" w:line="276"/>
+              <w:jc w:val="center"/>
+            </w:pPr>
+            <w:r/>
+            <w:r>
+              <w:rPr>
+                <w:rFonts w:ascii="Times New Roman" w:hAnsi="Times New Roman" w:eastAsia="宋体"/>
+                <w:b w:val="0"/>
+                <w:i w:val="0"/>
+                <w:sz w:val="18"/>
+              </w:rPr>
+              <w:t>+0.511</w:t>
+            </w:r>
+          </w:p>
+        </w:tc>
+        <w:tc>
+          <w:tcPr>
+            <w:tcW w:type="dxa" w:w="1263"/>
+            <w:vAlign w:val="center"/>
+            <w:tcBorders>
+              <w:top w:val="single" w:sz="4" w:color="000000"/>
+              <w:left w:val="single" w:sz="4" w:color="000000"/>
+              <w:bottom w:val="single" w:sz="4" w:color="000000"/>
+              <w:right w:val="single" w:sz="4" w:color="000000"/>
+            </w:tcBorders>
+          </w:tcPr>
+          <w:p>
+            <w:pPr>
+              <w:spacing w:before="60" w:after="60" w:lineRule="auto" w:line="276"/>
+              <w:jc w:val="center"/>
+            </w:pPr>
+            <w:r/>
+            <w:r>
+              <w:rPr>
+                <w:rFonts w:ascii="Times New Roman" w:hAnsi="Times New Roman" w:eastAsia="宋体"/>
+                <w:b w:val="0"/>
+                <w:i w:val="0"/>
+                <w:sz w:val="18"/>
+              </w:rPr>
+              <w:t>(+0.28, +0.75)</w:t>
+            </w:r>
+          </w:p>
+        </w:tc>
+        <w:tc>
+          <w:tcPr>
+            <w:tcW w:type="dxa" w:w="1263"/>
+            <w:vAlign w:val="center"/>
+            <w:tcBorders>
+              <w:top w:val="single" w:sz="4" w:color="000000"/>
+              <w:left w:val="single" w:sz="4" w:color="000000"/>
+              <w:bottom w:val="single" w:sz="4" w:color="000000"/>
+              <w:right w:val="single" w:sz="4" w:color="000000"/>
+            </w:tcBorders>
+          </w:tcPr>
+          <w:p>
+            <w:pPr>
+              <w:spacing w:before="60" w:after="60" w:lineRule="auto" w:line="276"/>
+              <w:jc w:val="center"/>
+            </w:pPr>
+            <w:r/>
+            <w:r>
+              <w:rPr>
+                <w:rFonts w:ascii="Times New Roman" w:hAnsi="Times New Roman" w:eastAsia="宋体"/>
+                <w:b w:val="0"/>
+                <w:i w:val="0"/>
+                <w:sz w:val="18"/>
+              </w:rPr>
+              <w:t>&lt;0.001</w:t>
+            </w:r>
+          </w:p>
+        </w:tc>
+        <w:tc>
+          <w:tcPr>
+            <w:tcW w:type="dxa" w:w="1263"/>
+            <w:vAlign w:val="center"/>
+            <w:tcBorders>
+              <w:top w:val="single" w:sz="4" w:color="000000"/>
+              <w:left w:val="single" w:sz="4" w:color="000000"/>
+              <w:bottom w:val="single" w:sz="4" w:color="000000"/>
+              <w:right w:val="single" w:sz="4" w:color="000000"/>
+            </w:tcBorders>
+          </w:tcPr>
+          <w:p>
+            <w:pPr>
+              <w:spacing w:before="60" w:after="60" w:lineRule="auto" w:line="276"/>
+              <w:jc w:val="center"/>
+            </w:pPr>
+            <w:r/>
+            <w:r>
+              <w:rPr>
+                <w:rFonts w:ascii="Times New Roman" w:hAnsi="Times New Roman" w:eastAsia="宋体"/>
+                <w:b w:val="0"/>
+                <w:i w:val="0"/>
+                <w:sz w:val="18"/>
+              </w:rPr>
+              <w:t>+0.507</w:t>
+            </w:r>
+          </w:p>
+        </w:tc>
+        <w:tc>
+          <w:tcPr>
+            <w:tcW w:type="dxa" w:w="1263"/>
+            <w:vAlign w:val="center"/>
+            <w:tcBorders>
+              <w:top w:val="single" w:sz="4" w:color="000000"/>
+              <w:left w:val="single" w:sz="4" w:color="000000"/>
+              <w:bottom w:val="single" w:sz="4" w:color="000000"/>
+              <w:right w:val="single" w:sz="4" w:color="000000"/>
+            </w:tcBorders>
+          </w:tcPr>
+          <w:p>
+            <w:pPr>
+              <w:spacing w:before="60" w:after="60" w:lineRule="auto" w:line="276"/>
+              <w:jc w:val="center"/>
+            </w:pPr>
+            <w:r/>
+            <w:r>
+              <w:rPr>
+                <w:rFonts w:ascii="Times New Roman" w:hAnsi="Times New Roman" w:eastAsia="宋体"/>
+                <w:b w:val="0"/>
+                <w:i w:val="0"/>
+                <w:sz w:val="18"/>
+              </w:rPr>
+              <w:t>+0.613</w:t>
+            </w:r>
+          </w:p>
+        </w:tc>
+        <w:tc>
+          <w:tcPr>
+            <w:tcW w:type="dxa" w:w="1263"/>
+            <w:vAlign w:val="center"/>
+            <w:tcBorders>
+              <w:top w:val="single" w:sz="4" w:color="000000"/>
+              <w:left w:val="single" w:sz="4" w:color="000000"/>
+              <w:bottom w:val="single" w:sz="4" w:color="000000"/>
+              <w:right w:val="single" w:sz="4" w:color="000000"/>
+            </w:tcBorders>
+          </w:tcPr>
+          <w:p>
+            <w:pPr>
+              <w:spacing w:before="60" w:after="60" w:lineRule="auto" w:line="276"/>
+              <w:jc w:val="center"/>
+            </w:pPr>
+            <w:r/>
+            <w:r>
+              <w:rPr>
+                <w:rFonts w:ascii="Times New Roman" w:hAnsi="Times New Roman" w:eastAsia="宋体"/>
+                <w:b w:val="0"/>
+                <w:i w:val="0"/>
+                <w:sz w:val="18"/>
+              </w:rPr>
+              <w:t>+0.413</w:t>
+            </w:r>
+          </w:p>
+        </w:tc>
+      </w:tr>
+      <w:tr>
+        <w:tc>
+          <w:tcPr>
+            <w:tcW w:type="dxa" w:w="1263"/>
+            <w:vAlign w:val="center"/>
+            <w:tcBorders>
+              <w:top w:val="single" w:sz="4" w:color="000000"/>
+              <w:left w:val="single" w:sz="4" w:color="000000"/>
+              <w:bottom w:val="single" w:sz="4" w:color="000000"/>
+              <w:right w:val="single" w:sz="4" w:color="000000"/>
+            </w:tcBorders>
+          </w:tcPr>
+          <w:p>
+            <w:pPr>
+              <w:spacing w:before="60" w:after="60" w:lineRule="auto" w:line="276"/>
+              <w:jc w:val="center"/>
+            </w:pPr>
+            <w:r/>
+            <w:r>
+              <w:rPr>
+                <w:rFonts w:ascii="Times New Roman" w:hAnsi="Times New Roman" w:eastAsia="宋体"/>
+                <w:b w:val="0"/>
+                <w:i w:val="0"/>
+                <w:sz w:val="18"/>
+              </w:rPr>
+              <w:t>document skeleton</w:t>
+            </w:r>
+          </w:p>
+        </w:tc>
+        <w:tc>
+          <w:tcPr>
+            <w:tcW w:type="dxa" w:w="1263"/>
+            <w:vAlign w:val="center"/>
+            <w:tcBorders>
+              <w:top w:val="single" w:sz="4" w:color="000000"/>
+              <w:left w:val="single" w:sz="4" w:color="000000"/>
+              <w:bottom w:val="single" w:sz="4" w:color="000000"/>
+              <w:right w:val="single" w:sz="4" w:color="000000"/>
+            </w:tcBorders>
+          </w:tcPr>
+          <w:p>
+            <w:pPr>
+              <w:spacing w:before="60" w:after="60" w:lineRule="auto" w:line="276"/>
+              <w:jc w:val="center"/>
+            </w:pPr>
+            <w:r/>
+            <w:r>
+              <w:rPr>
+                <w:rFonts w:ascii="Times New Roman" w:hAnsi="Times New Roman" w:eastAsia="宋体"/>
+                <w:b w:val="0"/>
+                <w:i w:val="0"/>
+                <w:sz w:val="18"/>
+              </w:rPr>
+              <w:t>+0.213</w:t>
+            </w:r>
+          </w:p>
+        </w:tc>
+        <w:tc>
+          <w:tcPr>
+            <w:tcW w:type="dxa" w:w="1263"/>
+            <w:vAlign w:val="center"/>
+            <w:tcBorders>
+              <w:top w:val="single" w:sz="4" w:color="000000"/>
+              <w:left w:val="single" w:sz="4" w:color="000000"/>
+              <w:bottom w:val="single" w:sz="4" w:color="000000"/>
+              <w:right w:val="single" w:sz="4" w:color="000000"/>
+            </w:tcBorders>
+          </w:tcPr>
+          <w:p>
+            <w:pPr>
+              <w:spacing w:before="60" w:after="60" w:lineRule="auto" w:line="276"/>
+              <w:jc w:val="center"/>
+            </w:pPr>
+            <w:r/>
+            <w:r>
+              <w:rPr>
+                <w:rFonts w:ascii="Times New Roman" w:hAnsi="Times New Roman" w:eastAsia="宋体"/>
+                <w:b w:val="0"/>
+                <w:i w:val="0"/>
+                <w:sz w:val="18"/>
+              </w:rPr>
+              <w:t>(+0.05, +0.39)</w:t>
+            </w:r>
+          </w:p>
+        </w:tc>
+        <w:tc>
+          <w:tcPr>
+            <w:tcW w:type="dxa" w:w="1263"/>
+            <w:vAlign w:val="center"/>
+            <w:tcBorders>
+              <w:top w:val="single" w:sz="4" w:color="000000"/>
+              <w:left w:val="single" w:sz="4" w:color="000000"/>
+              <w:bottom w:val="single" w:sz="4" w:color="000000"/>
+              <w:right w:val="single" w:sz="4" w:color="000000"/>
+            </w:tcBorders>
+          </w:tcPr>
+          <w:p>
+            <w:pPr>
+              <w:spacing w:before="60" w:after="60" w:lineRule="auto" w:line="276"/>
+              <w:jc w:val="center"/>
+            </w:pPr>
+            <w:r/>
+            <w:r>
+              <w:rPr>
+                <w:rFonts w:ascii="Times New Roman" w:hAnsi="Times New Roman" w:eastAsia="宋体"/>
+                <w:b w:val="0"/>
+                <w:i w:val="0"/>
+                <w:sz w:val="18"/>
+              </w:rPr>
+              <w:t>0.11</w:t>
+            </w:r>
+          </w:p>
+        </w:tc>
+        <w:tc>
+          <w:tcPr>
+            <w:tcW w:type="dxa" w:w="1263"/>
+            <w:vAlign w:val="center"/>
+            <w:tcBorders>
+              <w:top w:val="single" w:sz="4" w:color="000000"/>
+              <w:left w:val="single" w:sz="4" w:color="000000"/>
+              <w:bottom w:val="single" w:sz="4" w:color="000000"/>
+              <w:right w:val="single" w:sz="4" w:color="000000"/>
+            </w:tcBorders>
+          </w:tcPr>
+          <w:p>
+            <w:pPr>
+              <w:spacing w:before="60" w:after="60" w:lineRule="auto" w:line="276"/>
+              <w:jc w:val="center"/>
+            </w:pPr>
+            <w:r/>
+            <w:r>
+              <w:rPr>
+                <w:rFonts w:ascii="Times New Roman" w:hAnsi="Times New Roman" w:eastAsia="宋体"/>
+                <w:b w:val="0"/>
+                <w:i w:val="0"/>
+                <w:sz w:val="18"/>
+              </w:rPr>
+              <w:t>+0.347</w:t>
+            </w:r>
+          </w:p>
+        </w:tc>
+        <w:tc>
+          <w:tcPr>
+            <w:tcW w:type="dxa" w:w="1263"/>
+            <w:vAlign w:val="center"/>
+            <w:tcBorders>
+              <w:top w:val="single" w:sz="4" w:color="000000"/>
+              <w:left w:val="single" w:sz="4" w:color="000000"/>
+              <w:bottom w:val="single" w:sz="4" w:color="000000"/>
+              <w:right w:val="single" w:sz="4" w:color="000000"/>
+            </w:tcBorders>
+          </w:tcPr>
+          <w:p>
+            <w:pPr>
+              <w:spacing w:before="60" w:after="60" w:lineRule="auto" w:line="276"/>
+              <w:jc w:val="center"/>
+            </w:pPr>
+            <w:r/>
+            <w:r>
+              <w:rPr>
+                <w:rFonts w:ascii="Times New Roman" w:hAnsi="Times New Roman" w:eastAsia="宋体"/>
+                <w:b w:val="0"/>
+                <w:i w:val="0"/>
+                <w:sz w:val="18"/>
+              </w:rPr>
+              <w:t>+0.187</w:t>
+            </w:r>
+          </w:p>
+        </w:tc>
+        <w:tc>
+          <w:tcPr>
+            <w:tcW w:type="dxa" w:w="1263"/>
+            <w:vAlign w:val="center"/>
+            <w:tcBorders>
+              <w:top w:val="single" w:sz="4" w:color="000000"/>
+              <w:left w:val="single" w:sz="4" w:color="000000"/>
+              <w:bottom w:val="single" w:sz="4" w:color="000000"/>
+              <w:right w:val="single" w:sz="4" w:color="000000"/>
+            </w:tcBorders>
+          </w:tcPr>
+          <w:p>
+            <w:pPr>
+              <w:spacing w:before="60" w:after="60" w:lineRule="auto" w:line="276"/>
+              <w:jc w:val="center"/>
+            </w:pPr>
+            <w:r/>
+            <w:r>
+              <w:rPr>
+                <w:rFonts w:ascii="Times New Roman" w:hAnsi="Times New Roman" w:eastAsia="宋体"/>
+                <w:b w:val="0"/>
+                <w:i w:val="0"/>
+                <w:sz w:val="18"/>
+              </w:rPr>
+              <w:t>+0.107</w:t>
+            </w:r>
+          </w:p>
+        </w:tc>
+      </w:tr>
+      <w:tr>
+        <w:tc>
+          <w:tcPr>
+            <w:tcW w:type="dxa" w:w="1263"/>
+            <w:vAlign w:val="center"/>
+            <w:tcBorders>
+              <w:top w:val="single" w:sz="4" w:color="000000"/>
+              <w:left w:val="single" w:sz="4" w:color="000000"/>
+              <w:bottom w:val="single" w:sz="4" w:color="000000"/>
+              <w:right w:val="single" w:sz="4" w:color="000000"/>
+            </w:tcBorders>
+          </w:tcPr>
+          <w:p>
+            <w:pPr>
+              <w:spacing w:before="60" w:after="60" w:lineRule="auto" w:line="276"/>
+              <w:jc w:val="center"/>
+            </w:pPr>
+            <w:r/>
+            <w:r>
+              <w:rPr>
+                <w:rFonts w:ascii="Times New Roman" w:hAnsi="Times New Roman" w:eastAsia="宋体"/>
+                <w:b w:val="0"/>
+                <w:i w:val="0"/>
+                <w:sz w:val="18"/>
+              </w:rPr>
+              <w:t>detailed content</w:t>
+            </w:r>
+          </w:p>
+        </w:tc>
+        <w:tc>
+          <w:tcPr>
+            <w:tcW w:type="dxa" w:w="1263"/>
+            <w:vAlign w:val="center"/>
+            <w:tcBorders>
+              <w:top w:val="single" w:sz="4" w:color="000000"/>
+              <w:left w:val="single" w:sz="4" w:color="000000"/>
+              <w:bottom w:val="single" w:sz="4" w:color="000000"/>
+              <w:right w:val="single" w:sz="4" w:color="000000"/>
+            </w:tcBorders>
+          </w:tcPr>
+          <w:p>
+            <w:pPr>
+              <w:spacing w:before="60" w:after="60" w:lineRule="auto" w:line="276"/>
+              <w:jc w:val="center"/>
+            </w:pPr>
+            <w:r/>
+            <w:r>
+              <w:rPr>
+                <w:rFonts w:ascii="Times New Roman" w:hAnsi="Times New Roman" w:eastAsia="宋体"/>
+                <w:b w:val="0"/>
+                <w:i w:val="0"/>
+                <w:sz w:val="18"/>
+              </w:rPr>
+              <w:t>−0.031</w:t>
+            </w:r>
+          </w:p>
+        </w:tc>
+        <w:tc>
+          <w:tcPr>
+            <w:tcW w:type="dxa" w:w="1263"/>
+            <w:vAlign w:val="center"/>
+            <w:tcBorders>
+              <w:top w:val="single" w:sz="4" w:color="000000"/>
+              <w:left w:val="single" w:sz="4" w:color="000000"/>
+              <w:bottom w:val="single" w:sz="4" w:color="000000"/>
+              <w:right w:val="single" w:sz="4" w:color="000000"/>
+            </w:tcBorders>
+          </w:tcPr>
+          <w:p>
+            <w:pPr>
+              <w:spacing w:before="60" w:after="60" w:lineRule="auto" w:line="276"/>
+              <w:jc w:val="center"/>
+            </w:pPr>
+            <w:r/>
+            <w:r>
+              <w:rPr>
+                <w:rFonts w:ascii="Times New Roman" w:hAnsi="Times New Roman" w:eastAsia="宋体"/>
+                <w:b w:val="0"/>
+                <w:i w:val="0"/>
+                <w:sz w:val="18"/>
+              </w:rPr>
+              <w:t>(−0.19, +0.12)</w:t>
+            </w:r>
+          </w:p>
+        </w:tc>
+        <w:tc>
+          <w:tcPr>
+            <w:tcW w:type="dxa" w:w="1263"/>
+            <w:vAlign w:val="center"/>
+            <w:tcBorders>
+              <w:top w:val="single" w:sz="4" w:color="000000"/>
+              <w:left w:val="single" w:sz="4" w:color="000000"/>
+              <w:bottom w:val="single" w:sz="4" w:color="000000"/>
+              <w:right w:val="single" w:sz="4" w:color="000000"/>
+            </w:tcBorders>
+          </w:tcPr>
+          <w:p>
+            <w:pPr>
+              <w:spacing w:before="60" w:after="60" w:lineRule="auto" w:line="276"/>
+              <w:jc w:val="center"/>
+            </w:pPr>
+            <w:r/>
+            <w:r>
+              <w:rPr>
+                <w:rFonts w:ascii="Times New Roman" w:hAnsi="Times New Roman" w:eastAsia="宋体"/>
+                <w:b w:val="0"/>
+                <w:i w:val="0"/>
+                <w:sz w:val="18"/>
+              </w:rPr>
+              <w:t>0.79</w:t>
+            </w:r>
+          </w:p>
+        </w:tc>
+        <w:tc>
+          <w:tcPr>
+            <w:tcW w:type="dxa" w:w="1263"/>
+            <w:vAlign w:val="center"/>
+            <w:tcBorders>
+              <w:top w:val="single" w:sz="4" w:color="000000"/>
+              <w:left w:val="single" w:sz="4" w:color="000000"/>
+              <w:bottom w:val="single" w:sz="4" w:color="000000"/>
+              <w:right w:val="single" w:sz="4" w:color="000000"/>
+            </w:tcBorders>
+          </w:tcPr>
+          <w:p>
+            <w:pPr>
+              <w:spacing w:before="60" w:after="60" w:lineRule="auto" w:line="276"/>
+              <w:jc w:val="center"/>
+            </w:pPr>
+            <w:r/>
+            <w:r>
+              <w:rPr>
+                <w:rFonts w:ascii="Times New Roman" w:hAnsi="Times New Roman" w:eastAsia="宋体"/>
+                <w:b w:val="0"/>
+                <w:i w:val="0"/>
+                <w:sz w:val="18"/>
+              </w:rPr>
+              <w:t>+0.107</w:t>
+            </w:r>
+          </w:p>
+        </w:tc>
+        <w:tc>
+          <w:tcPr>
+            <w:tcW w:type="dxa" w:w="1263"/>
+            <w:vAlign w:val="center"/>
+            <w:tcBorders>
+              <w:top w:val="single" w:sz="4" w:color="000000"/>
+              <w:left w:val="single" w:sz="4" w:color="000000"/>
+              <w:bottom w:val="single" w:sz="4" w:color="000000"/>
+              <w:right w:val="single" w:sz="4" w:color="000000"/>
+            </w:tcBorders>
+          </w:tcPr>
+          <w:p>
+            <w:pPr>
+              <w:spacing w:before="60" w:after="60" w:lineRule="auto" w:line="276"/>
+              <w:jc w:val="center"/>
+            </w:pPr>
+            <w:r/>
+            <w:r>
+              <w:rPr>
+                <w:rFonts w:ascii="Times New Roman" w:hAnsi="Times New Roman" w:eastAsia="宋体"/>
+                <w:b w:val="0"/>
+                <w:i w:val="0"/>
+                <w:sz w:val="18"/>
+              </w:rPr>
+              <w:t>+0.053</w:t>
+            </w:r>
+          </w:p>
+        </w:tc>
+        <w:tc>
+          <w:tcPr>
+            <w:tcW w:type="dxa" w:w="1263"/>
+            <w:vAlign w:val="center"/>
+            <w:tcBorders>
+              <w:top w:val="single" w:sz="4" w:color="000000"/>
+              <w:left w:val="single" w:sz="4" w:color="000000"/>
+              <w:bottom w:val="single" w:sz="4" w:color="000000"/>
+              <w:right w:val="single" w:sz="4" w:color="000000"/>
+            </w:tcBorders>
+          </w:tcPr>
+          <w:p>
+            <w:pPr>
+              <w:spacing w:before="60" w:after="60" w:lineRule="auto" w:line="276"/>
+              <w:jc w:val="center"/>
+            </w:pPr>
+            <w:r/>
+            <w:r>
+              <w:rPr>
+                <w:rFonts w:ascii="Times New Roman" w:hAnsi="Times New Roman" w:eastAsia="宋体"/>
+                <w:b w:val="0"/>
+                <w:i w:val="0"/>
+                <w:sz w:val="18"/>
+              </w:rPr>
+              <w:t>−0.253</w:t>
+            </w:r>
+          </w:p>
+        </w:tc>
+      </w:tr>
+      <w:tr>
+        <w:tc>
+          <w:tcPr>
+            <w:tcW w:type="dxa" w:w="1263"/>
+            <w:vAlign w:val="center"/>
+            <w:tcBorders>
+              <w:top w:val="single" w:sz="4" w:color="000000"/>
+              <w:left w:val="single" w:sz="4" w:color="000000"/>
+              <w:bottom w:val="single" w:sz="4" w:color="000000"/>
+              <w:right w:val="single" w:sz="4" w:color="000000"/>
+            </w:tcBorders>
+          </w:tcPr>
+          <w:p>
+            <w:pPr>
+              <w:spacing w:before="60" w:after="60" w:lineRule="auto" w:line="276"/>
+              <w:jc w:val="center"/>
+            </w:pPr>
+            <w:r/>
+            <w:r>
+              <w:rPr>
+                <w:rFonts w:ascii="Times New Roman" w:hAnsi="Times New Roman" w:eastAsia="宋体"/>
+                <w:b w:val="0"/>
+                <w:i w:val="0"/>
+                <w:sz w:val="18"/>
+              </w:rPr>
+              <w:t>worked examples</w:t>
+            </w:r>
+          </w:p>
+        </w:tc>
+        <w:tc>
+          <w:tcPr>
+            <w:tcW w:type="dxa" w:w="1263"/>
+            <w:vAlign w:val="center"/>
+            <w:tcBorders>
+              <w:top w:val="single" w:sz="4" w:color="000000"/>
+              <w:left w:val="single" w:sz="4" w:color="000000"/>
+              <w:bottom w:val="single" w:sz="4" w:color="000000"/>
+              <w:right w:val="single" w:sz="4" w:color="000000"/>
+            </w:tcBorders>
+          </w:tcPr>
+          <w:p>
+            <w:pPr>
+              <w:spacing w:before="60" w:after="60" w:lineRule="auto" w:line="276"/>
+              <w:jc w:val="center"/>
+            </w:pPr>
+            <w:r/>
+            <w:r>
+              <w:rPr>
+                <w:rFonts w:ascii="Times New Roman" w:hAnsi="Times New Roman" w:eastAsia="宋体"/>
+                <w:b w:val="0"/>
+                <w:i w:val="0"/>
+                <w:sz w:val="18"/>
+              </w:rPr>
+              <w:t>−0.053</w:t>
+            </w:r>
+          </w:p>
+        </w:tc>
+        <w:tc>
+          <w:tcPr>
+            <w:tcW w:type="dxa" w:w="1263"/>
+            <w:vAlign w:val="center"/>
+            <w:tcBorders>
+              <w:top w:val="single" w:sz="4" w:color="000000"/>
+              <w:left w:val="single" w:sz="4" w:color="000000"/>
+              <w:bottom w:val="single" w:sz="4" w:color="000000"/>
+              <w:right w:val="single" w:sz="4" w:color="000000"/>
+            </w:tcBorders>
+          </w:tcPr>
+          <w:p>
+            <w:pPr>
+              <w:spacing w:before="60" w:after="60" w:lineRule="auto" w:line="276"/>
+              <w:jc w:val="center"/>
+            </w:pPr>
+            <w:r/>
+            <w:r>
+              <w:rPr>
+                <w:rFonts w:ascii="Times New Roman" w:hAnsi="Times New Roman" w:eastAsia="宋体"/>
+                <w:b w:val="0"/>
+                <w:i w:val="0"/>
+                <w:sz w:val="18"/>
+              </w:rPr>
+              <w:t>(−0.21, +0.11)</w:t>
+            </w:r>
+          </w:p>
+        </w:tc>
+        <w:tc>
+          <w:tcPr>
+            <w:tcW w:type="dxa" w:w="1263"/>
+            <w:vAlign w:val="center"/>
+            <w:tcBorders>
+              <w:top w:val="single" w:sz="4" w:color="000000"/>
+              <w:left w:val="single" w:sz="4" w:color="000000"/>
+              <w:bottom w:val="single" w:sz="4" w:color="000000"/>
+              <w:right w:val="single" w:sz="4" w:color="000000"/>
+            </w:tcBorders>
+          </w:tcPr>
+          <w:p>
+            <w:pPr>
+              <w:spacing w:before="60" w:after="60" w:lineRule="auto" w:line="276"/>
+              <w:jc w:val="center"/>
+            </w:pPr>
+            <w:r/>
+            <w:r>
+              <w:rPr>
+                <w:rFonts w:ascii="Times New Roman" w:hAnsi="Times New Roman" w:eastAsia="宋体"/>
+                <w:b w:val="0"/>
+                <w:i w:val="0"/>
+                <w:sz w:val="18"/>
+              </w:rPr>
+              <w:t>0.61</w:t>
+            </w:r>
+          </w:p>
+        </w:tc>
+        <w:tc>
+          <w:tcPr>
+            <w:tcW w:type="dxa" w:w="1263"/>
+            <w:vAlign w:val="center"/>
+            <w:tcBorders>
+              <w:top w:val="single" w:sz="4" w:color="000000"/>
+              <w:left w:val="single" w:sz="4" w:color="000000"/>
+              <w:bottom w:val="single" w:sz="4" w:color="000000"/>
+              <w:right w:val="single" w:sz="4" w:color="000000"/>
+            </w:tcBorders>
+          </w:tcPr>
+          <w:p>
+            <w:pPr>
+              <w:spacing w:before="60" w:after="60" w:lineRule="auto" w:line="276"/>
+              <w:jc w:val="center"/>
+            </w:pPr>
+            <w:r/>
+            <w:r>
+              <w:rPr>
+                <w:rFonts w:ascii="Times New Roman" w:hAnsi="Times New Roman" w:eastAsia="宋体"/>
+                <w:b w:val="0"/>
+                <w:i w:val="0"/>
+                <w:sz w:val="18"/>
+              </w:rPr>
+              <w:t>−0.080</w:t>
+            </w:r>
+          </w:p>
+        </w:tc>
+        <w:tc>
+          <w:tcPr>
+            <w:tcW w:type="dxa" w:w="1263"/>
+            <w:vAlign w:val="center"/>
+            <w:tcBorders>
+              <w:top w:val="single" w:sz="4" w:color="000000"/>
+              <w:left w:val="single" w:sz="4" w:color="000000"/>
+              <w:bottom w:val="single" w:sz="4" w:color="000000"/>
+              <w:right w:val="single" w:sz="4" w:color="000000"/>
+            </w:tcBorders>
+          </w:tcPr>
+          <w:p>
+            <w:pPr>
+              <w:spacing w:before="60" w:after="60" w:lineRule="auto" w:line="276"/>
+              <w:jc w:val="center"/>
+            </w:pPr>
+            <w:r/>
+            <w:r>
+              <w:rPr>
+                <w:rFonts w:ascii="Times New Roman" w:hAnsi="Times New Roman" w:eastAsia="宋体"/>
+                <w:b w:val="0"/>
+                <w:i w:val="0"/>
+                <w:sz w:val="18"/>
+              </w:rPr>
+              <w:t>−0.173</w:t>
+            </w:r>
+          </w:p>
+        </w:tc>
+        <w:tc>
+          <w:tcPr>
+            <w:tcW w:type="dxa" w:w="1263"/>
+            <w:vAlign w:val="center"/>
+            <w:tcBorders>
+              <w:top w:val="single" w:sz="4" w:color="000000"/>
+              <w:left w:val="single" w:sz="4" w:color="000000"/>
+              <w:bottom w:val="single" w:sz="4" w:color="000000"/>
+              <w:right w:val="single" w:sz="4" w:color="000000"/>
+            </w:tcBorders>
+          </w:tcPr>
+          <w:p>
+            <w:pPr>
+              <w:spacing w:before="60" w:after="60" w:lineRule="auto" w:line="276"/>
+              <w:jc w:val="center"/>
+            </w:pPr>
+            <w:r/>
+            <w:r>
+              <w:rPr>
+                <w:rFonts w:ascii="Times New Roman" w:hAnsi="Times New Roman" w:eastAsia="宋体"/>
+                <w:b w:val="0"/>
+                <w:i w:val="0"/>
+                <w:sz w:val="18"/>
+              </w:rPr>
+              <w:t>+0.093</w:t>
+            </w:r>
+          </w:p>
+        </w:tc>
+      </w:tr>
+    </w:tbl>
+    <w:p/>
+    <w:p>
+      <w:pPr>
+        <w:spacing w:before="40" w:after="120" w:lineRule="auto" w:line="240"/>
+        <w:ind w:firstLine="0"/>
+        <w:jc w:val="both"/>
+      </w:pPr>
+      <w:r>
+        <w:rPr>
+          <w:rFonts w:ascii="Times New Roman" w:hAnsi="Times New Roman" w:eastAsia="宋体"/>
+          <w:b w:val="0"/>
+          <w:i w:val="0"/>
+          <w:sz w:val="24"/>
+        </w:rPr>
+        <w:t>The three right-hand columns give Δ stratified by task class (n = 15 per cell: 5 tasks × 3 replicates). These stratified Δ values, and the by-dimension Δ decomposition in Section 3.2, are descriptive point estimates without CIs or significance tests; CIs and adjusted p-values for the main effects are given in the left-hand columns.</w:t>
+      </w:r>
+    </w:p>
+    <w:p>
+      <w:pPr>
+        <w:spacing w:before="80" w:after="80" w:lineRule="auto" w:line="360"/>
+        <w:ind w:firstLine="0"/>
+        <w:jc w:val="both"/>
+      </w:pPr>
+      <w:r>
+        <w:rPr>
+          <w:rFonts w:ascii="Times New Roman" w:hAnsi="Times New Roman" w:eastAsia="宋体"/>
+          <w:b w:val="0"/>
+          <w:i w:val="0"/>
+          <w:sz w:val="24"/>
+        </w:rPr>
+        <w:t>Only rules remained significant after multiplicity correction [BH-adjusted p &lt; 0.001]. The document-skeleton effect was directionally positive with a bootstrap CI excluding zero, but the rank-based test was not significant [BH-adjusted p = 0.11], so we treat it as suggestive only; neither detailed content nor worked examples had a detectable effect. A supplementary contrast showed that H4_sop_only (a single SOP skeleton) and H3_skeleton (the full module skeleton) performed comparably [Δ = −0.009]. Stratified by task class (Table 3, right-hand columns), the rules effect was consistent in direction and magnitude across all three classes (+0.41 to +0.61) and did not reverse, whereas the other components fluctuated and were far smaller.</w:t>
+      </w:r>
+    </w:p>
+    <w:p>
+      <w:pPr>
+        <w:spacing w:before="80" w:after="80" w:lineRule="auto" w:line="360"/>
+        <w:ind w:firstLine="0"/>
+        <w:jc w:val="both"/>
+      </w:pPr>
+      <w:r>
+        <w:rPr>
+          <w:rFonts w:ascii="Times New Roman" w:hAnsi="Times New Roman" w:eastAsia="宋体"/>
+          <w:b w:val="0"/>
+          <w:i w:val="0"/>
+          <w:sz w:val="24"/>
+        </w:rPr>
+        <w:t>Decomposed by scoring dimension (GPT judge; n = 45 per configuration), the rules effect was largest for operability (+0.867) and professional depth (+0.644), and smaller for clause coverage (+0.400), PDCA closure (+0.333), and internal consistency (+0.311). The two largest gains thus fall on operability and professional depth rather than on the format- and structure-oriented dimensions, indicating that a rules constraint does not merely regularize a document's outward form but also increases the laboratory-specific technical detail written into it. This decomposition is by scoring dimension, not by document type: "professional depth" is only a proxy for technical specificity (Table 1), and a genuine stratification by document type cannot be performed here because the task set contains no technical documents (Section 4.6). These results apply only to the LLM-judge tier; the expert-tier comparisons appear in Section 3.5.</w:t>
+      </w:r>
+    </w:p>
+    <w:p>
+      <w:pPr>
+        <w:spacing w:before="200" w:after="80" w:lineRule="auto" w:line="360"/>
         <w:jc w:val="left"/>
       </w:pPr>
       <w:r>
         <w:rPr>
-          <w:rFonts w:ascii="Arial" w:hAnsi="Arial" w:eastAsia="黑体"/>
+          <w:rFonts w:ascii="Times New Roman" w:hAnsi="Times New Roman" w:eastAsia="宋体"/>
           <w:b/>
+          <w:i w:val="0"/>
           <w:sz w:val="24"/>
         </w:rPr>
         <w:t>3.3 2 × 2 symmetric cross-model validation</w:t>
@@ -2038,23 +3833,10 @@
         <w:rPr>
           <w:rFonts w:ascii="Times New Roman" w:hAnsi="Times New Roman" w:eastAsia="宋体"/>
           <w:b w:val="0"/>
-          <w:sz w:val="22"/>
-        </w:rPr>
-        <w:t>Figure 2 displays the 2 × 2 symmetric design—Claude-generated × Claude-judge, Claude-generated × GPT-judge, GPT-generated × Claude-judge, and GPT-generated × GPT-judge—evaluated on the 9 configurations across the three representative tasks (A1, B1, C1) with three replicates per cell. The full-context configuration C_full (~56,000 tokens) exhibited a sharp drop in evaluated compliance when generated by GPT-5.4: the GPT-generated × Claude-judge mean was 1.40 and the GPT-generated × GPT-judge mean was 1.84 on the 0–5 Likert scale, whereas the same C_full configuration generated by Claude Opus 4.6 yielded cross-evaluated mean scores in the range 3.22–4.56 across the two judges. This pattern indicates that the apparent usability of the ~56,000-token full-context configuration is specific to Claude Opus 4.6 and does not generalise to GPT-5.4 within the parameters tested. Qualitative inspection of the GPT-generated C_full outputs by the authors identified three recurrent failure modes: instruction-following degradation, in which early constraints stated in the system prompt were no longer reflected in later sections of the output; structural breakdown, manifesting as inconsistent section ordering, missing required headings, or numbering errors; and clause-citation confusion, including the use of incorrect, mismatched, or fabricated ISO 15189:2022 clause identifiers. These failure modes were not observed in the corresponding Claude Opus 4.6 outputs.</w:t>
-      </w:r>
-    </w:p>
-    <w:p>
-      <w:pPr>
-        <w:spacing w:before="200" w:after="80" w:lineRule="auto" w:line="300"/>
-        <w:jc w:val="left"/>
-      </w:pPr>
-      <w:r>
-        <w:rPr>
-          <w:rFonts w:ascii="Arial" w:hAnsi="Arial" w:eastAsia="黑体"/>
-          <w:b/>
+          <w:i w:val="0"/>
           <w:sz w:val="24"/>
         </w:rPr>
-        <w:t>3.4 Self-preference bias of LLM judges</w:t>
+        <w:t>Figure 2 shows the 2 × 2 symmetric design: both models generated documents that were then scored by both judges, across 9 configurations × three tasks (A1, B1, C1) × three replicates per cell. Both models ran on the same three tasks, so the comparison is task-matched and configuration effects are not confounded with task effects, although generalization to other tasks remains limited (Section 4.6). The most striking finding is that C_full (~56,000 tokens) dropped sharply when generated by GPT-5.4: the Claude judge gave 1.40 and the GPT judge 1.84, whereas the same configuration generated by Claude scored 3.22–4.56. The ~56,000-token full-context configuration is therefore specific to Claude and did not transfer to GPT-5.4 under the parameters tested.</w:t>
       </w:r>
     </w:p>
     <w:p>
@@ -2067,9 +3849,97 @@
         <w:rPr>
           <w:rFonts w:ascii="Times New Roman" w:hAnsi="Times New Roman" w:eastAsia="宋体"/>
           <w:b w:val="0"/>
-          <w:sz w:val="22"/>
+          <w:i w:val="0"/>
+          <w:sz w:val="24"/>
         </w:rPr>
-        <w:t>Computed using the Panickssery classical formula defined in §2.4.4 (bias_M = mean(judge = M, generator = M) − mean(judge = M, generator = M′)), the mean bias of the Claude judge across the nine configurations was +0.294 on the 0–5 Likert scale (positive in 6 of 9 configurations; the largest single-configuration value, +3.156, occurred at C_full). The mean bias of the GPT judge was −0.301 (negative in 6 of 9 configurations, with positive values at A_bare and B_simple and zero at F_template). The two judges therefore agreed in direction: across configurations, both effectively rated Claude-generated outputs approximately 0.30 points higher than GPT-generated outputs, despite using nominally opposite-signed self-preference indices. When C_full was excluded as the dominant outlier, the Claude-judge mean bias attenuated to −0.064 (median across the nine configurations: +0.200) and the GPT-judge mean bias attenuated to −0.167 (median: −0.311), indicating that the Panickssery indices reported above are disproportionately driven by C_full, where the long-context failure modes documented in §3.3 amplify cross-judge disagreement.</w:t>
+        <w:t>We inspected the GPT-generated C_full outputs document by document and found three recurrent problems: (i) declining instruction-following – constraints stated at the start of the system prompt were no longer applied in the later part of the output; (ii) structural breakdown – disordered sections, missing required headings, or numbering errors; and (iii) clause-citation confusion – incorrect, mismatched, or even fabricated ISO 15189:2022 clause identifiers. None of these problems appeared in the corresponding Claude outputs.</w:t>
+      </w:r>
+    </w:p>
+    <w:p>
+      <w:pPr>
+        <w:spacing w:before="200" w:after="80" w:lineRule="auto" w:line="240"/>
+        <w:jc w:val="center"/>
+      </w:pPr>
+      <w:r>
+        <w:drawing>
+          <wp:inline xmlns:a="http://schemas.openxmlformats.org/drawingml/2006/main" xmlns:pic="http://schemas.openxmlformats.org/drawingml/2006/picture">
+            <wp:extent cx="5040000" cy="3320349"/>
+            <wp:docPr id="2" name="Picture 2"/>
+            <wp:cNvGraphicFramePr>
+              <a:graphicFrameLocks noChangeAspect="1"/>
+            </wp:cNvGraphicFramePr>
+            <a:graphic>
+              <a:graphicData uri="http://schemas.openxmlformats.org/drawingml/2006/picture">
+                <pic:pic>
+                  <pic:nvPicPr>
+                    <pic:cNvPr id="0" name="fig2_2x2_symmetric.png"/>
+                    <pic:cNvPicPr/>
+                  </pic:nvPicPr>
+                  <pic:blipFill>
+                    <a:blip r:embed="rId10"/>
+                    <a:stretch>
+                      <a:fillRect/>
+                    </a:stretch>
+                  </pic:blipFill>
+                  <pic:spPr>
+                    <a:xfrm>
+                      <a:off x="0" y="0"/>
+                      <a:ext cx="5040000" cy="3320349"/>
+                    </a:xfrm>
+                    <a:prstGeom prst="rect"/>
+                  </pic:spPr>
+                </pic:pic>
+              </a:graphicData>
+            </a:graphic>
+          </wp:inline>
+        </w:drawing>
+      </w:r>
+    </w:p>
+    <w:p>
+      <w:pPr>
+        <w:spacing w:before="80" w:after="40" w:lineRule="auto" w:line="360"/>
+        <w:ind w:firstLine="0"/>
+        <w:jc w:val="center"/>
+      </w:pPr>
+      <w:r>
+        <w:rPr>
+          <w:rFonts w:ascii="Segoe UI Symbol" w:hAnsi="Segoe UI Symbol" w:eastAsia="宋体"/>
+          <w:b/>
+          <w:i w:val="0"/>
+          <w:sz w:val="21"/>
+        </w:rPr>
+        <w:t>Figure 2. Cross-model validation across the four generator–judge combinations.</w:t>
+      </w:r>
+    </w:p>
+    <w:p>
+      <w:pPr>
+        <w:spacing w:before="40" w:after="120" w:lineRule="auto" w:line="240"/>
+        <w:ind w:firstLine="0"/>
+        <w:jc w:val="both"/>
+      </w:pPr>
+      <w:r>
+        <w:rPr>
+          <w:rFonts w:ascii="Segoe UI Symbol" w:hAnsi="Segoe UI Symbol" w:eastAsia="宋体"/>
+          <w:b w:val="0"/>
+          <w:i w:val="0"/>
+          <w:sz w:val="21"/>
+        </w:rPr>
+        <w:t>For each configuration (rows), the two horizontal segments span the scores assigned by the Claude judge (circles) and the GPT judge (triangles) to Claude-generated documents (blue) and GPT-generated documents (orange); scores are means across tasks A1, B1, and C1 (0–5 scale). All combinations lie in the 3.1–4.7 range except GPT-generated C_full, which collapses to 1.40 (Claude judge) and 1.84 (GPT judge), whereas the same configuration generated by Claude scores 3.22–4.56.</w:t>
+      </w:r>
+    </w:p>
+    <w:p>
+      <w:pPr>
+        <w:spacing w:before="200" w:after="80" w:lineRule="auto" w:line="360"/>
+        <w:jc w:val="left"/>
+      </w:pPr>
+      <w:r>
+        <w:rPr>
+          <w:rFonts w:ascii="Times New Roman" w:hAnsi="Times New Roman" w:eastAsia="宋体"/>
+          <w:b/>
+          <w:i w:val="0"/>
+          <w:sz w:val="24"/>
+        </w:rPr>
+        <w:t>3.4 Apparent self-preference of LLM judges</w:t>
       </w:r>
     </w:p>
     <w:p>
@@ -2082,9 +3952,10 @@
         <w:rPr>
           <w:rFonts w:ascii="Times New Roman" w:hAnsi="Times New Roman" w:eastAsia="宋体"/>
           <w:b w:val="0"/>
-          <w:sz w:val="22"/>
+          <w:i w:val="0"/>
+          <w:sz w:val="24"/>
         </w:rPr>
-        <w:t>By construction, this opposite-signed pattern is incompatible with the classical self-preference phenomenon, in which each judge would inflate ratings of its own family — a pattern that would produce same-signed positive biases for both judges. Instead, the observed pattern is compatible with two non-mutually-exclusive interpretations: (a) a genuine generation-level quality difference between Claude Opus 4.6 and GPT-5.4 under the parameters tested, consistent with the C_full failure modes documented in §3.3; and (b) systematic style or format preferences shared by both judges that favour the Claude-generated phrasing. Because the Tier 3 expert sample (n = 10) consisted entirely of Claude-generated documents (§2.3.3), the present study cannot empirically discriminate between these two interpretations; we identify this as a key direction for follow-up validation (§4.5, Limitation i).</w:t>
+        <w:t>The self-preference biases (Section 2.4.4) had opposite signs but pointed to the same thing: across all nine configurations the Claude judge scored +0.294 and the GPT judge −0.301, meaning both judges rated Claude-generated documents about 0.3 points higher. Excluding C_full, both biases collapsed toward zero (Claude −0.064; GPT −0.167), so the gap is driven mainly by C_full – the configuration where GPT broke down under long context (Section 3.3).</w:t>
       </w:r>
     </w:p>
     <w:p>
@@ -2097,20 +3968,38 @@
         <w:rPr>
           <w:rFonts w:ascii="Times New Roman" w:hAnsi="Times New Roman" w:eastAsia="宋体"/>
           <w:b w:val="0"/>
-          <w:sz w:val="22"/>
+          <w:i w:val="0"/>
+          <w:sz w:val="24"/>
         </w:rPr>
-        <w:t>To examine configuration ranking after removing same-judge self-evaluation, we re-ranked the nine configurations using only cross-model evaluations, retaining for each configuration the per-document Claude-judge → GPT-generated and GPT-judge → Claude-generated mean scores and averaging the two. Under this debiased ranking, the top four configurations on the 0–5 Likert scale were G_template_rules (4.211), H3_skeleton (4.167), E_rules_v2 (4.133), and H4_sop_only (4.100); their largest pairwise difference was Δ = 0.111, indicating that the four were statistically indistinguishable. C_full dropped from sixth in the §3.1 composite ranking to ninth (mean = 2.310), confirming that the high LLM-judge rating of C_full under Claude generation was substantially driven both by Claude-judge inflation of its family's output and by the inability of GPT-5.4 to produce usable output at the ~56,000-token configuration (§3.3).</w:t>
+        <w:t>This opposite-signed pattern does not match classical self-preference, which would produce positive biases for both judges. Two non-exclusive explanations are compatible with it: (a) a genuine generation-quality difference between Claude and GPT (consistent with GPT's C_full breakdown); and (b) a shared preference of both judges for Claude's phrasing or formatting. Because the expert sample (n = 10) was entirely Claude-generated, this study cannot distinguish the two (Section 4.6).</w:t>
       </w:r>
     </w:p>
     <w:p>
       <w:pPr>
-        <w:spacing w:before="200" w:after="80" w:lineRule="auto" w:line="300"/>
+        <w:spacing w:before="80" w:after="80" w:lineRule="auto" w:line="360"/>
+        <w:ind w:firstLine="0"/>
+        <w:jc w:val="both"/>
+      </w:pPr>
+      <w:r>
+        <w:rPr>
+          <w:rFonts w:ascii="Times New Roman" w:hAnsi="Times New Roman" w:eastAsia="宋体"/>
+          <w:b w:val="0"/>
+          <w:i w:val="0"/>
+          <w:sz w:val="24"/>
+        </w:rPr>
+        <w:t>To remove this effect we re-ranked the configurations using cross-model scores only (each judge scoring the other model's documents). The top four (G_template_rules, H3_skeleton, E_rules_v2, H4_sop_only) then lay within 0.11 points of one another and were statistically indistinguishable, whereas C_full fell from sixth to ninth (last). C_full's relatively high LLM-judge score therefore rested on the Claude judge over-rating its own output and on GPT being unable to produce usable output at ~56,000 tokens.</w:t>
+      </w:r>
+    </w:p>
+    <w:p>
+      <w:pPr>
+        <w:spacing w:before="200" w:after="80" w:lineRule="auto" w:line="360"/>
         <w:jc w:val="left"/>
       </w:pPr>
       <w:r>
         <w:rPr>
-          <w:rFonts w:ascii="Arial" w:hAnsi="Arial" w:eastAsia="黑体"/>
+          <w:rFonts w:ascii="Times New Roman" w:hAnsi="Times New Roman" w:eastAsia="宋体"/>
           <w:b/>
+          <w:i w:val="0"/>
           <w:sz w:val="24"/>
         </w:rPr>
         <w:t>3.5 Expert-tier validation</w:t>
@@ -2126,9 +4015,10 @@
         <w:rPr>
           <w:rFonts w:ascii="Times New Roman" w:hAnsi="Times New Roman" w:eastAsia="宋体"/>
           <w:b w:val="0"/>
-          <w:sz w:val="22"/>
+          <w:i w:val="0"/>
+          <w:sz w:val="24"/>
         </w:rPr>
-        <w:t>Inter-rater agreement among the three experts was excellent: ICC(2,k) = 0.982 (95% CI [0.95, 1.00]) and ICC(3,k) = 0.981. The pairwise single-rater agreements were ICC(2,1) = 0.948 (R1 vs R2), 0.928 (R1 vs R3), and 0.969 (R2 vs R3) — all in the "excellent" range (&gt; 0.90 by the Cicchetti benchmark [15]). This level of agreement indicates that the five-dimensional rubric (Table 1) was highly reproducible across raters; however, because all three raters were affiliated with the same institution, the observed reliability may overestimate the agreement achievable across institutions (see §4.5, Limitation ii).</w:t>
+        <w:t>Inter-rater agreement among the three experts was excellent: ICC(2,k) = 0.982 [95% CI (0.95, 1.00)], with all pairwise comparisons above 0.92 ("excellent" by the Cicchetti benchmark [12]). The five-dimensional rubric was therefore highly reproducible across raters, although all three came from the same institution, so this agreement may exceed what holds across institutions (Section 4.6).</w:t>
       </w:r>
     </w:p>
     <w:p>
@@ -2141,9 +4031,10 @@
         <w:rPr>
           <w:rFonts w:ascii="Times New Roman" w:hAnsi="Times New Roman" w:eastAsia="宋体"/>
           <w:b w:val="0"/>
-          <w:sz w:val="22"/>
+          <w:i w:val="0"/>
+          <w:sz w:val="24"/>
         </w:rPr>
-        <w:t>Agreement between the expert mean and the two LLM judges was substantially lower (Figure 3). The Claude judge yielded ICC(3,1) = 0.548 (p = 0.04), Pearson r = 0.573, and Spearman ρ = 0.509; the GPT judge yielded ICC(3,1) = 0.217 (p = 0.26) and Pearson r = 0.259. On the 0–5 Likert scale, both LLM judges systematically overestimated the expert-determined compliance scores: by 0.905 points for the Claude judge and by 0.525 points for the GPT judge (mean difference defined as expert − LLM judge, yielding values of −0.905 and −0.525, respectively). Claude–expert agreement was therefore at a moderate level, whereas GPT–expert agreement was poor.</w:t>
+        <w:t>Agreement between the experts and the two LLM judges was markedly lower (Figure 3): ICC(3,1) = 0.548 [95% CI (−0.08, 0.86), p = 0.04] for the Claude judge and only 0.217 [95% CI (−0.44, 0.72), p = 0.26] for the GPT judge. Both intervals cross zero and n is only 10, so these two agreement coefficients can serve only as directional indications and do not support firm statistical conclusions. Both judges also systematically scored compliance higher than the experts – by 0.905 points (Claude) and 0.525 points (GPT). Claude–expert agreement was therefore moderate, and GPT–expert agreement poor.</w:t>
       </w:r>
     </w:p>
     <w:p>
@@ -2156,236 +4047,26 @@
         <w:rPr>
           <w:rFonts w:ascii="Times New Roman" w:hAnsi="Times New Roman" w:eastAsia="宋体"/>
           <w:b w:val="0"/>
-          <w:sz w:val="22"/>
+          <w:i w:val="0"/>
+          <w:sz w:val="24"/>
         </w:rPr>
-        <w:t>When ranked by the expert mean across the seven sampled configurations (10 documents in total; per-stratum n = 1 or 2), the configurations ordered from highest to lowest were: F_template 4.24 (n = 1), H2_keep_examples 4.07 (n = 1), G_template_rules 4.06 (n = 2), C_full 3.45 (n = 2), H4_sop_only 3.20 (n = 2), E_rules_v2 3.19 (n = 1), and A_bare 3.04 (n = 1). The configuration ranked first at the LLM-judge tier — H4_sop_only (~2,000 tokens) — fell to fifth of seven (the third position from the bottom) under expert evaluation, only 0.16 points above the no-prompt baseline A_bare. The largest LLM-judge overestimation was observed for C_full and H4_sop_only (mean difference = expert − LLM-judges mean = −1.00 and −1.05, respectively), suggesting that although these two configurations achieve structural completeness and terminological compliance — the dimensions most readily captured by automated and LLM-based scoring — they lack the clinical-practice depth that is detectable only by expert reviewers. The three top-ranked configurations under expert evaluation (F_template, H2_keep_examples, G_template_rules) were all template-anchored configurations containing detailed content, indicating that the apparent token efficiency of skeleton-only configurations at the LLM-judge tier does not translate into expert-validated compliance. Given the small per-stratum sample (n = 1 or 2), these expert rankings should be treated as exploratory and warrant replication with a larger expert sample.</w:t>
+        <w:t>The ranking of the seven configurations is given in Table 4, and is almost the reverse of the LLM-judge tier (Figure 4b).</w:t>
       </w:r>
     </w:p>
     <w:p>
       <w:pPr>
-        <w:spacing w:before="200" w:after="80" w:lineRule="auto" w:line="300"/>
-        <w:jc w:val="left"/>
-      </w:pPr>
-      <w:r>
-        <w:rPr>
-          <w:rFonts w:ascii="Arial" w:hAnsi="Arial" w:eastAsia="黑体"/>
-          <w:b/>
-          <w:sz w:val="24"/>
-        </w:rPr>
-        <w:t>3.6 Token size and compliance scores: divergent relationships across evaluation tiers</w:t>
-      </w:r>
-    </w:p>
-    <w:p>
-      <w:pPr>
-        <w:spacing w:before="80" w:after="80" w:lineRule="auto" w:line="360"/>
+        <w:spacing w:before="120" w:after="40" w:lineRule="auto" w:line="360"/>
         <w:ind w:firstLine="0"/>
-        <w:jc w:val="both"/>
-      </w:pPr>
-      <w:r>
-        <w:rPr>
-          <w:rFonts w:ascii="Times New Roman" w:hAnsi="Times New Roman" w:eastAsia="宋体"/>
-          <w:b w:val="0"/>
-          <w:sz w:val="22"/>
-        </w:rPr>
-        <w:t>Figure 4 plots compliance scores against system-prompt token size for the three evaluators, all derived from the n = 10 expert-blinded subset (seven configurations; per-stratum n = 1 or 2). At the LLM-judge tier, the Claude-judge curve generally increased with token size, peaking at 4.90 at C_full (~56,000 tokens) with a small dip at H2_keep_examples; the GPT-judge curve peaked at G_template_rules (~16,000 tokens; 4.50) and was relatively flat (~4.0) at both ends of the token range, including C_full. At the expert tier, the curve peaked in the template region (F_template at ~15,000 tokens, expert mean = 4.24; G_template_rules at ~16,000 tokens, 4.06) and declined at both extremes, falling to ~3.20 at H4_sop_only (~2,000 tokens) and 3.45 at C_full (~56,000 tokens). The expert–LLM divergence followed a U-shaped pattern across the token axis: large at low-token configurations (gap ≈ 0.8–1.1 points at A_bare, E_rules_v2, and H4_sop_only) and again at the high-token extreme (gap ≈ 1.0 at C_full), but converging in the ~15,000–25,000-token template region (gap ≤ 0.6). Both LLM-judge curves placed the low-token region near or above the template region, whereas the expert curve placed the template region clearly above all other configurations. This pattern indicates that token-efficiency-oriented optimisation and clinical-usability-oriented optimisation correspond to two divergent optimisation objectives in the medical-laboratory QMS generation scenario; the Tier 2 LLM-judge perspective overestimates the quality of both short-prompt configurations and the C_full configuration relative to what the expert tier validates.</w:t>
-      </w:r>
-    </w:p>
-    <w:p>
-      <w:pPr>
-        <w:spacing w:before="280" w:after="120" w:lineRule="auto" w:line="300"/>
-        <w:jc w:val="left"/>
-      </w:pPr>
-      <w:r>
-        <w:rPr>
-          <w:rFonts w:ascii="Arial" w:hAnsi="Arial" w:eastAsia="黑体"/>
-          <w:b/>
-          <w:sz w:val="28"/>
-        </w:rPr>
-        <w:t>4. Discussion</w:t>
-      </w:r>
-    </w:p>
-    <w:p>
-      <w:pPr>
-        <w:spacing w:before="200" w:after="80" w:lineRule="auto" w:line="300"/>
-        <w:jc w:val="left"/>
-      </w:pPr>
-      <w:r>
-        <w:rPr>
-          <w:rFonts w:ascii="Arial" w:hAnsi="Arial" w:eastAsia="黑体"/>
-          <w:b/>
-          <w:sz w:val="24"/>
-        </w:rPr>
-        <w:t>4.1 Prompt minimisation holds at the LLM-judge tier but not at the expert tier</w:t>
-      </w:r>
-    </w:p>
-    <w:p>
-      <w:pPr>
-        <w:spacing w:before="80" w:after="80" w:lineRule="auto" w:line="360"/>
-        <w:ind w:firstLine="0"/>
-        <w:jc w:val="both"/>
-      </w:pPr>
-      <w:r>
-        <w:rPr>
-          <w:rFonts w:ascii="Times New Roman" w:hAnsi="Times New Roman" w:eastAsia="宋体"/>
-          <w:b w:val="0"/>
-          <w:sz w:val="22"/>
-        </w:rPr>
-        <w:t>The four-component ablation supports a parsimonious account at the LLM-judge tier: the rules component was necessary (BH-adjusted p &lt; 0.001), the document-skeleton component contributed a directionally positive but non-significant effect (BH-adjusted p = 0.11), and neither detailed content nor worked examples produced detectable compliance gains (§3.2). This pattern aligns with the lost-in-the-middle phenomenon described by Liu et al. [3] — in which appending large volumes of contextual material to long prompts can dilute model attention and degrade output quality — and with prompt-engineering literature more broadly [12].</w:t>
-      </w:r>
-    </w:p>
-    <w:p>
-      <w:pPr>
-        <w:spacing w:before="80" w:after="80" w:lineRule="auto" w:line="360"/>
-        <w:ind w:firstLine="0"/>
-        <w:jc w:val="both"/>
-      </w:pPr>
-      <w:r>
-        <w:rPr>
-          <w:rFonts w:ascii="Times New Roman" w:hAnsi="Times New Roman" w:eastAsia="宋体"/>
-          <w:b w:val="0"/>
-          <w:sz w:val="22"/>
-        </w:rPr>
-        <w:t>The expert-tier analysis qualifies this simplification (§3.5). Detailed content—the full document template embedded in F_template and G_template_rules—was associated with substantially higher expert-rated compliance than skeleton-only configurations: on the 0–5 Likert scale, F_template scored 4.24 (n = 1) and G_template_rules scored 4.06 (n = 2), compared with 3.20 (n = 2) for H4_sop_only, an apparent difference of approximately one point (these per-stratum samples are small and the comparison should therefore be interpreted as exploratory; see §3.5). A plausible explanation is that the model's internalised knowledge does not reliably cover the clinical-practice sub-scenarios required by ISO 15189:2022 and CNAS-CL02:2023—including, in our task set, emergency-sample handling, the acceptance of patient-self-collected specimens, qualification requirements for sample-courier personnel, and detailed criteria for sample rejection. When such sub-scenarios are not supplied explicitly through the system prompt, the model tends to default to generic procedural language that satisfies the structural and terminological criteria captured by automated and LLM-based scoring (§3.6) but lacks the operational depth that expert reviewers identify as the threshold for accreditation-grade documentation. Prompt minimisation is therefore appropriate when the goal is rapid drafting under LLM-only review, whereas template-anchored prompts are required when expert-validated compliance is the target.</w:t>
-      </w:r>
-    </w:p>
-    <w:p>
-      <w:pPr>
-        <w:spacing w:before="200" w:after="80" w:lineRule="auto" w:line="300"/>
-        <w:jc w:val="left"/>
-      </w:pPr>
-      <w:r>
-        <w:rPr>
-          <w:rFonts w:ascii="Arial" w:hAnsi="Arial" w:eastAsia="黑体"/>
-          <w:b/>
-          <w:sz w:val="24"/>
-        </w:rPr>
-        <w:t>4.2 The full-context trap is model-dependent</w:t>
-      </w:r>
-    </w:p>
-    <w:p>
-      <w:pPr>
-        <w:spacing w:before="80" w:after="80" w:lineRule="auto" w:line="360"/>
-        <w:ind w:firstLine="0"/>
-        <w:jc w:val="both"/>
-      </w:pPr>
-      <w:r>
-        <w:rPr>
-          <w:rFonts w:ascii="Times New Roman" w:hAnsi="Times New Roman" w:eastAsia="宋体"/>
-          <w:b w:val="0"/>
-          <w:sz w:val="22"/>
-        </w:rPr>
-        <w:t>While template anchoring improves expert-rated compliance (§4.1), even maximally extending the prompt can be counter-productive when the underlying model lacks reliable long-context handling. C_full (~56,000 tokens) represents an intuitively safe configuration: it includes all potentially relevant material and reflects the common heuristic that providing more context produces more reliable output. In our data this heuristic was not borne out across the two generation models. Whereas Claude Opus 4.6 generation under C_full produced cross-evaluated mean scores of 3.22–4.56 on the 0–5 Likert scale (§3.3), GPT-5.4 generation under the same configuration produced scores of only 1.40–1.84 (based on 9 documents covering 3 representative tasks × 3 replicates), accompanied by the three recurrent failure modes documented in §3.3—instruction-following degradation, structural breakdown, and clause-citation confusion. A plausible explanation, consistent with the lost-in-the-middle phenomenon described by Liu et al. [3] and with the long-context benchmarks reported in the model vendors' technical documentation [1, 2], is that Claude Opus 4.6 maintained more stable attention over long contexts in the relevant length regime, whereas GPT-5.4, within the parameters tested here, did not preserve coherent compliance with system-prompt constraints at this scale.</w:t>
-      </w:r>
-    </w:p>
-    <w:p>
-      <w:pPr>
-        <w:spacing w:before="80" w:after="80" w:lineRule="auto" w:line="360"/>
-        <w:ind w:firstLine="0"/>
-        <w:jc w:val="both"/>
-      </w:pPr>
-      <w:r>
-        <w:rPr>
-          <w:rFonts w:ascii="Times New Roman" w:hAnsi="Times New Roman" w:eastAsia="宋体"/>
-          <w:b w:val="0"/>
-          <w:sz w:val="22"/>
-        </w:rPr>
-        <w:t>The methodological implication is that any claim of the form "configuration X is acceptable" requires validation across multiple generation models. Single-model evaluation entangles configuration effects with idiosyncratic model characteristics—including long-context handling, instruction-following stability, and the degree of overlap between the model's training distribution and the target regulatory domain—and therefore provides no basis for cross-model extrapolation. We accordingly caution against the operational deployment of long-context QMS prompts (e.g., those approaching or exceeding ~50,000 tokens) under any LLM until the configuration has been validated for that specific model and version, particularly because long-context behaviour can change substantially between model families and even between successive versions of a single family.</w:t>
-      </w:r>
-    </w:p>
-    <w:p>
-      <w:pPr>
-        <w:spacing w:before="200" w:after="80" w:lineRule="auto" w:line="300"/>
-        <w:jc w:val="left"/>
-      </w:pPr>
-      <w:r>
-        <w:rPr>
-          <w:rFonts w:ascii="Arial" w:hAnsi="Arial" w:eastAsia="黑体"/>
-          <w:b/>
-          <w:sz w:val="24"/>
-        </w:rPr>
-        <w:t>4.3 Bias profile and appropriate use of LLM-as-judge</w:t>
-      </w:r>
-    </w:p>
-    <w:p>
-      <w:pPr>
-        <w:spacing w:before="80" w:after="80" w:lineRule="auto" w:line="360"/>
-        <w:ind w:firstLine="0"/>
-        <w:jc w:val="both"/>
-      </w:pPr>
-      <w:r>
-        <w:rPr>
-          <w:rFonts w:ascii="Times New Roman" w:hAnsi="Times New Roman" w:eastAsia="宋体"/>
-          <w:b w:val="0"/>
-          <w:sz w:val="22"/>
-        </w:rPr>
-        <w:t>The present study quantified two distinct categories of rating bias. The first is a cross-judge directional pattern: both LLM judges rated Claude-generated outputs approximately 0.30 points higher than GPT-generated outputs on the 0–5 Likert scale (Panickssery classical estimates: +0.29 for the Claude judge and −0.30 for the GPT judge; §3.4). However, as detailed in §3.4, this population-level average was strongly leveraged by the C_full configuration; when C_full is excluded, the Claude-judge mean bias attenuates to −0.064 and the GPT-judge mean bias to −0.167, indicating that the cross-judge directional pattern is concentrated at the long-context configuration rather than constituting a uniform property of the LLM-as-judge framework. This opposite-signed pattern is incompatible with classical same-family self-preference—which would predict same-signed positive biases for both judges—and is therefore attributable either to a genuine generation-quality gap between Claude Opus 4.6 and GPT-5.4 or to judge-side preferences for the Claude-generated stylistic register that are shared by both LLM judges. As noted in §4.2 and §4.5(i), the present design—in which expert evaluation was restricted to Claude-generated documents—cannot fully disambiguate these interpretations, although the GPT-specific failure modes documented in §3.3 (instruction-following degradation, structural breakdown, and clause-citation confusion) provide indirect support for a genuine quality contribution. The second category is a systematic LLM–expert offset: both LLM judges overestimated expert-determined compliance by 0.52–0.90 points on the same scale (§3.5).</w:t>
-      </w:r>
-    </w:p>
-    <w:p>
-      <w:pPr>
-        <w:spacing w:before="80" w:after="80" w:lineRule="auto" w:line="360"/>
-        <w:ind w:firstLine="0"/>
-        <w:jc w:val="both"/>
-      </w:pPr>
-      <w:r>
-        <w:rPr>
-          <w:rFonts w:ascii="Times New Roman" w:hAnsi="Times New Roman" w:eastAsia="宋体"/>
-          <w:b w:val="0"/>
-          <w:sz w:val="22"/>
-        </w:rPr>
-        <w:t>Translating these biases into operational guidance, the Claude judge—whose ranking achieved moderate agreement with the three-expert mean [ICC(3,1) = 0.548, p = 0.04]—may serve as a coarse first-pass filter in large-scale generation pipelines, screening out clearly low-quality outputs before expert review. The GPT judge's poor expert agreement [ICC(3,1) = 0.217, p = 0.26] precludes its use as a proxy for expert assessment in this domain. For documents intended for accreditation submission, formal QMS adoption, or operational deployment, expert final review remains indispensable. The configuration-level operational implications of these biases are summarised in §4.4 (Table 2).</w:t>
-      </w:r>
-    </w:p>
-    <w:p>
-      <w:pPr>
-        <w:spacing w:before="200" w:after="80" w:lineRule="auto" w:line="300"/>
-        <w:jc w:val="left"/>
-      </w:pPr>
-      <w:r>
-        <w:rPr>
-          <w:rFonts w:ascii="Arial" w:hAnsi="Arial" w:eastAsia="黑体"/>
-          <w:b/>
-          <w:sz w:val="24"/>
-        </w:rPr>
-        <w:t>4.4 Configuration recommendations stratified by use scenario</w:t>
-      </w:r>
-    </w:p>
-    <w:p>
-      <w:pPr>
-        <w:spacing w:before="80" w:after="80" w:lineRule="auto" w:line="360"/>
-        <w:ind w:firstLine="0"/>
-        <w:jc w:val="both"/>
-      </w:pPr>
-      <w:r>
-        <w:rPr>
-          <w:rFonts w:ascii="Times New Roman" w:hAnsi="Times New Roman" w:eastAsia="宋体"/>
-          <w:b w:val="0"/>
-          <w:sz w:val="22"/>
-        </w:rPr>
-        <w:t>Synthesising the evidence from the three evaluation tiers, we summarise configuration recommendations for the principal QMS-generation use scenarios in Table 2. The recommendations reflect the key trade-off identified in §3.5 and §3.6: configurations that score highest at the LLM-judge tier (H4_sop_only, E_rules_v2) are the most token-efficient but lack the clinical-practice depth required for accreditation-grade documentation, whereas template-anchored configurations (F_template, G_template_rules) are penalised at the LLM-judge tier yet produce the highest expert-rated compliance.</w:t>
-      </w:r>
-    </w:p>
-    <w:p>
-      <w:pPr>
-        <w:spacing w:before="80" w:after="80" w:lineRule="auto" w:line="360"/>
-        <w:ind w:firstLine="0"/>
-        <w:jc w:val="both"/>
+        <w:jc w:val="center"/>
       </w:pPr>
       <w:r>
         <w:rPr>
           <w:rFonts w:ascii="Times New Roman" w:hAnsi="Times New Roman" w:eastAsia="宋体"/>
           <w:b/>
-          <w:sz w:val="22"/>
+          <w:i w:val="0"/>
+          <w:sz w:val="24"/>
         </w:rPr>
-        <w:t>Table 2.</w:t>
-      </w:r>
-      <w:r>
-        <w:rPr>
-          <w:rFonts w:ascii="Times New Roman" w:hAnsi="Times New Roman" w:eastAsia="宋体"/>
-          <w:b w:val="0"/>
-          <w:sz w:val="22"/>
-        </w:rPr>
-        <w:t xml:space="preserve"> Configuration recommendations stratified by use scenario.</w:t>
+        <w:t>Table 4. Scores for the seven sampled configurations (0–5 scale; sorted by expert mean; 1–2 documents per configuration).</w:t>
       </w:r>
     </w:p>
     <w:tbl>
@@ -2416,6 +4097,7 @@
           </w:tcPr>
           <w:p>
             <w:pPr>
+              <w:spacing w:before="60" w:after="60" w:lineRule="auto" w:line="276"/>
               <w:jc w:val="center"/>
             </w:pPr>
             <w:r/>
@@ -2423,7 +4105,1602 @@
               <w:rPr>
                 <w:rFonts w:ascii="Times New Roman" w:hAnsi="Times New Roman" w:eastAsia="宋体"/>
                 <w:b/>
-                <w:sz w:val="20"/>
+                <w:i w:val="0"/>
+                <w:sz w:val="18"/>
+              </w:rPr>
+              <w:t>Configuration</w:t>
+            </w:r>
+          </w:p>
+        </w:tc>
+        <w:tc>
+          <w:tcPr>
+            <w:tcW w:type="dxa" w:w="1768"/>
+            <w:vAlign w:val="center"/>
+            <w:tcBorders>
+              <w:top w:val="single" w:sz="4" w:color="000000"/>
+              <w:left w:val="single" w:sz="4" w:color="000000"/>
+              <w:bottom w:val="single" w:sz="4" w:color="000000"/>
+              <w:right w:val="single" w:sz="4" w:color="000000"/>
+            </w:tcBorders>
+          </w:tcPr>
+          <w:p>
+            <w:pPr>
+              <w:spacing w:before="60" w:after="60" w:lineRule="auto" w:line="276"/>
+              <w:jc w:val="center"/>
+            </w:pPr>
+            <w:r/>
+            <w:r>
+              <w:rPr>
+                <w:rFonts w:ascii="Times New Roman" w:hAnsi="Times New Roman" w:eastAsia="宋体"/>
+                <w:b/>
+                <w:i w:val="0"/>
+                <w:sz w:val="18"/>
+              </w:rPr>
+              <w:t>Expert mean</w:t>
+            </w:r>
+          </w:p>
+        </w:tc>
+        <w:tc>
+          <w:tcPr>
+            <w:tcW w:type="dxa" w:w="1768"/>
+            <w:vAlign w:val="center"/>
+            <w:tcBorders>
+              <w:top w:val="single" w:sz="4" w:color="000000"/>
+              <w:left w:val="single" w:sz="4" w:color="000000"/>
+              <w:bottom w:val="single" w:sz="4" w:color="000000"/>
+              <w:right w:val="single" w:sz="4" w:color="000000"/>
+            </w:tcBorders>
+          </w:tcPr>
+          <w:p>
+            <w:pPr>
+              <w:spacing w:before="60" w:after="60" w:lineRule="auto" w:line="276"/>
+              <w:jc w:val="center"/>
+            </w:pPr>
+            <w:r/>
+            <w:r>
+              <w:rPr>
+                <w:rFonts w:ascii="Times New Roman" w:hAnsi="Times New Roman" w:eastAsia="宋体"/>
+                <w:b/>
+                <w:i w:val="0"/>
+                <w:sz w:val="18"/>
+              </w:rPr>
+              <w:t>Claude judge</w:t>
+            </w:r>
+          </w:p>
+        </w:tc>
+        <w:tc>
+          <w:tcPr>
+            <w:tcW w:type="dxa" w:w="1768"/>
+            <w:vAlign w:val="center"/>
+            <w:tcBorders>
+              <w:top w:val="single" w:sz="4" w:color="000000"/>
+              <w:left w:val="single" w:sz="4" w:color="000000"/>
+              <w:bottom w:val="single" w:sz="4" w:color="000000"/>
+              <w:right w:val="single" w:sz="4" w:color="000000"/>
+            </w:tcBorders>
+          </w:tcPr>
+          <w:p>
+            <w:pPr>
+              <w:spacing w:before="60" w:after="60" w:lineRule="auto" w:line="276"/>
+              <w:jc w:val="center"/>
+            </w:pPr>
+            <w:r/>
+            <w:r>
+              <w:rPr>
+                <w:rFonts w:ascii="Times New Roman" w:hAnsi="Times New Roman" w:eastAsia="宋体"/>
+                <w:b/>
+                <w:i w:val="0"/>
+                <w:sz w:val="18"/>
+              </w:rPr>
+              <w:t>GPT judge</w:t>
+            </w:r>
+          </w:p>
+        </w:tc>
+        <w:tc>
+          <w:tcPr>
+            <w:tcW w:type="dxa" w:w="1768"/>
+            <w:vAlign w:val="center"/>
+            <w:tcBorders>
+              <w:top w:val="single" w:sz="4" w:color="000000"/>
+              <w:left w:val="single" w:sz="4" w:color="000000"/>
+              <w:bottom w:val="single" w:sz="4" w:color="000000"/>
+              <w:right w:val="single" w:sz="4" w:color="000000"/>
+            </w:tcBorders>
+          </w:tcPr>
+          <w:p>
+            <w:pPr>
+              <w:spacing w:before="60" w:after="60" w:lineRule="auto" w:line="276"/>
+              <w:jc w:val="center"/>
+            </w:pPr>
+            <w:r/>
+            <w:r>
+              <w:rPr>
+                <w:rFonts w:ascii="Times New Roman" w:hAnsi="Times New Roman" w:eastAsia="宋体"/>
+                <w:b/>
+                <w:i w:val="0"/>
+                <w:sz w:val="18"/>
+              </w:rPr>
+              <w:t>n</w:t>
+            </w:r>
+          </w:p>
+        </w:tc>
+      </w:tr>
+      <w:tr>
+        <w:tc>
+          <w:tcPr>
+            <w:tcW w:type="dxa" w:w="1768"/>
+            <w:vAlign w:val="center"/>
+            <w:tcBorders>
+              <w:top w:val="single" w:sz="4" w:color="000000"/>
+              <w:left w:val="single" w:sz="4" w:color="000000"/>
+              <w:bottom w:val="single" w:sz="4" w:color="000000"/>
+              <w:right w:val="single" w:sz="4" w:color="000000"/>
+            </w:tcBorders>
+          </w:tcPr>
+          <w:p>
+            <w:pPr>
+              <w:spacing w:before="60" w:after="60" w:lineRule="auto" w:line="276"/>
+              <w:jc w:val="center"/>
+            </w:pPr>
+            <w:r/>
+            <w:r>
+              <w:rPr>
+                <w:rFonts w:ascii="Times New Roman" w:hAnsi="Times New Roman" w:eastAsia="宋体"/>
+                <w:b w:val="0"/>
+                <w:i w:val="0"/>
+                <w:sz w:val="18"/>
+              </w:rPr>
+              <w:t>F_template</w:t>
+            </w:r>
+          </w:p>
+        </w:tc>
+        <w:tc>
+          <w:tcPr>
+            <w:tcW w:type="dxa" w:w="1768"/>
+            <w:vAlign w:val="center"/>
+            <w:tcBorders>
+              <w:top w:val="single" w:sz="4" w:color="000000"/>
+              <w:left w:val="single" w:sz="4" w:color="000000"/>
+              <w:bottom w:val="single" w:sz="4" w:color="000000"/>
+              <w:right w:val="single" w:sz="4" w:color="000000"/>
+            </w:tcBorders>
+          </w:tcPr>
+          <w:p>
+            <w:pPr>
+              <w:spacing w:before="60" w:after="60" w:lineRule="auto" w:line="276"/>
+              <w:jc w:val="center"/>
+            </w:pPr>
+            <w:r/>
+            <w:r>
+              <w:rPr>
+                <w:rFonts w:ascii="Times New Roman" w:hAnsi="Times New Roman" w:eastAsia="宋体"/>
+                <w:b w:val="0"/>
+                <w:i w:val="0"/>
+                <w:sz w:val="18"/>
+              </w:rPr>
+              <w:t>4.24</w:t>
+            </w:r>
+          </w:p>
+        </w:tc>
+        <w:tc>
+          <w:tcPr>
+            <w:tcW w:type="dxa" w:w="1768"/>
+            <w:vAlign w:val="center"/>
+            <w:tcBorders>
+              <w:top w:val="single" w:sz="4" w:color="000000"/>
+              <w:left w:val="single" w:sz="4" w:color="000000"/>
+              <w:bottom w:val="single" w:sz="4" w:color="000000"/>
+              <w:right w:val="single" w:sz="4" w:color="000000"/>
+            </w:tcBorders>
+          </w:tcPr>
+          <w:p>
+            <w:pPr>
+              <w:spacing w:before="60" w:after="60" w:lineRule="auto" w:line="276"/>
+              <w:jc w:val="center"/>
+            </w:pPr>
+            <w:r/>
+            <w:r>
+              <w:rPr>
+                <w:rFonts w:ascii="Times New Roman" w:hAnsi="Times New Roman" w:eastAsia="宋体"/>
+                <w:b w:val="0"/>
+                <w:i w:val="0"/>
+                <w:sz w:val="18"/>
+              </w:rPr>
+              <w:t>4.60</w:t>
+            </w:r>
+          </w:p>
+        </w:tc>
+        <w:tc>
+          <w:tcPr>
+            <w:tcW w:type="dxa" w:w="1768"/>
+            <w:vAlign w:val="center"/>
+            <w:tcBorders>
+              <w:top w:val="single" w:sz="4" w:color="000000"/>
+              <w:left w:val="single" w:sz="4" w:color="000000"/>
+              <w:bottom w:val="single" w:sz="4" w:color="000000"/>
+              <w:right w:val="single" w:sz="4" w:color="000000"/>
+            </w:tcBorders>
+          </w:tcPr>
+          <w:p>
+            <w:pPr>
+              <w:spacing w:before="60" w:after="60" w:lineRule="auto" w:line="276"/>
+              <w:jc w:val="center"/>
+            </w:pPr>
+            <w:r/>
+            <w:r>
+              <w:rPr>
+                <w:rFonts w:ascii="Times New Roman" w:hAnsi="Times New Roman" w:eastAsia="宋体"/>
+                <w:b w:val="0"/>
+                <w:i w:val="0"/>
+                <w:sz w:val="18"/>
+              </w:rPr>
+              <w:t>4.00</w:t>
+            </w:r>
+          </w:p>
+        </w:tc>
+        <w:tc>
+          <w:tcPr>
+            <w:tcW w:type="dxa" w:w="1768"/>
+            <w:vAlign w:val="center"/>
+            <w:tcBorders>
+              <w:top w:val="single" w:sz="4" w:color="000000"/>
+              <w:left w:val="single" w:sz="4" w:color="000000"/>
+              <w:bottom w:val="single" w:sz="4" w:color="000000"/>
+              <w:right w:val="single" w:sz="4" w:color="000000"/>
+            </w:tcBorders>
+          </w:tcPr>
+          <w:p>
+            <w:pPr>
+              <w:spacing w:before="60" w:after="60" w:lineRule="auto" w:line="276"/>
+              <w:jc w:val="center"/>
+            </w:pPr>
+            <w:r/>
+            <w:r>
+              <w:rPr>
+                <w:rFonts w:ascii="Times New Roman" w:hAnsi="Times New Roman" w:eastAsia="宋体"/>
+                <w:b w:val="0"/>
+                <w:i w:val="0"/>
+                <w:sz w:val="18"/>
+              </w:rPr>
+              <w:t>1</w:t>
+            </w:r>
+          </w:p>
+        </w:tc>
+      </w:tr>
+      <w:tr>
+        <w:tc>
+          <w:tcPr>
+            <w:tcW w:type="dxa" w:w="1768"/>
+            <w:vAlign w:val="center"/>
+            <w:tcBorders>
+              <w:top w:val="single" w:sz="4" w:color="000000"/>
+              <w:left w:val="single" w:sz="4" w:color="000000"/>
+              <w:bottom w:val="single" w:sz="4" w:color="000000"/>
+              <w:right w:val="single" w:sz="4" w:color="000000"/>
+            </w:tcBorders>
+          </w:tcPr>
+          <w:p>
+            <w:pPr>
+              <w:spacing w:before="60" w:after="60" w:lineRule="auto" w:line="276"/>
+              <w:jc w:val="center"/>
+            </w:pPr>
+            <w:r/>
+            <w:r>
+              <w:rPr>
+                <w:rFonts w:ascii="Times New Roman" w:hAnsi="Times New Roman" w:eastAsia="宋体"/>
+                <w:b w:val="0"/>
+                <w:i w:val="0"/>
+                <w:sz w:val="18"/>
+              </w:rPr>
+              <w:t>H2_keep_examples</w:t>
+            </w:r>
+          </w:p>
+        </w:tc>
+        <w:tc>
+          <w:tcPr>
+            <w:tcW w:type="dxa" w:w="1768"/>
+            <w:vAlign w:val="center"/>
+            <w:tcBorders>
+              <w:top w:val="single" w:sz="4" w:color="000000"/>
+              <w:left w:val="single" w:sz="4" w:color="000000"/>
+              <w:bottom w:val="single" w:sz="4" w:color="000000"/>
+              <w:right w:val="single" w:sz="4" w:color="000000"/>
+            </w:tcBorders>
+          </w:tcPr>
+          <w:p>
+            <w:pPr>
+              <w:spacing w:before="60" w:after="60" w:lineRule="auto" w:line="276"/>
+              <w:jc w:val="center"/>
+            </w:pPr>
+            <w:r/>
+            <w:r>
+              <w:rPr>
+                <w:rFonts w:ascii="Times New Roman" w:hAnsi="Times New Roman" w:eastAsia="宋体"/>
+                <w:b w:val="0"/>
+                <w:i w:val="0"/>
+                <w:sz w:val="18"/>
+              </w:rPr>
+              <w:t>4.07</w:t>
+            </w:r>
+          </w:p>
+        </w:tc>
+        <w:tc>
+          <w:tcPr>
+            <w:tcW w:type="dxa" w:w="1768"/>
+            <w:vAlign w:val="center"/>
+            <w:tcBorders>
+              <w:top w:val="single" w:sz="4" w:color="000000"/>
+              <w:left w:val="single" w:sz="4" w:color="000000"/>
+              <w:bottom w:val="single" w:sz="4" w:color="000000"/>
+              <w:right w:val="single" w:sz="4" w:color="000000"/>
+            </w:tcBorders>
+          </w:tcPr>
+          <w:p>
+            <w:pPr>
+              <w:spacing w:before="60" w:after="60" w:lineRule="auto" w:line="276"/>
+              <w:jc w:val="center"/>
+            </w:pPr>
+            <w:r/>
+            <w:r>
+              <w:rPr>
+                <w:rFonts w:ascii="Times New Roman" w:hAnsi="Times New Roman" w:eastAsia="宋体"/>
+                <w:b w:val="0"/>
+                <w:i w:val="0"/>
+                <w:sz w:val="18"/>
+              </w:rPr>
+              <w:t>4.40</w:t>
+            </w:r>
+          </w:p>
+        </w:tc>
+        <w:tc>
+          <w:tcPr>
+            <w:tcW w:type="dxa" w:w="1768"/>
+            <w:vAlign w:val="center"/>
+            <w:tcBorders>
+              <w:top w:val="single" w:sz="4" w:color="000000"/>
+              <w:left w:val="single" w:sz="4" w:color="000000"/>
+              <w:bottom w:val="single" w:sz="4" w:color="000000"/>
+              <w:right w:val="single" w:sz="4" w:color="000000"/>
+            </w:tcBorders>
+          </w:tcPr>
+          <w:p>
+            <w:pPr>
+              <w:spacing w:before="60" w:after="60" w:lineRule="auto" w:line="276"/>
+              <w:jc w:val="center"/>
+            </w:pPr>
+            <w:r/>
+            <w:r>
+              <w:rPr>
+                <w:rFonts w:ascii="Times New Roman" w:hAnsi="Times New Roman" w:eastAsia="宋体"/>
+                <w:b w:val="0"/>
+                <w:i w:val="0"/>
+                <w:sz w:val="18"/>
+              </w:rPr>
+              <w:t>4.00</w:t>
+            </w:r>
+          </w:p>
+        </w:tc>
+        <w:tc>
+          <w:tcPr>
+            <w:tcW w:type="dxa" w:w="1768"/>
+            <w:vAlign w:val="center"/>
+            <w:tcBorders>
+              <w:top w:val="single" w:sz="4" w:color="000000"/>
+              <w:left w:val="single" w:sz="4" w:color="000000"/>
+              <w:bottom w:val="single" w:sz="4" w:color="000000"/>
+              <w:right w:val="single" w:sz="4" w:color="000000"/>
+            </w:tcBorders>
+          </w:tcPr>
+          <w:p>
+            <w:pPr>
+              <w:spacing w:before="60" w:after="60" w:lineRule="auto" w:line="276"/>
+              <w:jc w:val="center"/>
+            </w:pPr>
+            <w:r/>
+            <w:r>
+              <w:rPr>
+                <w:rFonts w:ascii="Times New Roman" w:hAnsi="Times New Roman" w:eastAsia="宋体"/>
+                <w:b w:val="0"/>
+                <w:i w:val="0"/>
+                <w:sz w:val="18"/>
+              </w:rPr>
+              <w:t>1</w:t>
+            </w:r>
+          </w:p>
+        </w:tc>
+      </w:tr>
+      <w:tr>
+        <w:tc>
+          <w:tcPr>
+            <w:tcW w:type="dxa" w:w="1768"/>
+            <w:vAlign w:val="center"/>
+            <w:tcBorders>
+              <w:top w:val="single" w:sz="4" w:color="000000"/>
+              <w:left w:val="single" w:sz="4" w:color="000000"/>
+              <w:bottom w:val="single" w:sz="4" w:color="000000"/>
+              <w:right w:val="single" w:sz="4" w:color="000000"/>
+            </w:tcBorders>
+          </w:tcPr>
+          <w:p>
+            <w:pPr>
+              <w:spacing w:before="60" w:after="60" w:lineRule="auto" w:line="276"/>
+              <w:jc w:val="center"/>
+            </w:pPr>
+            <w:r/>
+            <w:r>
+              <w:rPr>
+                <w:rFonts w:ascii="Times New Roman" w:hAnsi="Times New Roman" w:eastAsia="宋体"/>
+                <w:b w:val="0"/>
+                <w:i w:val="0"/>
+                <w:sz w:val="18"/>
+              </w:rPr>
+              <w:t>G_template_rules</w:t>
+            </w:r>
+          </w:p>
+        </w:tc>
+        <w:tc>
+          <w:tcPr>
+            <w:tcW w:type="dxa" w:w="1768"/>
+            <w:vAlign w:val="center"/>
+            <w:tcBorders>
+              <w:top w:val="single" w:sz="4" w:color="000000"/>
+              <w:left w:val="single" w:sz="4" w:color="000000"/>
+              <w:bottom w:val="single" w:sz="4" w:color="000000"/>
+              <w:right w:val="single" w:sz="4" w:color="000000"/>
+            </w:tcBorders>
+          </w:tcPr>
+          <w:p>
+            <w:pPr>
+              <w:spacing w:before="60" w:after="60" w:lineRule="auto" w:line="276"/>
+              <w:jc w:val="center"/>
+            </w:pPr>
+            <w:r/>
+            <w:r>
+              <w:rPr>
+                <w:rFonts w:ascii="Times New Roman" w:hAnsi="Times New Roman" w:eastAsia="宋体"/>
+                <w:b w:val="0"/>
+                <w:i w:val="0"/>
+                <w:sz w:val="18"/>
+              </w:rPr>
+              <w:t>4.06</w:t>
+            </w:r>
+          </w:p>
+        </w:tc>
+        <w:tc>
+          <w:tcPr>
+            <w:tcW w:type="dxa" w:w="1768"/>
+            <w:vAlign w:val="center"/>
+            <w:tcBorders>
+              <w:top w:val="single" w:sz="4" w:color="000000"/>
+              <w:left w:val="single" w:sz="4" w:color="000000"/>
+              <w:bottom w:val="single" w:sz="4" w:color="000000"/>
+              <w:right w:val="single" w:sz="4" w:color="000000"/>
+            </w:tcBorders>
+          </w:tcPr>
+          <w:p>
+            <w:pPr>
+              <w:spacing w:before="60" w:after="60" w:lineRule="auto" w:line="276"/>
+              <w:jc w:val="center"/>
+            </w:pPr>
+            <w:r/>
+            <w:r>
+              <w:rPr>
+                <w:rFonts w:ascii="Times New Roman" w:hAnsi="Times New Roman" w:eastAsia="宋体"/>
+                <w:b w:val="0"/>
+                <w:i w:val="0"/>
+                <w:sz w:val="18"/>
+              </w:rPr>
+              <w:t>4.80</w:t>
+            </w:r>
+          </w:p>
+        </w:tc>
+        <w:tc>
+          <w:tcPr>
+            <w:tcW w:type="dxa" w:w="1768"/>
+            <w:vAlign w:val="center"/>
+            <w:tcBorders>
+              <w:top w:val="single" w:sz="4" w:color="000000"/>
+              <w:left w:val="single" w:sz="4" w:color="000000"/>
+              <w:bottom w:val="single" w:sz="4" w:color="000000"/>
+              <w:right w:val="single" w:sz="4" w:color="000000"/>
+            </w:tcBorders>
+          </w:tcPr>
+          <w:p>
+            <w:pPr>
+              <w:spacing w:before="60" w:after="60" w:lineRule="auto" w:line="276"/>
+              <w:jc w:val="center"/>
+            </w:pPr>
+            <w:r/>
+            <w:r>
+              <w:rPr>
+                <w:rFonts w:ascii="Times New Roman" w:hAnsi="Times New Roman" w:eastAsia="宋体"/>
+                <w:b w:val="0"/>
+                <w:i w:val="0"/>
+                <w:sz w:val="18"/>
+              </w:rPr>
+              <w:t>4.50</w:t>
+            </w:r>
+          </w:p>
+        </w:tc>
+        <w:tc>
+          <w:tcPr>
+            <w:tcW w:type="dxa" w:w="1768"/>
+            <w:vAlign w:val="center"/>
+            <w:tcBorders>
+              <w:top w:val="single" w:sz="4" w:color="000000"/>
+              <w:left w:val="single" w:sz="4" w:color="000000"/>
+              <w:bottom w:val="single" w:sz="4" w:color="000000"/>
+              <w:right w:val="single" w:sz="4" w:color="000000"/>
+            </w:tcBorders>
+          </w:tcPr>
+          <w:p>
+            <w:pPr>
+              <w:spacing w:before="60" w:after="60" w:lineRule="auto" w:line="276"/>
+              <w:jc w:val="center"/>
+            </w:pPr>
+            <w:r/>
+            <w:r>
+              <w:rPr>
+                <w:rFonts w:ascii="Times New Roman" w:hAnsi="Times New Roman" w:eastAsia="宋体"/>
+                <w:b w:val="0"/>
+                <w:i w:val="0"/>
+                <w:sz w:val="18"/>
+              </w:rPr>
+              <w:t>2</w:t>
+            </w:r>
+          </w:p>
+        </w:tc>
+      </w:tr>
+      <w:tr>
+        <w:tc>
+          <w:tcPr>
+            <w:tcW w:type="dxa" w:w="1768"/>
+            <w:vAlign w:val="center"/>
+            <w:tcBorders>
+              <w:top w:val="single" w:sz="4" w:color="000000"/>
+              <w:left w:val="single" w:sz="4" w:color="000000"/>
+              <w:bottom w:val="single" w:sz="4" w:color="000000"/>
+              <w:right w:val="single" w:sz="4" w:color="000000"/>
+            </w:tcBorders>
+          </w:tcPr>
+          <w:p>
+            <w:pPr>
+              <w:spacing w:before="60" w:after="60" w:lineRule="auto" w:line="276"/>
+              <w:jc w:val="center"/>
+            </w:pPr>
+            <w:r/>
+            <w:r>
+              <w:rPr>
+                <w:rFonts w:ascii="Times New Roman" w:hAnsi="Times New Roman" w:eastAsia="宋体"/>
+                <w:b w:val="0"/>
+                <w:i w:val="0"/>
+                <w:sz w:val="18"/>
+              </w:rPr>
+              <w:t>C_full</w:t>
+            </w:r>
+          </w:p>
+        </w:tc>
+        <w:tc>
+          <w:tcPr>
+            <w:tcW w:type="dxa" w:w="1768"/>
+            <w:vAlign w:val="center"/>
+            <w:tcBorders>
+              <w:top w:val="single" w:sz="4" w:color="000000"/>
+              <w:left w:val="single" w:sz="4" w:color="000000"/>
+              <w:bottom w:val="single" w:sz="4" w:color="000000"/>
+              <w:right w:val="single" w:sz="4" w:color="000000"/>
+            </w:tcBorders>
+          </w:tcPr>
+          <w:p>
+            <w:pPr>
+              <w:spacing w:before="60" w:after="60" w:lineRule="auto" w:line="276"/>
+              <w:jc w:val="center"/>
+            </w:pPr>
+            <w:r/>
+            <w:r>
+              <w:rPr>
+                <w:rFonts w:ascii="Times New Roman" w:hAnsi="Times New Roman" w:eastAsia="宋体"/>
+                <w:b w:val="0"/>
+                <w:i w:val="0"/>
+                <w:sz w:val="18"/>
+              </w:rPr>
+              <w:t>3.45</w:t>
+            </w:r>
+          </w:p>
+        </w:tc>
+        <w:tc>
+          <w:tcPr>
+            <w:tcW w:type="dxa" w:w="1768"/>
+            <w:vAlign w:val="center"/>
+            <w:tcBorders>
+              <w:top w:val="single" w:sz="4" w:color="000000"/>
+              <w:left w:val="single" w:sz="4" w:color="000000"/>
+              <w:bottom w:val="single" w:sz="4" w:color="000000"/>
+              <w:right w:val="single" w:sz="4" w:color="000000"/>
+            </w:tcBorders>
+          </w:tcPr>
+          <w:p>
+            <w:pPr>
+              <w:spacing w:before="60" w:after="60" w:lineRule="auto" w:line="276"/>
+              <w:jc w:val="center"/>
+            </w:pPr>
+            <w:r/>
+            <w:r>
+              <w:rPr>
+                <w:rFonts w:ascii="Times New Roman" w:hAnsi="Times New Roman" w:eastAsia="宋体"/>
+                <w:b w:val="0"/>
+                <w:i w:val="0"/>
+                <w:sz w:val="18"/>
+              </w:rPr>
+              <w:t>4.90</w:t>
+            </w:r>
+          </w:p>
+        </w:tc>
+        <w:tc>
+          <w:tcPr>
+            <w:tcW w:type="dxa" w:w="1768"/>
+            <w:vAlign w:val="center"/>
+            <w:tcBorders>
+              <w:top w:val="single" w:sz="4" w:color="000000"/>
+              <w:left w:val="single" w:sz="4" w:color="000000"/>
+              <w:bottom w:val="single" w:sz="4" w:color="000000"/>
+              <w:right w:val="single" w:sz="4" w:color="000000"/>
+            </w:tcBorders>
+          </w:tcPr>
+          <w:p>
+            <w:pPr>
+              <w:spacing w:before="60" w:after="60" w:lineRule="auto" w:line="276"/>
+              <w:jc w:val="center"/>
+            </w:pPr>
+            <w:r/>
+            <w:r>
+              <w:rPr>
+                <w:rFonts w:ascii="Times New Roman" w:hAnsi="Times New Roman" w:eastAsia="宋体"/>
+                <w:b w:val="0"/>
+                <w:i w:val="0"/>
+                <w:sz w:val="18"/>
+              </w:rPr>
+              <w:t>4.00</w:t>
+            </w:r>
+          </w:p>
+        </w:tc>
+        <w:tc>
+          <w:tcPr>
+            <w:tcW w:type="dxa" w:w="1768"/>
+            <w:vAlign w:val="center"/>
+            <w:tcBorders>
+              <w:top w:val="single" w:sz="4" w:color="000000"/>
+              <w:left w:val="single" w:sz="4" w:color="000000"/>
+              <w:bottom w:val="single" w:sz="4" w:color="000000"/>
+              <w:right w:val="single" w:sz="4" w:color="000000"/>
+            </w:tcBorders>
+          </w:tcPr>
+          <w:p>
+            <w:pPr>
+              <w:spacing w:before="60" w:after="60" w:lineRule="auto" w:line="276"/>
+              <w:jc w:val="center"/>
+            </w:pPr>
+            <w:r/>
+            <w:r>
+              <w:rPr>
+                <w:rFonts w:ascii="Times New Roman" w:hAnsi="Times New Roman" w:eastAsia="宋体"/>
+                <w:b w:val="0"/>
+                <w:i w:val="0"/>
+                <w:sz w:val="18"/>
+              </w:rPr>
+              <w:t>2</w:t>
+            </w:r>
+          </w:p>
+        </w:tc>
+      </w:tr>
+      <w:tr>
+        <w:tc>
+          <w:tcPr>
+            <w:tcW w:type="dxa" w:w="1768"/>
+            <w:vAlign w:val="center"/>
+            <w:tcBorders>
+              <w:top w:val="single" w:sz="4" w:color="000000"/>
+              <w:left w:val="single" w:sz="4" w:color="000000"/>
+              <w:bottom w:val="single" w:sz="4" w:color="000000"/>
+              <w:right w:val="single" w:sz="4" w:color="000000"/>
+            </w:tcBorders>
+          </w:tcPr>
+          <w:p>
+            <w:pPr>
+              <w:spacing w:before="60" w:after="60" w:lineRule="auto" w:line="276"/>
+              <w:jc w:val="center"/>
+            </w:pPr>
+            <w:r/>
+            <w:r>
+              <w:rPr>
+                <w:rFonts w:ascii="Times New Roman" w:hAnsi="Times New Roman" w:eastAsia="宋体"/>
+                <w:b w:val="0"/>
+                <w:i w:val="0"/>
+                <w:sz w:val="18"/>
+              </w:rPr>
+              <w:t>H4_sop_only</w:t>
+            </w:r>
+          </w:p>
+        </w:tc>
+        <w:tc>
+          <w:tcPr>
+            <w:tcW w:type="dxa" w:w="1768"/>
+            <w:vAlign w:val="center"/>
+            <w:tcBorders>
+              <w:top w:val="single" w:sz="4" w:color="000000"/>
+              <w:left w:val="single" w:sz="4" w:color="000000"/>
+              <w:bottom w:val="single" w:sz="4" w:color="000000"/>
+              <w:right w:val="single" w:sz="4" w:color="000000"/>
+            </w:tcBorders>
+          </w:tcPr>
+          <w:p>
+            <w:pPr>
+              <w:spacing w:before="60" w:after="60" w:lineRule="auto" w:line="276"/>
+              <w:jc w:val="center"/>
+            </w:pPr>
+            <w:r/>
+            <w:r>
+              <w:rPr>
+                <w:rFonts w:ascii="Times New Roman" w:hAnsi="Times New Roman" w:eastAsia="宋体"/>
+                <w:b w:val="0"/>
+                <w:i w:val="0"/>
+                <w:sz w:val="18"/>
+              </w:rPr>
+              <w:t>3.20</w:t>
+            </w:r>
+          </w:p>
+        </w:tc>
+        <w:tc>
+          <w:tcPr>
+            <w:tcW w:type="dxa" w:w="1768"/>
+            <w:vAlign w:val="center"/>
+            <w:tcBorders>
+              <w:top w:val="single" w:sz="4" w:color="000000"/>
+              <w:left w:val="single" w:sz="4" w:color="000000"/>
+              <w:bottom w:val="single" w:sz="4" w:color="000000"/>
+              <w:right w:val="single" w:sz="4" w:color="000000"/>
+            </w:tcBorders>
+          </w:tcPr>
+          <w:p>
+            <w:pPr>
+              <w:spacing w:before="60" w:after="60" w:lineRule="auto" w:line="276"/>
+              <w:jc w:val="center"/>
+            </w:pPr>
+            <w:r/>
+            <w:r>
+              <w:rPr>
+                <w:rFonts w:ascii="Times New Roman" w:hAnsi="Times New Roman" w:eastAsia="宋体"/>
+                <w:b w:val="0"/>
+                <w:i w:val="0"/>
+                <w:sz w:val="18"/>
+              </w:rPr>
+              <w:t>4.30</w:t>
+            </w:r>
+          </w:p>
+        </w:tc>
+        <w:tc>
+          <w:tcPr>
+            <w:tcW w:type="dxa" w:w="1768"/>
+            <w:vAlign w:val="center"/>
+            <w:tcBorders>
+              <w:top w:val="single" w:sz="4" w:color="000000"/>
+              <w:left w:val="single" w:sz="4" w:color="000000"/>
+              <w:bottom w:val="single" w:sz="4" w:color="000000"/>
+              <w:right w:val="single" w:sz="4" w:color="000000"/>
+            </w:tcBorders>
+          </w:tcPr>
+          <w:p>
+            <w:pPr>
+              <w:spacing w:before="60" w:after="60" w:lineRule="auto" w:line="276"/>
+              <w:jc w:val="center"/>
+            </w:pPr>
+            <w:r/>
+            <w:r>
+              <w:rPr>
+                <w:rFonts w:ascii="Times New Roman" w:hAnsi="Times New Roman" w:eastAsia="宋体"/>
+                <w:b w:val="0"/>
+                <w:i w:val="0"/>
+                <w:sz w:val="18"/>
+              </w:rPr>
+              <w:t>4.20</w:t>
+            </w:r>
+          </w:p>
+        </w:tc>
+        <w:tc>
+          <w:tcPr>
+            <w:tcW w:type="dxa" w:w="1768"/>
+            <w:vAlign w:val="center"/>
+            <w:tcBorders>
+              <w:top w:val="single" w:sz="4" w:color="000000"/>
+              <w:left w:val="single" w:sz="4" w:color="000000"/>
+              <w:bottom w:val="single" w:sz="4" w:color="000000"/>
+              <w:right w:val="single" w:sz="4" w:color="000000"/>
+            </w:tcBorders>
+          </w:tcPr>
+          <w:p>
+            <w:pPr>
+              <w:spacing w:before="60" w:after="60" w:lineRule="auto" w:line="276"/>
+              <w:jc w:val="center"/>
+            </w:pPr>
+            <w:r/>
+            <w:r>
+              <w:rPr>
+                <w:rFonts w:ascii="Times New Roman" w:hAnsi="Times New Roman" w:eastAsia="宋体"/>
+                <w:b w:val="0"/>
+                <w:i w:val="0"/>
+                <w:sz w:val="18"/>
+              </w:rPr>
+              <w:t>2</w:t>
+            </w:r>
+          </w:p>
+        </w:tc>
+      </w:tr>
+      <w:tr>
+        <w:tc>
+          <w:tcPr>
+            <w:tcW w:type="dxa" w:w="1768"/>
+            <w:vAlign w:val="center"/>
+            <w:tcBorders>
+              <w:top w:val="single" w:sz="4" w:color="000000"/>
+              <w:left w:val="single" w:sz="4" w:color="000000"/>
+              <w:bottom w:val="single" w:sz="4" w:color="000000"/>
+              <w:right w:val="single" w:sz="4" w:color="000000"/>
+            </w:tcBorders>
+          </w:tcPr>
+          <w:p>
+            <w:pPr>
+              <w:spacing w:before="60" w:after="60" w:lineRule="auto" w:line="276"/>
+              <w:jc w:val="center"/>
+            </w:pPr>
+            <w:r/>
+            <w:r>
+              <w:rPr>
+                <w:rFonts w:ascii="Times New Roman" w:hAnsi="Times New Roman" w:eastAsia="宋体"/>
+                <w:b w:val="0"/>
+                <w:i w:val="0"/>
+                <w:sz w:val="18"/>
+              </w:rPr>
+              <w:t>E_rules_v2</w:t>
+            </w:r>
+          </w:p>
+        </w:tc>
+        <w:tc>
+          <w:tcPr>
+            <w:tcW w:type="dxa" w:w="1768"/>
+            <w:vAlign w:val="center"/>
+            <w:tcBorders>
+              <w:top w:val="single" w:sz="4" w:color="000000"/>
+              <w:left w:val="single" w:sz="4" w:color="000000"/>
+              <w:bottom w:val="single" w:sz="4" w:color="000000"/>
+              <w:right w:val="single" w:sz="4" w:color="000000"/>
+            </w:tcBorders>
+          </w:tcPr>
+          <w:p>
+            <w:pPr>
+              <w:spacing w:before="60" w:after="60" w:lineRule="auto" w:line="276"/>
+              <w:jc w:val="center"/>
+            </w:pPr>
+            <w:r/>
+            <w:r>
+              <w:rPr>
+                <w:rFonts w:ascii="Times New Roman" w:hAnsi="Times New Roman" w:eastAsia="宋体"/>
+                <w:b w:val="0"/>
+                <w:i w:val="0"/>
+                <w:sz w:val="18"/>
+              </w:rPr>
+              <w:t>3.19</w:t>
+            </w:r>
+          </w:p>
+        </w:tc>
+        <w:tc>
+          <w:tcPr>
+            <w:tcW w:type="dxa" w:w="1768"/>
+            <w:vAlign w:val="center"/>
+            <w:tcBorders>
+              <w:top w:val="single" w:sz="4" w:color="000000"/>
+              <w:left w:val="single" w:sz="4" w:color="000000"/>
+              <w:bottom w:val="single" w:sz="4" w:color="000000"/>
+              <w:right w:val="single" w:sz="4" w:color="000000"/>
+            </w:tcBorders>
+          </w:tcPr>
+          <w:p>
+            <w:pPr>
+              <w:spacing w:before="60" w:after="60" w:lineRule="auto" w:line="276"/>
+              <w:jc w:val="center"/>
+            </w:pPr>
+            <w:r/>
+            <w:r>
+              <w:rPr>
+                <w:rFonts w:ascii="Times New Roman" w:hAnsi="Times New Roman" w:eastAsia="宋体"/>
+                <w:b w:val="0"/>
+                <w:i w:val="0"/>
+                <w:sz w:val="18"/>
+              </w:rPr>
+              <w:t>4.00</w:t>
+            </w:r>
+          </w:p>
+        </w:tc>
+        <w:tc>
+          <w:tcPr>
+            <w:tcW w:type="dxa" w:w="1768"/>
+            <w:vAlign w:val="center"/>
+            <w:tcBorders>
+              <w:top w:val="single" w:sz="4" w:color="000000"/>
+              <w:left w:val="single" w:sz="4" w:color="000000"/>
+              <w:bottom w:val="single" w:sz="4" w:color="000000"/>
+              <w:right w:val="single" w:sz="4" w:color="000000"/>
+            </w:tcBorders>
+          </w:tcPr>
+          <w:p>
+            <w:pPr>
+              <w:spacing w:before="60" w:after="60" w:lineRule="auto" w:line="276"/>
+              <w:jc w:val="center"/>
+            </w:pPr>
+            <w:r/>
+            <w:r>
+              <w:rPr>
+                <w:rFonts w:ascii="Times New Roman" w:hAnsi="Times New Roman" w:eastAsia="宋体"/>
+                <w:b w:val="0"/>
+                <w:i w:val="0"/>
+                <w:sz w:val="18"/>
+              </w:rPr>
+              <w:t>4.00</w:t>
+            </w:r>
+          </w:p>
+        </w:tc>
+        <w:tc>
+          <w:tcPr>
+            <w:tcW w:type="dxa" w:w="1768"/>
+            <w:vAlign w:val="center"/>
+            <w:tcBorders>
+              <w:top w:val="single" w:sz="4" w:color="000000"/>
+              <w:left w:val="single" w:sz="4" w:color="000000"/>
+              <w:bottom w:val="single" w:sz="4" w:color="000000"/>
+              <w:right w:val="single" w:sz="4" w:color="000000"/>
+            </w:tcBorders>
+          </w:tcPr>
+          <w:p>
+            <w:pPr>
+              <w:spacing w:before="60" w:after="60" w:lineRule="auto" w:line="276"/>
+              <w:jc w:val="center"/>
+            </w:pPr>
+            <w:r/>
+            <w:r>
+              <w:rPr>
+                <w:rFonts w:ascii="Times New Roman" w:hAnsi="Times New Roman" w:eastAsia="宋体"/>
+                <w:b w:val="0"/>
+                <w:i w:val="0"/>
+                <w:sz w:val="18"/>
+              </w:rPr>
+              <w:t>1</w:t>
+            </w:r>
+          </w:p>
+        </w:tc>
+      </w:tr>
+      <w:tr>
+        <w:tc>
+          <w:tcPr>
+            <w:tcW w:type="dxa" w:w="1768"/>
+            <w:vAlign w:val="center"/>
+            <w:tcBorders>
+              <w:top w:val="single" w:sz="4" w:color="000000"/>
+              <w:left w:val="single" w:sz="4" w:color="000000"/>
+              <w:bottom w:val="single" w:sz="4" w:color="000000"/>
+              <w:right w:val="single" w:sz="4" w:color="000000"/>
+            </w:tcBorders>
+          </w:tcPr>
+          <w:p>
+            <w:pPr>
+              <w:spacing w:before="60" w:after="60" w:lineRule="auto" w:line="276"/>
+              <w:jc w:val="center"/>
+            </w:pPr>
+            <w:r/>
+            <w:r>
+              <w:rPr>
+                <w:rFonts w:ascii="Times New Roman" w:hAnsi="Times New Roman" w:eastAsia="宋体"/>
+                <w:b w:val="0"/>
+                <w:i w:val="0"/>
+                <w:sz w:val="18"/>
+              </w:rPr>
+              <w:t>A_bare</w:t>
+            </w:r>
+          </w:p>
+        </w:tc>
+        <w:tc>
+          <w:tcPr>
+            <w:tcW w:type="dxa" w:w="1768"/>
+            <w:vAlign w:val="center"/>
+            <w:tcBorders>
+              <w:top w:val="single" w:sz="4" w:color="000000"/>
+              <w:left w:val="single" w:sz="4" w:color="000000"/>
+              <w:bottom w:val="single" w:sz="4" w:color="000000"/>
+              <w:right w:val="single" w:sz="4" w:color="000000"/>
+            </w:tcBorders>
+          </w:tcPr>
+          <w:p>
+            <w:pPr>
+              <w:spacing w:before="60" w:after="60" w:lineRule="auto" w:line="276"/>
+              <w:jc w:val="center"/>
+            </w:pPr>
+            <w:r/>
+            <w:r>
+              <w:rPr>
+                <w:rFonts w:ascii="Times New Roman" w:hAnsi="Times New Roman" w:eastAsia="宋体"/>
+                <w:b w:val="0"/>
+                <w:i w:val="0"/>
+                <w:sz w:val="18"/>
+              </w:rPr>
+              <w:t>3.04</w:t>
+            </w:r>
+          </w:p>
+        </w:tc>
+        <w:tc>
+          <w:tcPr>
+            <w:tcW w:type="dxa" w:w="1768"/>
+            <w:vAlign w:val="center"/>
+            <w:tcBorders>
+              <w:top w:val="single" w:sz="4" w:color="000000"/>
+              <w:left w:val="single" w:sz="4" w:color="000000"/>
+              <w:bottom w:val="single" w:sz="4" w:color="000000"/>
+              <w:right w:val="single" w:sz="4" w:color="000000"/>
+            </w:tcBorders>
+          </w:tcPr>
+          <w:p>
+            <w:pPr>
+              <w:spacing w:before="60" w:after="60" w:lineRule="auto" w:line="276"/>
+              <w:jc w:val="center"/>
+            </w:pPr>
+            <w:r/>
+            <w:r>
+              <w:rPr>
+                <w:rFonts w:ascii="Times New Roman" w:hAnsi="Times New Roman" w:eastAsia="宋体"/>
+                <w:b w:val="0"/>
+                <w:i w:val="0"/>
+                <w:sz w:val="18"/>
+              </w:rPr>
+              <w:t>4.00</w:t>
+            </w:r>
+          </w:p>
+        </w:tc>
+        <w:tc>
+          <w:tcPr>
+            <w:tcW w:type="dxa" w:w="1768"/>
+            <w:vAlign w:val="center"/>
+            <w:tcBorders>
+              <w:top w:val="single" w:sz="4" w:color="000000"/>
+              <w:left w:val="single" w:sz="4" w:color="000000"/>
+              <w:bottom w:val="single" w:sz="4" w:color="000000"/>
+              <w:right w:val="single" w:sz="4" w:color="000000"/>
+            </w:tcBorders>
+          </w:tcPr>
+          <w:p>
+            <w:pPr>
+              <w:spacing w:before="60" w:after="60" w:lineRule="auto" w:line="276"/>
+              <w:jc w:val="center"/>
+            </w:pPr>
+            <w:r/>
+            <w:r>
+              <w:rPr>
+                <w:rFonts w:ascii="Times New Roman" w:hAnsi="Times New Roman" w:eastAsia="宋体"/>
+                <w:b w:val="0"/>
+                <w:i w:val="0"/>
+                <w:sz w:val="18"/>
+              </w:rPr>
+              <w:t>3.80</w:t>
+            </w:r>
+          </w:p>
+        </w:tc>
+        <w:tc>
+          <w:tcPr>
+            <w:tcW w:type="dxa" w:w="1768"/>
+            <w:vAlign w:val="center"/>
+            <w:tcBorders>
+              <w:top w:val="single" w:sz="4" w:color="000000"/>
+              <w:left w:val="single" w:sz="4" w:color="000000"/>
+              <w:bottom w:val="single" w:sz="4" w:color="000000"/>
+              <w:right w:val="single" w:sz="4" w:color="000000"/>
+            </w:tcBorders>
+          </w:tcPr>
+          <w:p>
+            <w:pPr>
+              <w:spacing w:before="60" w:after="60" w:lineRule="auto" w:line="276"/>
+              <w:jc w:val="center"/>
+            </w:pPr>
+            <w:r/>
+            <w:r>
+              <w:rPr>
+                <w:rFonts w:ascii="Times New Roman" w:hAnsi="Times New Roman" w:eastAsia="宋体"/>
+                <w:b w:val="0"/>
+                <w:i w:val="0"/>
+                <w:sz w:val="18"/>
+              </w:rPr>
+              <w:t>1</w:t>
+            </w:r>
+          </w:p>
+        </w:tc>
+      </w:tr>
+    </w:tbl>
+    <w:p/>
+    <w:p>
+      <w:pPr>
+        <w:spacing w:before="80" w:after="80" w:lineRule="auto" w:line="360"/>
+        <w:ind w:firstLine="0"/>
+        <w:jc w:val="both"/>
+      </w:pPr>
+      <w:r>
+        <w:rPr>
+          <w:rFonts w:ascii="Times New Roman" w:hAnsi="Times New Roman" w:eastAsia="宋体"/>
+          <w:b w:val="0"/>
+          <w:i w:val="0"/>
+          <w:sz w:val="24"/>
+        </w:rPr>
+        <w:t>The top three are all template-anchored (F_template, H2_keep_examples, G_template_rules), whereas H4_sop_only – ranked first at the LLM-judge tier – fell to fifth, only 0.16 points above the no-prompt baseline A_bare. The most overestimated were C_full and H4_sop_only (about 1 point above the experts): both comply in structure and terminology but lack the clinically grounded operational detail that only experts detect. The token-efficient advantage of skeleton configurations at the LLM-judge tier is therefore not borne out under expert evaluation. With only 1–2 documents per configuration, this ranking is preliminary.</w:t>
+      </w:r>
+    </w:p>
+    <w:p>
+      <w:pPr>
+        <w:spacing w:before="200" w:after="80" w:lineRule="auto" w:line="240"/>
+        <w:jc w:val="center"/>
+      </w:pPr>
+      <w:r>
+        <w:drawing>
+          <wp:inline xmlns:a="http://schemas.openxmlformats.org/drawingml/2006/main" xmlns:pic="http://schemas.openxmlformats.org/drawingml/2006/picture">
+            <wp:extent cx="5040000" cy="3113691"/>
+            <wp:docPr id="3" name="Picture 3"/>
+            <wp:cNvGraphicFramePr>
+              <a:graphicFrameLocks noChangeAspect="1"/>
+            </wp:cNvGraphicFramePr>
+            <a:graphic>
+              <a:graphicData uri="http://schemas.openxmlformats.org/drawingml/2006/picture">
+                <pic:pic>
+                  <pic:nvPicPr>
+                    <pic:cNvPr id="0" name="fig3_expert_vs_llm.png"/>
+                    <pic:cNvPicPr/>
+                  </pic:nvPicPr>
+                  <pic:blipFill>
+                    <a:blip r:embed="rId11"/>
+                    <a:stretch>
+                      <a:fillRect/>
+                    </a:stretch>
+                  </pic:blipFill>
+                  <pic:spPr>
+                    <a:xfrm>
+                      <a:off x="0" y="0"/>
+                      <a:ext cx="5040000" cy="3113691"/>
+                    </a:xfrm>
+                    <a:prstGeom prst="rect"/>
+                  </pic:spPr>
+                </pic:pic>
+              </a:graphicData>
+            </a:graphic>
+          </wp:inline>
+        </w:drawing>
+      </w:r>
+    </w:p>
+    <w:p>
+      <w:pPr>
+        <w:spacing w:before="80" w:after="40" w:lineRule="auto" w:line="360"/>
+        <w:ind w:firstLine="0"/>
+        <w:jc w:val="center"/>
+      </w:pPr>
+      <w:r>
+        <w:rPr>
+          <w:rFonts w:ascii="Segoe UI Symbol" w:hAnsi="Segoe UI Symbol" w:eastAsia="宋体"/>
+          <w:b/>
+          <w:i w:val="0"/>
+          <w:sz w:val="21"/>
+        </w:rPr>
+        <w:t>Figure 3. Bland–Altman analysis of agreement between each LLM judge and the expert panel (n = 10 documents).</w:t>
+      </w:r>
+    </w:p>
+    <w:p>
+      <w:pPr>
+        <w:spacing w:before="40" w:after="120" w:lineRule="auto" w:line="240"/>
+        <w:ind w:firstLine="0"/>
+        <w:jc w:val="both"/>
+      </w:pPr>
+      <w:r>
+        <w:rPr>
+          <w:rFonts w:ascii="Segoe UI Symbol" w:hAnsi="Segoe UI Symbol" w:eastAsia="宋体"/>
+          <w:b w:val="0"/>
+          <w:i w:val="0"/>
+          <w:sz w:val="21"/>
+        </w:rPr>
+        <w:t>Each point is one document; the horizontal axis shows the mean of the expert-panel and judge scores, and the vertical axis their difference (judge − expert). The solid line marks the mean bias (+0.90 for the Claude judge, panel a; +0.52 for the GPT judge, panel b) and the dashed lines the 95% limits of agreement (mean ± 1.96 SD). Points are colored by configuration family; the open circle is the no-prompt baseline. The black line at zero indicates perfect agreement; nearly all points lie above it, showing systematic overestimation by both judges.</w:t>
+      </w:r>
+    </w:p>
+    <w:p>
+      <w:pPr>
+        <w:spacing w:before="200" w:after="80" w:lineRule="auto" w:line="360"/>
+        <w:jc w:val="left"/>
+      </w:pPr>
+      <w:r>
+        <w:rPr>
+          <w:rFonts w:ascii="Times New Roman" w:hAnsi="Times New Roman" w:eastAsia="宋体"/>
+          <w:b/>
+          <w:i w:val="0"/>
+          <w:sz w:val="24"/>
+        </w:rPr>
+        <w:t>3.6 Token size and compliance scores: divergent relationships across evaluation tiers</w:t>
+      </w:r>
+    </w:p>
+    <w:p>
+      <w:pPr>
+        <w:spacing w:before="80" w:after="80" w:lineRule="auto" w:line="360"/>
+        <w:ind w:firstLine="0"/>
+        <w:jc w:val="both"/>
+      </w:pPr>
+      <w:r>
+        <w:rPr>
+          <w:rFonts w:ascii="Times New Roman" w:hAnsi="Times New Roman" w:eastAsia="宋体"/>
+          <w:b w:val="0"/>
+          <w:i w:val="0"/>
+          <w:sz w:val="24"/>
+        </w:rPr>
+        <w:t>Figure 4a plots the compliance scores of all three evaluators (experts, Claude judge, GPT judge) against system-prompt token size, all based on the same n = 10 expert-blinded subset. The three curves diverge: both LLM judges scored the low-token configurations and C_full highly, whereas the experts scored highest only in the mid-range template configurations (~15,000–16,000 tokens; F_template, G_template_rules), with both ends of the curve declining markedly.</w:t>
+      </w:r>
+    </w:p>
+    <w:p>
+      <w:pPr>
+        <w:spacing w:before="80" w:after="80" w:lineRule="auto" w:line="360"/>
+        <w:ind w:firstLine="0"/>
+        <w:jc w:val="both"/>
+      </w:pPr>
+      <w:r>
+        <w:rPr>
+          <w:rFonts w:ascii="Times New Roman" w:hAnsi="Times New Roman" w:eastAsia="宋体"/>
+          <w:b w:val="0"/>
+          <w:i w:val="0"/>
+          <w:sz w:val="24"/>
+        </w:rPr>
+        <w:t>The expert–judge divergence therefore follows a descriptive U-shaped pattern (no test of non-linearity was performed, given the sample size): at the low-token end (A_bare, E_rules_v2, H4_sop_only) and the high-token end (C_full) the gap reaches 0.8–1.1 points, whereas in the mid-range template region the two converge (gap ≤ 0.6). This indicates that token efficiency and clinical usability correspond to two different optimization objectives – relative to the expert-validated compliance, the LLM-judge tier overestimated both the low-token configurations and C_full.</w:t>
+      </w:r>
+    </w:p>
+    <w:p>
+      <w:pPr>
+        <w:spacing w:before="80" w:after="80" w:lineRule="auto" w:line="360"/>
+        <w:ind w:firstLine="0"/>
+        <w:jc w:val="both"/>
+      </w:pPr>
+      <w:r>
+        <w:rPr>
+          <w:rFonts w:ascii="Times New Roman" w:hAnsi="Times New Roman" w:eastAsia="宋体"/>
+          <w:b w:val="0"/>
+          <w:i w:val="0"/>
+          <w:sz w:val="24"/>
+        </w:rPr>
+        <w:t>Framed in terms of efficiency, the answer to research question (ii) turns not on absolute token count but on compliance return per added token. Only rules produced a definite gain (Section 3.2) and take only ~1,000 tokens, so the per-token return is highest when rules are added and falls off quickly thereafter. The expert tier presents a different trade-off: template-anchored configurations (~15,000–16,000 tokens) yield a lower per-token return yet reach a higher absolute score that rules alone cannot, whereas C_full has the lowest return of all. The "minimum tokens required" therefore depends on the use case – ~1,000 tokens of rules for rapid LLM-judged drafting, ~15,000–16,000 tokens for documents that must pass expert review. With only 1–2 expert-scored documents per configuration, this comparison is qualitative.</w:t>
+      </w:r>
+    </w:p>
+    <w:p>
+      <w:pPr>
+        <w:spacing w:before="200" w:after="80" w:lineRule="auto" w:line="240"/>
+        <w:jc w:val="center"/>
+      </w:pPr>
+      <w:r>
+        <w:drawing>
+          <wp:inline xmlns:a="http://schemas.openxmlformats.org/drawingml/2006/main" xmlns:pic="http://schemas.openxmlformats.org/drawingml/2006/picture">
+            <wp:extent cx="5040000" cy="2595055"/>
+            <wp:docPr id="4" name="Picture 4"/>
+            <wp:cNvGraphicFramePr>
+              <a:graphicFrameLocks noChangeAspect="1"/>
+            </wp:cNvGraphicFramePr>
+            <a:graphic>
+              <a:graphicData uri="http://schemas.openxmlformats.org/drawingml/2006/picture">
+                <pic:pic>
+                  <pic:nvPicPr>
+                    <pic:cNvPr id="0" name="fig4_token_vs_quality.png"/>
+                    <pic:cNvPicPr/>
+                  </pic:nvPicPr>
+                  <pic:blipFill>
+                    <a:blip r:embed="rId12"/>
+                    <a:stretch>
+                      <a:fillRect/>
+                    </a:stretch>
+                  </pic:blipFill>
+                  <pic:spPr>
+                    <a:xfrm>
+                      <a:off x="0" y="0"/>
+                      <a:ext cx="5040000" cy="2595055"/>
+                    </a:xfrm>
+                    <a:prstGeom prst="rect"/>
+                  </pic:spPr>
+                </pic:pic>
+              </a:graphicData>
+            </a:graphic>
+          </wp:inline>
+        </w:drawing>
+      </w:r>
+    </w:p>
+    <w:p>
+      <w:pPr>
+        <w:spacing w:before="80" w:after="40" w:lineRule="auto" w:line="360"/>
+        <w:ind w:firstLine="0"/>
+        <w:jc w:val="center"/>
+      </w:pPr>
+      <w:r>
+        <w:rPr>
+          <w:rFonts w:ascii="Segoe UI Symbol" w:hAnsi="Segoe UI Symbol" w:eastAsia="宋体"/>
+          <w:b/>
+          <w:i w:val="0"/>
+          <w:sz w:val="21"/>
+        </w:rPr>
+        <w:t>Figure 4. Token size, quality, and the ranking reversal between evaluation tiers.</w:t>
+      </w:r>
+    </w:p>
+    <w:p>
+      <w:pPr>
+        <w:spacing w:before="40" w:after="120" w:lineRule="auto" w:line="240"/>
+        <w:ind w:firstLine="0"/>
+        <w:jc w:val="both"/>
+      </w:pPr>
+      <w:r>
+        <w:rPr>
+          <w:rFonts w:ascii="Segoe UI Symbol" w:hAnsi="Segoe UI Symbol" w:eastAsia="宋体"/>
+          <w:b w:val="0"/>
+          <w:i w:val="0"/>
+          <w:sz w:val="21"/>
+        </w:rPr>
+        <w:t>(a) Mean quality score against system-prompt size (symlog scale) for the expert panel (green squares), the Claude judge (orange circles), and the GPT judge (blue triangles), computed on the n = 10 expert-reviewed subset; short codes identify configurations, and shaded bands mark the token-efficient (E/H4) and expert-optimal (F/G) regions. (b) Configuration ranking at the LLM-judge tier (composite score, Table 2) versus the expert panel (Table 4): the LLM favorite H4_sop_only falls from first to fifth, whereas F_template rises from sixth to first.</w:t>
+      </w:r>
+    </w:p>
+    <w:p>
+      <w:pPr>
+        <w:spacing w:before="280" w:after="120" w:lineRule="auto" w:line="360"/>
+        <w:jc w:val="left"/>
+      </w:pPr>
+      <w:r>
+        <w:rPr>
+          <w:rFonts w:ascii="Times New Roman" w:hAnsi="Times New Roman" w:eastAsia="宋体"/>
+          <w:b/>
+          <w:i w:val="0"/>
+          <w:sz w:val="24"/>
+        </w:rPr>
+        <w:t>4. Discussion</w:t>
+      </w:r>
+    </w:p>
+    <w:p>
+      <w:pPr>
+        <w:spacing w:before="80" w:after="80" w:lineRule="auto" w:line="360"/>
+        <w:ind w:firstLine="0"/>
+        <w:jc w:val="both"/>
+      </w:pPr>
+      <w:r>
+        <w:rPr>
+          <w:rFonts w:ascii="Times New Roman" w:hAnsi="Times New Roman" w:eastAsia="宋体"/>
+          <w:b w:val="0"/>
+          <w:i w:val="0"/>
+          <w:sz w:val="24"/>
+        </w:rPr>
+        <w:t>This study evaluated LLM-assisted drafting of ISO 15189 quality management system documentation across nine prompt configurations, two generation models, two LLM judges, and a small blinded expert-reviewed subset. The main finding is that the best-performing prompt configuration depended on the evaluation tier. Minimal rule- or skeleton-based prompts were favored by automated and LLM-based scoring, whereas template-anchored prompts achieved higher mean scores in the expert-reviewed subset. In addition, the full-context configuration showed marked model- and runtime-dependent instability, and both LLM judges systematically overestimated expert ratings. Together, these findings suggest that LLMs can support drafting and preliminary screening of QMS documentation, but cannot replace expert review or local validation by competent laboratory personnel.</w:t>
+      </w:r>
+    </w:p>
+    <w:p>
+      <w:pPr>
+        <w:spacing w:before="200" w:after="80" w:lineRule="auto" w:line="360"/>
+        <w:jc w:val="left"/>
+      </w:pPr>
+      <w:r>
+        <w:rPr>
+          <w:rFonts w:ascii="Times New Roman" w:hAnsi="Times New Roman" w:eastAsia="宋体"/>
+          <w:b/>
+          <w:i w:val="0"/>
+          <w:sz w:val="24"/>
+        </w:rPr>
+        <w:t>4.1 Prompt minimization holds at the LLM-judge tier but not at the expert tier</w:t>
+      </w:r>
+    </w:p>
+    <w:p>
+      <w:pPr>
+        <w:spacing w:before="80" w:after="80" w:lineRule="auto" w:line="360"/>
+        <w:ind w:firstLine="0"/>
+        <w:jc w:val="both"/>
+      </w:pPr>
+      <w:r>
+        <w:rPr>
+          <w:rFonts w:ascii="Times New Roman" w:hAnsi="Times New Roman" w:eastAsia="宋体"/>
+          <w:b w:val="0"/>
+          <w:i w:val="0"/>
+          <w:sz w:val="24"/>
+        </w:rPr>
+        <w:t>At the LLM-judge tier, the four-component ablation gives a clear account: the rules component was necessary [BH-adjusted p &lt; 0.001], the document-skeleton component was directionally positive but not significant [p = 0.11], and neither detailed content nor worked examples produced a detectable improvement (Section 3.2). This aligns with the lost-in-the-middle phenomenon reported by Liu et al. [13] (adding too much context to a long prompt can dilute model attention and degrade output quality) and with the prompt-engineering literature more broadly [6].</w:t>
+      </w:r>
+    </w:p>
+    <w:p>
+      <w:pPr>
+        <w:spacing w:before="80" w:after="80" w:lineRule="auto" w:line="360"/>
+        <w:ind w:firstLine="0"/>
+        <w:jc w:val="both"/>
+      </w:pPr>
+      <w:r>
+        <w:rPr>
+          <w:rFonts w:ascii="Times New Roman" w:hAnsi="Times New Roman" w:eastAsia="宋体"/>
+          <w:b w:val="0"/>
+          <w:i w:val="0"/>
+          <w:sz w:val="24"/>
+        </w:rPr>
+        <w:t>The expert-tier results qualify this account (Section 3.5). The template-anchored F_template and G_template_rules earned markedly higher expert scores, whereas the skeleton-only H4_sop_only was about one point lower (per-configuration samples are very small and these are exploratory observations). A plausible explanation is that the model's own knowledge does not reliably cover the clinical-practice details required by ISO 15189:2022 and CNAS-CL02:2023 – in our task set, emergency-sample handling, acceptance of patient-self-collected specimens, qualification requirements for sample-courier personnel, and detailed sample-rejection criteria. When these are not stated explicitly in the system prompt, the model tends to fall back on generic procedural language: such language meets structural and terminological compliance (the two dimensions most readily detected by automated and LLM-based scoring, Section 3.6) but lacks the practical operability required of documents intended for accreditation submission. Prompt minimization is therefore appropriate for rapid drafting that is judged only by an LLM; but when a document must pass expert review for a formal accreditation submission, a template-anchored prompt is required.</w:t>
+      </w:r>
+    </w:p>
+    <w:p>
+      <w:pPr>
+        <w:spacing w:before="200" w:after="80" w:lineRule="auto" w:line="360"/>
+        <w:jc w:val="left"/>
+      </w:pPr>
+      <w:r>
+        <w:rPr>
+          <w:rFonts w:ascii="Times New Roman" w:hAnsi="Times New Roman" w:eastAsia="宋体"/>
+          <w:b/>
+          <w:i w:val="0"/>
+          <w:sz w:val="24"/>
+        </w:rPr>
+        <w:t>4.2 The full-context trap is model-dependent</w:t>
+      </w:r>
+    </w:p>
+    <w:p>
+      <w:pPr>
+        <w:spacing w:before="80" w:after="80" w:lineRule="auto" w:line="360"/>
+        <w:ind w:firstLine="0"/>
+        <w:jc w:val="both"/>
+      </w:pPr>
+      <w:r>
+        <w:rPr>
+          <w:rFonts w:ascii="Times New Roman" w:hAnsi="Times New Roman" w:eastAsia="宋体"/>
+          <w:b w:val="0"/>
+          <w:i w:val="0"/>
+          <w:sz w:val="24"/>
+        </w:rPr>
+        <w:t>Although template-anchored configurations improve expert scores (Section 4.1), simply lengthening the prompt can be counterproductive when a model lacks stable long-context handling. C_full (~56,000 tokens) appears to be the safest choice – it includes all potentially relevant material and matches the intuition that "more context is more reliable." But our data show this intuition did not hold across the two models: for the same C_full, Claude scored 3.22–4.56 on average whereas GPT-5.4 scored only 1.40–1.84, accompanied by the three failure modes recorded in Section 3.3 (declining instruction-following, structural breakdown, and clause-citation confusion). A plausible explanation – consistent with the lost-in-the-middle phenomenon of Liu et al. [13] and with the long-context benchmarks in both vendors' technical documentation [3, 4] – is that within this length range Claude maintained more stable attention, whereas GPT-5.4, under the parameters tested, did not consistently respect the system-prompt constraints in such a long prompt.</w:t>
+      </w:r>
+    </w:p>
+    <w:p>
+      <w:pPr>
+        <w:spacing w:before="80" w:after="80" w:lineRule="auto" w:line="360"/>
+        <w:ind w:firstLine="0"/>
+        <w:jc w:val="both"/>
+      </w:pPr>
+      <w:r>
+        <w:rPr>
+          <w:rFonts w:ascii="Times New Roman" w:hAnsi="Times New Roman" w:eastAsia="宋体"/>
+          <w:b w:val="0"/>
+          <w:i w:val="0"/>
+          <w:sz w:val="24"/>
+        </w:rPr>
+        <w:t>This carries a methodological implication: any claim that "configuration X works" must be validated across multiple generation models. Evaluating on a single model conflates the effect of the configuration itself with the model's intrinsic properties (long-context capacity, instruction-following stability, and how well its training data matches the target regulatory domain), and cannot be generalized to other models. We therefore recommend validating any long-context QMS prompt (e.g., approaching or exceeding ~50,000 tokens) on the specific model and version before deployment. This is because long-context behavior can vary substantially, both between models and between adjacent versions of the same model.</w:t>
+      </w:r>
+    </w:p>
+    <w:p>
+      <w:pPr>
+        <w:spacing w:before="200" w:after="80" w:lineRule="auto" w:line="360"/>
+        <w:jc w:val="left"/>
+      </w:pPr>
+      <w:r>
+        <w:rPr>
+          <w:rFonts w:ascii="Times New Roman" w:hAnsi="Times New Roman" w:eastAsia="宋体"/>
+          <w:b/>
+          <w:i w:val="0"/>
+          <w:sz w:val="24"/>
+        </w:rPr>
+        <w:t>4.3 Bias profile and appropriate use of LLM-as-judge</w:t>
+      </w:r>
+    </w:p>
+    <w:p>
+      <w:pPr>
+        <w:spacing w:before="80" w:after="80" w:lineRule="auto" w:line="360"/>
+        <w:ind w:firstLine="0"/>
+        <w:jc w:val="both"/>
+      </w:pPr>
+      <w:r>
+        <w:rPr>
+          <w:rFonts w:ascii="Times New Roman" w:hAnsi="Times New Roman" w:eastAsia="宋体"/>
+          <w:b w:val="0"/>
+          <w:i w:val="0"/>
+          <w:sz w:val="24"/>
+        </w:rPr>
+        <w:t>This study quantified two distinct rating biases. The first is a cross-judge directional bias: both judges rated Claude-generated documents about 0.3 points higher, driven mainly by C_full (Section 3.4). As noted above, this does not match classical self-preference and more likely reflects either a genuine quality difference between the two models or a shared preference for Claude's writing style. The second is a systematic LLM–expert offset: both judges overestimated expert-determined compliance by 0.52–0.90 points (Section 3.5).</w:t>
+      </w:r>
+    </w:p>
+    <w:p>
+      <w:pPr>
+        <w:spacing w:before="80" w:after="80" w:lineRule="auto" w:line="360"/>
+        <w:ind w:firstLine="0"/>
+        <w:jc w:val="both"/>
+      </w:pPr>
+      <w:r>
+        <w:rPr>
+          <w:rFonts w:ascii="Times New Roman" w:hAnsi="Times New Roman" w:eastAsia="宋体"/>
+          <w:b w:val="0"/>
+          <w:i w:val="0"/>
+          <w:sz w:val="24"/>
+        </w:rPr>
+        <w:t>The practical guidance from these two biases is as follows. The Claude judge's moderate agreement with the expert ranking [ICC(3,1) = 0.548] suggests it could serve as a first-pass filter in large-scale generation, screening out clearly low-quality outputs before expert review; however, the 95% CI of this coefficient crosses zero (n = 10; see Section 3.5), so this use requires confirmation in a larger sample. The GPT judge's poorer and non-significant agreement [ICC(3,1) = 0.217, p = 0.26] makes it unsuitable as a substitute for expert scoring. For documents intended for accreditation submission, formal QMS adoption, or operational use, expert final review remains indispensable. The configuration-level implications of these biases are summarized in Section 4.4 (Table 5).</w:t>
+      </w:r>
+    </w:p>
+    <w:p>
+      <w:pPr>
+        <w:spacing w:before="200" w:after="80" w:lineRule="auto" w:line="360"/>
+        <w:jc w:val="left"/>
+      </w:pPr>
+      <w:r>
+        <w:rPr>
+          <w:rFonts w:ascii="Times New Roman" w:hAnsi="Times New Roman" w:eastAsia="宋体"/>
+          <w:b/>
+          <w:i w:val="0"/>
+          <w:sz w:val="24"/>
+        </w:rPr>
+        <w:t>4.4 Provisional configuration guidance by use scenario</w:t>
+      </w:r>
+    </w:p>
+    <w:p>
+      <w:pPr>
+        <w:spacing w:before="80" w:after="80" w:lineRule="auto" w:line="360"/>
+        <w:ind w:firstLine="0"/>
+        <w:jc w:val="both"/>
+      </w:pPr>
+      <w:r>
+        <w:rPr>
+          <w:rFonts w:ascii="Times New Roman" w:hAnsi="Times New Roman" w:eastAsia="宋体"/>
+          <w:b w:val="0"/>
+          <w:i w:val="0"/>
+          <w:sz w:val="24"/>
+        </w:rPr>
+        <w:t>Synthesizing the three tiers, we summarize provisional configuration guidance for the principal use scenarios in Table 5. The key trade-off (Section 3.5, Section 3.6) is that the most token-efficient configurations score highest at the LLM-judge tier but lack the clinically grounded detail needed for formal submission, whereas template-anchored configurations score lower there yet receive the highest expert ratings.</w:t>
+      </w:r>
+    </w:p>
+    <w:p>
+      <w:pPr>
+        <w:spacing w:before="120" w:after="40" w:lineRule="auto" w:line="360"/>
+        <w:ind w:firstLine="0"/>
+        <w:jc w:val="center"/>
+      </w:pPr>
+      <w:r>
+        <w:rPr>
+          <w:rFonts w:ascii="Times New Roman" w:hAnsi="Times New Roman" w:eastAsia="宋体"/>
+          <w:b/>
+          <w:i w:val="0"/>
+          <w:sz w:val="24"/>
+        </w:rPr>
+        <w:t>Table 5. Provisional configuration guidance by use scenario.</w:t>
+      </w:r>
+    </w:p>
+    <w:tbl>
+      <w:tblPr>
+        <w:tblW w:type="auto" w:w="0"/>
+        <w:jc w:val="center"/>
+        <w:tblLayout w:type="autofit"/>
+        <w:tblLook w:firstColumn="1" w:firstRow="1" w:lastColumn="0" w:lastRow="0" w:noHBand="0" w:noVBand="1" w:val="04A0"/>
+      </w:tblPr>
+      <w:tblGrid>
+        <w:gridCol w:w="1768"/>
+        <w:gridCol w:w="1768"/>
+        <w:gridCol w:w="1768"/>
+        <w:gridCol w:w="1768"/>
+        <w:gridCol w:w="1768"/>
+      </w:tblGrid>
+      <w:tr>
+        <w:tc>
+          <w:tcPr>
+            <w:tcW w:type="dxa" w:w="1768"/>
+            <w:vAlign w:val="center"/>
+            <w:tcBorders>
+              <w:top w:val="single" w:sz="4" w:color="000000"/>
+              <w:left w:val="single" w:sz="4" w:color="000000"/>
+              <w:bottom w:val="single" w:sz="4" w:color="000000"/>
+              <w:right w:val="single" w:sz="4" w:color="000000"/>
+            </w:tcBorders>
+          </w:tcPr>
+          <w:p>
+            <w:pPr>
+              <w:spacing w:before="60" w:after="60" w:lineRule="auto" w:line="276"/>
+              <w:jc w:val="center"/>
+            </w:pPr>
+            <w:r/>
+            <w:r>
+              <w:rPr>
+                <w:rFonts w:ascii="Times New Roman" w:hAnsi="Times New Roman" w:eastAsia="宋体"/>
+                <w:b/>
+                <w:i w:val="0"/>
+                <w:sz w:val="18"/>
               </w:rPr>
               <w:t>Use scenario</w:t>
             </w:r>
@@ -2442,6 +5719,7 @@
           </w:tcPr>
           <w:p>
             <w:pPr>
+              <w:spacing w:before="60" w:after="60" w:lineRule="auto" w:line="276"/>
               <w:jc w:val="center"/>
             </w:pPr>
             <w:r/>
@@ -2449,9 +5727,10 @@
               <w:rPr>
                 <w:rFonts w:ascii="Times New Roman" w:hAnsi="Times New Roman" w:eastAsia="宋体"/>
                 <w:b/>
-                <w:sz w:val="20"/>
+                <w:i w:val="0"/>
+                <w:sz w:val="18"/>
               </w:rPr>
-              <w:t>Recommended configuration</w:t>
+              <w:t>Provisional configuration</w:t>
             </w:r>
           </w:p>
         </w:tc>
@@ -2468,6 +5747,7 @@
           </w:tcPr>
           <w:p>
             <w:pPr>
+              <w:spacing w:before="60" w:after="60" w:lineRule="auto" w:line="276"/>
               <w:jc w:val="center"/>
             </w:pPr>
             <w:r/>
@@ -2475,7 +5755,8 @@
               <w:rPr>
                 <w:rFonts w:ascii="Times New Roman" w:hAnsi="Times New Roman" w:eastAsia="宋体"/>
                 <w:b/>
-                <w:sz w:val="20"/>
+                <w:i w:val="0"/>
+                <w:sz w:val="18"/>
               </w:rPr>
               <w:t>Tokens</w:t>
             </w:r>
@@ -2494,6 +5775,7 @@
           </w:tcPr>
           <w:p>
             <w:pPr>
+              <w:spacing w:before="60" w:after="60" w:lineRule="auto" w:line="276"/>
               <w:jc w:val="center"/>
             </w:pPr>
             <w:r/>
@@ -2501,7 +5783,8 @@
               <w:rPr>
                 <w:rFonts w:ascii="Times New Roman" w:hAnsi="Times New Roman" w:eastAsia="宋体"/>
                 <w:b/>
-                <w:sz w:val="20"/>
+                <w:i w:val="0"/>
+                <w:sz w:val="18"/>
               </w:rPr>
               <w:t>Rationale</w:t>
             </w:r>
@@ -2520,6 +5803,7 @@
           </w:tcPr>
           <w:p>
             <w:pPr>
+              <w:spacing w:before="60" w:after="60" w:lineRule="auto" w:line="276"/>
               <w:jc w:val="center"/>
             </w:pPr>
             <w:r/>
@@ -2527,7 +5811,8 @@
               <w:rPr>
                 <w:rFonts w:ascii="Times New Roman" w:hAnsi="Times New Roman" w:eastAsia="宋体"/>
                 <w:b/>
-                <w:sz w:val="20"/>
+                <w:i w:val="0"/>
+                <w:sz w:val="18"/>
               </w:rPr>
               <w:t>Trade-off</w:t>
             </w:r>
@@ -2548,14 +5833,16 @@
           </w:tcPr>
           <w:p>
             <w:pPr>
-              <w:jc w:val="left"/>
+              <w:spacing w:before="60" w:after="60" w:lineRule="auto" w:line="276"/>
+              <w:jc w:val="center"/>
             </w:pPr>
             <w:r/>
             <w:r>
               <w:rPr>
                 <w:rFonts w:ascii="Times New Roman" w:hAnsi="Times New Roman" w:eastAsia="宋体"/>
                 <w:b w:val="0"/>
-                <w:sz w:val="20"/>
+                <w:i w:val="0"/>
+                <w:sz w:val="18"/>
               </w:rPr>
               <w:t>Rapid first-draft generation; internal iteration</w:t>
             </w:r>
@@ -2574,14 +5861,16 @@
           </w:tcPr>
           <w:p>
             <w:pPr>
-              <w:jc w:val="left"/>
+              <w:spacing w:before="60" w:after="60" w:lineRule="auto" w:line="276"/>
+              <w:jc w:val="center"/>
             </w:pPr>
             <w:r/>
             <w:r>
               <w:rPr>
                 <w:rFonts w:ascii="Times New Roman" w:hAnsi="Times New Roman" w:eastAsia="宋体"/>
                 <w:b w:val="0"/>
-                <w:sz w:val="20"/>
+                <w:i w:val="0"/>
+                <w:sz w:val="18"/>
               </w:rPr>
               <w:t>H4_sop_only or E_rules_v2</w:t>
             </w:r>
@@ -2600,14 +5889,16 @@
           </w:tcPr>
           <w:p>
             <w:pPr>
-              <w:jc w:val="left"/>
+              <w:spacing w:before="60" w:after="60" w:lineRule="auto" w:line="276"/>
+              <w:jc w:val="center"/>
             </w:pPr>
             <w:r/>
             <w:r>
               <w:rPr>
                 <w:rFonts w:ascii="Times New Roman" w:hAnsi="Times New Roman" w:eastAsia="宋体"/>
                 <w:b w:val="0"/>
-                <w:sz w:val="20"/>
+                <w:i w:val="0"/>
+                <w:sz w:val="18"/>
               </w:rPr>
               <w:t>~1,000–2,000</w:t>
             </w:r>
@@ -2626,14 +5917,16 @@
           </w:tcPr>
           <w:p>
             <w:pPr>
-              <w:jc w:val="left"/>
+              <w:spacing w:before="60" w:after="60" w:lineRule="auto" w:line="276"/>
+              <w:jc w:val="center"/>
             </w:pPr>
             <w:r/>
             <w:r>
               <w:rPr>
                 <w:rFonts w:ascii="Times New Roman" w:hAnsi="Times New Roman" w:eastAsia="宋体"/>
                 <w:b w:val="0"/>
-                <w:sz w:val="20"/>
+                <w:i w:val="0"/>
+                <w:sz w:val="18"/>
               </w:rPr>
               <w:t>Near-optimal at the LLM-judge tier; highest token efficiency</w:t>
             </w:r>
@@ -2652,14 +5945,16 @@
           </w:tcPr>
           <w:p>
             <w:pPr>
-              <w:jc w:val="left"/>
+              <w:spacing w:before="60" w:after="60" w:lineRule="auto" w:line="276"/>
+              <w:jc w:val="center"/>
             </w:pPr>
             <w:r/>
             <w:r>
               <w:rPr>
                 <w:rFonts w:ascii="Times New Roman" w:hAnsi="Times New Roman" w:eastAsia="宋体"/>
                 <w:b w:val="0"/>
-                <w:sz w:val="20"/>
+                <w:i w:val="0"/>
+                <w:sz w:val="18"/>
               </w:rPr>
               <w:t>Requires manual supplementation of clinical detail</w:t>
             </w:r>
@@ -2680,14 +5975,16 @@
           </w:tcPr>
           <w:p>
             <w:pPr>
-              <w:jc w:val="left"/>
+              <w:spacing w:before="60" w:after="60" w:lineRule="auto" w:line="276"/>
+              <w:jc w:val="center"/>
             </w:pPr>
             <w:r/>
             <w:r>
               <w:rPr>
                 <w:rFonts w:ascii="Times New Roman" w:hAnsi="Times New Roman" w:eastAsia="宋体"/>
                 <w:b w:val="0"/>
-                <w:sz w:val="20"/>
+                <w:i w:val="0"/>
+                <w:sz w:val="18"/>
               </w:rPr>
               <w:t>Batch drafting of multiple SOPs</w:t>
             </w:r>
@@ -2706,14 +6003,16 @@
           </w:tcPr>
           <w:p>
             <w:pPr>
-              <w:jc w:val="left"/>
+              <w:spacing w:before="60" w:after="60" w:lineRule="auto" w:line="276"/>
+              <w:jc w:val="center"/>
             </w:pPr>
             <w:r/>
             <w:r>
               <w:rPr>
                 <w:rFonts w:ascii="Times New Roman" w:hAnsi="Times New Roman" w:eastAsia="宋体"/>
                 <w:b w:val="0"/>
-                <w:sz w:val="20"/>
+                <w:i w:val="0"/>
+                <w:sz w:val="18"/>
               </w:rPr>
               <w:t>H4_sop_only or H3_skeleton</w:t>
             </w:r>
@@ -2732,14 +6031,16 @@
           </w:tcPr>
           <w:p>
             <w:pPr>
-              <w:jc w:val="left"/>
+              <w:spacing w:before="60" w:after="60" w:lineRule="auto" w:line="276"/>
+              <w:jc w:val="center"/>
             </w:pPr>
             <w:r/>
             <w:r>
               <w:rPr>
                 <w:rFonts w:ascii="Times New Roman" w:hAnsi="Times New Roman" w:eastAsia="宋体"/>
                 <w:b w:val="0"/>
-                <w:sz w:val="20"/>
+                <w:i w:val="0"/>
+                <w:sz w:val="18"/>
               </w:rPr>
               <w:t>~2,000–5,000</w:t>
             </w:r>
@@ -2758,16 +6059,18 @@
           </w:tcPr>
           <w:p>
             <w:pPr>
-              <w:jc w:val="left"/>
+              <w:spacing w:before="60" w:after="60" w:lineRule="auto" w:line="276"/>
+              <w:jc w:val="center"/>
             </w:pPr>
             <w:r/>
             <w:r>
               <w:rPr>
                 <w:rFonts w:ascii="Times New Roman" w:hAnsi="Times New Roman" w:eastAsia="宋体"/>
                 <w:b w:val="0"/>
-                <w:sz w:val="20"/>
+                <w:i w:val="0"/>
+                <w:sz w:val="18"/>
               </w:rPr>
-              <w:t>Task-specific skeleton plus rules</w:t>
+              <w:t>Task-specific skeleton + rules</w:t>
             </w:r>
           </w:p>
         </w:tc>
@@ -2784,14 +6087,16 @@
           </w:tcPr>
           <w:p>
             <w:pPr>
-              <w:jc w:val="left"/>
+              <w:spacing w:before="60" w:after="60" w:lineRule="auto" w:line="276"/>
+              <w:jc w:val="center"/>
             </w:pPr>
             <w:r/>
             <w:r>
               <w:rPr>
                 <w:rFonts w:ascii="Times New Roman" w:hAnsi="Times New Roman" w:eastAsia="宋体"/>
                 <w:b w:val="0"/>
-                <w:sz w:val="20"/>
+                <w:i w:val="0"/>
+                <w:sz w:val="18"/>
               </w:rPr>
               <w:t>Requires manual supplementation of clinical detail</w:t>
             </w:r>
@@ -2812,14 +6117,16 @@
           </w:tcPr>
           <w:p>
             <w:pPr>
-              <w:jc w:val="left"/>
+              <w:spacing w:before="60" w:after="60" w:lineRule="auto" w:line="276"/>
+              <w:jc w:val="center"/>
             </w:pPr>
             <w:r/>
             <w:r>
               <w:rPr>
                 <w:rFonts w:ascii="Times New Roman" w:hAnsi="Times New Roman" w:eastAsia="宋体"/>
                 <w:b w:val="0"/>
-                <w:sz w:val="20"/>
+                <w:i w:val="0"/>
+                <w:sz w:val="18"/>
               </w:rPr>
               <w:t>Formal documents for CNAS submission</w:t>
             </w:r>
@@ -2838,14 +6145,16 @@
           </w:tcPr>
           <w:p>
             <w:pPr>
-              <w:jc w:val="left"/>
+              <w:spacing w:before="60" w:after="60" w:lineRule="auto" w:line="276"/>
+              <w:jc w:val="center"/>
             </w:pPr>
             <w:r/>
             <w:r>
               <w:rPr>
                 <w:rFonts w:ascii="Times New Roman" w:hAnsi="Times New Roman" w:eastAsia="宋体"/>
                 <w:b w:val="0"/>
-                <w:sz w:val="20"/>
+                <w:i w:val="0"/>
+                <w:sz w:val="18"/>
               </w:rPr>
               <w:t>G_template_rules</w:t>
             </w:r>
@@ -2864,14 +6173,16 @@
           </w:tcPr>
           <w:p>
             <w:pPr>
-              <w:jc w:val="left"/>
+              <w:spacing w:before="60" w:after="60" w:lineRule="auto" w:line="276"/>
+              <w:jc w:val="center"/>
             </w:pPr>
             <w:r/>
             <w:r>
               <w:rPr>
                 <w:rFonts w:ascii="Times New Roman" w:hAnsi="Times New Roman" w:eastAsia="宋体"/>
                 <w:b w:val="0"/>
-                <w:sz w:val="20"/>
+                <w:i w:val="0"/>
+                <w:sz w:val="18"/>
               </w:rPr>
               <w:t>~16,000</w:t>
             </w:r>
@@ -2890,16 +6201,18 @@
           </w:tcPr>
           <w:p>
             <w:pPr>
-              <w:jc w:val="left"/>
+              <w:spacing w:before="60" w:after="60" w:lineRule="auto" w:line="276"/>
+              <w:jc w:val="center"/>
             </w:pPr>
             <w:r/>
             <w:r>
               <w:rPr>
                 <w:rFonts w:ascii="Times New Roman" w:hAnsi="Times New Roman" w:eastAsia="宋体"/>
                 <w:b w:val="0"/>
-                <w:sz w:val="20"/>
+                <w:i w:val="0"/>
+                <w:sz w:val="18"/>
               </w:rPr>
-              <w:t>Highest expert-rated compliance; cross-model robust</w:t>
+              <w:t>Top-three expert compliance; cross-model robust</w:t>
             </w:r>
           </w:p>
         </w:tc>
@@ -2916,14 +6229,16 @@
           </w:tcPr>
           <w:p>
             <w:pPr>
-              <w:jc w:val="left"/>
+              <w:spacing w:before="60" w:after="60" w:lineRule="auto" w:line="276"/>
+              <w:jc w:val="center"/>
             </w:pPr>
             <w:r/>
             <w:r>
               <w:rPr>
                 <w:rFonts w:ascii="Times New Roman" w:hAnsi="Times New Roman" w:eastAsia="宋体"/>
                 <w:b w:val="0"/>
-                <w:sz w:val="20"/>
+                <w:i w:val="0"/>
+                <w:sz w:val="18"/>
               </w:rPr>
               <w:t>Higher token cost</w:t>
             </w:r>
@@ -2944,14 +6259,16 @@
           </w:tcPr>
           <w:p>
             <w:pPr>
-              <w:jc w:val="left"/>
+              <w:spacing w:before="60" w:after="60" w:lineRule="auto" w:line="276"/>
+              <w:jc w:val="center"/>
             </w:pPr>
             <w:r/>
             <w:r>
               <w:rPr>
                 <w:rFonts w:ascii="Times New Roman" w:hAnsi="Times New Roman" w:eastAsia="宋体"/>
                 <w:b w:val="0"/>
-                <w:sz w:val="20"/>
+                <w:i w:val="0"/>
+                <w:sz w:val="18"/>
               </w:rPr>
               <w:t>Complete quality manual</w:t>
             </w:r>
@@ -2970,14 +6287,16 @@
           </w:tcPr>
           <w:p>
             <w:pPr>
-              <w:jc w:val="left"/>
+              <w:spacing w:before="60" w:after="60" w:lineRule="auto" w:line="276"/>
+              <w:jc w:val="center"/>
             </w:pPr>
             <w:r/>
             <w:r>
               <w:rPr>
                 <w:rFonts w:ascii="Times New Roman" w:hAnsi="Times New Roman" w:eastAsia="宋体"/>
                 <w:b w:val="0"/>
-                <w:sz w:val="20"/>
+                <w:i w:val="0"/>
+                <w:sz w:val="18"/>
               </w:rPr>
               <w:t>F_template or G_template_rules</w:t>
             </w:r>
@@ -2996,14 +6315,16 @@
           </w:tcPr>
           <w:p>
             <w:pPr>
-              <w:jc w:val="left"/>
+              <w:spacing w:before="60" w:after="60" w:lineRule="auto" w:line="276"/>
+              <w:jc w:val="center"/>
             </w:pPr>
             <w:r/>
             <w:r>
               <w:rPr>
                 <w:rFonts w:ascii="Times New Roman" w:hAnsi="Times New Roman" w:eastAsia="宋体"/>
                 <w:b w:val="0"/>
-                <w:sz w:val="20"/>
+                <w:i w:val="0"/>
+                <w:sz w:val="18"/>
               </w:rPr>
               <w:t>~15,000–16,000</w:t>
             </w:r>
@@ -3022,14 +6343,16 @@
           </w:tcPr>
           <w:p>
             <w:pPr>
-              <w:jc w:val="left"/>
+              <w:spacing w:before="60" w:after="60" w:lineRule="auto" w:line="276"/>
+              <w:jc w:val="center"/>
             </w:pPr>
             <w:r/>
             <w:r>
               <w:rPr>
                 <w:rFonts w:ascii="Times New Roman" w:hAnsi="Times New Roman" w:eastAsia="宋体"/>
                 <w:b w:val="0"/>
-                <w:sz w:val="20"/>
+                <w:i w:val="0"/>
+                <w:sz w:val="18"/>
               </w:rPr>
               <w:t>Highest expert scores</w:t>
             </w:r>
@@ -3048,14 +6371,16 @@
           </w:tcPr>
           <w:p>
             <w:pPr>
-              <w:jc w:val="left"/>
+              <w:spacing w:before="60" w:after="60" w:lineRule="auto" w:line="276"/>
+              <w:jc w:val="center"/>
             </w:pPr>
             <w:r/>
             <w:r>
               <w:rPr>
                 <w:rFonts w:ascii="Times New Roman" w:hAnsi="Times New Roman" w:eastAsia="宋体"/>
                 <w:b w:val="0"/>
-                <w:sz w:val="20"/>
+                <w:i w:val="0"/>
+                <w:sz w:val="18"/>
               </w:rPr>
               <w:t>Higher token cost</w:t>
             </w:r>
@@ -3076,14 +6401,16 @@
           </w:tcPr>
           <w:p>
             <w:pPr>
-              <w:jc w:val="left"/>
+              <w:spacing w:before="60" w:after="60" w:lineRule="auto" w:line="276"/>
+              <w:jc w:val="center"/>
             </w:pPr>
             <w:r/>
             <w:r>
               <w:rPr>
                 <w:rFonts w:ascii="Times New Roman" w:hAnsi="Times New Roman" w:eastAsia="宋体"/>
                 <w:b w:val="0"/>
-                <w:sz w:val="20"/>
+                <w:i w:val="0"/>
+                <w:sz w:val="18"/>
               </w:rPr>
               <w:t>Not recommended</w:t>
             </w:r>
@@ -3102,14 +6429,16 @@
           </w:tcPr>
           <w:p>
             <w:pPr>
-              <w:jc w:val="left"/>
+              <w:spacing w:before="60" w:after="60" w:lineRule="auto" w:line="276"/>
+              <w:jc w:val="center"/>
             </w:pPr>
             <w:r/>
             <w:r>
               <w:rPr>
                 <w:rFonts w:ascii="Times New Roman" w:hAnsi="Times New Roman" w:eastAsia="宋体"/>
                 <w:b w:val="0"/>
-                <w:sz w:val="20"/>
+                <w:i w:val="0"/>
+                <w:sz w:val="18"/>
               </w:rPr>
               <w:t>C_full</w:t>
             </w:r>
@@ -3128,14 +6457,16 @@
           </w:tcPr>
           <w:p>
             <w:pPr>
-              <w:jc w:val="left"/>
+              <w:spacing w:before="60" w:after="60" w:lineRule="auto" w:line="276"/>
+              <w:jc w:val="center"/>
             </w:pPr>
             <w:r/>
             <w:r>
               <w:rPr>
                 <w:rFonts w:ascii="Times New Roman" w:hAnsi="Times New Roman" w:eastAsia="宋体"/>
                 <w:b w:val="0"/>
-                <w:sz w:val="20"/>
+                <w:i w:val="0"/>
+                <w:sz w:val="18"/>
               </w:rPr>
               <w:t>~56,000</w:t>
             </w:r>
@@ -3154,16 +6485,18 @@
           </w:tcPr>
           <w:p>
             <w:pPr>
-              <w:jc w:val="left"/>
+              <w:spacing w:before="60" w:after="60" w:lineRule="auto" w:line="276"/>
+              <w:jc w:val="center"/>
             </w:pPr>
             <w:r/>
             <w:r>
               <w:rPr>
                 <w:rFonts w:ascii="Times New Roman" w:hAnsi="Times New Roman" w:eastAsia="宋体"/>
                 <w:b w:val="0"/>
-                <w:sz w:val="20"/>
+                <w:i w:val="0"/>
+                <w:sz w:val="18"/>
               </w:rPr>
-              <w:t>Collapses under GPT-5.4 generation; lowest cross-evaluation rank under debiasing</w:t>
+              <w:t>Collapses under GPT-5.4 generation; ranks last after debiasing</w:t>
             </w:r>
           </w:p>
         </w:tc>
@@ -3180,14 +6513,16 @@
           </w:tcPr>
           <w:p>
             <w:pPr>
-              <w:jc w:val="left"/>
+              <w:spacing w:before="60" w:after="60" w:lineRule="auto" w:line="276"/>
+              <w:jc w:val="center"/>
             </w:pPr>
             <w:r/>
             <w:r>
               <w:rPr>
                 <w:rFonts w:ascii="Times New Roman" w:hAnsi="Times New Roman" w:eastAsia="宋体"/>
                 <w:b w:val="0"/>
-                <w:sz w:val="20"/>
+                <w:i w:val="0"/>
+                <w:sz w:val="18"/>
               </w:rPr>
               <w:t>—</w:t>
             </w:r>
@@ -3208,14 +6543,16 @@
           </w:tcPr>
           <w:p>
             <w:pPr>
-              <w:jc w:val="left"/>
+              <w:spacing w:before="60" w:after="60" w:lineRule="auto" w:line="276"/>
+              <w:jc w:val="center"/>
             </w:pPr>
             <w:r/>
             <w:r>
               <w:rPr>
                 <w:rFonts w:ascii="Times New Roman" w:hAnsi="Times New Roman" w:eastAsia="宋体"/>
                 <w:b w:val="0"/>
-                <w:sz w:val="20"/>
+                <w:i w:val="0"/>
+                <w:sz w:val="18"/>
               </w:rPr>
               <w:t>Not recommended</w:t>
             </w:r>
@@ -3234,14 +6571,16 @@
           </w:tcPr>
           <w:p>
             <w:pPr>
-              <w:jc w:val="left"/>
+              <w:spacing w:before="60" w:after="60" w:lineRule="auto" w:line="276"/>
+              <w:jc w:val="center"/>
             </w:pPr>
             <w:r/>
             <w:r>
               <w:rPr>
                 <w:rFonts w:ascii="Times New Roman" w:hAnsi="Times New Roman" w:eastAsia="宋体"/>
                 <w:b w:val="0"/>
-                <w:sz w:val="20"/>
+                <w:i w:val="0"/>
+                <w:sz w:val="18"/>
               </w:rPr>
               <w:t>A_bare, B_simple</w:t>
             </w:r>
@@ -3260,14 +6599,16 @@
           </w:tcPr>
           <w:p>
             <w:pPr>
-              <w:jc w:val="left"/>
+              <w:spacing w:before="60" w:after="60" w:lineRule="auto" w:line="276"/>
+              <w:jc w:val="center"/>
             </w:pPr>
             <w:r/>
             <w:r>
               <w:rPr>
                 <w:rFonts w:ascii="Times New Roman" w:hAnsi="Times New Roman" w:eastAsia="宋体"/>
                 <w:b w:val="0"/>
-                <w:sz w:val="20"/>
+                <w:i w:val="0"/>
+                <w:sz w:val="18"/>
               </w:rPr>
               <w:t>0–~300</w:t>
             </w:r>
@@ -3286,16 +6627,18 @@
           </w:tcPr>
           <w:p>
             <w:pPr>
-              <w:jc w:val="left"/>
+              <w:spacing w:before="60" w:after="60" w:lineRule="auto" w:line="276"/>
+              <w:jc w:val="center"/>
             </w:pPr>
             <w:r/>
             <w:r>
               <w:rPr>
                 <w:rFonts w:ascii="Times New Roman" w:hAnsi="Times New Roman" w:eastAsia="宋体"/>
                 <w:b w:val="0"/>
-                <w:sz w:val="20"/>
+                <w:i w:val="0"/>
+                <w:sz w:val="18"/>
               </w:rPr>
-              <w:t>Insufficient prompt anchoring; below the practical compliance baseline</w:t>
+              <w:t>Insufficient prompt constraint; below the practical compliance baseline</w:t>
             </w:r>
           </w:p>
         </w:tc>
@@ -3312,14 +6655,16 @@
           </w:tcPr>
           <w:p>
             <w:pPr>
-              <w:jc w:val="left"/>
+              <w:spacing w:before="60" w:after="60" w:lineRule="auto" w:line="276"/>
+              <w:jc w:val="center"/>
             </w:pPr>
             <w:r/>
             <w:r>
               <w:rPr>
                 <w:rFonts w:ascii="Times New Roman" w:hAnsi="Times New Roman" w:eastAsia="宋体"/>
                 <w:b w:val="0"/>
-                <w:sz w:val="20"/>
+                <w:i w:val="0"/>
+                <w:sz w:val="18"/>
               </w:rPr>
               <w:t>—</w:t>
             </w:r>
@@ -3338,23 +6683,25 @@
         <w:rPr>
           <w:rFonts w:ascii="Times New Roman" w:hAnsi="Times New Roman" w:eastAsia="宋体"/>
           <w:b w:val="0"/>
-          <w:sz w:val="22"/>
+          <w:i w:val="0"/>
+          <w:sz w:val="24"/>
         </w:rPr>
-        <w:t>A practical end-to-end workflow emerging from these data is to: (i) generate a rapid first draft using H4_sop_only; (ii) supplement clinical-practice detail through manual review or targeted re-prompting; and (iii) regenerate or refine the final accreditation-grade document using G_template_rules.</w:t>
+        <w:t>A practical workflow emerging from these data is to: (i) generate a rapid first draft with H4_sop_only; (ii) supplement the practical clinical detail through manual review or targeted re-prompting; and (iii) regenerate or refine the final document for accreditation submission using G_template_rules. It should be emphasized that every configuration in Table 5 produces only a reference draft: all require revision by laboratory staff and final expert review before use for accreditation, and the configurations differ only in the completeness of that draft, not in whether expert review is needed. The amount of manual rework each configuration requires was not quantified in this study and is a direction for future work.</w:t>
       </w:r>
     </w:p>
     <w:p>
       <w:pPr>
-        <w:spacing w:before="200" w:after="80" w:lineRule="auto" w:line="300"/>
+        <w:spacing w:before="200" w:after="80" w:lineRule="auto" w:line="360"/>
         <w:jc w:val="left"/>
       </w:pPr>
       <w:r>
         <w:rPr>
-          <w:rFonts w:ascii="Arial" w:hAnsi="Arial" w:eastAsia="黑体"/>
+          <w:rFonts w:ascii="Times New Roman" w:hAnsi="Times New Roman" w:eastAsia="宋体"/>
           <w:b/>
+          <w:i w:val="0"/>
           <w:sz w:val="24"/>
         </w:rPr>
-        <w:t>4.5 Limitations</w:t>
+        <w:t>4.5 LLM assistance within the personnel-competence requirements of ISO 15189</w:t>
       </w:r>
     </w:p>
     <w:p>
@@ -3367,9 +6714,25 @@
         <w:rPr>
           <w:rFonts w:ascii="Times New Roman" w:hAnsi="Times New Roman" w:eastAsia="宋体"/>
           <w:b w:val="0"/>
-          <w:sz w:val="22"/>
+          <w:i w:val="0"/>
+          <w:sz w:val="24"/>
         </w:rPr>
-        <w:t>The present study has the following limitations.</w:t>
+        <w:t>The drafting of QMS documents is not merely a clerical output; it is also the process through which laboratory staff build their sense of responsibility and risk awareness. If this work is delegated entirely to an LLM, staff gradually lose writing practice and struggle to develop a deep understanding of the ISO 15189 process as a whole. We therefore regard human supervision as a constraint on the use of LLMs in this setting. ISO 15189:2022 requires competent personnel and a complete examination process, not merely well-formatted documents, and our data show how far LLM output stands from that requirement: the LLM judges overestimated expert-determined compliance by 0.52–0.90 points. This position aligns with the emerging consensus that, in healthcare quality management, LLMs should be confined to clerical tasks grounded in historical data and performed under mandatory human verification, with autonomous operation regarded as premature [14]. We therefore position LLM assistance as an efficiency tool: the final authoring, review, and approval remain the responsibility of qualified personnel, while the time it saves at the drafting stage can be redirected toward the higher-order review, validation, and continual-improvement activities that ISO 15189 prioritizes.</w:t>
+      </w:r>
+    </w:p>
+    <w:p>
+      <w:pPr>
+        <w:spacing w:before="200" w:after="80" w:lineRule="auto" w:line="360"/>
+        <w:jc w:val="left"/>
+      </w:pPr>
+      <w:r>
+        <w:rPr>
+          <w:rFonts w:ascii="Times New Roman" w:hAnsi="Times New Roman" w:eastAsia="宋体"/>
+          <w:b/>
+          <w:i w:val="0"/>
+          <w:sz w:val="24"/>
+        </w:rPr>
+        <w:t>4.6 Limitations</w:t>
       </w:r>
     </w:p>
     <w:p>
@@ -3381,18 +6744,11 @@
       <w:r>
         <w:rPr>
           <w:rFonts w:ascii="Times New Roman" w:hAnsi="Times New Roman" w:eastAsia="宋体"/>
-          <w:b/>
-          <w:sz w:val="22"/>
+          <w:b w:val="0"/>
+          <w:i w:val="0"/>
+          <w:sz w:val="24"/>
         </w:rPr>
-        <w:t>(i) Limited expert sample, restricted to Claude-generated documents.</w:t>
-      </w:r>
-      <w:r>
-        <w:rPr>
-          <w:rFonts w:ascii="Times New Roman" w:hAnsi="Times New Roman" w:eastAsia="宋体"/>
-          <w:b w:val="0"/>
-          <w:sz w:val="22"/>
-        </w:rPr>
-        <w:t xml:space="preserve"> The expert tier comprised three raters scoring 10 documents (per-stratum n = 1 or 2; see §3.5), all drawn from the Claude-generation pool; no GPT-generated documents underwent expert evaluation. The present design therefore supports only directional ranking conclusions for Claude-generated documents and does not permit strict statistical inference. Consequently, the §3.4 ambiguity between (a) a genuine generation-quality gap between Claude Opus 4.6 and GPT-5.4 and (b) shared judge-side stylistic preferences cannot be resolved within the present sample. Furthermore, the cross-judge bias estimates reported in §3.4 are strongly leveraged by the C_full configuration, which contributes the largest single-configuration value (+3.156) to the Claude-judge mean and −1.378 to the GPT-judge mean; future replication should therefore report per-configuration bias profiles separately to disentangle long-context-specific effects from configuration-independent judge preferences. All 10 sampled documents were Class A procedure documents (§2.3.3); cross-class generalisation to Class B (system operation) and Class C (audit simulation) tasks requires separate validation. Multi-centre validation with three to five raters scoring 30–50 documents per institution—including matched GPT-generated samples and Class B/C tasks—is a key direction for future work.</w:t>
+        <w:t>This study has several limitations. First, the expert-reviewed subset was small: three internal auditors evaluated only 10 documents, with one or two documents per configuration. All expert-reviewed documents were Claude-generated Class A procedure documents, and no GPT-generated, Class B, or Class C documents were included. The expert-tier findings therefore provide exploratory calibration rather than statistically stable configuration rankings.</w:t>
       </w:r>
     </w:p>
     <w:p>
@@ -3404,18 +6760,11 @@
       <w:r>
         <w:rPr>
           <w:rFonts w:ascii="Times New Roman" w:hAnsi="Times New Roman" w:eastAsia="宋体"/>
-          <w:b/>
-          <w:sz w:val="22"/>
+          <w:b w:val="0"/>
+          <w:i w:val="0"/>
+          <w:sz w:val="24"/>
         </w:rPr>
-        <w:t>(ii) Same-institution agreement may overestimate generalisability.</w:t>
-      </w:r>
-      <w:r>
-        <w:rPr>
-          <w:rFonts w:ascii="Times New Roman" w:hAnsi="Times New Roman" w:eastAsia="宋体"/>
-          <w:b w:val="0"/>
-          <w:sz w:val="22"/>
-        </w:rPr>
-        <w:t xml:space="preserve"> The very high agreement among the three experts [ICC(2,k) = 0.982] both supports the validity of the five-dimensional rubric and likely reflects shared professional culture, training lineage, and clause-interpretation habits within a single institution. The observed reliability may therefore overestimate cross-institution generalisability.</w:t>
+        <w:t>Second, all three expert raters came from the same institution, and all three are authors of this paper. Although blinding and independent scoring were used, the high inter-rater agreement may overestimate reproducibility across institutions.</w:t>
       </w:r>
     </w:p>
     <w:p>
@@ -3427,18 +6776,11 @@
       <w:r>
         <w:rPr>
           <w:rFonts w:ascii="Times New Roman" w:hAnsi="Times New Roman" w:eastAsia="宋体"/>
-          <w:b/>
-          <w:sz w:val="22"/>
+          <w:b w:val="0"/>
+          <w:i w:val="0"/>
+          <w:sz w:val="24"/>
         </w:rPr>
-        <w:t>(iii) Dual role of the first author.</w:t>
-      </w:r>
-      <w:r>
-        <w:rPr>
-          <w:rFonts w:ascii="Times New Roman" w:hAnsi="Times New Roman" w:eastAsia="宋体"/>
-          <w:b w:val="0"/>
-          <w:sz w:val="22"/>
-        </w:rPr>
-        <w:t xml:space="preserve"> The first author served both as Rater 1 and as study designer. To mitigate self-influence, Raters 2 and 3 completed their scoring without access to Rater 1's prior ratings, and the per-rater data are openly released for independent audit.</w:t>
+        <w:t>Third, the cross-model comparison was limited. GPT-5.4 generation covered only three tasks, and the two models were accessed through different runtime environments with non-identical generation and judging parameters. The observed full-context degradation should therefore be interpreted as model- and runtime-dependent rather than as a general property of either model family.</w:t>
       </w:r>
     </w:p>
     <w:p>
@@ -3450,18 +6792,11 @@
       <w:r>
         <w:rPr>
           <w:rFonts w:ascii="Times New Roman" w:hAnsi="Times New Roman" w:eastAsia="宋体"/>
-          <w:b/>
-          <w:sz w:val="22"/>
+          <w:b w:val="0"/>
+          <w:i w:val="0"/>
+          <w:sz w:val="24"/>
         </w:rPr>
-        <w:t>(iv) Shared rubric between expert and LLM tiers.</w:t>
-      </w:r>
-      <w:r>
-        <w:rPr>
-          <w:rFonts w:ascii="Times New Roman" w:hAnsi="Times New Roman" w:eastAsia="宋体"/>
-          <w:b w:val="0"/>
-          <w:sz w:val="22"/>
-        </w:rPr>
-        <w:t xml:space="preserve"> The five-dimensional rubric was applied identically by LLM judges and expert raters, introducing a risk of shared-measurement bias. Future work should incorporate expert-native dimensions—such as operational implementability under departmental workflow constraints—that LLM judges are unlikely to have internalised from training data.</w:t>
+        <w:t>Fourth, some Claude-judge ratings were retained only as group means rather than individual document-level JSON files, limiting independent reanalysis of part of the 2 × 2 judge–generator matrix.</w:t>
       </w:r>
     </w:p>
     <w:p>
@@ -3473,18 +6808,11 @@
       <w:r>
         <w:rPr>
           <w:rFonts w:ascii="Times New Roman" w:hAnsi="Times New Roman" w:eastAsia="宋体"/>
-          <w:b/>
-          <w:sz w:val="22"/>
+          <w:b w:val="0"/>
+          <w:i w:val="0"/>
+          <w:sz w:val="24"/>
         </w:rPr>
-        <w:t>(v) Limited GPT-5.4 task coverage.</w:t>
-      </w:r>
-      <w:r>
-        <w:rPr>
-          <w:rFonts w:ascii="Times New Roman" w:hAnsi="Times New Roman" w:eastAsia="宋体"/>
-          <w:b w:val="0"/>
-          <w:sz w:val="22"/>
-        </w:rPr>
-        <w:t xml:space="preserve"> Only the A1, B1, and C1 tasks were generated by GPT-5.4 (81 documents), restricting cross-model conclusions to a three-task subset.</w:t>
+        <w:t>Fifth, the task set focused on system-level QMS documents and did not include technically demanding documents such as method validation or verification reports, measurement-uncertainty procedures, biological reference interval verification, or critical-value reporting. Generalization to such documents requires separate validation. All documents were also generated and evaluated in Chinese; the configuration effects and bias patterns reported here therefore remain unverified in English or other languages.</w:t>
       </w:r>
     </w:p>
     <w:p>
@@ -3496,237 +6824,24 @@
       <w:r>
         <w:rPr>
           <w:rFonts w:ascii="Times New Roman" w:hAnsi="Times New Roman" w:eastAsia="宋体"/>
-          <w:b/>
-          <w:sz w:val="22"/>
+          <w:b w:val="0"/>
+          <w:i w:val="0"/>
+          <w:sz w:val="24"/>
         </w:rPr>
-        <w:t>(vi) Domain specificity.</w:t>
-      </w:r>
-      <w:r>
-        <w:rPr>
-          <w:rFonts w:ascii="Times New Roman" w:hAnsi="Times New Roman" w:eastAsia="宋体"/>
-          <w:b w:val="0"/>
-          <w:sz w:val="22"/>
-        </w:rPr>
-        <w:t xml:space="preserve"> The findings are restricted to ISO 15189 medical-laboratory QMS documents; transferability to adjacent regulatory frameworks (e.g., ISO 17025 for testing and calibration laboratories, or ISO 9001 for general quality management) requires separate validation.</w:t>
+        <w:t>Finally, the evaluation rubric did not directly assess patient-safety risk, local implementability by bench-level staff, or the risk of fabricated laboratory-specific parameters. Future work should use larger multi-center expert panels, include matched GPT-generated samples, cover technical and post-examination documents, harmonize model parameters, and assess revision burden and patient-safety implications.</w:t>
       </w:r>
     </w:p>
     <w:p>
       <w:pPr>
-        <w:spacing w:before="80" w:after="80" w:lineRule="auto" w:line="360"/>
-        <w:ind w:firstLine="0"/>
-        <w:jc w:val="both"/>
+        <w:spacing w:before="280" w:after="120" w:lineRule="auto" w:line="360"/>
+        <w:jc w:val="left"/>
       </w:pPr>
       <w:r>
         <w:rPr>
           <w:rFonts w:ascii="Times New Roman" w:hAnsi="Times New Roman" w:eastAsia="宋体"/>
           <w:b/>
-          <w:sz w:val="22"/>
-        </w:rPr>
-        <w:t>(vii) Restricted set of LLM judges.</w:t>
-      </w:r>
-      <w:r>
-        <w:rPr>
-          <w:rFonts w:ascii="Times New Roman" w:hAnsi="Times New Roman" w:eastAsia="宋体"/>
-          <w:b w:val="0"/>
-          <w:sz w:val="22"/>
-        </w:rPr>
-        <w:t xml:space="preserve"> Only Claude Opus 4.6 and GPT-5.4 served as judges; whether the observed cross-judge directional bias and expert-overestimation pattern generalise to additional model families (e.g., Gemini, open-weight models) is unknown.</w:t>
-      </w:r>
-    </w:p>
-    <w:p>
-      <w:pPr>
-        <w:spacing w:before="80" w:after="80" w:lineRule="auto" w:line="360"/>
-        <w:ind w:firstLine="0"/>
-        <w:jc w:val="both"/>
-      </w:pPr>
-      <w:r>
-        <w:rPr>
-          <w:rFonts w:ascii="Times New Roman" w:hAnsi="Times New Roman" w:eastAsia="宋体"/>
-          <w:b/>
-          <w:sz w:val="22"/>
-        </w:rPr>
-        <w:t>(viii) Single-language scope.</w:t>
-      </w:r>
-      <w:r>
-        <w:rPr>
-          <w:rFonts w:ascii="Times New Roman" w:hAnsi="Times New Roman" w:eastAsia="宋体"/>
-          <w:b w:val="0"/>
-          <w:sz w:val="22"/>
-        </w:rPr>
-        <w:t xml:space="preserve"> All QMS documents were generated and evaluated in Chinese; the configuration effects and bias profiles in English or other languages have not been verified.</w:t>
-      </w:r>
-    </w:p>
-    <w:p>
-      <w:pPr>
-        <w:spacing w:before="80" w:after="80" w:lineRule="auto" w:line="360"/>
-        <w:ind w:firstLine="0"/>
-        <w:jc w:val="both"/>
-      </w:pPr>
-      <w:r>
-        <w:rPr>
-          <w:rFonts w:ascii="Times New Roman" w:hAnsi="Times New Roman" w:eastAsia="宋体"/>
-          <w:b/>
-          <w:sz w:val="22"/>
-        </w:rPr>
-        <w:t>(ix) Model temporality.</w:t>
-      </w:r>
-      <w:r>
-        <w:rPr>
-          <w:rFonts w:ascii="Times New Roman" w:hAnsi="Times New Roman" w:eastAsia="宋体"/>
-          <w:b w:val="0"/>
-          <w:sz w:val="22"/>
-        </w:rPr>
-        <w:t xml:space="preserve"> The conclusions reflect the specific model versions and parameters tested between 2 April 2026 and 14 April 2026; continued LLM iteration may require periodic re-validation.</w:t>
-      </w:r>
-    </w:p>
-    <w:p>
-      <w:pPr>
-        <w:spacing w:before="80" w:after="80" w:lineRule="auto" w:line="360"/>
-        <w:ind w:firstLine="0"/>
-        <w:jc w:val="both"/>
-      </w:pPr>
-      <w:r>
-        <w:rPr>
-          <w:rFonts w:ascii="Times New Roman" w:hAnsi="Times New Roman" w:eastAsia="宋体"/>
-          <w:b/>
-          <w:sz w:val="22"/>
-        </w:rPr>
-        <w:t>(x) Asymmetric raw-data retention for cross-judge cells.</w:t>
-      </w:r>
-      <w:r>
-        <w:rPr>
-          <w:rFonts w:ascii="Times New Roman" w:hAnsi="Times New Roman" w:eastAsia="宋体"/>
-          <w:b w:val="0"/>
-          <w:sz w:val="22"/>
-        </w:rPr>
-        <w:t xml:space="preserve"> Per-document raw scores for the Claude-judge × GPT-generated quadrant and for the Claude-judge × H-group × Claude-generated subset were archived only as aggregated means; the per-document JSON files were not retained. The full 2 × 2 self-preference matrix therefore cannot be independently recomputed at the per-document level, although per-document raw Claude-judge ratings for the six core configurations (A/B/C/E/F/G; 270 ratings) and all 486 GPT-judge per-document ratings are openly released.</w:t>
-      </w:r>
-    </w:p>
-    <w:p>
-      <w:pPr>
-        <w:spacing w:before="80" w:after="80" w:lineRule="auto" w:line="360"/>
-        <w:ind w:firstLine="0"/>
-        <w:jc w:val="both"/>
-      </w:pPr>
-      <w:r>
-        <w:rPr>
-          <w:rFonts w:ascii="Times New Roman" w:hAnsi="Times New Roman" w:eastAsia="宋体"/>
-          <w:b/>
-          <w:sz w:val="22"/>
-        </w:rPr>
-        <w:t>(xi) Intra-judge reliability not assessed.</w:t>
-      </w:r>
-      <w:r>
-        <w:rPr>
-          <w:rFonts w:ascii="Times New Roman" w:hAnsi="Times New Roman" w:eastAsia="宋体"/>
-          <w:b w:val="0"/>
-          <w:sz w:val="22"/>
-        </w:rPr>
-        <w:t xml:space="preserve"> Each LLM judge scored each document exactly once; judges were not asked to re-score documents for the quantification of intra-judge variance. Inter-judge reliability was captured indirectly via the 2 × 2 cross-comparison between the Claude and GPT judges and via the three-expert ICC analysis.</w:t>
-      </w:r>
-    </w:p>
-    <w:p>
-      <w:pPr>
-        <w:spacing w:before="80" w:after="80" w:lineRule="auto" w:line="360"/>
-        <w:ind w:firstLine="0"/>
-        <w:jc w:val="both"/>
-      </w:pPr>
-      <w:r>
-        <w:rPr>
-          <w:rFonts w:ascii="Times New Roman" w:hAnsi="Times New Roman" w:eastAsia="宋体"/>
-          <w:b/>
-          <w:sz w:val="22"/>
-        </w:rPr>
-        <w:t>(xii) No pre-scoring expert calibration session.</w:t>
-      </w:r>
-      <w:r>
-        <w:rPr>
-          <w:rFonts w:ascii="Times New Roman" w:hAnsi="Times New Roman" w:eastAsia="宋体"/>
-          <w:b w:val="0"/>
-          <w:sz w:val="22"/>
-        </w:rPr>
-        <w:t xml:space="preserve"> The three raters scored independently from the published rubric and the ISO 15189:2022 / CNAS-CL02:2023 standards, without a prior calibration session in which a small number of example documents would be jointly scored to align interpretation. The very high inter-rater agreement indicates that the rubric was sufficiently self-explanatory in the present institutional context, but a formal calibration step is recommended for replication in multi-centre studies.</w:t>
-      </w:r>
-    </w:p>
-    <w:p>
-      <w:pPr>
-        <w:spacing w:before="80" w:after="80" w:lineRule="auto" w:line="360"/>
-        <w:ind w:firstLine="0"/>
-        <w:jc w:val="both"/>
-      </w:pPr>
-      <w:r>
-        <w:rPr>
-          <w:rFonts w:ascii="Times New Roman" w:hAnsi="Times New Roman" w:eastAsia="宋体"/>
-          <w:b/>
-          <w:sz w:val="22"/>
-        </w:rPr>
-        <w:t>(xiii) Claude Code Agent wrapper.</w:t>
-      </w:r>
-      <w:r>
-        <w:rPr>
-          <w:rFonts w:ascii="Times New Roman" w:hAnsi="Times New Roman" w:eastAsia="宋体"/>
-          <w:b w:val="0"/>
-          <w:sz w:val="22"/>
-        </w:rPr>
-        <w:t xml:space="preserve"> Claude Opus 4.6 generation and Claude-judge ratings were performed via the Claude Code Agent interface rather than through a direct Anthropic SDK call. The Claude Code framework appends a constant framework-level system prompt (tool definitions and file-system guidance) to each user-supplied prompt; the absolute prompt length seen by the model is therefore larger than the per-configuration token counts reported in §2.1. Because this framework overhead is identical across all 9 configurations and across all judging calls, between-configuration relative comparisons and judge–expert agreement findings are unaffected, but exact reproduction of absolute scores requires the same Claude Code version. Re-running the same configurations through a direct Anthropic SDK call may yield slightly different absolute scores.</w:t>
-      </w:r>
-    </w:p>
-    <w:p>
-      <w:pPr>
-        <w:spacing w:before="80" w:after="80" w:lineRule="auto" w:line="360"/>
-        <w:ind w:firstLine="0"/>
-        <w:jc w:val="both"/>
-      </w:pPr>
-      <w:r>
-        <w:rPr>
-          <w:rFonts w:ascii="Times New Roman" w:hAnsi="Times New Roman" w:eastAsia="宋体"/>
-          <w:b/>
-          <w:sz w:val="22"/>
-        </w:rPr>
-        <w:t>(xiv) AIHubMix routing not independently audited.</w:t>
-      </w:r>
-      <w:r>
-        <w:rPr>
-          <w:rFonts w:ascii="Times New Roman" w:hAnsi="Times New Roman" w:eastAsia="宋体"/>
-          <w:b w:val="0"/>
-          <w:sz w:val="22"/>
-        </w:rPr>
-        <w:t xml:space="preserve"> GPT-5.4 was accessed via the AIHubMix proxy, which advertises transparent forwarding to the upstream OpenAI API. We did not independently verify response equivalence against direct OpenAI calls; subtle routing-level differences (request batching, header handling, regional routing) cannot be ruled out, although the GPT-5.4 model identifier was preserved end-to-end.</w:t>
-      </w:r>
-    </w:p>
-    <w:p>
-      <w:pPr>
-        <w:spacing w:before="80" w:after="80" w:lineRule="auto" w:line="360"/>
-        <w:ind w:firstLine="0"/>
-        <w:jc w:val="both"/>
-      </w:pPr>
-      <w:r>
-        <w:rPr>
-          <w:rFonts w:ascii="Times New Roman" w:hAnsi="Times New Roman" w:eastAsia="宋体"/>
-          <w:b/>
-          <w:sz w:val="22"/>
-        </w:rPr>
-        <w:t>(xv) Temperature setting.</w:t>
-      </w:r>
-      <w:r>
-        <w:rPr>
-          <w:rFonts w:ascii="Times New Roman" w:hAnsi="Times New Roman" w:eastAsia="宋体"/>
-          <w:b w:val="0"/>
-          <w:sz w:val="22"/>
-        </w:rPr>
-        <w:t xml:space="preserve"> All generations used temperature = 1.0 to reflect realistic interactive use. This introduces stochastic variance (mitigated by three replicates per cell) at the cost of strict bit-level reproducibility; future studies seeking deterministic comparison should re-run at temperature = 0.</w:t>
-      </w:r>
-    </w:p>
-    <w:p>
-      <w:pPr>
-        <w:spacing w:before="280" w:after="120" w:lineRule="auto" w:line="300"/>
-        <w:jc w:val="left"/>
-      </w:pPr>
-      <w:r>
-        <w:rPr>
-          <w:rFonts w:ascii="Arial" w:hAnsi="Arial" w:eastAsia="黑体"/>
-          <w:b/>
-          <w:sz w:val="28"/>
+          <w:i w:val="0"/>
+          <w:sz w:val="24"/>
         </w:rPr>
         <w:t>5. Conclusions</w:t>
       </w:r>
@@ -3741,36 +6856,23 @@
         <w:rPr>
           <w:rFonts w:ascii="Times New Roman" w:hAnsi="Times New Roman" w:eastAsia="宋体"/>
           <w:b w:val="0"/>
-          <w:sz w:val="22"/>
+          <w:i w:val="0"/>
+          <w:sz w:val="24"/>
         </w:rPr>
-        <w:t>The optimal prompt configuration for LLM-assisted ISO 15189 QMS document generation depends on the evaluation tier. At the LLM-judge tier, H4_sop_only (~2,000 tokens) achieved the highest composite score; under expert evaluation, however, the three highest-rated configurations were the template-anchored F_template (~15,000 tokens), H2_keep_examples (~25,000 tokens), and G_template_rules (~16,000 tokens) (mean = 4.06–4.24 on the 0–5 Likert scale), whereas H4_sop_only fell to fifth of seven configurations, only 0.16 points above the no-prompt baseline A_bare. Minimal-prompt configurations (H4_sop_only or E_rules_v2; ~1,000–2,000 tokens) are therefore appropriate for exploratory drafts that will undergo subsequent expert review, whereas template-anchored configurations (G_template_rules or F_template; ~15,000–16,000 tokens) are required for documents intended for CNAS or equivalent ISO 15189 accreditation submission. C_full (~56,000 tokens) should be avoided in the present setting, particularly when generation is performed by GPT-5.4, given the long-context failure modes documented in §3.3. LLM-as-judge methods may serve as a first-pass screening tool: the Claude judge showed moderate agreement with experts [ICC(3,1) = 0.548] and may be used as a cautious proxy, whereas the GPT-5.4 judge [ICC(3,1) = 0.217] was unsuitable for this purpose. Expert final review remains indispensable for any document intended for accreditation submission, formal QMS adoption, or operational deployment.</w:t>
+        <w:t>The optimal prompt configuration for LLM-assisted ISO 15189 QMS document generation varies with the evaluation tier: the LLM-judge favorite H4_sop_only fell to fifth under expert review, whereas the template-anchored F_template, H2_keep_examples, and G_template_rules ranked highest (Table 4). Either way, the output is only a reference draft and cannot be submitted directly. Minimal prompts give a quick-start outline; template-anchored configurations give a working draft closer to submission form, whose value lies in a reliable document skeleton – the content that actually determines accreditation readiness (the laboratory's own quality-control data, patient data distributions, and proficiency-testing history) must be entered and interpreted by competent personnel, because an LLM does not hold these data. Nor is more context safer: C_full (~56,000 tokens), which loads the full reference corpus, should instead be used with caution, particularly when generation is performed by GPT-5.4 (its failure modes were observed only at the automated and LLM-judge tiers). Evaluation, too, cannot be delegated: LLM-as-judge is suitable only for pre-screening large numbers of drafts before expert review – the Claude judge is tentatively adequate for this role [ICC(3,1) = 0.548, 95% CI crossing zero, n = 10], whereas the GPT-5.4 judge is not [ICC(3,1) = 0.217]. Ultimately, ISO 15189 documentation is the process by which laboratory staff learn processes and risks, take responsibility, and demonstrate competence; an LLM can take over only its routine textual work – expert final review remains indispensable.</w:t>
       </w:r>
     </w:p>
     <w:p>
       <w:pPr>
-        <w:spacing w:before="80" w:after="80" w:lineRule="auto" w:line="360"/>
-        <w:ind w:firstLine="0"/>
-        <w:jc w:val="both"/>
+        <w:spacing w:before="280" w:after="120" w:lineRule="auto" w:line="360"/>
+        <w:jc w:val="left"/>
       </w:pPr>
       <w:r>
         <w:rPr>
           <w:rFonts w:ascii="Times New Roman" w:hAnsi="Times New Roman" w:eastAsia="宋体"/>
-          <w:b w:val="0"/>
-          <w:sz w:val="22"/>
-        </w:rPr>
-        <w:t>To our knowledge, this is the first systematic comparison of prompt-content effects on ISO 15189–compliant QMS document generation across two state-of-the-art LLMs and a three-tier evaluation framework; the findings provide an empirical foundation for prompt design guidelines in laboratory accreditation workflows.</w:t>
-      </w:r>
-    </w:p>
-    <w:p>
-      <w:pPr>
-        <w:spacing w:before="280" w:after="120" w:lineRule="auto" w:line="300"/>
-        <w:jc w:val="left"/>
-      </w:pPr>
-      <w:r>
-        <w:rPr>
-          <w:rFonts w:ascii="Arial" w:hAnsi="Arial" w:eastAsia="黑体"/>
           <w:b/>
-          <w:sz w:val="28"/>
+          <w:i w:val="0"/>
+          <w:sz w:val="24"/>
         </w:rPr>
         <w:t>Declarations</w:t>
       </w:r>
@@ -3785,7 +6887,8 @@
         <w:rPr>
           <w:rFonts w:ascii="Times New Roman" w:hAnsi="Times New Roman" w:eastAsia="宋体"/>
           <w:b/>
-          <w:sz w:val="22"/>
+          <w:i w:val="0"/>
+          <w:sz w:val="24"/>
         </w:rPr>
         <w:t>Research funding</w:t>
       </w:r>
@@ -3793,7 +6896,8 @@
         <w:rPr>
           <w:rFonts w:ascii="Times New Roman" w:hAnsi="Times New Roman" w:eastAsia="宋体"/>
           <w:b w:val="0"/>
-          <w:sz w:val="22"/>
+          <w:i w:val="0"/>
+          <w:sz w:val="24"/>
         </w:rPr>
         <w:t>: The study received no external research funding.</w:t>
       </w:r>
@@ -3808,7 +6912,8 @@
         <w:rPr>
           <w:rFonts w:ascii="Times New Roman" w:hAnsi="Times New Roman" w:eastAsia="宋体"/>
           <w:b/>
-          <w:sz w:val="22"/>
+          <w:i w:val="0"/>
+          <w:sz w:val="24"/>
         </w:rPr>
         <w:t>Author contributions</w:t>
       </w:r>
@@ -3816,9 +6921,10 @@
         <w:rPr>
           <w:rFonts w:ascii="Times New Roman" w:hAnsi="Times New Roman" w:eastAsia="宋体"/>
           <w:b w:val="0"/>
-          <w:sz w:val="22"/>
+          <w:i w:val="0"/>
+          <w:sz w:val="24"/>
         </w:rPr>
-        <w:t>: Sidi Liu was solely responsible for the conceptualisation and design of the study, the conduct of all experiments, the data analysis, the drafting and finalisation of the manuscript, and takes full responsibility for the content of the article.</w:t>
+        <w:t>: Sidi Liu was responsible for the conceptualization and design of the study, the conduct of all experiments, the data analysis, and the drafting and revision of the manuscript. Dongdong Li was responsible for study supervision and critical revision of the manuscript and, as the corresponding author, takes responsibility for the content of the article. Lan Yang and Xinying Chen served as independent raters in the blinded expert review (Raters 2 and 3, respectively). Dan Wu assisted with data curation. All authors have read and approved the final manuscript.</w:t>
       </w:r>
     </w:p>
     <w:p>
@@ -3831,7 +6937,8 @@
         <w:rPr>
           <w:rFonts w:ascii="Times New Roman" w:hAnsi="Times New Roman" w:eastAsia="宋体"/>
           <w:b/>
-          <w:sz w:val="22"/>
+          <w:i w:val="0"/>
+          <w:sz w:val="24"/>
         </w:rPr>
         <w:t>Competing interests</w:t>
       </w:r>
@@ -3839,9 +6946,10 @@
         <w:rPr>
           <w:rFonts w:ascii="Times New Roman" w:hAnsi="Times New Roman" w:eastAsia="宋体"/>
           <w:b w:val="0"/>
-          <w:sz w:val="22"/>
+          <w:i w:val="0"/>
+          <w:sz w:val="24"/>
         </w:rPr>
-        <w:t>: The author declares no competing interests.</w:t>
+        <w:t>: The authors declare no competing interests. None of the three expert raters had any commercial, research, or consulting relationship with Anthropic, OpenAI, or other LLM providers, and none received funding or in-kind support from these entities.</w:t>
       </w:r>
     </w:p>
     <w:p>
@@ -3854,7 +6962,8 @@
         <w:rPr>
           <w:rFonts w:ascii="Times New Roman" w:hAnsi="Times New Roman" w:eastAsia="宋体"/>
           <w:b/>
-          <w:sz w:val="22"/>
+          <w:i w:val="0"/>
+          <w:sz w:val="24"/>
         </w:rPr>
         <w:t>Informed consent</w:t>
       </w:r>
@@ -3862,9 +6971,10 @@
         <w:rPr>
           <w:rFonts w:ascii="Times New Roman" w:hAnsi="Times New Roman" w:eastAsia="宋体"/>
           <w:b w:val="0"/>
-          <w:sz w:val="22"/>
+          <w:i w:val="0"/>
+          <w:sz w:val="24"/>
         </w:rPr>
-        <w:t>: Written informed consent was obtained from Raters 2 and 3 prior to their participation in the blinded expert review. The consent form described the study purpose, the intended use of the ratings, the data-handling and de-identification procedures, and the right to withdraw at any time.</w:t>
+        <w:t>: This study involved no patients or human subjects. Written informed consent was obtained from Raters 2 and 3 (Lan Yang and Xinying Chen, now co-authors) prior to their participation in the blinded expert review. The consent form described the study purpose, the intended use of the ratings, the data-handling and de-identification procedures, and the right to withdraw at any time.</w:t>
       </w:r>
     </w:p>
     <w:p>
@@ -3877,7 +6987,8 @@
         <w:rPr>
           <w:rFonts w:ascii="Times New Roman" w:hAnsi="Times New Roman" w:eastAsia="宋体"/>
           <w:b/>
-          <w:sz w:val="22"/>
+          <w:i w:val="0"/>
+          <w:sz w:val="24"/>
         </w:rPr>
         <w:t>Ethical approval</w:t>
       </w:r>
@@ -3885,7 +6996,8 @@
         <w:rPr>
           <w:rFonts w:ascii="Times New Roman" w:hAnsi="Times New Roman" w:eastAsia="宋体"/>
           <w:b w:val="0"/>
-          <w:sz w:val="22"/>
+          <w:i w:val="0"/>
+          <w:sz w:val="24"/>
         </w:rPr>
         <w:t>: This study did not require formal ethical approval, because it did not involve patient data, biological samples, or human intervention. The QMS documents generated and evaluated used fictitious placeholder names (e.g., "Dr Li", "Dr Zhang") and contained no identifiable personal information. The inter-rater dataset was collected as methodological research from informed-consent volunteers; rater-level identifying data are stored under coded labels (Rater 1 / Rater 2 / Rater 3) in the released dataset.</w:t>
       </w:r>
@@ -3900,7 +7012,8 @@
         <w:rPr>
           <w:rFonts w:ascii="Times New Roman" w:hAnsi="Times New Roman" w:eastAsia="宋体"/>
           <w:b/>
-          <w:sz w:val="22"/>
+          <w:i w:val="0"/>
+          <w:sz w:val="24"/>
         </w:rPr>
         <w:t>Data availability</w:t>
       </w:r>
@@ -3908,23 +7021,50 @@
         <w:rPr>
           <w:rFonts w:ascii="Times New Roman" w:hAnsi="Times New Roman" w:eastAsia="宋体"/>
           <w:b w:val="0"/>
-          <w:sz w:val="22"/>
+          <w:i w:val="0"/>
+          <w:sz w:val="24"/>
         </w:rPr>
-        <w:t>: The 486 generated documents, 864 LLM-as-judge ratings, 30 blinded expert ratings, and all analysis code are openly available on GitHub (https://github.com/stttttte/iso15189-llm-config-experiment) under a dual licence: MIT for code and CC BY 4.0 for data. A versioned snapshot has been archived on Zenodo (DOI: [10.5281/zenodo.20091464](https://doi.org/10.5281/zenodo.20091464)).</w:t>
+        <w:t>: The 486 generated documents, 864 LLM-as-judge ratings, 30 blinded expert ratings, and all analysis code are openly available on GitHub (https://github.com/stttttte/iso15189-llm-config-experiment) under a dual license: MIT for code and CC BY 4.0 for data. A versioned snapshot has been archived on Zenodo (DOI: 10.5281/zenodo.20091464; https://doi.org/10.5281/zenodo.20091464).</w:t>
       </w:r>
     </w:p>
     <w:p>
       <w:pPr>
-        <w:spacing w:before="280" w:after="120" w:lineRule="auto" w:line="300"/>
+        <w:spacing w:before="280" w:after="120" w:lineRule="auto" w:line="360"/>
         <w:jc w:val="left"/>
       </w:pPr>
       <w:r>
         <w:rPr>
-          <w:rFonts w:ascii="Arial" w:hAnsi="Arial" w:eastAsia="黑体"/>
+          <w:rFonts w:ascii="Times New Roman" w:hAnsi="Times New Roman" w:eastAsia="宋体"/>
           <w:b/>
-          <w:sz w:val="28"/>
+          <w:i w:val="0"/>
+          <w:sz w:val="24"/>
         </w:rPr>
-        <w:t>Acknowledgements</w:t>
+        <w:t>Acknowledgments</w:t>
+      </w:r>
+    </w:p>
+    <w:p>
+      <w:pPr>
+        <w:spacing w:before="80" w:after="80" w:lineRule="auto" w:line="360"/>
+        <w:ind w:firstLine="0"/>
+        <w:jc w:val="both"/>
+      </w:pPr>
+      <w:r>
+        <w:rPr>
+          <w:rFonts w:ascii="Times New Roman" w:hAnsi="Times New Roman" w:eastAsia="宋体"/>
+          <w:b/>
+          <w:i w:val="0"/>
+          <w:sz w:val="24"/>
+        </w:rPr>
+        <w:t>Acknowledgment of AI tool use.</w:t>
+      </w:r>
+      <w:r>
+        <w:rPr>
+          <w:rFonts w:ascii="Times New Roman" w:hAnsi="Times New Roman" w:eastAsia="宋体"/>
+          <w:b w:val="0"/>
+          <w:i w:val="0"/>
+          <w:sz w:val="24"/>
+        </w:rPr>
+        <w:t xml:space="preserve"> In accordance with the AI Policy for Authors of De Gruyter Brill, the authors disclose the following use of generative artificial intelligence (AI) tools in this work.</w:t>
       </w:r>
     </w:p>
     <w:p>
@@ -3937,23 +7077,28 @@
         <w:rPr>
           <w:rFonts w:ascii="Times New Roman" w:hAnsi="Times New Roman" w:eastAsia="宋体"/>
           <w:b w:val="0"/>
-          <w:sz w:val="22"/>
+          <w:i w:val="0"/>
+          <w:sz w:val="24"/>
         </w:rPr>
-        <w:t>The author thanks the two colleagues who participated in the blinded expert review (Raters 2 and 3) for providing an independent expert perspective with full informed consent.</w:t>
+        <w:t xml:space="preserve">(1) </w:t>
       </w:r>
-    </w:p>
-    <w:p>
-      <w:pPr>
-        <w:spacing w:before="280" w:after="120" w:lineRule="auto" w:line="300"/>
-        <w:jc w:val="left"/>
-      </w:pPr>
       <w:r>
         <w:rPr>
-          <w:rFonts w:ascii="Arial" w:hAnsi="Arial" w:eastAsia="黑体"/>
+          <w:rFonts w:ascii="Times New Roman" w:hAnsi="Times New Roman" w:eastAsia="宋体"/>
           <w:b/>
-          <w:sz w:val="28"/>
+          <w:i w:val="0"/>
+          <w:sz w:val="24"/>
         </w:rPr>
-        <w:t>Figure Legends</w:t>
+        <w:t>AI as research objects.</w:t>
+      </w:r>
+      <w:r>
+        <w:rPr>
+          <w:rFonts w:ascii="Times New Roman" w:hAnsi="Times New Roman" w:eastAsia="宋体"/>
+          <w:b w:val="0"/>
+          <w:i w:val="0"/>
+          <w:sz w:val="24"/>
+        </w:rPr>
+        <w:t xml:space="preserve"> Claude Opus 4.6 (Anthropic, San Francisco, CA, USA) and GPT-5.4 (OpenAI, San Francisco, CA, USA, accessed via the AIHubMix API proxy) were used to generate the 486 ISO 15189:2022 QMS documents that constitute the primary dataset of this study; these documents are the experimental objects under investigation, are not fabricated clinical data, and were not used in real patient care.</w:t>
       </w:r>
     </w:p>
     <w:p>
@@ -3965,18 +7110,29 @@
       <w:r>
         <w:rPr>
           <w:rFonts w:ascii="Times New Roman" w:hAnsi="Times New Roman" w:eastAsia="宋体"/>
+          <w:b w:val="0"/>
+          <w:i w:val="0"/>
+          <w:sz w:val="24"/>
+        </w:rPr>
+        <w:t xml:space="preserve">(2) </w:t>
+      </w:r>
+      <w:r>
+        <w:rPr>
+          <w:rFonts w:ascii="Times New Roman" w:hAnsi="Times New Roman" w:eastAsia="宋体"/>
           <w:b/>
-          <w:sz w:val="22"/>
+          <w:i w:val="0"/>
+          <w:sz w:val="24"/>
         </w:rPr>
-        <w:t>Figure 1.</w:t>
+        <w:t>AI as evaluators.</w:t>
       </w:r>
       <w:r>
         <w:rPr>
           <w:rFonts w:ascii="Times New Roman" w:hAnsi="Times New Roman" w:eastAsia="宋体"/>
           <w:b w:val="0"/>
-          <w:sz w:val="22"/>
+          <w:i w:val="0"/>
+          <w:sz w:val="24"/>
         </w:rPr>
-        <w:t xml:space="preserve"> The nine prompt configurations evaluated in the study. Left panel: inclusion of each configuration across the four prompt-content dimensions (rules, document skeleton, detailed content, worked examples); ✓ = full inclusion, ◐ = partial inclusion, — = absent. Right panel: total system-prompt size of each configuration, expressed in thousands of tokens (cl100k_base tokenizer).</w:t>
+        <w:t xml:space="preserve"> The same two models served as LLM judges, producing the 864 retained document-level ratings described in Section 2.3 (486 GPT-judge ratings covering all documents and 378 Claude-judge ratings covering 77.8%); the Claude judging ran in successive batches, and for some batches only group-level means were retained (Sections 2.3.2 and 4.6). Full prompts, model parameters, and per-document score files are provided in the public repository (https://github.com/stttttte/iso15189-llm-config-experiment).</w:t>
       </w:r>
     </w:p>
     <w:p>
@@ -3988,18 +7144,29 @@
       <w:r>
         <w:rPr>
           <w:rFonts w:ascii="Times New Roman" w:hAnsi="Times New Roman" w:eastAsia="宋体"/>
+          <w:b w:val="0"/>
+          <w:i w:val="0"/>
+          <w:sz w:val="24"/>
+        </w:rPr>
+        <w:t xml:space="preserve">(3) </w:t>
+      </w:r>
+      <w:r>
+        <w:rPr>
+          <w:rFonts w:ascii="Times New Roman" w:hAnsi="Times New Roman" w:eastAsia="宋体"/>
           <w:b/>
-          <w:sz w:val="22"/>
+          <w:i w:val="0"/>
+          <w:sz w:val="24"/>
         </w:rPr>
-        <w:t>Figure 2.</w:t>
+        <w:t>AI-assisted manuscript drafting.</w:t>
       </w:r>
       <w:r>
         <w:rPr>
           <w:rFonts w:ascii="Times New Roman" w:hAnsi="Times New Roman" w:eastAsia="宋体"/>
           <w:b w:val="0"/>
-          <w:sz w:val="22"/>
+          <w:i w:val="0"/>
+          <w:sz w:val="24"/>
         </w:rPr>
-        <w:t xml:space="preserve"> Heatmap of the 2 × 2 cross-model symmetric design. Cells show the mean compliance score (0–5 Likert scale) across the three representative tasks (A1, B1, C1) for each of the nine configurations (rows) crossed with the four generator–judge combinations (columns). C_full exhibits a marked drop in the two GPT-generated columns (1.40 and 1.84, indicated by black-bordered cells), in sharp contrast with the two Claude-generated columns (Claude-judge × Claude-generated = 4.56; GPT-judge × Claude-generated = 3.22).</w:t>
+        <w:t xml:space="preserve"> The first author used Claude Code (Claude Opus 4.6, Anthropic) to assist with manuscript outlining, first-draft composition, table preparation, and data-visualization code generation; all AI-suggested content, wording, and analytical code were critically reviewed, revised, and verified by the authors, who take full responsibility for the final manuscript, including all claims, interpretations, and conclusions.</w:t>
       </w:r>
     </w:p>
     <w:p>
@@ -4011,18 +7178,29 @@
       <w:r>
         <w:rPr>
           <w:rFonts w:ascii="Times New Roman" w:hAnsi="Times New Roman" w:eastAsia="宋体"/>
+          <w:b w:val="0"/>
+          <w:i w:val="0"/>
+          <w:sz w:val="24"/>
+        </w:rPr>
+        <w:t xml:space="preserve">(4) </w:t>
+      </w:r>
+      <w:r>
+        <w:rPr>
+          <w:rFonts w:ascii="Times New Roman" w:hAnsi="Times New Roman" w:eastAsia="宋体"/>
           <w:b/>
-          <w:sz w:val="22"/>
+          <w:i w:val="0"/>
+          <w:sz w:val="24"/>
         </w:rPr>
-        <w:t>Figure 3.</w:t>
+        <w:t>No AI-generated images or manipulated data.</w:t>
       </w:r>
       <w:r>
         <w:rPr>
           <w:rFonts w:ascii="Times New Roman" w:hAnsi="Times New Roman" w:eastAsia="宋体"/>
           <w:b w:val="0"/>
-          <w:sz w:val="22"/>
+          <w:i w:val="0"/>
+          <w:sz w:val="24"/>
         </w:rPr>
-        <w:t xml:space="preserve"> Systematic overestimation of compliance scores by the LLM judges relative to the three-rater expert panel (n = 10 documents × 3 raters). Horizontal axis: mean rating of the three experts. Vertical axis: LLM-judge rating. Left: Claude Opus 4.6 as judge [ICC(3,1) = 0.548; Pearson r = 0.573; mean difference (expert − Claude) = −0.905]. Right: GPT-5.4 as judge [ICC(3,1) = 0.217; Pearson r = 0.259; mean difference (expert − GPT) = −0.525]. Dashed line: 1:1 perfect agreement. Markers are colour-coded by configuration (legend inset).</w:t>
+        <w:t xml:space="preserve"> All figures (Figures 1–4) were produced with matplotlib 3.7.1 (Python 3.11) from raw numerical data stored as JSON files; no generative AI tools were used to create, alter, or manipulate images, figures, or numerical data.</w:t>
       </w:r>
     </w:p>
     <w:p>
@@ -4034,30 +7212,42 @@
       <w:r>
         <w:rPr>
           <w:rFonts w:ascii="Times New Roman" w:hAnsi="Times New Roman" w:eastAsia="宋体"/>
+          <w:b w:val="0"/>
+          <w:i w:val="0"/>
+          <w:sz w:val="24"/>
+        </w:rPr>
+        <w:t xml:space="preserve">(5) </w:t>
+      </w:r>
+      <w:r>
+        <w:rPr>
+          <w:rFonts w:ascii="Times New Roman" w:hAnsi="Times New Roman" w:eastAsia="宋体"/>
           <w:b/>
-          <w:sz w:val="22"/>
+          <w:i w:val="0"/>
+          <w:sz w:val="24"/>
         </w:rPr>
-        <w:t>Figure 4.</w:t>
+        <w:t>Accountability.</w:t>
       </w:r>
       <w:r>
         <w:rPr>
           <w:rFonts w:ascii="Times New Roman" w:hAnsi="Times New Roman" w:eastAsia="宋体"/>
           <w:b w:val="0"/>
-          <w:sz w:val="22"/>
+          <w:i w:val="0"/>
+          <w:sz w:val="24"/>
         </w:rPr>
-        <w:t xml:space="preserve"> Compliance score (0–5 Likert) versus system-prompt token size, computed on the n = 10 expert-blinded subset (seven configurations; per-stratum n = 1 or 2). Horizontal axis: token count on a symmetric-logarithmic scale (cl100k_base tokenizer). All three curves are based on the same matched samples: solid green line with squares, three-rater expert mean; solid red line with circles, Claude Opus 4.6 judge applied to Claude-generated outputs; solid blue line with triangles, GPT-5.4 judge applied to Claude-generated outputs. Orange-shaded band: the token-efficient optimum identified by the LLM-judge tier (H4_sop_only / H3_skeleton). Green-shaded band: the clinical-usability optimum identified by expert evaluation (F_template / G_template_rules). Error bars are omitted because per-stratum n = 1 or 2; the corresponding LLM-versus-expert calibration scatter is shown in Figure 3.</w:t>
+        <w:t xml:space="preserve"> The authors confirm compliance with De Gruyter Brill's AI Policy for Authors and accept full responsibility for all content of this submission, in accordance with the ICMJE authorship criteria.</w:t>
       </w:r>
     </w:p>
     <w:p>
       <w:pPr>
-        <w:spacing w:before="280" w:after="120" w:lineRule="auto" w:line="300"/>
+        <w:spacing w:before="280" w:after="120" w:lineRule="auto" w:line="360"/>
         <w:jc w:val="left"/>
       </w:pPr>
       <w:r>
         <w:rPr>
-          <w:rFonts w:ascii="Arial" w:hAnsi="Arial" w:eastAsia="黑体"/>
+          <w:rFonts w:ascii="Times New Roman" w:hAnsi="Times New Roman" w:eastAsia="宋体"/>
           <w:b/>
-          <w:sz w:val="28"/>
+          <w:i w:val="0"/>
+          <w:sz w:val="24"/>
         </w:rPr>
         <w:t>References</w:t>
       </w:r>
@@ -4072,9 +7262,10 @@
         <w:rPr>
           <w:rFonts w:ascii="Times New Roman" w:hAnsi="Times New Roman" w:eastAsia="宋体"/>
           <w:b w:val="0"/>
-          <w:sz w:val="22"/>
+          <w:i w:val="0"/>
+          <w:sz w:val="24"/>
         </w:rPr>
-        <w:t>1. Anthropic. Claude Opus 4.6 System Card. San Francisco (CA): Anthropic; 2025. Available at: https://www.anthropic.com/claude. [Accessed 9 May 2026].</w:t>
+        <w:t>1. ISO 15189:2022. Medical laboratories — Requirements for quality and competence. Geneva: International Organization for Standardization; 2022.</w:t>
       </w:r>
     </w:p>
     <w:p>
@@ -4087,9 +7278,10 @@
         <w:rPr>
           <w:rFonts w:ascii="Times New Roman" w:hAnsi="Times New Roman" w:eastAsia="宋体"/>
           <w:b w:val="0"/>
-          <w:sz w:val="22"/>
+          <w:i w:val="0"/>
+          <w:sz w:val="24"/>
         </w:rPr>
-        <w:t>2. OpenAI. GPT-5 System Card. San Francisco (CA): OpenAI; 2025. Available at: https://openai.com/index/gpt-5-system-card/. [Accessed 9 May 2026].</w:t>
+        <w:t>2. Yang S, Zhou Y, Wang C, Luo M. The 'Double Helix' model of quality monitoring: risk mapping of quality management system during initial ISO 15189 implementation in a medical laboratory. PLoS One 2026;21:e0342129.</w:t>
       </w:r>
     </w:p>
     <w:p>
@@ -4102,9 +7294,10 @@
         <w:rPr>
           <w:rFonts w:ascii="Times New Roman" w:hAnsi="Times New Roman" w:eastAsia="宋体"/>
           <w:b w:val="0"/>
-          <w:sz w:val="22"/>
+          <w:i w:val="0"/>
+          <w:sz w:val="24"/>
         </w:rPr>
-        <w:t>3. Liu NF, Lin K, Hewitt J, Paranjape A, Bevilacqua M, Petroni F, et al. Lost in the middle: how language models use long contexts. Trans Assoc Comput Linguist 2024;12:157–73.</w:t>
+        <w:t>3. Anthropic. Claude Opus 4.6 System Card. San Francisco (CA): Anthropic; 2026. Available at: https://www.anthropic.com/claude-opus-4-6-system-card. [Accessed 9 May 2026].</w:t>
       </w:r>
     </w:p>
     <w:p>
@@ -4117,9 +7310,10 @@
         <w:rPr>
           <w:rFonts w:ascii="Times New Roman" w:hAnsi="Times New Roman" w:eastAsia="宋体"/>
           <w:b w:val="0"/>
-          <w:sz w:val="22"/>
+          <w:i w:val="0"/>
+          <w:sz w:val="24"/>
         </w:rPr>
-        <w:t>4. Zhao WX, Zhou K, Li J, Tang T, Wang X, Hou Y, et al. A survey of large language models. arXiv preprint 2023; arXiv:2303.18223.</w:t>
+        <w:t>4. OpenAI. GPT-5 System Card. San Francisco (CA): OpenAI; 2025. Available at: https://openai.com/index/gpt-5-system-card/. [Accessed 9 May 2026].</w:t>
       </w:r>
     </w:p>
     <w:p>
@@ -4132,9 +7326,10 @@
         <w:rPr>
           <w:rFonts w:ascii="Times New Roman" w:hAnsi="Times New Roman" w:eastAsia="宋体"/>
           <w:b w:val="0"/>
-          <w:sz w:val="22"/>
+          <w:i w:val="0"/>
+          <w:sz w:val="24"/>
         </w:rPr>
-        <w:t>5. Zheng L, Chiang WL, Sheng Y, Zhuang S, Wu Z, Zhuang Y, et al. Judging LLM-as-a-judge with MT-Bench and Chatbot Arena. In: Advances in Neural Information Processing Systems 36 (NeurIPS 2023) Datasets and Benchmarks Track. 2023.</w:t>
+        <w:t>5. Zhao WX, Zhou K, Li J, Tang T, Wang X, Hou Y, et al. A survey of large language models. arXiv preprint 2023; arXiv:2303.18223.</w:t>
       </w:r>
     </w:p>
     <w:p>
@@ -4147,9 +7342,10 @@
         <w:rPr>
           <w:rFonts w:ascii="Times New Roman" w:hAnsi="Times New Roman" w:eastAsia="宋体"/>
           <w:b w:val="0"/>
-          <w:sz w:val="22"/>
+          <w:i w:val="0"/>
+          <w:sz w:val="24"/>
         </w:rPr>
-        <w:t>6. Panickssery A, Bowman SR, Feng S. LLM evaluators recognize and favor their own generations. arXiv preprint 2024; arXiv:2404.13076.</w:t>
+        <w:t>6. Schulhoff S, Ilie M, Balepur N, Kahadze K, Liu A, Si C, et al. The prompt report: a systematic survey of prompting techniques. arXiv preprint 2024; arXiv:2406.06608.</w:t>
       </w:r>
     </w:p>
     <w:p>
@@ -4162,9 +7358,10 @@
         <w:rPr>
           <w:rFonts w:ascii="Times New Roman" w:hAnsi="Times New Roman" w:eastAsia="宋体"/>
           <w:b w:val="0"/>
-          <w:sz w:val="22"/>
+          <w:i w:val="0"/>
+          <w:sz w:val="24"/>
         </w:rPr>
-        <w:t>7. ISO 15189:2022. Medical laboratories — Requirements for quality and competence. Geneva: International Organization for Standardization; 2022.</w:t>
+        <w:t>7. Zheng L, Chiang WL, Sheng Y, Zhuang S, Wu Z, Zhuang Y, et al. Judging LLM-as-a-judge with MT-Bench and Chatbot Arena. In: Advances in Neural Information Processing Systems 36 (NeurIPS 2023) Datasets and Benchmarks Track. 2023.</w:t>
       </w:r>
     </w:p>
     <w:p>
@@ -4177,9 +7374,10 @@
         <w:rPr>
           <w:rFonts w:ascii="Times New Roman" w:hAnsi="Times New Roman" w:eastAsia="宋体"/>
           <w:b w:val="0"/>
-          <w:sz w:val="22"/>
+          <w:i w:val="0"/>
+          <w:sz w:val="24"/>
         </w:rPr>
-        <w:t>8. Boiko DA, MacKnight R, Kline B, Gomes G. Autonomous chemical research with large language models. Nature 2023;624:570–8.</w:t>
+        <w:t>8. Tan H, Guo Z, Shi Z, Xu L, Liu Z, Feng Y, et al. ProxyQA: an alternative framework for evaluating long-form text generation with large language models. In: Proceedings of the 62nd Annual Meeting of the Association for Computational Linguistics (Volume 1: Long Papers); 2024 Aug 11–16; Bangkok, Thailand. Stroudsburg (PA): Association for Computational Linguistics; 2024. p. 6806–27.</w:t>
       </w:r>
     </w:p>
     <w:p>
@@ -4192,9 +7390,10 @@
         <w:rPr>
           <w:rFonts w:ascii="Times New Roman" w:hAnsi="Times New Roman" w:eastAsia="宋体"/>
           <w:b w:val="0"/>
-          <w:sz w:val="22"/>
+          <w:i w:val="0"/>
+          <w:sz w:val="24"/>
         </w:rPr>
-        <w:t>9. Jin D, Pan E, Oufattole N, Weng WH, Fang H, Szolovits P. What disease does this patient have? A large-scale open domain question answering dataset from medical exams. Appl Sci 2021;11:6421.</w:t>
+        <w:t>9. Chiang WL, Zheng L, Sheng Y, Angelopoulos AN, Li T, Li D, et al. Chatbot Arena: an open platform for evaluating LLMs by human preference. arXiv preprint 2024; arXiv:2403.04132.</w:t>
       </w:r>
     </w:p>
     <w:p>
@@ -4207,9 +7406,10 @@
         <w:rPr>
           <w:rFonts w:ascii="Times New Roman" w:hAnsi="Times New Roman" w:eastAsia="宋体"/>
           <w:b w:val="0"/>
-          <w:sz w:val="22"/>
+          <w:i w:val="0"/>
+          <w:sz w:val="24"/>
         </w:rPr>
-        <w:t>10. Tan H, Guo Z, Shi Z, Xu L, Liu Z, Li X, et al. ProxyQA: an alternative framework for evaluating long-form text generation with large language models. In: Proceedings of the 62nd Annual Meeting of the Association for Computational Linguistics (ACL 2024); 2024 Aug 11–16; Bangkok, Thailand. Stroudsburg (PA): Association for Computational Linguistics; 2024.</w:t>
+        <w:t>10. Panickssery A, Bowman SR, Feng S. LLM evaluators recognize and favor their own generations. arXiv preprint 2024; arXiv:2404.13076.</w:t>
       </w:r>
     </w:p>
     <w:p>
@@ -4222,9 +7422,10 @@
         <w:rPr>
           <w:rFonts w:ascii="Times New Roman" w:hAnsi="Times New Roman" w:eastAsia="宋体"/>
           <w:b w:val="0"/>
-          <w:sz w:val="22"/>
+          <w:i w:val="0"/>
+          <w:sz w:val="24"/>
         </w:rPr>
-        <w:t>11. Chiang WL, Zheng L, Sheng Y, Angelopoulos AN, Li T, Li D, et al. Chatbot Arena: an open platform for evaluating LLMs by human preference. arXiv preprint 2024; arXiv:2403.04132.</w:t>
+        <w:t>11. Shrout PE, Fleiss JL. Intraclass correlations: uses in assessing rater reliability. Psychol Bull 1979;86:420–8.</w:t>
       </w:r>
     </w:p>
     <w:p>
@@ -4237,9 +7438,10 @@
         <w:rPr>
           <w:rFonts w:ascii="Times New Roman" w:hAnsi="Times New Roman" w:eastAsia="宋体"/>
           <w:b w:val="0"/>
-          <w:sz w:val="22"/>
+          <w:i w:val="0"/>
+          <w:sz w:val="24"/>
         </w:rPr>
-        <w:t>12. Schulhoff S, Ilie M, Balepur N, Kahadze K, Liu A, Si C, et al. The prompt report: a systematic survey of prompting techniques. arXiv preprint 2024; arXiv:2406.06608.</w:t>
+        <w:t>12. Cicchetti DV. Guidelines, criteria, and rules of thumb for evaluating normed and standardized assessment instruments in psychology. Psychol Assess 1994;6:284–90.</w:t>
       </w:r>
     </w:p>
     <w:p>
@@ -4252,9 +7454,10 @@
         <w:rPr>
           <w:rFonts w:ascii="Times New Roman" w:hAnsi="Times New Roman" w:eastAsia="宋体"/>
           <w:b w:val="0"/>
-          <w:sz w:val="22"/>
+          <w:i w:val="0"/>
+          <w:sz w:val="24"/>
         </w:rPr>
-        <w:t>13. Shrout PE, Fleiss JL. Intraclass correlations: uses in assessing rater reliability. Psychol Bull 1979;86:420–8.</w:t>
+        <w:t>13. Liu NF, Lin K, Hewitt J, Paranjape A, Bevilacqua M, Petroni F, et al. Lost in the middle: how language models use long contexts. Trans Assoc Comput Linguist 2024;12:157–73.</w:t>
       </w:r>
     </w:p>
     <w:p>
@@ -4267,24 +7470,10 @@
         <w:rPr>
           <w:rFonts w:ascii="Times New Roman" w:hAnsi="Times New Roman" w:eastAsia="宋体"/>
           <w:b w:val="0"/>
-          <w:sz w:val="22"/>
+          <w:i w:val="0"/>
+          <w:sz w:val="24"/>
         </w:rPr>
-        <w:t>14. Yang S, Zhou Y, Wang C, Luo M. The 'Double Helix' model of quality monitoring: risk mapping of quality management system during initial ISO 15189 implementation in a medical laboratory. PLoS One 2026;21:e0342129.</w:t>
-      </w:r>
-    </w:p>
-    <w:p>
-      <w:pPr>
-        <w:spacing w:before="80" w:after="80" w:lineRule="auto" w:line="360"/>
-        <w:ind w:firstLine="0"/>
-        <w:jc w:val="both"/>
-      </w:pPr>
-      <w:r>
-        <w:rPr>
-          <w:rFonts w:ascii="Times New Roman" w:hAnsi="Times New Roman" w:eastAsia="宋体"/>
-          <w:b w:val="0"/>
-          <w:sz w:val="22"/>
-        </w:rPr>
-        <w:t>15. Cicchetti DV. Guidelines, criteria, and rules of thumb for evaluating normed and standardized assessment instruments in psychology. Psychol Assess 1994;6:284–90.</w:t>
+        <w:t>14. Knott M, Krebs M, Kerscher A. Large language models in healthcare quality management: a European perspective on process automation and compliance. Front Digit Health 2026;8:1761641.</w:t>
       </w:r>
     </w:p>
     <w:p>
@@ -4297,7 +7486,8 @@
         <w:rPr>
           <w:rFonts w:ascii="Times New Roman" w:hAnsi="Times New Roman" w:eastAsia="宋体"/>
           <w:b/>
-          <w:sz w:val="22"/>
+          <w:i w:val="0"/>
+          <w:sz w:val="24"/>
         </w:rPr>
         <w:t>Word count (main text including references)</w:t>
       </w:r>
@@ -4305,9 +7495,10 @@
         <w:rPr>
           <w:rFonts w:ascii="Times New Roman" w:hAnsi="Times New Roman" w:eastAsia="宋体"/>
           <w:b w:val="0"/>
-          <w:sz w:val="22"/>
+          <w:i w:val="0"/>
+          <w:sz w:val="24"/>
         </w:rPr>
-        <w:t>: ~5400 words</w:t>
+        <w:t>: ~7900 words</w:t>
       </w:r>
     </w:p>
     <w:p>
@@ -4320,7 +7511,8 @@
         <w:rPr>
           <w:rFonts w:ascii="Times New Roman" w:hAnsi="Times New Roman" w:eastAsia="宋体"/>
           <w:b/>
-          <w:sz w:val="22"/>
+          <w:i w:val="0"/>
+          <w:sz w:val="24"/>
         </w:rPr>
         <w:t>Tables</w:t>
       </w:r>
@@ -4328,9 +7520,10 @@
         <w:rPr>
           <w:rFonts w:ascii="Times New Roman" w:hAnsi="Times New Roman" w:eastAsia="宋体"/>
           <w:b w:val="0"/>
-          <w:sz w:val="22"/>
+          <w:i w:val="0"/>
+          <w:sz w:val="24"/>
         </w:rPr>
-        <w:t>: 1 (Table 2 — configuration recommendations stratified by scenario)</w:t>
+        <w:t>: 5</w:t>
       </w:r>
     </w:p>
     <w:p>
@@ -4343,7 +7536,8 @@
         <w:rPr>
           <w:rFonts w:ascii="Times New Roman" w:hAnsi="Times New Roman" w:eastAsia="宋体"/>
           <w:b/>
-          <w:sz w:val="22"/>
+          <w:i w:val="0"/>
+          <w:sz w:val="24"/>
         </w:rPr>
         <w:t>Figures</w:t>
       </w:r>
@@ -4351,7 +7545,8 @@
         <w:rPr>
           <w:rFonts w:ascii="Times New Roman" w:hAnsi="Times New Roman" w:eastAsia="宋体"/>
           <w:b w:val="0"/>
-          <w:sz w:val="22"/>
+          <w:i w:val="0"/>
+          <w:sz w:val="24"/>
         </w:rPr>
         <w:t>: 4</w:t>
       </w:r>
@@ -4366,7 +7561,8 @@
         <w:rPr>
           <w:rFonts w:ascii="Times New Roman" w:hAnsi="Times New Roman" w:eastAsia="宋体"/>
           <w:b/>
-          <w:sz w:val="22"/>
+          <w:i w:val="0"/>
+          <w:sz w:val="24"/>
         </w:rPr>
         <w:t>References</w:t>
       </w:r>
@@ -4374,9 +7570,10 @@
         <w:rPr>
           <w:rFonts w:ascii="Times New Roman" w:hAnsi="Times New Roman" w:eastAsia="宋体"/>
           <w:b w:val="0"/>
-          <w:sz w:val="22"/>
+          <w:i w:val="0"/>
+          <w:sz w:val="24"/>
         </w:rPr>
-        <w:t>: 15</w:t>
+        <w:t>: 14</w:t>
       </w:r>
     </w:p>
     <w:sectPr>
@@ -4754,7 +7951,7 @@
     <w:rsid w:val="00FC693F"/>
     <w:rPr>
       <w:rFonts w:ascii="Times New Roman" w:hAnsi="Times New Roman" w:eastAsia="宋体"/>
-      <w:sz w:val="22"/>
+      <w:sz w:val="24"/>
     </w:rPr>
   </w:style>
   <w:style w:type="paragraph" w:styleId="Header">

--- a/submission_files/Liu_2026_CCLM_manuscript.docx
+++ b/submission_files/Liu_2026_CCLM_manuscript.docx
@@ -7024,7 +7024,7 @@
           <w:i w:val="0"/>
           <w:sz w:val="24"/>
         </w:rPr>
-        <w:t>: The 486 generated documents, 864 LLM-as-judge ratings, 30 blinded expert ratings, and all analysis code are openly available on GitHub (https://github.com/stttttte/iso15189-llm-config-experiment) under a dual license: MIT for code and CC BY 4.0 for data. A versioned snapshot has been archived on Zenodo (DOI: 10.5281/zenodo.20091464; https://doi.org/10.5281/zenodo.20091464).</w:t>
+        <w:t>: The 486 generated documents, 864 LLM-as-judge ratings, 30 blinded expert ratings, and all analysis code are openly available on GitHub (https://github.com/stttttte/iso15189-llm-config-experiment) under a dual license: MIT for code and CC BY 4.0 for data. A versioned snapshot has been archived on Zenodo (DOI: 10.5281/zenodo.20091463; https://doi.org/10.5281/zenodo.20091463).</w:t>
       </w:r>
     </w:p>
     <w:p>

--- a/submission_files/Liu_2026_CCLM_manuscript.docx
+++ b/submission_files/Liu_2026_CCLM_manuscript.docx
@@ -315,7 +315,7 @@
           <w:i w:val="0"/>
           <w:sz w:val="24"/>
         </w:rPr>
-        <w:t>: Only the rules component significantly improved compliance at the LLM-judge tier [Δ = 0.511, 95% CI (0.28, 0.75); BH-adjusted p &lt; 0.001]. C_full (~56,000 tokens) scored 3.22–4.56 with Claude but only 1.40–1.84 with GPT-5.4. Both judges rated Claude outputs ~0.3 points higher, driven by C_full and incompatible with classical self-preference. Expert agreement was excellent [ICC(2,k) = 0.982]; judge–expert agreement was at best moderate with wide CIs crossing zero, and judges overestimated experts by 0.52–0.90 points. H4_sop_only fell to fifth under expert review; template-anchored configurations ranked highest (4.06–4.24).</w:t>
+        <w:t>: Only the rules component significantly improved compliance at the LLM-judge tier [Δ = 0.511, 95% CI (0.28, 0.75); BH-adjusted p &lt; 0.001]. The full-context C_full (~56,000 tokens) scored 3.22–4.56 with Claude but only 1.40–1.84 with GPT-5.4. Both judges rated Claude outputs ~0.3 points higher, driven by C_full and incompatible with classical self-preference. Expert agreement was excellent [ICC(2,k) = 0.982]; judge–expert agreement was at best moderate with wide CIs crossing zero, and judges overestimated experts by 0.52–0.90 points. H4_sop_only fell to fifth under expert review; template-anchored configurations ranked highest (4.06–4.24).</w:t>
       </w:r>
     </w:p>
     <w:p>

--- a/submission_files/Liu_2026_CCLM_manuscript.docx
+++ b/submission_files/Liu_2026_CCLM_manuscript.docx
@@ -315,7 +315,7 @@
           <w:i w:val="0"/>
           <w:sz w:val="24"/>
         </w:rPr>
-        <w:t>: Only the rules component significantly improved compliance at the LLM-judge tier [Δ = 0.511, 95% CI (0.28, 0.75); BH-adjusted p &lt; 0.001]. The full-context C_full (~56,000 tokens) scored 3.22–4.56 with Claude but only 1.40–1.84 with GPT-5.4. Both judges rated Claude outputs ~0.3 points higher, driven by C_full and incompatible with classical self-preference. Expert agreement was excellent [ICC(2,k) = 0.982]; judge–expert agreement was at best moderate with wide CIs crossing zero, and judges overestimated experts by 0.52–0.90 points. H4_sop_only fell to fifth under expert review; template-anchored configurations ranked highest (4.06–4.24).</w:t>
+        <w:t>: Only the rules component significantly improved compliance at the LLM-judge tier [Δ = 0.511, bootstrap 95% CI (0.28, 0.75); BH-adjusted p &lt; 0.001]. The full-context C_full (~56,000 tokens) scored 3.22–4.56 with Claude but only 1.40–1.84 with GPT-5.4. Both judges rated Claude-generated outputs ~0.3 points higher (Panickssery self-preference index: +0.29 Claude, −0.30 GPT), an effect concentrated at C_full and incompatible with classical self-preference. Within-institution expert agreement was excellent [ICC(2,k) = 0.982]; judge–expert agreement was at best moderate [ICC(3,1) = 0.548 vs 0.217], with wide confidence intervals crossing zero, and both judges overestimated expert scores by 0.52–0.90 points. The LLM-favored H4_sop_only fell to fifth of seven under expert review, whereas template-anchored configurations ranked highest (4.06–4.24).</w:t>
       </w:r>
     </w:p>
     <w:p>

--- a/submission_files/Liu_2026_CCLM_manuscript.docx
+++ b/submission_files/Liu_2026_CCLM_manuscript.docx
@@ -341,6 +341,31 @@
           <w:sz w:val="24"/>
         </w:rPr>
         <w:t>: The optimal configuration varied with the evaluation tier: minimal prompts (~1,000–2,000 tokens) suit exploratory drafts requiring subsequent human review; template-anchored prompts (~15,000–16,000 tokens) tended to perform best for accreditation submission; and C_full performed markedly worse with GPT-5.4 and should be used with caution – a preliminary observation based on three tasks and not corroborated at the expert tier. LLM-as-judge can support first-pass screening, but expert final review remains indispensable.</w:t>
+      </w:r>
+    </w:p>
+    <w:p>
+      <w:pPr>
+        <w:spacing w:before="80" w:after="80" w:lineRule="auto" w:line="360"/>
+        <w:ind w:firstLine="0"/>
+        <w:jc w:val="both"/>
+      </w:pPr>
+      <w:r>
+        <w:rPr>
+          <w:rFonts w:ascii="Times New Roman" w:hAnsi="Times New Roman" w:eastAsia="宋体"/>
+          <w:b/>
+          <w:i w:val="0"/>
+          <w:sz w:val="24"/>
+        </w:rPr>
+        <w:t>Keywords</w:t>
+      </w:r>
+      <w:r>
+        <w:rPr>
+          <w:rFonts w:ascii="Times New Roman" w:hAnsi="Times New Roman" w:eastAsia="宋体"/>
+          <w:b w:val="0"/>
+          <w:i w:val="0"/>
+          <w:sz w:val="24"/>
+        </w:rPr>
+        <w:t>: accreditation; artificial intelligence; inter-rater reliability; large language models; medical laboratory</w:t>
       </w:r>
     </w:p>
     <w:p>

--- a/submission_files/Liu_2026_CCLM_manuscript.docx
+++ b/submission_files/Liu_2026_CCLM_manuscript.docx
@@ -708,7 +708,7 @@
           <w:i w:val="0"/>
           <w:sz w:val="24"/>
         </w:rPr>
-        <w:t>Compliance was evaluated with three complementary tiers, all scoring on a common 0–5 integer scale: an automated rule-based scorer (Tier 1), two LLM judges (Tiers 2a and 2b), and an independent blinded expert review (Tier 3). Tier 1 covered only structural features that code can detect objectively; Tiers 2 and 3 shared the five-dimensional rubric of Table 1 – clause coverage, operability, internal consistency, PDCA closure, and professional depth.</w:t>
+        <w:t>Compliance was evaluated with three complementary tiers, all scoring on a common 0–5 integer scale: an automated rule-based scorer (Tier 1), two LLM judges (Tiers 2a and 2b), and an independent blinded expert review (Tier 3). Tier 1 covered only structural features that code can detect objectively; Tiers 2 and 3 shared a five-dimensional rubric (Supplementary Table S2) – clause coverage, operability, internal consistency, PDCA closure, and professional depth.</w:t>
       </w:r>
     </w:p>
     <w:p>
@@ -755,7 +755,7 @@
           <w:i w:val="0"/>
           <w:sz w:val="24"/>
         </w:rPr>
-        <w:t>This tier measures structural compliance only. Clause coverage in particular records how many clauses a document cites, not whether those clauses are implemented: a document stating merely that "internal quality control shall be performed in accordance with 7.3.1", without specifying an actual QC scheme, still counts as covering that clause. Tiers 2 and 3 fill this gap – the clause-coverage dimension of Table 1 assigns a score of 1 when many clauses are cited but left unimplemented – so a high Tier 1 score does not mean a document is ready to be submitted for accreditation.</w:t>
+        <w:t>This tier measures structural compliance only. Clause coverage in particular records how many clauses a document cites, not whether those clauses are implemented: a document stating merely that "internal quality control shall be performed in accordance with 7.3.1", without specifying an actual QC scheme, still counts as covering that clause. Tiers 2 and 3 fill this gap – the clause-coverage dimension of the rubric assigns a score of 1 when many clauses are cited but left unimplemented – so a high Tier 1 score does not mean a document is ready to be submitted for accreditation.</w:t>
       </w:r>
     </w:p>
     <w:p>
@@ -786,724 +786,9 @@
           <w:i w:val="0"/>
           <w:sz w:val="24"/>
         </w:rPr>
-        <w:t>The two judges (Claude and GPT) each scored documents from both models, forming a 2 × 2 cross design that separates a judge's self-preference from genuine differences in quality. Claude Opus 4.6, in the role of a "CNAS chief assessor", scored each covered document once on the five dimensions of Table 1, run through Claude Code Agent sub-agents with temperature and max_tokens not set explicitly. The Claude judging was run in successive batches as the configuration set expanded, and for some batches only group-level means rather than document-level files were retained (Section 4.6), leaving 378 document-level ratings covering 77.8% of the 486 documents. GPT-5.4 used the same prompt, rubric, and 0–5 scale to rate all 486 documents once each (405 Claude-generated + 81 GPT-generated), with temperature = 0 and max_completion_tokens = 2,000, which differ from Tier 2a (Section 4.6); no output was truncated by the max_tokens cap (all 486 JSON files parsed successfully), and the per-document raw JSON is openly released. Together the two judges produced 864 ratings; the counts are unequal for the reason above, but all four 2 × 2 cells contained data, so the self-preference decomposition could still be performed. Table 1 defines the 5-, 3-, and 1-point anchors (fully, partially, and severely non-compliant); the intermediate scores 4 and 2 fall between adjacent anchors, and 0 means the dimension could not be evaluated. These anchor descriptions were identical for all judges and experts.</w:t>
+        <w:t>The two judges (Claude and GPT) each scored documents from both models, forming a 2 × 2 cross design that separates a judge's self-preference from genuine differences in quality. Claude Opus 4.6, in the role of a "CNAS chief assessor", scored each covered document once on the five dimensions of the shared rubric, run through Claude Code Agent sub-agents with temperature and max_tokens not set explicitly. The Claude judging was run in successive batches as the configuration set expanded, and for some batches only group-level means rather than document-level files were retained (Section 4.6), leaving 378 document-level ratings covering 77.8% of the 486 documents. GPT-5.4 used the same prompt, rubric, and 0–5 scale to rate all 486 documents once each (405 Claude-generated + 81 GPT-generated), with temperature = 0 and max_completion_tokens = 2,000, which differ from Tier 2a (Section 4.6); no output was truncated by the max_tokens cap (all 486 JSON files parsed successfully), and the per-document raw JSON is openly released. Together the two judges produced 864 ratings; the counts are unequal for the reason above, but all four 2 × 2 cells contained data, so the self-preference decomposition could still be performed. Supplementary Table S2 defines the 5-, 3-, and 1-point anchors (fully, partially, and severely non-compliant); the intermediate scores 4 and 2 fall between adjacent anchors, and 0 means the dimension could not be evaluated. These anchor descriptions were identical for all judges and experts.</w:t>
       </w:r>
     </w:p>
-    <w:p>
-      <w:pPr>
-        <w:spacing w:before="120" w:after="40" w:lineRule="auto" w:line="360"/>
-        <w:ind w:firstLine="0"/>
-        <w:jc w:val="center"/>
-      </w:pPr>
-      <w:r>
-        <w:rPr>
-          <w:rFonts w:ascii="Times New Roman" w:hAnsi="Times New Roman" w:eastAsia="宋体"/>
-          <w:b/>
-          <w:i w:val="0"/>
-          <w:sz w:val="24"/>
-        </w:rPr>
-        <w:t>Table 1. Five-dimensional descriptive rubric shared by Tiers 2a, 2b, and 3.</w:t>
-      </w:r>
-    </w:p>
-    <w:tbl>
-      <w:tblPr>
-        <w:tblW w:type="auto" w:w="0"/>
-        <w:jc w:val="center"/>
-        <w:tblLayout w:type="autofit"/>
-        <w:tblLook w:firstColumn="1" w:firstRow="1" w:lastColumn="0" w:lastRow="0" w:noHBand="0" w:noVBand="1" w:val="04A0"/>
-      </w:tblPr>
-      <w:tblGrid>
-        <w:gridCol w:w="2209"/>
-        <w:gridCol w:w="2209"/>
-        <w:gridCol w:w="2209"/>
-        <w:gridCol w:w="2209"/>
-      </w:tblGrid>
-      <w:tr>
-        <w:tc>
-          <w:tcPr>
-            <w:tcW w:type="dxa" w:w="2209"/>
-            <w:vAlign w:val="center"/>
-            <w:tcBorders>
-              <w:top w:val="single" w:sz="4" w:color="000000"/>
-              <w:left w:val="single" w:sz="4" w:color="000000"/>
-              <w:bottom w:val="single" w:sz="4" w:color="000000"/>
-              <w:right w:val="single" w:sz="4" w:color="000000"/>
-            </w:tcBorders>
-          </w:tcPr>
-          <w:p>
-            <w:pPr>
-              <w:spacing w:before="60" w:after="60" w:lineRule="auto" w:line="276"/>
-              <w:jc w:val="center"/>
-            </w:pPr>
-            <w:r/>
-            <w:r>
-              <w:rPr>
-                <w:rFonts w:ascii="Times New Roman" w:hAnsi="Times New Roman" w:eastAsia="宋体"/>
-                <w:b/>
-                <w:i w:val="0"/>
-                <w:sz w:val="18"/>
-              </w:rPr>
-              <w:t>Dimension</w:t>
-            </w:r>
-          </w:p>
-        </w:tc>
-        <w:tc>
-          <w:tcPr>
-            <w:tcW w:type="dxa" w:w="2209"/>
-            <w:vAlign w:val="center"/>
-            <w:tcBorders>
-              <w:top w:val="single" w:sz="4" w:color="000000"/>
-              <w:left w:val="single" w:sz="4" w:color="000000"/>
-              <w:bottom w:val="single" w:sz="4" w:color="000000"/>
-              <w:right w:val="single" w:sz="4" w:color="000000"/>
-            </w:tcBorders>
-          </w:tcPr>
-          <w:p>
-            <w:pPr>
-              <w:spacing w:before="60" w:after="60" w:lineRule="auto" w:line="276"/>
-              <w:jc w:val="center"/>
-            </w:pPr>
-            <w:r/>
-            <w:r>
-              <w:rPr>
-                <w:rFonts w:ascii="Times New Roman" w:hAnsi="Times New Roman" w:eastAsia="宋体"/>
-                <w:b/>
-                <w:i w:val="0"/>
-                <w:sz w:val="18"/>
-              </w:rPr>
-              <w:t>Anchor at 5</w:t>
-            </w:r>
-          </w:p>
-        </w:tc>
-        <w:tc>
-          <w:tcPr>
-            <w:tcW w:type="dxa" w:w="2209"/>
-            <w:vAlign w:val="center"/>
-            <w:tcBorders>
-              <w:top w:val="single" w:sz="4" w:color="000000"/>
-              <w:left w:val="single" w:sz="4" w:color="000000"/>
-              <w:bottom w:val="single" w:sz="4" w:color="000000"/>
-              <w:right w:val="single" w:sz="4" w:color="000000"/>
-            </w:tcBorders>
-          </w:tcPr>
-          <w:p>
-            <w:pPr>
-              <w:spacing w:before="60" w:after="60" w:lineRule="auto" w:line="276"/>
-              <w:jc w:val="center"/>
-            </w:pPr>
-            <w:r/>
-            <w:r>
-              <w:rPr>
-                <w:rFonts w:ascii="Times New Roman" w:hAnsi="Times New Roman" w:eastAsia="宋体"/>
-                <w:b/>
-                <w:i w:val="0"/>
-                <w:sz w:val="18"/>
-              </w:rPr>
-              <w:t>Anchor at 3</w:t>
-            </w:r>
-          </w:p>
-        </w:tc>
-        <w:tc>
-          <w:tcPr>
-            <w:tcW w:type="dxa" w:w="2209"/>
-            <w:vAlign w:val="center"/>
-            <w:tcBorders>
-              <w:top w:val="single" w:sz="4" w:color="000000"/>
-              <w:left w:val="single" w:sz="4" w:color="000000"/>
-              <w:bottom w:val="single" w:sz="4" w:color="000000"/>
-              <w:right w:val="single" w:sz="4" w:color="000000"/>
-            </w:tcBorders>
-          </w:tcPr>
-          <w:p>
-            <w:pPr>
-              <w:spacing w:before="60" w:after="60" w:lineRule="auto" w:line="276"/>
-              <w:jc w:val="center"/>
-            </w:pPr>
-            <w:r/>
-            <w:r>
-              <w:rPr>
-                <w:rFonts w:ascii="Times New Roman" w:hAnsi="Times New Roman" w:eastAsia="宋体"/>
-                <w:b/>
-                <w:i w:val="0"/>
-                <w:sz w:val="18"/>
-              </w:rPr>
-              <w:t>Anchor at 1</w:t>
-            </w:r>
-          </w:p>
-        </w:tc>
-      </w:tr>
-      <w:tr>
-        <w:tc>
-          <w:tcPr>
-            <w:tcW w:type="dxa" w:w="2209"/>
-            <w:vAlign w:val="center"/>
-            <w:tcBorders>
-              <w:top w:val="single" w:sz="4" w:color="000000"/>
-              <w:left w:val="single" w:sz="4" w:color="000000"/>
-              <w:bottom w:val="single" w:sz="4" w:color="000000"/>
-              <w:right w:val="single" w:sz="4" w:color="000000"/>
-            </w:tcBorders>
-          </w:tcPr>
-          <w:p>
-            <w:pPr>
-              <w:spacing w:before="60" w:after="60" w:lineRule="auto" w:line="276"/>
-              <w:jc w:val="center"/>
-            </w:pPr>
-            <w:r/>
-            <w:r>
-              <w:rPr>
-                <w:rFonts w:ascii="Times New Roman" w:hAnsi="Times New Roman" w:eastAsia="宋体"/>
-                <w:b w:val="0"/>
-                <w:i w:val="0"/>
-                <w:sz w:val="18"/>
-              </w:rPr>
-              <w:t>Clause coverage</w:t>
-            </w:r>
-          </w:p>
-        </w:tc>
-        <w:tc>
-          <w:tcPr>
-            <w:tcW w:type="dxa" w:w="2209"/>
-            <w:vAlign w:val="center"/>
-            <w:tcBorders>
-              <w:top w:val="single" w:sz="4" w:color="000000"/>
-              <w:left w:val="single" w:sz="4" w:color="000000"/>
-              <w:bottom w:val="single" w:sz="4" w:color="000000"/>
-              <w:right w:val="single" w:sz="4" w:color="000000"/>
-            </w:tcBorders>
-          </w:tcPr>
-          <w:p>
-            <w:pPr>
-              <w:spacing w:before="60" w:after="60" w:lineRule="auto" w:line="276"/>
-              <w:jc w:val="center"/>
-            </w:pPr>
-            <w:r/>
-            <w:r>
-              <w:rPr>
-                <w:rFonts w:ascii="Times New Roman" w:hAnsi="Times New Roman" w:eastAsia="宋体"/>
-                <w:b w:val="0"/>
-                <w:i w:val="0"/>
-                <w:sz w:val="18"/>
-              </w:rPr>
-              <w:t>All "shall" requirements of the relevant clauses are operationalized through concrete measures</w:t>
-            </w:r>
-          </w:p>
-        </w:tc>
-        <w:tc>
-          <w:tcPr>
-            <w:tcW w:type="dxa" w:w="2209"/>
-            <w:vAlign w:val="center"/>
-            <w:tcBorders>
-              <w:top w:val="single" w:sz="4" w:color="000000"/>
-              <w:left w:val="single" w:sz="4" w:color="000000"/>
-              <w:bottom w:val="single" w:sz="4" w:color="000000"/>
-              <w:right w:val="single" w:sz="4" w:color="000000"/>
-            </w:tcBorders>
-          </w:tcPr>
-          <w:p>
-            <w:pPr>
-              <w:spacing w:before="60" w:after="60" w:lineRule="auto" w:line="276"/>
-              <w:jc w:val="center"/>
-            </w:pPr>
-            <w:r/>
-            <w:r>
-              <w:rPr>
-                <w:rFonts w:ascii="Times New Roman" w:hAnsi="Times New Roman" w:eastAsia="宋体"/>
-                <w:b w:val="0"/>
-                <w:i w:val="0"/>
-                <w:sz w:val="18"/>
-              </w:rPr>
-              <w:t>Major clauses are covered but with omissions or surface-level treatment</w:t>
-            </w:r>
-          </w:p>
-        </w:tc>
-        <w:tc>
-          <w:tcPr>
-            <w:tcW w:type="dxa" w:w="2209"/>
-            <w:vAlign w:val="center"/>
-            <w:tcBorders>
-              <w:top w:val="single" w:sz="4" w:color="000000"/>
-              <w:left w:val="single" w:sz="4" w:color="000000"/>
-              <w:bottom w:val="single" w:sz="4" w:color="000000"/>
-              <w:right w:val="single" w:sz="4" w:color="000000"/>
-            </w:tcBorders>
-          </w:tcPr>
-          <w:p>
-            <w:pPr>
-              <w:spacing w:before="60" w:after="60" w:lineRule="auto" w:line="276"/>
-              <w:jc w:val="center"/>
-            </w:pPr>
-            <w:r/>
-            <w:r>
-              <w:rPr>
-                <w:rFonts w:ascii="Times New Roman" w:hAnsi="Times New Roman" w:eastAsia="宋体"/>
-                <w:b w:val="0"/>
-                <w:i w:val="0"/>
-                <w:sz w:val="18"/>
-              </w:rPr>
-              <w:t>Most clauses are merely cited without implementation, or major omissions are evident</w:t>
-            </w:r>
-          </w:p>
-        </w:tc>
-      </w:tr>
-      <w:tr>
-        <w:tc>
-          <w:tcPr>
-            <w:tcW w:type="dxa" w:w="2209"/>
-            <w:vAlign w:val="center"/>
-            <w:tcBorders>
-              <w:top w:val="single" w:sz="4" w:color="000000"/>
-              <w:left w:val="single" w:sz="4" w:color="000000"/>
-              <w:bottom w:val="single" w:sz="4" w:color="000000"/>
-              <w:right w:val="single" w:sz="4" w:color="000000"/>
-            </w:tcBorders>
-          </w:tcPr>
-          <w:p>
-            <w:pPr>
-              <w:spacing w:before="60" w:after="60" w:lineRule="auto" w:line="276"/>
-              <w:jc w:val="center"/>
-            </w:pPr>
-            <w:r/>
-            <w:r>
-              <w:rPr>
-                <w:rFonts w:ascii="Times New Roman" w:hAnsi="Times New Roman" w:eastAsia="宋体"/>
-                <w:b w:val="0"/>
-                <w:i w:val="0"/>
-                <w:sz w:val="18"/>
-              </w:rPr>
-              <w:t>Operability</w:t>
-            </w:r>
-          </w:p>
-        </w:tc>
-        <w:tc>
-          <w:tcPr>
-            <w:tcW w:type="dxa" w:w="2209"/>
-            <w:vAlign w:val="center"/>
-            <w:tcBorders>
-              <w:top w:val="single" w:sz="4" w:color="000000"/>
-              <w:left w:val="single" w:sz="4" w:color="000000"/>
-              <w:bottom w:val="single" w:sz="4" w:color="000000"/>
-              <w:right w:val="single" w:sz="4" w:color="000000"/>
-            </w:tcBorders>
-          </w:tcPr>
-          <w:p>
-            <w:pPr>
-              <w:spacing w:before="60" w:after="60" w:lineRule="auto" w:line="276"/>
-              <w:jc w:val="center"/>
-            </w:pPr>
-            <w:r/>
-            <w:r>
-              <w:rPr>
-                <w:rFonts w:ascii="Times New Roman" w:hAnsi="Times New Roman" w:eastAsia="宋体"/>
-                <w:b w:val="0"/>
-                <w:i w:val="0"/>
-                <w:sz w:val="18"/>
-              </w:rPr>
-              <w:t>Every step has a named role (job title), a quantified deadline, and an explicit output (form ID)</w:t>
-            </w:r>
-          </w:p>
-        </w:tc>
-        <w:tc>
-          <w:tcPr>
-            <w:tcW w:type="dxa" w:w="2209"/>
-            <w:vAlign w:val="center"/>
-            <w:tcBorders>
-              <w:top w:val="single" w:sz="4" w:color="000000"/>
-              <w:left w:val="single" w:sz="4" w:color="000000"/>
-              <w:bottom w:val="single" w:sz="4" w:color="000000"/>
-              <w:right w:val="single" w:sz="4" w:color="000000"/>
-            </w:tcBorders>
-          </w:tcPr>
-          <w:p>
-            <w:pPr>
-              <w:spacing w:before="60" w:after="60" w:lineRule="auto" w:line="276"/>
-              <w:jc w:val="center"/>
-            </w:pPr>
-            <w:r/>
-            <w:r>
-              <w:rPr>
-                <w:rFonts w:ascii="Times New Roman" w:hAnsi="Times New Roman" w:eastAsia="宋体"/>
-                <w:b w:val="0"/>
-                <w:i w:val="0"/>
-                <w:sz w:val="18"/>
-              </w:rPr>
-              <w:t>Most steps are actionable; a few remain vague</w:t>
-            </w:r>
-          </w:p>
-        </w:tc>
-        <w:tc>
-          <w:tcPr>
-            <w:tcW w:type="dxa" w:w="2209"/>
-            <w:vAlign w:val="center"/>
-            <w:tcBorders>
-              <w:top w:val="single" w:sz="4" w:color="000000"/>
-              <w:left w:val="single" w:sz="4" w:color="000000"/>
-              <w:bottom w:val="single" w:sz="4" w:color="000000"/>
-              <w:right w:val="single" w:sz="4" w:color="000000"/>
-            </w:tcBorders>
-          </w:tcPr>
-          <w:p>
-            <w:pPr>
-              <w:spacing w:before="60" w:after="60" w:lineRule="auto" w:line="276"/>
-              <w:jc w:val="center"/>
-            </w:pPr>
-            <w:r/>
-            <w:r>
-              <w:rPr>
-                <w:rFonts w:ascii="Times New Roman" w:hAnsi="Times New Roman" w:eastAsia="宋体"/>
-                <w:b w:val="0"/>
-                <w:i w:val="0"/>
-                <w:sz w:val="18"/>
-              </w:rPr>
-              <w:t>Pervasive use of "in a timely manner", "relevant personnel", and "periodically" without operational detail</w:t>
-            </w:r>
-          </w:p>
-        </w:tc>
-      </w:tr>
-      <w:tr>
-        <w:tc>
-          <w:tcPr>
-            <w:tcW w:type="dxa" w:w="2209"/>
-            <w:vAlign w:val="center"/>
-            <w:tcBorders>
-              <w:top w:val="single" w:sz="4" w:color="000000"/>
-              <w:left w:val="single" w:sz="4" w:color="000000"/>
-              <w:bottom w:val="single" w:sz="4" w:color="000000"/>
-              <w:right w:val="single" w:sz="4" w:color="000000"/>
-            </w:tcBorders>
-          </w:tcPr>
-          <w:p>
-            <w:pPr>
-              <w:spacing w:before="60" w:after="60" w:lineRule="auto" w:line="276"/>
-              <w:jc w:val="center"/>
-            </w:pPr>
-            <w:r/>
-            <w:r>
-              <w:rPr>
-                <w:rFonts w:ascii="Times New Roman" w:hAnsi="Times New Roman" w:eastAsia="宋体"/>
-                <w:b w:val="0"/>
-                <w:i w:val="0"/>
-                <w:sz w:val="18"/>
-              </w:rPr>
-              <w:t>Internal consistency</w:t>
-            </w:r>
-          </w:p>
-        </w:tc>
-        <w:tc>
-          <w:tcPr>
-            <w:tcW w:type="dxa" w:w="2209"/>
-            <w:vAlign w:val="center"/>
-            <w:tcBorders>
-              <w:top w:val="single" w:sz="4" w:color="000000"/>
-              <w:left w:val="single" w:sz="4" w:color="000000"/>
-              <w:bottom w:val="single" w:sz="4" w:color="000000"/>
-              <w:right w:val="single" w:sz="4" w:color="000000"/>
-            </w:tcBorders>
-          </w:tcPr>
-          <w:p>
-            <w:pPr>
-              <w:spacing w:before="60" w:after="60" w:lineRule="auto" w:line="276"/>
-              <w:jc w:val="center"/>
-            </w:pPr>
-            <w:r/>
-            <w:r>
-              <w:rPr>
-                <w:rFonts w:ascii="Times New Roman" w:hAnsi="Times New Roman" w:eastAsia="宋体"/>
-                <w:b w:val="0"/>
-                <w:i w:val="0"/>
-                <w:sz w:val="18"/>
-              </w:rPr>
-              <w:t>All referenced documents and forms appear in the corresponding sections; responsibilities are cleanly assigned</w:t>
-            </w:r>
-          </w:p>
-        </w:tc>
-        <w:tc>
-          <w:tcPr>
-            <w:tcW w:type="dxa" w:w="2209"/>
-            <w:vAlign w:val="center"/>
-            <w:tcBorders>
-              <w:top w:val="single" w:sz="4" w:color="000000"/>
-              <w:left w:val="single" w:sz="4" w:color="000000"/>
-              <w:bottom w:val="single" w:sz="4" w:color="000000"/>
-              <w:right w:val="single" w:sz="4" w:color="000000"/>
-            </w:tcBorders>
-          </w:tcPr>
-          <w:p>
-            <w:pPr>
-              <w:spacing w:before="60" w:after="60" w:lineRule="auto" w:line="276"/>
-              <w:jc w:val="center"/>
-            </w:pPr>
-            <w:r/>
-            <w:r>
-              <w:rPr>
-                <w:rFonts w:ascii="Times New Roman" w:hAnsi="Times New Roman" w:eastAsia="宋体"/>
-                <w:b w:val="0"/>
-                <w:i w:val="0"/>
-                <w:sz w:val="18"/>
-              </w:rPr>
-              <w:t>A few dangling references or minor textual contradictions</w:t>
-            </w:r>
-          </w:p>
-        </w:tc>
-        <w:tc>
-          <w:tcPr>
-            <w:tcW w:type="dxa" w:w="2209"/>
-            <w:vAlign w:val="center"/>
-            <w:tcBorders>
-              <w:top w:val="single" w:sz="4" w:color="000000"/>
-              <w:left w:val="single" w:sz="4" w:color="000000"/>
-              <w:bottom w:val="single" w:sz="4" w:color="000000"/>
-              <w:right w:val="single" w:sz="4" w:color="000000"/>
-            </w:tcBorders>
-          </w:tcPr>
-          <w:p>
-            <w:pPr>
-              <w:spacing w:before="60" w:after="60" w:lineRule="auto" w:line="276"/>
-              <w:jc w:val="center"/>
-            </w:pPr>
-            <w:r/>
-            <w:r>
-              <w:rPr>
-                <w:rFonts w:ascii="Times New Roman" w:hAnsi="Times New Roman" w:eastAsia="宋体"/>
-                <w:b w:val="0"/>
-                <w:i w:val="0"/>
-                <w:sz w:val="18"/>
-              </w:rPr>
-              <w:t>Many dangling references or conflicting responsibility assignments</w:t>
-            </w:r>
-          </w:p>
-        </w:tc>
-      </w:tr>
-      <w:tr>
-        <w:tc>
-          <w:tcPr>
-            <w:tcW w:type="dxa" w:w="2209"/>
-            <w:vAlign w:val="center"/>
-            <w:tcBorders>
-              <w:top w:val="single" w:sz="4" w:color="000000"/>
-              <w:left w:val="single" w:sz="4" w:color="000000"/>
-              <w:bottom w:val="single" w:sz="4" w:color="000000"/>
-              <w:right w:val="single" w:sz="4" w:color="000000"/>
-            </w:tcBorders>
-          </w:tcPr>
-          <w:p>
-            <w:pPr>
-              <w:spacing w:before="60" w:after="60" w:lineRule="auto" w:line="276"/>
-              <w:jc w:val="center"/>
-            </w:pPr>
-            <w:r/>
-            <w:r>
-              <w:rPr>
-                <w:rFonts w:ascii="Times New Roman" w:hAnsi="Times New Roman" w:eastAsia="宋体"/>
-                <w:b w:val="0"/>
-                <w:i w:val="0"/>
-                <w:sz w:val="18"/>
-              </w:rPr>
-              <w:t>PDCA closure</w:t>
-            </w:r>
-          </w:p>
-        </w:tc>
-        <w:tc>
-          <w:tcPr>
-            <w:tcW w:type="dxa" w:w="2209"/>
-            <w:vAlign w:val="center"/>
-            <w:tcBorders>
-              <w:top w:val="single" w:sz="4" w:color="000000"/>
-              <w:left w:val="single" w:sz="4" w:color="000000"/>
-              <w:bottom w:val="single" w:sz="4" w:color="000000"/>
-              <w:right w:val="single" w:sz="4" w:color="000000"/>
-            </w:tcBorders>
-          </w:tcPr>
-          <w:p>
-            <w:pPr>
-              <w:spacing w:before="60" w:after="60" w:lineRule="auto" w:line="276"/>
-              <w:jc w:val="center"/>
-            </w:pPr>
-            <w:r/>
-            <w:r>
-              <w:rPr>
-                <w:rFonts w:ascii="Times New Roman" w:hAnsi="Times New Roman" w:eastAsia="宋体"/>
-                <w:b w:val="0"/>
-                <w:i w:val="0"/>
-                <w:sz w:val="18"/>
-              </w:rPr>
-              <w:t>An explicit Plan–Do–Check–Act chain with execution records, effectiveness evaluation, non-conformity handling, and improvement</w:t>
-            </w:r>
-          </w:p>
-        </w:tc>
-        <w:tc>
-          <w:tcPr>
-            <w:tcW w:type="dxa" w:w="2209"/>
-            <w:vAlign w:val="center"/>
-            <w:tcBorders>
-              <w:top w:val="single" w:sz="4" w:color="000000"/>
-              <w:left w:val="single" w:sz="4" w:color="000000"/>
-              <w:bottom w:val="single" w:sz="4" w:color="000000"/>
-              <w:right w:val="single" w:sz="4" w:color="000000"/>
-            </w:tcBorders>
-          </w:tcPr>
-          <w:p>
-            <w:pPr>
-              <w:spacing w:before="60" w:after="60" w:lineRule="auto" w:line="276"/>
-              <w:jc w:val="center"/>
-            </w:pPr>
-            <w:r/>
-            <w:r>
-              <w:rPr>
-                <w:rFonts w:ascii="Times New Roman" w:hAnsi="Times New Roman" w:eastAsia="宋体"/>
-                <w:b w:val="0"/>
-                <w:i w:val="0"/>
-                <w:sz w:val="18"/>
-              </w:rPr>
-              <w:t>P–D–C are present but A (improvement/feedback) is missing</w:t>
-            </w:r>
-          </w:p>
-        </w:tc>
-        <w:tc>
-          <w:tcPr>
-            <w:tcW w:type="dxa" w:w="2209"/>
-            <w:vAlign w:val="center"/>
-            <w:tcBorders>
-              <w:top w:val="single" w:sz="4" w:color="000000"/>
-              <w:left w:val="single" w:sz="4" w:color="000000"/>
-              <w:bottom w:val="single" w:sz="4" w:color="000000"/>
-              <w:right w:val="single" w:sz="4" w:color="000000"/>
-            </w:tcBorders>
-          </w:tcPr>
-          <w:p>
-            <w:pPr>
-              <w:spacing w:before="60" w:after="60" w:lineRule="auto" w:line="276"/>
-              <w:jc w:val="center"/>
-            </w:pPr>
-            <w:r/>
-            <w:r>
-              <w:rPr>
-                <w:rFonts w:ascii="Times New Roman" w:hAnsi="Times New Roman" w:eastAsia="宋体"/>
-                <w:b w:val="0"/>
-                <w:i w:val="0"/>
-                <w:sz w:val="18"/>
-              </w:rPr>
-              <w:t>Execution steps only; no checking or improvement</w:t>
-            </w:r>
-          </w:p>
-        </w:tc>
-      </w:tr>
-      <w:tr>
-        <w:tc>
-          <w:tcPr>
-            <w:tcW w:type="dxa" w:w="2209"/>
-            <w:vAlign w:val="center"/>
-            <w:tcBorders>
-              <w:top w:val="single" w:sz="4" w:color="000000"/>
-              <w:left w:val="single" w:sz="4" w:color="000000"/>
-              <w:bottom w:val="single" w:sz="4" w:color="000000"/>
-              <w:right w:val="single" w:sz="4" w:color="000000"/>
-            </w:tcBorders>
-          </w:tcPr>
-          <w:p>
-            <w:pPr>
-              <w:spacing w:before="60" w:after="60" w:lineRule="auto" w:line="276"/>
-              <w:jc w:val="center"/>
-            </w:pPr>
-            <w:r/>
-            <w:r>
-              <w:rPr>
-                <w:rFonts w:ascii="Times New Roman" w:hAnsi="Times New Roman" w:eastAsia="宋体"/>
-                <w:b w:val="0"/>
-                <w:i w:val="0"/>
-                <w:sz w:val="18"/>
-              </w:rPr>
-              <w:t>Professional depth</w:t>
-            </w:r>
-          </w:p>
-        </w:tc>
-        <w:tc>
-          <w:tcPr>
-            <w:tcW w:type="dxa" w:w="2209"/>
-            <w:vAlign w:val="center"/>
-            <w:tcBorders>
-              <w:top w:val="single" w:sz="4" w:color="000000"/>
-              <w:left w:val="single" w:sz="4" w:color="000000"/>
-              <w:bottom w:val="single" w:sz="4" w:color="000000"/>
-              <w:right w:val="single" w:sz="4" w:color="000000"/>
-            </w:tcBorders>
-          </w:tcPr>
-          <w:p>
-            <w:pPr>
-              <w:spacing w:before="60" w:after="60" w:lineRule="auto" w:line="276"/>
-              <w:jc w:val="center"/>
-            </w:pPr>
-            <w:r/>
-            <w:r>
-              <w:rPr>
-                <w:rFonts w:ascii="Times New Roman" w:hAnsi="Times New Roman" w:eastAsia="宋体"/>
-                <w:b w:val="0"/>
-                <w:i w:val="0"/>
-                <w:sz w:val="18"/>
-              </w:rPr>
-              <w:t>Contains laboratory-specific detail (e.g., Westgard rules, measurement uncertainty, Sigma metrics, HIL indices, blind testing, PCR zoning, cold chain)</w:t>
-            </w:r>
-          </w:p>
-        </w:tc>
-        <w:tc>
-          <w:tcPr>
-            <w:tcW w:type="dxa" w:w="2209"/>
-            <w:vAlign w:val="center"/>
-            <w:tcBorders>
-              <w:top w:val="single" w:sz="4" w:color="000000"/>
-              <w:left w:val="single" w:sz="4" w:color="000000"/>
-              <w:bottom w:val="single" w:sz="4" w:color="000000"/>
-              <w:right w:val="single" w:sz="4" w:color="000000"/>
-            </w:tcBorders>
-          </w:tcPr>
-          <w:p>
-            <w:pPr>
-              <w:spacing w:before="60" w:after="60" w:lineRule="auto" w:line="276"/>
-              <w:jc w:val="center"/>
-            </w:pPr>
-            <w:r/>
-            <w:r>
-              <w:rPr>
-                <w:rFonts w:ascii="Times New Roman" w:hAnsi="Times New Roman" w:eastAsia="宋体"/>
-                <w:b w:val="0"/>
-                <w:i w:val="0"/>
-                <w:sz w:val="18"/>
-              </w:rPr>
-              <w:t>Some professional flavor, but largely generic</w:t>
-            </w:r>
-          </w:p>
-        </w:tc>
-        <w:tc>
-          <w:tcPr>
-            <w:tcW w:type="dxa" w:w="2209"/>
-            <w:vAlign w:val="center"/>
-            <w:tcBorders>
-              <w:top w:val="single" w:sz="4" w:color="000000"/>
-              <w:left w:val="single" w:sz="4" w:color="000000"/>
-              <w:bottom w:val="single" w:sz="4" w:color="000000"/>
-              <w:right w:val="single" w:sz="4" w:color="000000"/>
-            </w:tcBorders>
-          </w:tcPr>
-          <w:p>
-            <w:pPr>
-              <w:spacing w:before="60" w:after="60" w:lineRule="auto" w:line="276"/>
-              <w:jc w:val="center"/>
-            </w:pPr>
-            <w:r/>
-            <w:r>
-              <w:rPr>
-                <w:rFonts w:ascii="Times New Roman" w:hAnsi="Times New Roman" w:eastAsia="宋体"/>
-                <w:b w:val="0"/>
-                <w:i w:val="0"/>
-                <w:sz w:val="18"/>
-              </w:rPr>
-              <w:t>Generic content equally applicable to any laboratory</w:t>
-            </w:r>
-          </w:p>
-        </w:tc>
-      </w:tr>
-    </w:tbl>
-    <w:p/>
     <w:p>
       <w:pPr>
         <w:spacing w:before="160" w:after="40" w:lineRule="auto" w:line="360"/>
@@ -1594,7 +879,7 @@
           <w:i w:val="0"/>
           <w:sz w:val="24"/>
         </w:rPr>
-        <w:t>Pairwise comparisons between configurations used two-sided Mann–Whitney U tests on the GPT-judge scores for each document (n = 45 per configuration; 15 tasks × 3 replicates). Observations within a configuration share the 15 underlying tasks and are therefore not fully independent; the tests treat replicates as independent, a simplification. The task-class-stratified estimates (Table 3), in which the rules effect is consistent in direction across all three classes, argue against a task-driven artifact. Because the four component contrasts share configurations and are therefore not independent, multiplicity was controlled with the Benjamini–Hochberg FDR procedure (α = 0.05) rather than the more conservative Bonferroni, retaining more power while controlling the false-discovery rate. A 95% confidence interval for each effect estimate (Δ) was obtained by bootstrap (nonparametric percentile method, fixed seed, B = 10,000 resamples).</w:t>
+        <w:t>Pairwise comparisons between configurations used two-sided Mann–Whitney U tests on the GPT-judge scores for each document (n = 45 per configuration; 15 tasks × 3 replicates). Observations within a configuration share the 15 underlying tasks and are therefore not fully independent; the tests treat replicates as independent, a simplification. The task-class-stratified estimates (Table 2), in which the rules effect is consistent in direction across all three classes, argue against a task-driven artifact. Because the four component contrasts share configurations and are therefore not independent, multiplicity was controlled with the Benjamini–Hochberg FDR procedure (α = 0.05) rather than the more conservative Bonferroni, retaining more power while controlling the false-discovery rate. A 95% confidence interval for each effect estimate (Δ) was obtained by bootstrap (nonparametric percentile method, fixed seed, B = 10,000 resamples).</w:t>
       </w:r>
     </w:p>
     <w:p>
@@ -1697,7 +982,7 @@
           <w:i w:val="0"/>
           <w:sz w:val="24"/>
         </w:rPr>
-        <w:t xml:space="preserve"> (H2_keep_examples vs G_template_rules). The effect of each component (Δ) is the difference between the two configurations' mean scores, expressed on the raw 0–5 scale without standardization, with a bootstrap 95% CI (Table 3). We deliberately used this direct pairwise contrast rather than a more elaborate statistical model because it is the easiest to interpret. The nine configurations are not a Taguchi L9 orthogonal array but a structured subset of the four-dimensional configuration space, selected to isolate each dimension through these contrasts rather than to satisfy orthogonal-balance criteria; the Δ estimates therefore correspond only to those specific pairs.</w:t>
+        <w:t xml:space="preserve"> (H2_keep_examples vs G_template_rules). The effect of each component (Δ) is the difference between the two configurations' mean scores, expressed on the raw 0–5 scale without standardization, with a bootstrap 95% CI (Table 2). We deliberately used this direct pairwise contrast rather than a more elaborate statistical model because it is the easiest to interpret. The nine configurations are not a Taguchi L9 orthogonal array but a structured subset of the four-dimensional configuration space, selected to isolate each dimension through these contrasts rather than to satisfy orthogonal-balance criteria; the Δ estimates therefore correspond only to those specific pairs.</w:t>
       </w:r>
     </w:p>
     <w:p>
@@ -1837,7 +1122,7 @@
           <w:i w:val="0"/>
           <w:sz w:val="24"/>
         </w:rPr>
-        <w:t>We ranked the nine configurations across the 405 Claude-generated documents using a composite score (Table 2). The composite score combines the Tier 1 automated mean and the Tier 2 LLM-judge mean (averaged across the Claude and GPT judges), each min-max normalized to [0, 1] across the nine configurations and then averaged with equal weight. H4_sop_only achieved the highest composite score at only ~2,000 tokens, far below the template-anchored configurations and C_full (~56,000 tokens); as Section 3.5 shows, however, this ranking does not survive expert evaluation.</w:t>
+        <w:t>We ranked the nine configurations across the 405 Claude-generated documents using a composite score (Table 1). The composite score combines the Tier 1 automated mean and the Tier 2 LLM-judge mean (averaged across the Claude and GPT judges), each min-max normalized to [0, 1] across the nine configurations and then averaged with equal weight. H4_sop_only achieved the highest composite score at only ~2,000 tokens, far below the template-anchored configurations and C_full (~56,000 tokens); as Section 3.5 shows, however, this ranking does not survive expert evaluation.</w:t>
       </w:r>
     </w:p>
     <w:p>
@@ -1853,7 +1138,7 @@
           <w:i w:val="0"/>
           <w:sz w:val="24"/>
         </w:rPr>
-        <w:t>Table 2. Composite ranking of the nine configurations.</w:t>
+        <w:t>Table 1. Composite ranking of the nine configurations.</w:t>
       </w:r>
     </w:p>
     <w:tbl>
@@ -2758,7 +2043,7 @@
           <w:i w:val="0"/>
           <w:sz w:val="24"/>
         </w:rPr>
-        <w:t>The ablation effects of the four components are summarized in Table 3.</w:t>
+        <w:t>The ablation effects of the four components are summarized in Table 2.</w:t>
       </w:r>
     </w:p>
     <w:p>
@@ -2774,7 +2059,7 @@
           <w:i w:val="0"/>
           <w:sz w:val="24"/>
         </w:rPr>
-        <w:t>Table 3. Ablation effects of the four prompt components (Tier 2b GPT-judge ratings; the two configurations in each contrast are given in Section 2.4.2).</w:t>
+        <w:t>Table 2. Ablation effects of the four prompt components (Tier 2b GPT-judge ratings; the two configurations in each contrast are given in Section 2.4.2).</w:t>
       </w:r>
     </w:p>
     <w:tbl>
@@ -3814,7 +3099,7 @@
           <w:i w:val="0"/>
           <w:sz w:val="24"/>
         </w:rPr>
-        <w:t>Only rules remained significant after multiplicity correction [BH-adjusted p &lt; 0.001]. The document-skeleton effect was directionally positive with a bootstrap CI excluding zero, but the rank-based test was not significant [BH-adjusted p = 0.11], so we treat it as suggestive only; neither detailed content nor worked examples had a detectable effect. A supplementary contrast showed that H4_sop_only (a single SOP skeleton) and H3_skeleton (the full module skeleton) performed comparably [Δ = −0.009]. Stratified by task class (Table 3, right-hand columns), the rules effect was consistent in direction and magnitude across all three classes (+0.41 to +0.61) and did not reverse, whereas the other components fluctuated and were far smaller.</w:t>
+        <w:t>Only rules remained significant after multiplicity correction [BH-adjusted p &lt; 0.001]. The document-skeleton effect was directionally positive with a bootstrap CI excluding zero, but the rank-based test was not significant [BH-adjusted p = 0.11], so we treat it as suggestive only; neither detailed content nor worked examples had a detectable effect. A supplementary contrast showed that H4_sop_only (a single SOP skeleton) and H3_skeleton (the full module skeleton) performed comparably [Δ = −0.009]. Stratified by task class (Table 2, right-hand columns), the rules effect was consistent in direction and magnitude across all three classes (+0.41 to +0.61) and did not reverse, whereas the other components fluctuated and were far smaller.</w:t>
       </w:r>
     </w:p>
     <w:p>
@@ -3830,7 +3115,7 @@
           <w:i w:val="0"/>
           <w:sz w:val="24"/>
         </w:rPr>
-        <w:t>Decomposed by scoring dimension (GPT judge; n = 45 per configuration), the rules effect was largest for operability (+0.867) and professional depth (+0.644), and smaller for clause coverage (+0.400), PDCA closure (+0.333), and internal consistency (+0.311). The two largest gains thus fall on operability and professional depth rather than on the format- and structure-oriented dimensions, indicating that a rules constraint does not merely regularize a document's outward form but also increases the laboratory-specific technical detail written into it. This decomposition is by scoring dimension, not by document type: "professional depth" is only a proxy for technical specificity (Table 1), and a genuine stratification by document type cannot be performed here because the task set contains no technical documents (Section 4.6). These results apply only to the LLM-judge tier; the expert-tier comparisons appear in Section 3.5.</w:t>
+        <w:t>Decomposed by scoring dimension (GPT judge; n = 45 per configuration), the rules effect was largest for operability (+0.867) and professional depth (+0.644), and smaller for clause coverage (+0.400), PDCA closure (+0.333), and internal consistency (+0.311). The two largest gains thus fall on operability and professional depth rather than on the format- and structure-oriented dimensions, indicating that a rules constraint does not merely regularize a document's outward form but also increases the laboratory-specific technical detail written into it. This decomposition is by scoring dimension, not by document type: "professional depth" is only a proxy for technical specificity (Supplementary Table S2), and a genuine stratification by document type cannot be performed here because the task set contains no technical documents (Section 4.6). These results apply only to the LLM-judge tier; the expert-tier comparisons appear in Section 3.5.</w:t>
       </w:r>
     </w:p>
     <w:p>
@@ -4075,7 +3360,7 @@
           <w:i w:val="0"/>
           <w:sz w:val="24"/>
         </w:rPr>
-        <w:t>The ranking of the seven configurations is given in Table 4, and is almost the reverse of the LLM-judge tier (Figure 4b).</w:t>
+        <w:t>The ranking of the seven configurations is given in Table 3, and is almost the reverse of the LLM-judge tier (Figure 4b).</w:t>
       </w:r>
     </w:p>
     <w:p>
@@ -4091,7 +3376,7 @@
           <w:i w:val="0"/>
           <w:sz w:val="24"/>
         </w:rPr>
-        <w:t>Table 4. Scores for the seven sampled configurations (0–5 scale; sorted by expert mean; 1–2 documents per configuration).</w:t>
+        <w:t>Table 3. Scores for the seven sampled configurations (0–5 scale; sorted by expert mean; 1–2 documents per configuration).</w:t>
       </w:r>
     </w:p>
     <w:tbl>
@@ -5466,7 +4751,7 @@
           <w:i w:val="0"/>
           <w:sz w:val="21"/>
         </w:rPr>
-        <w:t>(a) Mean quality score against system-prompt size (symlog scale) for the expert panel (green squares), the Claude judge (orange circles), and the GPT judge (blue triangles), computed on the n = 10 expert-reviewed subset; short codes identify configurations, and shaded bands mark the token-efficient (E/H4) and expert-optimal (F/G) regions. (b) Configuration ranking at the LLM-judge tier (composite score, Table 2) versus the expert panel (Table 4): the LLM favorite H4_sop_only falls from first to fifth, whereas F_template rises from sixth to first.</w:t>
+        <w:t>(a) Mean quality score against system-prompt size (symlog scale) for the expert panel (green squares), the Claude judge (orange circles), and the GPT judge (blue triangles), computed on the n = 10 expert-reviewed subset; short codes identify configurations, and shaded bands mark the token-efficient (E/H4) and expert-optimal (F/G) regions. (b) Configuration ranking at the LLM-judge tier (composite score, Table 1) versus the expert panel (Table 3): the LLM favorite H4_sop_only falls from first to fifth, whereas F_template rises from sixth to first.</w:t>
       </w:r>
     </w:p>
     <w:p>
@@ -5638,7 +4923,7 @@
           <w:i w:val="0"/>
           <w:sz w:val="24"/>
         </w:rPr>
-        <w:t>The practical guidance from these two biases is as follows. The Claude judge's moderate agreement with the expert ranking [ICC(3,1) = 0.548] suggests it could serve as a first-pass filter in large-scale generation, screening out clearly low-quality outputs before expert review; however, the 95% CI of this coefficient crosses zero (n = 10; see Section 3.5), so this use requires confirmation in a larger sample. The GPT judge's poorer and non-significant agreement [ICC(3,1) = 0.217, p = 0.26] makes it unsuitable as a substitute for expert scoring. For documents intended for accreditation submission, formal QMS adoption, or operational use, expert final review remains indispensable. The configuration-level implications of these biases are summarized in Section 4.4 (Table 5).</w:t>
+        <w:t>The practical guidance from these two biases is as follows. The Claude judge's moderate agreement with the expert ranking [ICC(3,1) = 0.548] suggests it could serve as a first-pass filter in large-scale generation, screening out clearly low-quality outputs before expert review; however, the 95% CI of this coefficient crosses zero (n = 10; see Section 3.5), so this use requires confirmation in a larger sample. The GPT judge's poorer and non-significant agreement [ICC(3,1) = 0.217, p = 0.26] makes it unsuitable as a substitute for expert scoring. For documents intended for accreditation submission, formal QMS adoption, or operational use, expert final review remains indispensable. The configuration-level implications of these biases are summarized in Section 4.4 (Table 4).</w:t>
       </w:r>
     </w:p>
     <w:p>
@@ -5669,7 +4954,7 @@
           <w:i w:val="0"/>
           <w:sz w:val="24"/>
         </w:rPr>
-        <w:t>Synthesizing the three tiers, we summarize provisional configuration guidance for the principal use scenarios in Table 5. The key trade-off (Section 3.5, Section 3.6) is that the most token-efficient configurations score highest at the LLM-judge tier but lack the clinically grounded detail needed for formal submission, whereas template-anchored configurations score lower there yet receive the highest expert ratings.</w:t>
+        <w:t>Synthesizing the three tiers, we summarize provisional configuration guidance for the principal use scenarios in Table 4. The key trade-off (Section 3.5, Section 3.6) is that the most token-efficient configurations score highest at the LLM-judge tier but lack the clinically grounded detail needed for formal submission, whereas template-anchored configurations score lower there yet receive the highest expert ratings.</w:t>
       </w:r>
     </w:p>
     <w:p>
@@ -5685,7 +4970,7 @@
           <w:i w:val="0"/>
           <w:sz w:val="24"/>
         </w:rPr>
-        <w:t>Table 5. Provisional configuration guidance by use scenario.</w:t>
+        <w:t>Table 4. Provisional configuration guidance by use scenario.</w:t>
       </w:r>
     </w:p>
     <w:tbl>
@@ -6711,7 +5996,7 @@
           <w:i w:val="0"/>
           <w:sz w:val="24"/>
         </w:rPr>
-        <w:t>A practical workflow emerging from these data is to: (i) generate a rapid first draft with H4_sop_only; (ii) supplement the practical clinical detail through manual review or targeted re-prompting; and (iii) regenerate or refine the final document for accreditation submission using G_template_rules. It should be emphasized that every configuration in Table 5 produces only a reference draft: all require revision by laboratory staff and final expert review before use for accreditation, and the configurations differ only in the completeness of that draft, not in whether expert review is needed. The amount of manual rework each configuration requires was not quantified in this study and is a direction for future work.</w:t>
+        <w:t>A practical workflow emerging from these data is to: (i) generate a rapid first draft with H4_sop_only; (ii) supplement the practical clinical detail through manual review or targeted re-prompting; and (iii) regenerate or refine the final document for accreditation submission using G_template_rules. It should be emphasized that every configuration in Table 4 produces only a reference draft: all require revision by laboratory staff and final expert review before use for accreditation, and the configurations differ only in the completeness of that draft, not in whether expert review is needed. The amount of manual rework each configuration requires was not quantified in this study and is a direction for future work.</w:t>
       </w:r>
     </w:p>
     <w:p>
@@ -6884,7 +6169,7 @@
           <w:i w:val="0"/>
           <w:sz w:val="24"/>
         </w:rPr>
-        <w:t>The optimal prompt configuration for LLM-assisted ISO 15189 QMS document generation varies with the evaluation tier: the LLM-judge favorite H4_sop_only fell to fifth under expert review, whereas the template-anchored F_template, H2_keep_examples, and G_template_rules ranked highest (Table 4). Either way, the output is only a reference draft and cannot be submitted directly. Minimal prompts give a quick-start outline; template-anchored configurations give a working draft closer to submission form, whose value lies in a reliable document skeleton – the content that actually determines accreditation readiness (the laboratory's own quality-control data, patient data distributions, and proficiency-testing history) must be entered and interpreted by competent personnel, because an LLM does not hold these data. Nor is more context safer: C_full (~56,000 tokens), which loads the full reference corpus, should instead be used with caution, particularly when generation is performed by GPT-5.4 (its failure modes were observed only at the automated and LLM-judge tiers). Evaluation, too, cannot be delegated: LLM-as-judge is suitable only for pre-screening large numbers of drafts before expert review – the Claude judge is tentatively adequate for this role [ICC(3,1) = 0.548, 95% CI crossing zero, n = 10], whereas the GPT-5.4 judge is not [ICC(3,1) = 0.217]. Ultimately, ISO 15189 documentation is the process by which laboratory staff learn processes and risks, take responsibility, and demonstrate competence; an LLM can take over only its routine textual work – expert final review remains indispensable.</w:t>
+        <w:t>The optimal prompt configuration for LLM-assisted ISO 15189 QMS document generation varies with the evaluation tier: the LLM-judge favorite H4_sop_only fell to fifth under expert review, whereas the template-anchored F_template, H2_keep_examples, and G_template_rules ranked highest (Table 3). Either way, the output is only a reference draft and cannot be submitted directly. Minimal prompts give a quick-start outline; template-anchored configurations give a working draft closer to submission form, whose value lies in a reliable document skeleton – the content that actually determines accreditation readiness (the laboratory's own quality-control data, patient data distributions, and proficiency-testing history) must be entered and interpreted by competent personnel, because an LLM does not hold these data. Nor is more context safer: C_full (~56,000 tokens), which loads the full reference corpus, should instead be used with caution, particularly when generation is performed by GPT-5.4 (its failure modes were observed only at the automated and LLM-judge tiers). Evaluation, too, cannot be delegated: LLM-as-judge is suitable only for pre-screening large numbers of drafts before expert review – the Claude judge is tentatively adequate for this role [ICC(3,1) = 0.548, 95% CI crossing zero, n = 10], whereas the GPT-5.4 judge is not [ICC(3,1) = 0.217]. Ultimately, ISO 15189 documentation is the process by which laboratory staff learn processes and risks, take responsibility, and demonstrate competence; an LLM can take over only its routine textual work – expert final review remains indispensable.</w:t>
       </w:r>
     </w:p>
     <w:p>
@@ -7548,7 +6833,7 @@
           <w:i w:val="0"/>
           <w:sz w:val="24"/>
         </w:rPr>
-        <w:t>: 5</w:t>
+        <w:t>: 4</w:t>
       </w:r>
     </w:p>
     <w:p>

--- a/submission_files/Liu_2026_CCLM_manuscript.docx
+++ b/submission_files/Liu_2026_CCLM_manuscript.docx
@@ -4544,7 +4544,7 @@
           <w:i w:val="0"/>
           <w:sz w:val="24"/>
         </w:rPr>
-        <w:t>The top three are all template-anchored (F_template, H2_keep_examples, G_template_rules), whereas H4_sop_only – ranked first at the LLM-judge tier – fell to fifth, only 0.16 points above the no-prompt baseline A_bare. The most overestimated were C_full and H4_sop_only (about 1 point above the experts): both comply in structure and terminology but lack the clinically grounded operational detail that only experts detect. The token-efficient advantage of skeleton configurations at the LLM-judge tier is therefore not borne out under expert evaluation. With only 1–2 documents per configuration, this ranking is preliminary.</w:t>
+        <w:t>The top three are all template-anchored (F_template, H2_keep_examples, G_template_rules; expert means 4.06–4.24), whereas H4_sop_only – ranked first at the LLM-judge tier – fell to fifth, only 0.16 points above the no-prompt baseline A_bare. The most overestimated were C_full and H4_sop_only (about 1 point above the experts): both comply in structure and terminology but lack the clinically grounded operational detail that only experts detect. The token-efficient advantage of skeleton configurations at the LLM-judge tier is therefore not borne out under expert evaluation. With only 1–2 documents per configuration, this ranking is preliminary.</w:t>
       </w:r>
     </w:p>
     <w:p>
@@ -6799,7 +6799,7 @@
           <w:i w:val="0"/>
           <w:sz w:val="24"/>
         </w:rPr>
-        <w:t>Word count (main text including references)</w:t>
+        <w:t>Word count (main text, excluding title page, abstract, tables, figures, and references)</w:t>
       </w:r>
       <w:r>
         <w:rPr>
@@ -6808,7 +6808,7 @@
           <w:i w:val="0"/>
           <w:sz w:val="24"/>
         </w:rPr>
-        <w:t>: ~7900 words</w:t>
+        <w:t>: ~5,500 words</w:t>
       </w:r>
     </w:p>
     <w:p>

--- a/submission_files/Liu_2026_CCLM_manuscript.docx
+++ b/submission_files/Liu_2026_CCLM_manuscript.docx
@@ -365,7 +365,7 @@
           <w:i w:val="0"/>
           <w:sz w:val="24"/>
         </w:rPr>
-        <w:t>: accreditation; artificial intelligence; inter-rater reliability; large language models; medical laboratory</w:t>
+        <w:t>: ISO 15189; large language models; LLM-as-judge; medical laboratory accreditation; prompt engineering; quality management system</w:t>
       </w:r>
     </w:p>
     <w:p>
